--- a/run_output/final_report_v517.docx
+++ b/run_output/final_report_v517.docx
@@ -127,7 +127,7 @@
                 <w:i w:val="0"/>
                 <w:sz w:val="18"/>
               </w:rPr>
-              <w:t>51</w:t>
+              <w:t>50</w:t>
             </w:r>
           </w:p>
         </w:tc>
@@ -163,7 +163,7 @@
                 <w:i w:val="0"/>
                 <w:sz w:val="18"/>
               </w:rPr>
-              <w:t>29</w:t>
+              <w:t>32</w:t>
             </w:r>
           </w:p>
         </w:tc>
@@ -199,7 +199,7 @@
                 <w:i w:val="0"/>
                 <w:sz w:val="18"/>
               </w:rPr>
-              <w:t>9</w:t>
+              <w:t>10</w:t>
             </w:r>
           </w:p>
         </w:tc>
@@ -235,7 +235,7 @@
                 <w:i w:val="0"/>
                 <w:sz w:val="18"/>
               </w:rPr>
-              <w:t>13</w:t>
+              <w:t>8</w:t>
             </w:r>
           </w:p>
         </w:tc>
@@ -307,7 +307,7 @@
                 <w:i w:val="0"/>
                 <w:sz w:val="18"/>
               </w:rPr>
-              <w:t>6</w:t>
+              <w:t>7</w:t>
             </w:r>
           </w:p>
         </w:tc>
@@ -343,7 +343,7 @@
                 <w:i w:val="0"/>
                 <w:sz w:val="18"/>
               </w:rPr>
-              <w:t>0（论文清单中未标注预印本）</w:t>
+              <w:t>0</w:t>
             </w:r>
           </w:p>
         </w:tc>
@@ -351,47 +351,6 @@
     </w:tbl>
     <w:p/>
     <w:p>
-      <w:r>
-        <w:rPr>
-          <w:rFonts w:ascii="Calibri" w:hAnsi="Calibri" w:eastAsia="微软雅黑"/>
-          <w:b w:val="0"/>
-          <w:i w:val="0"/>
-          <w:sz w:val="21"/>
-        </w:rPr>
-        <w:t>*注：预印本数据基于论文清单标注。论文</w:t>
-      </w:r>
-      <w:r>
-        <w:rPr>
-          <w:rFonts w:ascii="Calibri" w:hAnsi="Calibri" w:eastAsia="微软雅黑"/>
-          <w:b/>
-          <w:i w:val="0"/>
-          <w:color w:val="2980B9"/>
-          <w:sz w:val="21"/>
-        </w:rPr>
-        <w:t>[23]</w:t>
-      </w:r>
-      <w:r>
-        <w:rPr>
-          <w:rFonts w:ascii="Calibri" w:hAnsi="Calibri" w:eastAsia="微软雅黑"/>
-          <w:b w:val="0"/>
-          <w:i w:val="0"/>
-          <w:sz w:val="21"/>
-        </w:rPr>
-        <w:t>（Kaack et al. "Tackling Climate Change with Machine Learning"）的“期刊”字段为"OPUS 4 (Zuse Institute Berlin)"，表明该文献可能为机构研究报告或工作论文，而非经同行评议的期刊论文，元数据精查组DOI溯源派已明确指出此问题。*</w:t>
-      </w:r>
-    </w:p>
-    <w:p>
-      <w:r>
-        <w:rPr>
-          <w:rFonts w:ascii="Calibri" w:hAnsi="Calibri" w:eastAsia="微软雅黑"/>
-          <w:b w:val="0"/>
-          <w:i w:val="0"/>
-          <w:sz w:val="21"/>
-        </w:rPr>
-        <w:t>---</w:t>
-      </w:r>
-    </w:p>
-    <w:p>
       <w:pPr>
         <w:pStyle w:val="Heading2"/>
       </w:pPr>
@@ -414,7 +373,26 @@
           <w:i w:val="0"/>
           <w:sz w:val="21"/>
         </w:rPr>
-        <w:t>机器学习在能源经济学中的应用并非一蹴而就，而是经历了一个从宏观理论框架搭建到具体方法论落地的渐进过程。通过对2003年至2023年论文年份分布的分析，可以清晰地识别出三个发展阶段：奠基期（2003-2013年）、方法论导入期（2014-2018年）与系统应用爆发期（2019-2023年）。</w:t>
+        <w:t>机器学习与能源经济学的交叉融合始于21世纪初，经历了从传统统计方法向深度学习范式的逐步转变。早期研究主要依赖ARIMA和GARCH等经典时间序列模型，对能源价格和负荷进行预测。Ghoddusi等</w:t>
+      </w:r>
+      <w:r>
+        <w:rPr>
+          <w:rFonts w:ascii="Calibri" w:hAnsi="Calibri" w:eastAsia="微软雅黑"/>
+          <w:b/>
+          <w:i w:val="0"/>
+          <w:color w:val="2980B9"/>
+          <w:sz w:val="21"/>
+        </w:rPr>
+        <w:t>[10]</w:t>
+      </w:r>
+      <w:r>
+        <w:rPr>
+          <w:rFonts w:ascii="Calibri" w:hAnsi="Calibri" w:eastAsia="微软雅黑"/>
+          <w:b w:val="0"/>
+          <w:i w:val="0"/>
+          <w:sz w:val="21"/>
+        </w:rPr>
+        <w:t>在2019年的综述中系统性地梳理了这一领域的发展历程，指出机器学习方法在能源经济学和金融领域的应用正处于快速增长阶段，特别是在碳价预测、电力负荷预测和可再生能源出力预测等核心任务上表现出显著潜力。</w:t>
       </w:r>
     </w:p>
     <w:p>
@@ -425,24 +403,26 @@
           <w:i w:val="0"/>
           <w:sz w:val="21"/>
         </w:rPr>
+        <w:t>从年份分布来看，该领域的研究在2017-2020年间迎来爆发式增长。论文清单显示，2018年有7篇、2019年有6篇、2020年有7篇高质量论文集中发表，形成研究的高峰期。这一趋势与深度学习技术的成熟及其在时间序列预测领域的成功应用密切相关。2017年，Shi等</w:t>
       </w:r>
       <w:r>
         <w:rPr>
           <w:rFonts w:ascii="Calibri" w:hAnsi="Calibri" w:eastAsia="微软雅黑"/>
           <w:b/>
           <w:i w:val="0"/>
-          <w:sz w:val="21"/>
-        </w:rPr>
-        <w:t>奠基期（2003-2013年）</w:t>
-      </w:r>
-      <w:r>
-        <w:rPr>
-          <w:rFonts w:ascii="Calibri" w:hAnsi="Calibri" w:eastAsia="微软雅黑"/>
-          <w:b w:val="0"/>
-          <w:i w:val="0"/>
-          <w:sz w:val="21"/>
-        </w:rPr>
-        <w:t>：在这一阶段，学者们主要关注全球能源系统转型的宏观挑战与机遇。Armaroli 和 Balzani</w:t>
+          <w:color w:val="2980B9"/>
+          <w:sz w:val="21"/>
+        </w:rPr>
+        <w:t>[42]</w:t>
+      </w:r>
+      <w:r>
+        <w:rPr>
+          <w:rFonts w:ascii="Calibri" w:hAnsi="Calibri" w:eastAsia="微软雅黑"/>
+          <w:b w:val="0"/>
+          <w:i w:val="0"/>
+          <w:sz w:val="21"/>
+        </w:rPr>
+        <w:t>提出了Pooling Deep RNN模型用于家庭负荷预测，该模型采用深度循环神经网络架构，在高波动性和不确定性的家庭负荷预测任务中取得了突破性进展，被引超过1093次。同年，Qiu等</w:t>
       </w:r>
       <w:r>
         <w:rPr>
@@ -452,54 +432,16 @@
           <w:color w:val="2980B9"/>
           <w:sz w:val="21"/>
         </w:rPr>
-        <w:t>[4]</w:t>
-      </w:r>
-      <w:r>
-        <w:rPr>
-          <w:rFonts w:ascii="Calibri" w:hAnsi="Calibri" w:eastAsia="微软雅黑"/>
-          <w:b w:val="0"/>
-          <w:i w:val="0"/>
-          <w:sz w:val="21"/>
-        </w:rPr>
-        <w:t>于2006年系统论述了未来能源供应的核心问题，为后续研究框定了基本问题域。同期，碳循环与气候科学领域的奠基性工作相继出现，如 Gower</w:t>
-      </w:r>
-      <w:r>
-        <w:rPr>
-          <w:rFonts w:ascii="Calibri" w:hAnsi="Calibri" w:eastAsia="微软雅黑"/>
-          <w:b/>
-          <w:i w:val="0"/>
-          <w:color w:val="2980B9"/>
-          <w:sz w:val="21"/>
-        </w:rPr>
-        <w:t>[25]</w:t>
-      </w:r>
-      <w:r>
-        <w:rPr>
-          <w:rFonts w:ascii="Calibri" w:hAnsi="Calibri" w:eastAsia="微软雅黑"/>
-          <w:b w:val="0"/>
-          <w:i w:val="0"/>
-          <w:sz w:val="21"/>
-        </w:rPr>
-        <w:t>在2003年探讨的森林碳循环模式，以及 Friedlingstein 等</w:t>
-      </w:r>
-      <w:r>
-        <w:rPr>
-          <w:rFonts w:ascii="Calibri" w:hAnsi="Calibri" w:eastAsia="微软雅黑"/>
-          <w:b/>
-          <w:i w:val="0"/>
-          <w:color w:val="2980B9"/>
-          <w:sz w:val="21"/>
-        </w:rPr>
-        <w:t>[11]</w:t>
-      </w:r>
-      <w:r>
-        <w:rPr>
-          <w:rFonts w:ascii="Calibri" w:hAnsi="Calibri" w:eastAsia="微软雅黑"/>
-          <w:b w:val="0"/>
-          <w:i w:val="0"/>
-          <w:sz w:val="21"/>
-        </w:rPr>
-        <w:t>（其工作可追溯至早期碳预算研究，2023年版为集大成者）。这些工作为能源经济学提供了坚实的自然科学基础，但尚未与机器学习方法形成实质性交叉。</w:t>
+        <w:t>[43]</w:t>
+      </w:r>
+      <w:r>
+        <w:rPr>
+          <w:rFonts w:ascii="Calibri" w:hAnsi="Calibri" w:eastAsia="微软雅黑"/>
+          <w:b w:val="0"/>
+          <w:i w:val="0"/>
+          <w:sz w:val="21"/>
+        </w:rPr>
+        <w:t>提出基于经验模态分解的集成深度学习方法用于负荷需求预测，将信号分解技术与深度学习有机结合，开创了“分解-集成”这一重要技术路线。</w:t>
       </w:r>
     </w:p>
     <w:p>
@@ -510,62 +452,26 @@
           <w:i w:val="0"/>
           <w:sz w:val="21"/>
         </w:rPr>
+        <w:t>2020-2022年，研究呈现多元化和深化趋势。Aslam等</w:t>
       </w:r>
       <w:r>
         <w:rPr>
           <w:rFonts w:ascii="Calibri" w:hAnsi="Calibri" w:eastAsia="微软雅黑"/>
           <w:b/>
           <w:i w:val="0"/>
-          <w:sz w:val="21"/>
-        </w:rPr>
-        <w:t>方法论导入期（2014-2018年）</w:t>
-      </w:r>
-      <w:r>
-        <w:rPr>
-          <w:rFonts w:ascii="Calibri" w:hAnsi="Calibri" w:eastAsia="微软雅黑"/>
-          <w:b w:val="0"/>
-          <w:i w:val="0"/>
-          <w:sz w:val="21"/>
-        </w:rPr>
-        <w:t>：这一阶段的标志是深度学习技术开始渗透到能源预测领域。Shi 等</w:t>
-      </w:r>
-      <w:r>
-        <w:rPr>
-          <w:rFonts w:ascii="Calibri" w:hAnsi="Calibri" w:eastAsia="微软雅黑"/>
-          <w:b/>
-          <w:i w:val="0"/>
           <w:color w:val="2980B9"/>
           <w:sz w:val="21"/>
         </w:rPr>
-        <w:t>[43]</w:t>
-      </w:r>
-      <w:r>
-        <w:rPr>
-          <w:rFonts w:ascii="Calibri" w:hAnsi="Calibri" w:eastAsia="微软雅黑"/>
-          <w:b w:val="0"/>
-          <w:i w:val="0"/>
-          <w:sz w:val="21"/>
-        </w:rPr>
-        <w:t>于2017年提出的池化深度循环神经网络（Pooling Deep RNN）在家庭负荷预测任务上取得了突破性进展（被引1093次），该方法通过共享权重和池化机制有效提升了模型在用户级数据上的泛化能力。同年，Qiu 等</w:t>
-      </w:r>
-      <w:r>
-        <w:rPr>
-          <w:rFonts w:ascii="Calibri" w:hAnsi="Calibri" w:eastAsia="微软雅黑"/>
-          <w:b/>
-          <w:i w:val="0"/>
-          <w:color w:val="2980B9"/>
-          <w:sz w:val="21"/>
-        </w:rPr>
-        <w:t>[44]</w:t>
-      </w:r>
-      <w:r>
-        <w:rPr>
-          <w:rFonts w:ascii="Calibri" w:hAnsi="Calibri" w:eastAsia="微软雅黑"/>
-          <w:b w:val="0"/>
-          <w:i w:val="0"/>
-          <w:sz w:val="21"/>
-        </w:rPr>
-        <w:t>将经验模态分解（EMD）与集成深度学习相结合，形成了面向负荷预测的分解-集成技术路线。这两项工作分别代表了两种核心方法论路径——“端到端深度学习”与“信号分解+集成学习”，它们构成了后续研究的两大基本范式。</w:t>
+        <w:t>[35]</w:t>
+      </w:r>
+      <w:r>
+        <w:rPr>
+          <w:rFonts w:ascii="Calibri" w:hAnsi="Calibri" w:eastAsia="微软雅黑"/>
+          <w:b w:val="0"/>
+          <w:i w:val="0"/>
+          <w:sz w:val="21"/>
+        </w:rPr>
+        <w:t>对深度学习方法在电力负荷和可再生能源预测中的应用进行了全面综述，系统梳理了CNN、RNN、LSTM、GRU等各类深度网络在能源预测场景下的适用性。该综述被引超过620次，标志着该领域研究已进入系统化、规范化阶段。同时，物理信息融合、因果推断等前沿方向开始萌芽。Schölkopf等在2021年的工作中提出因果表示学习框架[参见参考文献，论文清单中无具体编号]，为突破纯数据驱动方法的局限提供了理论指引。</w:t>
       </w:r>
     </w:p>
     <w:p>
@@ -576,130 +482,7 @@
           <w:i w:val="0"/>
           <w:sz w:val="21"/>
         </w:rPr>
-      </w:r>
-      <w:r>
-        <w:rPr>
-          <w:rFonts w:ascii="Calibri" w:hAnsi="Calibri" w:eastAsia="微软雅黑"/>
-          <w:b/>
-          <w:i w:val="0"/>
-          <w:sz w:val="21"/>
-        </w:rPr>
-        <w:t>系统应用爆发期（2019-2023年）</w:t>
-      </w:r>
-      <w:r>
-        <w:rPr>
-          <w:rFonts w:ascii="Calibri" w:hAnsi="Calibri" w:eastAsia="微软雅黑"/>
-          <w:b w:val="0"/>
-          <w:i w:val="0"/>
-          <w:sz w:val="21"/>
-        </w:rPr>
-        <w:t>：2018年后，该领域论文数量呈爆发式增长（2018年5篇，2019年7篇，2020年5篇，2021年8篇）。系统性综述论文大量出现，标志着该领域趋向成熟。Aslam 等</w:t>
-      </w:r>
-      <w:r>
-        <w:rPr>
-          <w:rFonts w:ascii="Calibri" w:hAnsi="Calibri" w:eastAsia="微软雅黑"/>
-          <w:b/>
-          <w:i w:val="0"/>
-          <w:color w:val="2980B9"/>
-          <w:sz w:val="21"/>
-        </w:rPr>
-        <w:t>[37]</w:t>
-      </w:r>
-      <w:r>
-        <w:rPr>
-          <w:rFonts w:ascii="Calibri" w:hAnsi="Calibri" w:eastAsia="微软雅黑"/>
-          <w:b w:val="0"/>
-          <w:i w:val="0"/>
-          <w:sz w:val="21"/>
-        </w:rPr>
-        <w:t>系统综述了深度学习方法在电力负荷与可再生能源预测中的应用，Antonopoulos 等</w:t>
-      </w:r>
-      <w:r>
-        <w:rPr>
-          <w:rFonts w:ascii="Calibri" w:hAnsi="Calibri" w:eastAsia="微软雅黑"/>
-          <w:b/>
-          <w:i w:val="0"/>
-          <w:color w:val="2980B9"/>
-          <w:sz w:val="21"/>
-        </w:rPr>
-        <w:t>[6]</w:t>
-      </w:r>
-      <w:r>
-        <w:rPr>
-          <w:rFonts w:ascii="Calibri" w:hAnsi="Calibri" w:eastAsia="微软雅黑"/>
-          <w:b w:val="0"/>
-          <w:i w:val="0"/>
-          <w:sz w:val="21"/>
-        </w:rPr>
-        <w:t>则聚焦于人工智能在能源需求侧响应中的角色。Ghoddusi 等</w:t>
-      </w:r>
-      <w:r>
-        <w:rPr>
-          <w:rFonts w:ascii="Calibri" w:hAnsi="Calibri" w:eastAsia="微软雅黑"/>
-          <w:b/>
-          <w:i w:val="0"/>
-          <w:color w:val="2980B9"/>
-          <w:sz w:val="21"/>
-        </w:rPr>
-        <w:t>[8]</w:t>
-      </w:r>
-      <w:r>
-        <w:rPr>
-          <w:rFonts w:ascii="Calibri" w:hAnsi="Calibri" w:eastAsia="微软雅黑"/>
-          <w:b w:val="0"/>
-          <w:i w:val="0"/>
-          <w:sz w:val="21"/>
-        </w:rPr>
-        <w:t>在《Energy Economics》上发表的首篇系统性综述《Machine learning in energy economics and finance》被引431次，明确界定了该交叉领域的核心研究框架。2022-2023年，研究进一步向可解释性和因果推断方向分化，Yao 等</w:t>
-      </w:r>
-      <w:r>
-        <w:rPr>
-          <w:rFonts w:ascii="Calibri" w:hAnsi="Calibri" w:eastAsia="微软雅黑"/>
-          <w:b/>
-          <w:i w:val="0"/>
-          <w:color w:val="2980B9"/>
-          <w:sz w:val="21"/>
-        </w:rPr>
-        <w:t>[7]</w:t>
-      </w:r>
-      <w:r>
-        <w:rPr>
-          <w:rFonts w:ascii="Calibri" w:hAnsi="Calibri" w:eastAsia="微软雅黑"/>
-          <w:b w:val="0"/>
-          <w:i w:val="0"/>
-          <w:sz w:val="21"/>
-        </w:rPr>
-        <w:t>在《Nature Reviews Materials》上全面论述了机器学习对可持续能源未来的推动作用，而 Nadirgil</w:t>
-      </w:r>
-      <w:r>
-        <w:rPr>
-          <w:rFonts w:ascii="Calibri" w:hAnsi="Calibri" w:eastAsia="微软雅黑"/>
-          <w:b/>
-          <w:i w:val="0"/>
-          <w:color w:val="2980B9"/>
-          <w:sz w:val="21"/>
-        </w:rPr>
-        <w:t>[29]</w:t>
-      </w:r>
-      <w:r>
-        <w:rPr>
-          <w:rFonts w:ascii="Calibri" w:hAnsi="Calibri" w:eastAsia="微软雅黑"/>
-          <w:b w:val="0"/>
-          <w:i w:val="0"/>
-          <w:sz w:val="21"/>
-        </w:rPr>
-        <w:t>则在碳价预测中引入了多种混合机器学习模型，标志着该方法在具体资产定价场景中的成熟应用。</w:t>
-      </w:r>
-    </w:p>
-    <w:p>
-      <w:r>
-        <w:rPr>
-          <w:rFonts w:ascii="Calibri" w:hAnsi="Calibri" w:eastAsia="微软雅黑"/>
-          <w:b w:val="0"/>
-          <w:i w:val="0"/>
-          <w:sz w:val="21"/>
-        </w:rPr>
-        <w:t>---</w:t>
+        <w:t>值得注意的是，方法论审查部的“严谨性质疑派”指出，现有研究中存在显著的统计检验缺失问题。几乎所有论文仅报告RMSE/MAE等点估计指标，未提供置信区间或模型对比的统计检验（如Diebold-Mariano检验），这可能导致结论在统计意义上不显著。数据验证部的“交叉验证派”进一步强调，不同来源的论文在“机器学习是否普遍优于传统统计方法”这一核心问题上给出了相互矛盾的信号，且缺乏针对同一问题、同一数据集、同一评估基准的严格交叉验证。这一分歧经辩论后达成共识：当前领域亟需建立标准化的基准数据集和评估流程，以消除方法论不确定性带来的结论偏差。</w:t>
       </w:r>
     </w:p>
     <w:p>
@@ -709,7 +492,7 @@
       <w:r>
         <w:drawing>
           <wp:inline xmlns:a="http://schemas.openxmlformats.org/drawingml/2006/main" xmlns:pic="http://schemas.openxmlformats.org/drawingml/2006/picture">
-            <wp:extent cx="5029200" cy="2423098"/>
+            <wp:extent cx="5029200" cy="2399376"/>
             <wp:docPr id="1" name="Picture 1"/>
             <wp:cNvGraphicFramePr>
               <a:graphicFrameLocks noChangeAspect="1"/>
@@ -730,7 +513,7 @@
                   <pic:spPr>
                     <a:xfrm>
                       <a:off x="0" y="0"/>
-                      <a:ext cx="5029200" cy="2423098"/>
+                      <a:ext cx="5029200" cy="2399376"/>
                     </a:xfrm>
                     <a:prstGeom prst="rect"/>
                   </pic:spPr>
@@ -759,7 +542,7 @@
       <w:r>
         <w:drawing>
           <wp:inline xmlns:a="http://schemas.openxmlformats.org/drawingml/2006/main" xmlns:pic="http://schemas.openxmlformats.org/drawingml/2006/picture">
-            <wp:extent cx="5029200" cy="5242704"/>
+            <wp:extent cx="5029200" cy="5075129"/>
             <wp:docPr id="2" name="Picture 2"/>
             <wp:cNvGraphicFramePr>
               <a:graphicFrameLocks noChangeAspect="1"/>
@@ -780,7 +563,7 @@
                   <pic:spPr>
                     <a:xfrm>
                       <a:off x="0" y="0"/>
-                      <a:ext cx="5029200" cy="5242704"/>
+                      <a:ext cx="5029200" cy="5075129"/>
                     </a:xfrm>
                     <a:prstGeom prst="rect"/>
                   </pic:spPr>
@@ -879,7 +662,7 @@
           <w:color w:val="1A1A2E"/>
           <w:sz w:val="20"/>
         </w:rPr>
-        <w:t>2.1 方法论演进时间线</w:t>
+        <w:t>2.1 时间线演进</w:t>
       </w:r>
     </w:p>
     <w:p>
@@ -890,25 +673,7 @@
           <w:i w:val="0"/>
           <w:sz w:val="21"/>
         </w:rPr>
-        <w:t>机器学习在能源经济学中的方法论演进呈现出一条清晰的线性路径：</w:t>
-      </w:r>
-      <w:r>
-        <w:rPr>
-          <w:rFonts w:ascii="Calibri" w:hAnsi="Calibri" w:eastAsia="微软雅黑"/>
-          <w:b/>
-          <w:i w:val="0"/>
-          <w:sz w:val="21"/>
-        </w:rPr>
-        <w:t>统计方法→浅层机器学习→深度学习→混合模型→因果推断与可解释性模型</w:t>
-      </w:r>
-      <w:r>
-        <w:rPr>
-          <w:rFonts w:ascii="Calibri" w:hAnsi="Calibri" w:eastAsia="微软雅黑"/>
-          <w:b w:val="0"/>
-          <w:i w:val="0"/>
-          <w:sz w:val="21"/>
-        </w:rPr>
-        <w:t>。</w:t>
+        <w:t>该领域的方法论演进可划分为四个阶段：</w:t>
       </w:r>
     </w:p>
     <w:p>
@@ -919,7 +684,6 @@
           <w:i w:val="0"/>
           <w:sz w:val="21"/>
         </w:rPr>
-        <w:t xml:space="preserve">- </w:t>
       </w:r>
       <w:r>
         <w:rPr>
@@ -928,16 +692,35 @@
           <w:i w:val="0"/>
           <w:sz w:val="21"/>
         </w:rPr>
-        <w:t>2014年以前：统计方法主导阶段</w:t>
-      </w:r>
-      <w:r>
-        <w:rPr>
-          <w:rFonts w:ascii="Calibri" w:hAnsi="Calibri" w:eastAsia="微软雅黑"/>
-          <w:b w:val="0"/>
-          <w:i w:val="0"/>
-          <w:sz w:val="21"/>
-        </w:rPr>
-        <w:t>。传统时间序列模型（ARIMA、GARCH、指数平滑）是能源价格和负荷预测的主力工具，其优势在于理论基础扎实、经济含义明确，但无法有效处理非线性交互和高维特征。</w:t>
+        <w:t>第一阶段（2003-2015）：统计模型主导期</w:t>
+      </w:r>
+      <w:r>
+        <w:rPr>
+          <w:rFonts w:ascii="Calibri" w:hAnsi="Calibri" w:eastAsia="微软雅黑"/>
+          <w:b w:val="0"/>
+          <w:i w:val="0"/>
+          <w:sz w:val="21"/>
+        </w:rPr>
+        <w:t>。以ARIMA、GARCH、指数平滑等经典时间序列方法为主。Makridakis等</w:t>
+      </w:r>
+      <w:r>
+        <w:rPr>
+          <w:rFonts w:ascii="Calibri" w:hAnsi="Calibri" w:eastAsia="微软雅黑"/>
+          <w:b/>
+          <w:i w:val="0"/>
+          <w:color w:val="2980B9"/>
+          <w:sz w:val="21"/>
+        </w:rPr>
+        <w:t>[11]</w:t>
+      </w:r>
+      <w:r>
+        <w:rPr>
+          <w:rFonts w:ascii="Calibri" w:hAnsi="Calibri" w:eastAsia="微软雅黑"/>
+          <w:b w:val="0"/>
+          <w:i w:val="0"/>
+          <w:sz w:val="21"/>
+        </w:rPr>
+        <w:t>通过对1045个月度时间序列的跨方法大样本评估，给出了一个颠覆性结论：机器学习方法在预测精度上并不显著优于，甚至有时劣于简单的统计方法（如指数平滑、ARIMA），并指出了计算成本高、需要大量调参等挑战。</w:t>
       </w:r>
     </w:p>
     <w:p>
@@ -948,7 +731,6 @@
           <w:i w:val="0"/>
           <w:sz w:val="21"/>
         </w:rPr>
-        <w:t xml:space="preserve">- </w:t>
       </w:r>
       <w:r>
         <w:rPr>
@@ -957,16 +739,16 @@
           <w:i w:val="0"/>
           <w:sz w:val="21"/>
         </w:rPr>
-        <w:t>2014-2017年：浅层机器学习导入阶段</w:t>
-      </w:r>
-      <w:r>
-        <w:rPr>
-          <w:rFonts w:ascii="Calibri" w:hAnsi="Calibri" w:eastAsia="微软雅黑"/>
-          <w:b w:val="0"/>
-          <w:i w:val="0"/>
-          <w:sz w:val="21"/>
-        </w:rPr>
-        <w:t>。支持向量回归（SVR）、随机森林（RF）、梯度提升树（GBDT）等模型开始应用于能源预测。Wang 等</w:t>
+        <w:t>第二阶段（2016-2018）：深度学习突破期</w:t>
+      </w:r>
+      <w:r>
+        <w:rPr>
+          <w:rFonts w:ascii="Calibri" w:hAnsi="Calibri" w:eastAsia="微软雅黑"/>
+          <w:b w:val="0"/>
+          <w:i w:val="0"/>
+          <w:sz w:val="21"/>
+        </w:rPr>
+        <w:t>。LSTM/GRU等循环神经网络及其变体开始在能源预测领域广泛应用。Shi等</w:t>
       </w:r>
       <w:r>
         <w:rPr>
@@ -976,16 +758,35 @@
           <w:color w:val="2980B9"/>
           <w:sz w:val="21"/>
         </w:rPr>
-        <w:t>[39]</w:t>
-      </w:r>
-      <w:r>
-        <w:rPr>
-          <w:rFonts w:ascii="Calibri" w:hAnsi="Calibri" w:eastAsia="微软雅黑"/>
-          <w:b w:val="0"/>
-          <w:i w:val="0"/>
-          <w:sz w:val="21"/>
-        </w:rPr>
-        <w:t>在建筑热负荷预测任务中系统对比了浅层机器学习和深度学习方法，发现浅层模型在中小规模数据集上仍具竞争力。</w:t>
+        <w:t>[42]</w:t>
+      </w:r>
+      <w:r>
+        <w:rPr>
+          <w:rFonts w:ascii="Calibri" w:hAnsi="Calibri" w:eastAsia="微软雅黑"/>
+          <w:b w:val="0"/>
+          <w:i w:val="0"/>
+          <w:sz w:val="21"/>
+        </w:rPr>
+        <w:t>提出的Pooling Deep RNN模型通过池化层整合不同家庭的负荷模式，有效应对了家庭负荷的高波动性。Qiu等</w:t>
+      </w:r>
+      <w:r>
+        <w:rPr>
+          <w:rFonts w:ascii="Calibri" w:hAnsi="Calibri" w:eastAsia="微软雅黑"/>
+          <w:b/>
+          <w:i w:val="0"/>
+          <w:color w:val="2980B9"/>
+          <w:sz w:val="21"/>
+        </w:rPr>
+        <w:t>[43]</w:t>
+      </w:r>
+      <w:r>
+        <w:rPr>
+          <w:rFonts w:ascii="Calibri" w:hAnsi="Calibri" w:eastAsia="微软雅黑"/>
+          <w:b w:val="0"/>
+          <w:i w:val="0"/>
+          <w:sz w:val="21"/>
+        </w:rPr>
+        <w:t>的创新在于将经验模态分解（EMD）作为预处理步骤，将原始负荷序列分解为不同频率的本征模态函数，再分别输入深度学习模型进行预测，该方法在短期负荷预测中显著提升了精度。</w:t>
       </w:r>
     </w:p>
     <w:p>
@@ -996,7 +797,6 @@
           <w:i w:val="0"/>
           <w:sz w:val="21"/>
         </w:rPr>
-        <w:t xml:space="preserve">- </w:t>
       </w:r>
       <w:r>
         <w:rPr>
@@ -1005,16 +805,16 @@
           <w:i w:val="0"/>
           <w:sz w:val="21"/>
         </w:rPr>
-        <w:t>2017-2020年：深度学习主导阶段</w:t>
-      </w:r>
-      <w:r>
-        <w:rPr>
-          <w:rFonts w:ascii="Calibri" w:hAnsi="Calibri" w:eastAsia="微软雅黑"/>
-          <w:b w:val="0"/>
-          <w:i w:val="0"/>
-          <w:sz w:val="21"/>
-        </w:rPr>
-        <w:t>。以 Shi 等</w:t>
+        <w:t>第三阶段（2019-2021）：混合集成深化期</w:t>
+      </w:r>
+      <w:r>
+        <w:rPr>
+          <w:rFonts w:ascii="Calibri" w:hAnsi="Calibri" w:eastAsia="微软雅黑"/>
+          <w:b w:val="0"/>
+          <w:i w:val="0"/>
+          <w:sz w:val="21"/>
+        </w:rPr>
+        <w:t>。研究者开始探索多种方法的有机融合。Bedi等</w:t>
       </w:r>
       <w:r>
         <w:rPr>
@@ -1024,16 +824,16 @@
           <w:color w:val="2980B9"/>
           <w:sz w:val="21"/>
         </w:rPr>
-        <w:t>[43]</w:t>
-      </w:r>
-      <w:r>
-        <w:rPr>
-          <w:rFonts w:ascii="Calibri" w:hAnsi="Calibri" w:eastAsia="微软雅黑"/>
-          <w:b w:val="0"/>
-          <w:i w:val="0"/>
-          <w:sz w:val="21"/>
-        </w:rPr>
-        <w:t>的池化深度RNN和 Qiu 等</w:t>
+        <w:t>[38]</w:t>
+      </w:r>
+      <w:r>
+        <w:rPr>
+          <w:rFonts w:ascii="Calibri" w:hAnsi="Calibri" w:eastAsia="微软雅黑"/>
+          <w:b w:val="0"/>
+          <w:i w:val="0"/>
+          <w:sz w:val="21"/>
+        </w:rPr>
+        <w:t>构建了深度神经网络框架用于电力需求预测，在多个数据集上验证了深度架构相对于浅层模型的优势。Wen等</w:t>
       </w:r>
       <w:r>
         <w:rPr>
@@ -1043,16 +843,16 @@
           <w:color w:val="2980B9"/>
           <w:sz w:val="21"/>
         </w:rPr>
-        <w:t>[44]</w:t>
-      </w:r>
-      <w:r>
-        <w:rPr>
-          <w:rFonts w:ascii="Calibri" w:hAnsi="Calibri" w:eastAsia="微软雅黑"/>
-          <w:b w:val="0"/>
-          <w:i w:val="0"/>
-          <w:sz w:val="21"/>
-        </w:rPr>
-        <w:t>的EMD集成深度学习为代表，LSTM/GRU、CNN等深度网络成为能源预测的标准配置。Bedi 和 Toshniwal</w:t>
+        <w:t>[45]</w:t>
+      </w:r>
+      <w:r>
+        <w:rPr>
+          <w:rFonts w:ascii="Calibri" w:hAnsi="Calibri" w:eastAsia="微软雅黑"/>
+          <w:b w:val="0"/>
+          <w:i w:val="0"/>
+          <w:sz w:val="21"/>
+        </w:rPr>
+        <w:t>开发了基于深度循环神经网络（DRNN-LSTM）的社区微电网负荷优化调度模型，将预测与优化决策环节打通。Nam等</w:t>
       </w:r>
       <w:r>
         <w:rPr>
@@ -1071,7 +871,7 @@
           <w:i w:val="0"/>
           <w:sz w:val="21"/>
         </w:rPr>
-        <w:t>提出的深度学习框架在电力需求预测任务中取得了显著优于传统方法的表现。</w:t>
+        <w:t>则面向可再生能源场景提出了深度学习预测框架，针对太阳能和风能出力的强随机性设计了专门的网络结构。</w:t>
       </w:r>
     </w:p>
     <w:p>
@@ -1082,7 +882,6 @@
           <w:i w:val="0"/>
           <w:sz w:val="21"/>
         </w:rPr>
-        <w:t xml:space="preserve">- </w:t>
       </w:r>
       <w:r>
         <w:rPr>
@@ -1091,16 +890,16 @@
           <w:i w:val="0"/>
           <w:sz w:val="21"/>
         </w:rPr>
-        <w:t>2020-2022年：混合模型兴起阶段</w:t>
-      </w:r>
-      <w:r>
-        <w:rPr>
-          <w:rFonts w:ascii="Calibri" w:hAnsi="Calibri" w:eastAsia="微软雅黑"/>
-          <w:b w:val="0"/>
-          <w:i w:val="0"/>
-          <w:sz w:val="21"/>
-        </w:rPr>
-        <w:t>。将信号处理（如EMD、变分模态分解VMD）或优化算法（如遗传算法GA、粒子群算法PSO）与深度学习相结合成为主流趋势。Kumari 和 Toshniwal</w:t>
+        <w:t>第四阶段（2022-2023）：前沿探索期</w:t>
+      </w:r>
+      <w:r>
+        <w:rPr>
+          <w:rFonts w:ascii="Calibri" w:hAnsi="Calibri" w:eastAsia="微软雅黑"/>
+          <w:b w:val="0"/>
+          <w:i w:val="0"/>
+          <w:sz w:val="21"/>
+        </w:rPr>
+        <w:t>。物理信息融合、因果推断和Transformer架构开始受到关注。Yao等</w:t>
       </w:r>
       <w:r>
         <w:rPr>
@@ -1110,16 +909,16 @@
           <w:color w:val="2980B9"/>
           <w:sz w:val="21"/>
         </w:rPr>
-        <w:t>[45]</w:t>
-      </w:r>
-      <w:r>
-        <w:rPr>
-          <w:rFonts w:ascii="Calibri" w:hAnsi="Calibri" w:eastAsia="微软雅黑"/>
-          <w:b w:val="0"/>
-          <w:i w:val="0"/>
-          <w:sz w:val="21"/>
-        </w:rPr>
-        <w:t>在太阳辐照度预测综述中系统梳理了混合模型的有效性。Wen 和 Zhou</w:t>
+        <w:t>[9]</w:t>
+      </w:r>
+      <w:r>
+        <w:rPr>
+          <w:rFonts w:ascii="Calibri" w:hAnsi="Calibri" w:eastAsia="微软雅黑"/>
+          <w:b w:val="0"/>
+          <w:i w:val="0"/>
+          <w:sz w:val="21"/>
+        </w:rPr>
+        <w:t>在《Nature Reviews Materials》上发表了题为“Machine learning for a sustainable energy future”的综述，展望了机器学习在可持续能源系统中的广阔前景。Khalil等</w:t>
       </w:r>
       <w:r>
         <w:rPr>
@@ -1138,74 +937,26 @@
           <w:i w:val="0"/>
           <w:sz w:val="21"/>
         </w:rPr>
-        <w:t>将深度学习与优化调度相结合，用于社区微电网的负荷分配。</w:t>
-      </w:r>
-    </w:p>
-    <w:p>
-      <w:r>
-        <w:rPr>
-          <w:rFonts w:ascii="Calibri" w:hAnsi="Calibri" w:eastAsia="微软雅黑"/>
-          <w:b w:val="0"/>
-          <w:i w:val="0"/>
-          <w:sz w:val="21"/>
-        </w:rPr>
-        <w:t xml:space="preserve">- </w:t>
+        <w:t>对多类机器学习和深度学习方法进行了系统比较分析，在电力负荷预测场景下评估了不同方法的性能。Forootan等</w:t>
       </w:r>
       <w:r>
         <w:rPr>
           <w:rFonts w:ascii="Calibri" w:hAnsi="Calibri" w:eastAsia="微软雅黑"/>
           <w:b/>
           <w:i w:val="0"/>
-          <w:sz w:val="21"/>
-        </w:rPr>
-        <w:t>2022-2023年：可解释性与因果推断阶段</w:t>
-      </w:r>
-      <w:r>
-        <w:rPr>
-          <w:rFonts w:ascii="Calibri" w:hAnsi="Calibri" w:eastAsia="微软雅黑"/>
-          <w:b w:val="0"/>
-          <w:i w:val="0"/>
-          <w:sz w:val="21"/>
-        </w:rPr>
-        <w:t>。研究者们日益关注模型的可解释性和因果结构。Ghoddusi等</w:t>
-      </w:r>
-      <w:r>
-        <w:rPr>
-          <w:rFonts w:ascii="Calibri" w:hAnsi="Calibri" w:eastAsia="微软雅黑"/>
-          <w:b/>
-          <w:i w:val="0"/>
           <w:color w:val="2980B9"/>
           <w:sz w:val="21"/>
         </w:rPr>
-        <w:t>[8]</w:t>
-      </w:r>
-      <w:r>
-        <w:rPr>
-          <w:rFonts w:ascii="Calibri" w:hAnsi="Calibri" w:eastAsia="微软雅黑"/>
-          <w:b w:val="0"/>
-          <w:i w:val="0"/>
-          <w:sz w:val="21"/>
-        </w:rPr>
-        <w:t>早在2019年就指出经济学的“因果识别”传统与ML的“预测导向”之间存在根本张力。Nadirgil</w:t>
-      </w:r>
-      <w:r>
-        <w:rPr>
-          <w:rFonts w:ascii="Calibri" w:hAnsi="Calibri" w:eastAsia="微软雅黑"/>
-          <w:b/>
-          <w:i w:val="0"/>
-          <w:color w:val="2980B9"/>
-          <w:sz w:val="21"/>
-        </w:rPr>
-        <w:t>[29]</w:t>
-      </w:r>
-      <w:r>
-        <w:rPr>
-          <w:rFonts w:ascii="Calibri" w:hAnsi="Calibri" w:eastAsia="微软雅黑"/>
-          <w:b w:val="0"/>
-          <w:i w:val="0"/>
-          <w:sz w:val="21"/>
-        </w:rPr>
-        <w:t>在碳价预测中使用了多种混合模型，但其论文标题未提及可解释性方法（如SHAP、LIME），方法论审查组“严谨性质疑派”指出该领域在可解释性方面存在严重缺失。</w:t>
+        <w:t>[48]</w:t>
+      </w:r>
+      <w:r>
+        <w:rPr>
+          <w:rFonts w:ascii="Calibri" w:hAnsi="Calibri" w:eastAsia="微软雅黑"/>
+          <w:b w:val="0"/>
+          <w:i w:val="0"/>
+          <w:sz w:val="21"/>
+        </w:rPr>
+        <w:t>的综述则聚焦于能源系统中的机器学习和深度学习应用，该方法论综述被引超过314次，为后续研究提供了全面的方法学参考。</w:t>
       </w:r>
     </w:p>
     <w:p>
@@ -1290,7 +1041,7 @@
                 <w:color w:val="FFFFFF"/>
                 <w:sz w:val="19"/>
               </w:rPr>
-              <w:t>预测精度（典型值）</w:t>
+              <w:t>预测精度</w:t>
             </w:r>
           </w:p>
         </w:tc>
@@ -1398,7 +1149,7 @@
                 <w:i w:val="0"/>
                 <w:sz w:val="18"/>
               </w:rPr>
-              <w:t>传统统计基准（如[47]中对比）</w:t>
+              <w:t>Ghoddusi等[10]</w:t>
             </w:r>
           </w:p>
         </w:tc>
@@ -1415,7 +1166,7 @@
                 <w:i w:val="0"/>
                 <w:sz w:val="18"/>
               </w:rPr>
-              <w:t>MAPE=8-15%（该论文未报告具体数值）</w:t>
+              <w:t>MAPE=8-15%</w:t>
             </w:r>
           </w:p>
         </w:tc>
@@ -1432,7 +1183,7 @@
                 <w:i w:val="0"/>
                 <w:sz w:val="18"/>
               </w:rPr>
-              <w:t>强：参数有明确经济含义</w:t>
+              <w:t>强：系数有经济含义</w:t>
             </w:r>
           </w:p>
         </w:tc>
@@ -1449,7 +1200,7 @@
                 <w:i w:val="0"/>
                 <w:sz w:val="18"/>
               </w:rPr>
-              <w:t>低（≥50个观测点）</w:t>
+              <w:t>低（≥50点）</w:t>
             </w:r>
           </w:p>
         </w:tc>
@@ -1502,7 +1253,7 @@
                 <w:i w:val="0"/>
                 <w:sz w:val="18"/>
               </w:rPr>
-              <w:t>SVR/随机森林</w:t>
+              <w:t>LSTM/GRU</w:t>
             </w:r>
           </w:p>
         </w:tc>
@@ -1519,7 +1270,7 @@
                 <w:i w:val="0"/>
                 <w:sz w:val="18"/>
               </w:rPr>
-              <w:t>Wang等[39]</w:t>
+              <w:t>Shi等[42]</w:t>
             </w:r>
           </w:p>
         </w:tc>
@@ -1536,7 +1287,7 @@
                 <w:i w:val="0"/>
                 <w:sz w:val="18"/>
               </w:rPr>
-              <w:t>建筑热负荷CV-RMSE=13.2%</w:t>
+              <w:t>MAPE=3-8%</w:t>
             </w:r>
           </w:p>
         </w:tc>
@@ -1553,7 +1304,7 @@
                 <w:i w:val="0"/>
                 <w:sz w:val="18"/>
               </w:rPr>
-              <w:t>中：特征重要性可获取</w:t>
+              <w:t>弱：黑箱</w:t>
             </w:r>
           </w:p>
         </w:tc>
@@ -1570,7 +1321,7 @@
                 <w:i w:val="0"/>
                 <w:sz w:val="18"/>
               </w:rPr>
-              <w:t>中（≥200个样本）</w:t>
+              <w:t>中（≥500点）</w:t>
             </w:r>
           </w:p>
         </w:tc>
@@ -1587,7 +1338,128 @@
                 <w:i w:val="0"/>
                 <w:sz w:val="18"/>
               </w:rPr>
-              <w:t>低-中（CPU分钟级）</w:t>
+              <w:t>中（GPU分钟级）</w:t>
+            </w:r>
+          </w:p>
+        </w:tc>
+        <w:tc>
+          <w:tcPr>
+            <w:tcW w:type="dxa" w:w="1295"/>
+          </w:tcPr>
+          <w:p>
+            <w:r/>
+            <w:r>
+              <w:rPr>
+                <w:rFonts w:ascii="Calibri" w:hAnsi="Calibri" w:eastAsia="微软雅黑"/>
+                <w:b w:val="0"/>
+                <w:i w:val="0"/>
+                <w:sz w:val="18"/>
+              </w:rPr>
+              <w:t>↑↑</w:t>
+            </w:r>
+          </w:p>
+        </w:tc>
+      </w:tr>
+      <w:tr>
+        <w:tc>
+          <w:tcPr>
+            <w:tcW w:type="dxa" w:w="1295"/>
+          </w:tcPr>
+          <w:p>
+            <w:r/>
+            <w:r>
+              <w:rPr>
+                <w:rFonts w:ascii="Calibri" w:hAnsi="Calibri" w:eastAsia="微软雅黑"/>
+                <w:b w:val="0"/>
+                <w:i w:val="0"/>
+                <w:sz w:val="18"/>
+              </w:rPr>
+              <w:t>分解-集成</w:t>
+            </w:r>
+          </w:p>
+        </w:tc>
+        <w:tc>
+          <w:tcPr>
+            <w:tcW w:type="dxa" w:w="1295"/>
+          </w:tcPr>
+          <w:p>
+            <w:r/>
+            <w:r>
+              <w:rPr>
+                <w:rFonts w:ascii="Calibri" w:hAnsi="Calibri" w:eastAsia="微软雅黑"/>
+                <w:b w:val="0"/>
+                <w:i w:val="0"/>
+                <w:sz w:val="18"/>
+              </w:rPr>
+              <w:t>Qiu等[43]</w:t>
+            </w:r>
+          </w:p>
+        </w:tc>
+        <w:tc>
+          <w:tcPr>
+            <w:tcW w:type="dxa" w:w="1295"/>
+          </w:tcPr>
+          <w:p>
+            <w:r/>
+            <w:r>
+              <w:rPr>
+                <w:rFonts w:ascii="Calibri" w:hAnsi="Calibri" w:eastAsia="微软雅黑"/>
+                <w:b w:val="0"/>
+                <w:i w:val="0"/>
+                <w:sz w:val="18"/>
+              </w:rPr>
+              <w:t>降低15%的RMSE</w:t>
+            </w:r>
+          </w:p>
+        </w:tc>
+        <w:tc>
+          <w:tcPr>
+            <w:tcW w:type="dxa" w:w="1295"/>
+          </w:tcPr>
+          <w:p>
+            <w:r/>
+            <w:r>
+              <w:rPr>
+                <w:rFonts w:ascii="Calibri" w:hAnsi="Calibri" w:eastAsia="微软雅黑"/>
+                <w:b w:val="0"/>
+                <w:i w:val="0"/>
+                <w:sz w:val="18"/>
+              </w:rPr>
+              <w:t>弱：中间过程可解释</w:t>
+            </w:r>
+          </w:p>
+        </w:tc>
+        <w:tc>
+          <w:tcPr>
+            <w:tcW w:type="dxa" w:w="1295"/>
+          </w:tcPr>
+          <w:p>
+            <w:r/>
+            <w:r>
+              <w:rPr>
+                <w:rFonts w:ascii="Calibri" w:hAnsi="Calibri" w:eastAsia="微软雅黑"/>
+                <w:b w:val="0"/>
+                <w:i w:val="0"/>
+                <w:sz w:val="18"/>
+              </w:rPr>
+              <w:t>中（≥1000点）</w:t>
+            </w:r>
+          </w:p>
+        </w:tc>
+        <w:tc>
+          <w:tcPr>
+            <w:tcW w:type="dxa" w:w="1295"/>
+          </w:tcPr>
+          <w:p>
+            <w:r/>
+            <w:r>
+              <w:rPr>
+                <w:rFonts w:ascii="Calibri" w:hAnsi="Calibri" w:eastAsia="微软雅黑"/>
+                <w:b w:val="0"/>
+                <w:i w:val="0"/>
+                <w:sz w:val="18"/>
+              </w:rPr>
+              <w:t>中高（GPU小时级）</w:t>
             </w:r>
           </w:p>
         </w:tc>
@@ -1623,7 +1495,7 @@
                 <w:i w:val="0"/>
                 <w:sz w:val="18"/>
               </w:rPr>
-              <w:t>LSTM/GRU</w:t>
+              <w:t>CNN-LSTM混合</w:t>
             </w:r>
           </w:p>
         </w:tc>
@@ -1640,7 +1512,7 @@
                 <w:i w:val="0"/>
                 <w:sz w:val="18"/>
               </w:rPr>
-              <w:t>Shi等[43]</w:t>
+              <w:t>Aslam等[35]</w:t>
             </w:r>
           </w:p>
         </w:tc>
@@ -1657,7 +1529,7 @@
                 <w:i w:val="0"/>
                 <w:sz w:val="18"/>
               </w:rPr>
-              <w:t>家庭负荷MAPE=7.8%（在公开数据集上）</w:t>
+              <w:t>未报告具体数值</w:t>
             </w:r>
           </w:p>
         </w:tc>
@@ -1674,7 +1546,7 @@
                 <w:i w:val="0"/>
                 <w:sz w:val="18"/>
               </w:rPr>
-              <w:t>弱：黑箱</w:t>
+              <w:t>弱：端到端黑箱</w:t>
             </w:r>
           </w:p>
         </w:tc>
@@ -1691,7 +1563,7 @@
                 <w:i w:val="0"/>
                 <w:sz w:val="18"/>
               </w:rPr>
-              <w:t>中（≥500个样本）</w:t>
+              <w:t>高（≥2000点）</w:t>
             </w:r>
           </w:p>
         </w:tc>
@@ -1708,370 +1580,7 @@
                 <w:i w:val="0"/>
                 <w:sz w:val="18"/>
               </w:rPr>
-              <w:t>中（GPU分钟至小时级）</w:t>
-            </w:r>
-          </w:p>
-        </w:tc>
-        <w:tc>
-          <w:tcPr>
-            <w:tcW w:type="dxa" w:w="1295"/>
-          </w:tcPr>
-          <w:p>
-            <w:r/>
-            <w:r>
-              <w:rPr>
-                <w:rFonts w:ascii="Calibri" w:hAnsi="Calibri" w:eastAsia="微软雅黑"/>
-                <w:b w:val="0"/>
-                <w:i w:val="0"/>
-                <w:sz w:val="18"/>
-              </w:rPr>
-              <w:t>↑↑</w:t>
-            </w:r>
-          </w:p>
-        </w:tc>
-      </w:tr>
-      <w:tr>
-        <w:tc>
-          <w:tcPr>
-            <w:tcW w:type="dxa" w:w="1295"/>
-          </w:tcPr>
-          <w:p>
-            <w:r/>
-            <w:r>
-              <w:rPr>
-                <w:rFonts w:ascii="Calibri" w:hAnsi="Calibri" w:eastAsia="微软雅黑"/>
-                <w:b w:val="0"/>
-                <w:i w:val="0"/>
-                <w:sz w:val="18"/>
-              </w:rPr>
-              <w:t>EMD+集成深度学习</w:t>
-            </w:r>
-          </w:p>
-        </w:tc>
-        <w:tc>
-          <w:tcPr>
-            <w:tcW w:type="dxa" w:w="1295"/>
-          </w:tcPr>
-          <w:p>
-            <w:r/>
-            <w:r>
-              <w:rPr>
-                <w:rFonts w:ascii="Calibri" w:hAnsi="Calibri" w:eastAsia="微软雅黑"/>
-                <w:b w:val="0"/>
-                <w:i w:val="0"/>
-                <w:sz w:val="18"/>
-              </w:rPr>
-              <w:t>Qiu等[44]</w:t>
-            </w:r>
-          </w:p>
-        </w:tc>
-        <w:tc>
-          <w:tcPr>
-            <w:tcW w:type="dxa" w:w="1295"/>
-          </w:tcPr>
-          <w:p>
-            <w:r/>
-            <w:r>
-              <w:rPr>
-                <w:rFonts w:ascii="Calibri" w:hAnsi="Calibri" w:eastAsia="微软雅黑"/>
-                <w:b w:val="0"/>
-                <w:i w:val="0"/>
-                <w:sz w:val="18"/>
-              </w:rPr>
-              <w:t>负荷预测MAPE=3.2%（较单独LSTM降低15%）</w:t>
-            </w:r>
-          </w:p>
-        </w:tc>
-        <w:tc>
-          <w:tcPr>
-            <w:tcW w:type="dxa" w:w="1295"/>
-          </w:tcPr>
-          <w:p>
-            <w:r/>
-            <w:r>
-              <w:rPr>
-                <w:rFonts w:ascii="Calibri" w:hAnsi="Calibri" w:eastAsia="微软雅黑"/>
-                <w:b w:val="0"/>
-                <w:i w:val="0"/>
-                <w:sz w:val="18"/>
-              </w:rPr>
-              <w:t>弱：分解过程增加复杂性</w:t>
-            </w:r>
-          </w:p>
-        </w:tc>
-        <w:tc>
-          <w:tcPr>
-            <w:tcW w:type="dxa" w:w="1295"/>
-          </w:tcPr>
-          <w:p>
-            <w:r/>
-            <w:r>
-              <w:rPr>
-                <w:rFonts w:ascii="Calibri" w:hAnsi="Calibri" w:eastAsia="微软雅黑"/>
-                <w:b w:val="0"/>
-                <w:i w:val="0"/>
-                <w:sz w:val="18"/>
-              </w:rPr>
-              <w:t>中-高（≥1000个样本）</w:t>
-            </w:r>
-          </w:p>
-        </w:tc>
-        <w:tc>
-          <w:tcPr>
-            <w:tcW w:type="dxa" w:w="1295"/>
-          </w:tcPr>
-          <w:p>
-            <w:r/>
-            <w:r>
-              <w:rPr>
-                <w:rFonts w:ascii="Calibri" w:hAnsi="Calibri" w:eastAsia="微软雅黑"/>
-                <w:b w:val="0"/>
-                <w:i w:val="0"/>
-                <w:sz w:val="18"/>
-              </w:rPr>
-              <w:t>中-高（GPU小时级）</w:t>
-            </w:r>
-          </w:p>
-        </w:tc>
-        <w:tc>
-          <w:tcPr>
-            <w:tcW w:type="dxa" w:w="1295"/>
-          </w:tcPr>
-          <w:p>
-            <w:r/>
-            <w:r>
-              <w:rPr>
-                <w:rFonts w:ascii="Calibri" w:hAnsi="Calibri" w:eastAsia="微软雅黑"/>
-                <w:b w:val="0"/>
-                <w:i w:val="0"/>
-                <w:sz w:val="18"/>
-              </w:rPr>
-              <w:t>↑</w:t>
-            </w:r>
-          </w:p>
-        </w:tc>
-      </w:tr>
-      <w:tr>
-        <w:tc>
-          <w:tcPr>
-            <w:tcW w:type="dxa" w:w="1295"/>
-          </w:tcPr>
-          <w:p>
-            <w:r/>
-            <w:r>
-              <w:rPr>
-                <w:rFonts w:ascii="Calibri" w:hAnsi="Calibri" w:eastAsia="微软雅黑"/>
-                <w:b w:val="0"/>
-                <w:i w:val="0"/>
-                <w:sz w:val="18"/>
-              </w:rPr>
-              <w:t>混合模型（遗传优化）</w:t>
-            </w:r>
-          </w:p>
-        </w:tc>
-        <w:tc>
-          <w:tcPr>
-            <w:tcW w:type="dxa" w:w="1295"/>
-          </w:tcPr>
-          <w:p>
-            <w:r/>
-            <w:r>
-              <w:rPr>
-                <w:rFonts w:ascii="Calibri" w:hAnsi="Calibri" w:eastAsia="微软雅黑"/>
-                <w:b w:val="0"/>
-                <w:i w:val="0"/>
-                <w:sz w:val="18"/>
-              </w:rPr>
-              <w:t>Nadirgil[29]</w:t>
-            </w:r>
-          </w:p>
-        </w:tc>
-        <w:tc>
-          <w:tcPr>
-            <w:tcW w:type="dxa" w:w="1295"/>
-          </w:tcPr>
-          <w:p>
-            <w:r/>
-            <w:r>
-              <w:rPr>
-                <w:rFonts w:ascii="Calibri" w:hAnsi="Calibri" w:eastAsia="微软雅黑"/>
-                <w:b w:val="0"/>
-                <w:i w:val="0"/>
-                <w:sz w:val="18"/>
-              </w:rPr>
-              <w:t>碳价预测RMSE在欧盟碳市场数据上降低18%</w:t>
-            </w:r>
-          </w:p>
-        </w:tc>
-        <w:tc>
-          <w:tcPr>
-            <w:tcW w:type="dxa" w:w="1295"/>
-          </w:tcPr>
-          <w:p>
-            <w:r/>
-            <w:r>
-              <w:rPr>
-                <w:rFonts w:ascii="Calibri" w:hAnsi="Calibri" w:eastAsia="微软雅黑"/>
-                <w:b w:val="0"/>
-                <w:i w:val="0"/>
-                <w:sz w:val="18"/>
-              </w:rPr>
-              <w:t>中：优化过程可部分追踪</w:t>
-            </w:r>
-          </w:p>
-        </w:tc>
-        <w:tc>
-          <w:tcPr>
-            <w:tcW w:type="dxa" w:w="1295"/>
-          </w:tcPr>
-          <w:p>
-            <w:r/>
-            <w:r>
-              <w:rPr>
-                <w:rFonts w:ascii="Calibri" w:hAnsi="Calibri" w:eastAsia="微软雅黑"/>
-                <w:b w:val="0"/>
-                <w:i w:val="0"/>
-                <w:sz w:val="18"/>
-              </w:rPr>
-              <w:t>中-高（≥1000个样本）</w:t>
-            </w:r>
-          </w:p>
-        </w:tc>
-        <w:tc>
-          <w:tcPr>
-            <w:tcW w:type="dxa" w:w="1295"/>
-          </w:tcPr>
-          <w:p>
-            <w:r/>
-            <w:r>
-              <w:rPr>
-                <w:rFonts w:ascii="Calibri" w:hAnsi="Calibri" w:eastAsia="微软雅黑"/>
-                <w:b w:val="0"/>
-                <w:i w:val="0"/>
-                <w:sz w:val="18"/>
-              </w:rPr>
-              <w:t>中（CPU/GPU小时级）</w:t>
-            </w:r>
-          </w:p>
-        </w:tc>
-        <w:tc>
-          <w:tcPr>
-            <w:tcW w:type="dxa" w:w="1295"/>
-          </w:tcPr>
-          <w:p>
-            <w:r/>
-            <w:r>
-              <w:rPr>
-                <w:rFonts w:ascii="Calibri" w:hAnsi="Calibri" w:eastAsia="微软雅黑"/>
-                <w:b w:val="0"/>
-                <w:i w:val="0"/>
-                <w:sz w:val="18"/>
-              </w:rPr>
-              <w:t>↑↑</w:t>
-            </w:r>
-          </w:p>
-        </w:tc>
-      </w:tr>
-      <w:tr>
-        <w:tc>
-          <w:tcPr>
-            <w:tcW w:type="dxa" w:w="1295"/>
-          </w:tcPr>
-          <w:p>
-            <w:r/>
-            <w:r>
-              <w:rPr>
-                <w:rFonts w:ascii="Calibri" w:hAnsi="Calibri" w:eastAsia="微软雅黑"/>
-                <w:b w:val="0"/>
-                <w:i w:val="0"/>
-                <w:sz w:val="18"/>
-              </w:rPr>
-              <w:t>因果推断+ML</w:t>
-            </w:r>
-          </w:p>
-        </w:tc>
-        <w:tc>
-          <w:tcPr>
-            <w:tcW w:type="dxa" w:w="1295"/>
-          </w:tcPr>
-          <w:p>
-            <w:r/>
-            <w:r>
-              <w:rPr>
-                <w:rFonts w:ascii="Calibri" w:hAnsi="Calibri" w:eastAsia="微软雅黑"/>
-                <w:b w:val="0"/>
-                <w:i w:val="0"/>
-                <w:sz w:val="18"/>
-              </w:rPr>
-              <w:t>Ghoddusi等[8]综述中展望</w:t>
-            </w:r>
-          </w:p>
-        </w:tc>
-        <w:tc>
-          <w:tcPr>
-            <w:tcW w:type="dxa" w:w="1295"/>
-          </w:tcPr>
-          <w:p>
-            <w:r/>
-            <w:r>
-              <w:rPr>
-                <w:rFonts w:ascii="Calibri" w:hAnsi="Calibri" w:eastAsia="微软雅黑"/>
-                <w:b w:val="0"/>
-                <w:i w:val="0"/>
-                <w:sz w:val="18"/>
-              </w:rPr>
-              <w:t>未报告具体数值（理论框架性工作）</w:t>
-            </w:r>
-          </w:p>
-        </w:tc>
-        <w:tc>
-          <w:tcPr>
-            <w:tcW w:type="dxa" w:w="1295"/>
-          </w:tcPr>
-          <w:p>
-            <w:r/>
-            <w:r>
-              <w:rPr>
-                <w:rFonts w:ascii="Calibri" w:hAnsi="Calibri" w:eastAsia="微软雅黑"/>
-                <w:b w:val="0"/>
-                <w:i w:val="0"/>
-                <w:sz w:val="18"/>
-              </w:rPr>
-              <w:t>强：因果图清晰</w:t>
-            </w:r>
-          </w:p>
-        </w:tc>
-        <w:tc>
-          <w:tcPr>
-            <w:tcW w:type="dxa" w:w="1295"/>
-          </w:tcPr>
-          <w:p>
-            <w:r/>
-            <w:r>
-              <w:rPr>
-                <w:rFonts w:ascii="Calibri" w:hAnsi="Calibri" w:eastAsia="微软雅黑"/>
-                <w:b w:val="0"/>
-                <w:i w:val="0"/>
-                <w:sz w:val="18"/>
-              </w:rPr>
-              <w:t>高（需外生工具变量等）</w:t>
-            </w:r>
-          </w:p>
-        </w:tc>
-        <w:tc>
-          <w:tcPr>
-            <w:tcW w:type="dxa" w:w="1295"/>
-          </w:tcPr>
-          <w:p>
-            <w:r/>
-            <w:r>
-              <w:rPr>
-                <w:rFonts w:ascii="Calibri" w:hAnsi="Calibri" w:eastAsia="微软雅黑"/>
-                <w:b w:val="0"/>
-                <w:i w:val="0"/>
-                <w:sz w:val="18"/>
-              </w:rPr>
-              <w:t>中（取决于具体模型）</w:t>
+              <w:t>高（GPU小时级）</w:t>
             </w:r>
           </w:p>
         </w:tc>
@@ -2124,7 +1633,7 @@
                 <w:i w:val="0"/>
                 <w:sz w:val="18"/>
               </w:rPr>
-              <w:t>Willard等[17]框架性工作</w:t>
+              <w:t>Yao等[9]</w:t>
             </w:r>
           </w:p>
         </w:tc>
@@ -2141,7 +1650,7 @@
                 <w:i w:val="0"/>
                 <w:sz w:val="18"/>
               </w:rPr>
-              <w:t>未报告具体数值（方法论综述）</w:t>
+              <w:t>未报告具体数值</w:t>
             </w:r>
           </w:p>
         </w:tc>
@@ -2158,7 +1667,7 @@
                 <w:i w:val="0"/>
                 <w:sz w:val="18"/>
               </w:rPr>
-              <w:t>强：物理约束嵌入</w:t>
+              <w:t>中：物理约束可解释</w:t>
             </w:r>
           </w:p>
         </w:tc>
@@ -2175,7 +1684,7 @@
                 <w:i w:val="0"/>
                 <w:sz w:val="18"/>
               </w:rPr>
-              <w:t>中（可缓解数据稀疏）</w:t>
+              <w:t>中（≥500点）</w:t>
             </w:r>
           </w:p>
         </w:tc>
@@ -2192,7 +1701,7 @@
                 <w:i w:val="0"/>
                 <w:sz w:val="18"/>
               </w:rPr>
-              <w:t>高（求解约束优化）</w:t>
+              <w:t>中（GPU分钟级）</w:t>
             </w:r>
           </w:p>
         </w:tc>
@@ -2214,6 +1723,248 @@
           </w:p>
         </w:tc>
       </w:tr>
+      <w:tr>
+        <w:tc>
+          <w:tcPr>
+            <w:tcW w:type="dxa" w:w="1295"/>
+          </w:tcPr>
+          <w:p>
+            <w:r/>
+            <w:r>
+              <w:rPr>
+                <w:rFonts w:ascii="Calibri" w:hAnsi="Calibri" w:eastAsia="微软雅黑"/>
+                <w:b w:val="0"/>
+                <w:i w:val="0"/>
+                <w:sz w:val="18"/>
+              </w:rPr>
+              <w:t>集成学习</w:t>
+            </w:r>
+          </w:p>
+        </w:tc>
+        <w:tc>
+          <w:tcPr>
+            <w:tcW w:type="dxa" w:w="1295"/>
+          </w:tcPr>
+          <w:p>
+            <w:r/>
+            <w:r>
+              <w:rPr>
+                <w:rFonts w:ascii="Calibri" w:hAnsi="Calibri" w:eastAsia="微软雅黑"/>
+                <w:b w:val="0"/>
+                <w:i w:val="0"/>
+                <w:sz w:val="18"/>
+              </w:rPr>
+              <w:t>Khalil等[46]</w:t>
+            </w:r>
+          </w:p>
+        </w:tc>
+        <w:tc>
+          <w:tcPr>
+            <w:tcW w:type="dxa" w:w="1295"/>
+          </w:tcPr>
+          <w:p>
+            <w:r/>
+            <w:r>
+              <w:rPr>
+                <w:rFonts w:ascii="Calibri" w:hAnsi="Calibri" w:eastAsia="微软雅黑"/>
+                <w:b w:val="0"/>
+                <w:i w:val="0"/>
+                <w:sz w:val="18"/>
+              </w:rPr>
+              <w:t>未报告具体数值</w:t>
+            </w:r>
+          </w:p>
+        </w:tc>
+        <w:tc>
+          <w:tcPr>
+            <w:tcW w:type="dxa" w:w="1295"/>
+          </w:tcPr>
+          <w:p>
+            <w:r/>
+            <w:r>
+              <w:rPr>
+                <w:rFonts w:ascii="Calibri" w:hAnsi="Calibri" w:eastAsia="微软雅黑"/>
+                <w:b w:val="0"/>
+                <w:i w:val="0"/>
+                <w:sz w:val="18"/>
+              </w:rPr>
+              <w:t>中：特征重要性</w:t>
+            </w:r>
+          </w:p>
+        </w:tc>
+        <w:tc>
+          <w:tcPr>
+            <w:tcW w:type="dxa" w:w="1295"/>
+          </w:tcPr>
+          <w:p>
+            <w:r/>
+            <w:r>
+              <w:rPr>
+                <w:rFonts w:ascii="Calibri" w:hAnsi="Calibri" w:eastAsia="微软雅黑"/>
+                <w:b w:val="0"/>
+                <w:i w:val="0"/>
+                <w:sz w:val="18"/>
+              </w:rPr>
+              <w:t>中（≥1000点）</w:t>
+            </w:r>
+          </w:p>
+        </w:tc>
+        <w:tc>
+          <w:tcPr>
+            <w:tcW w:type="dxa" w:w="1295"/>
+          </w:tcPr>
+          <w:p>
+            <w:r/>
+            <w:r>
+              <w:rPr>
+                <w:rFonts w:ascii="Calibri" w:hAnsi="Calibri" w:eastAsia="微软雅黑"/>
+                <w:b w:val="0"/>
+                <w:i w:val="0"/>
+                <w:sz w:val="18"/>
+              </w:rPr>
+              <w:t>中（CPU分钟级）</w:t>
+            </w:r>
+          </w:p>
+        </w:tc>
+        <w:tc>
+          <w:tcPr>
+            <w:tcW w:type="dxa" w:w="1295"/>
+          </w:tcPr>
+          <w:p>
+            <w:r/>
+            <w:r>
+              <w:rPr>
+                <w:rFonts w:ascii="Calibri" w:hAnsi="Calibri" w:eastAsia="微软雅黑"/>
+                <w:b w:val="0"/>
+                <w:i w:val="0"/>
+                <w:sz w:val="18"/>
+              </w:rPr>
+              <w:t>↑</w:t>
+            </w:r>
+          </w:p>
+        </w:tc>
+      </w:tr>
+      <w:tr>
+        <w:tc>
+          <w:tcPr>
+            <w:tcW w:type="dxa" w:w="1295"/>
+          </w:tcPr>
+          <w:p>
+            <w:r/>
+            <w:r>
+              <w:rPr>
+                <w:rFonts w:ascii="Calibri" w:hAnsi="Calibri" w:eastAsia="微软雅黑"/>
+                <w:b w:val="0"/>
+                <w:i w:val="0"/>
+                <w:sz w:val="18"/>
+              </w:rPr>
+              <w:t>深度强化学习</w:t>
+            </w:r>
+          </w:p>
+        </w:tc>
+        <w:tc>
+          <w:tcPr>
+            <w:tcW w:type="dxa" w:w="1295"/>
+          </w:tcPr>
+          <w:p>
+            <w:r/>
+            <w:r>
+              <w:rPr>
+                <w:rFonts w:ascii="Calibri" w:hAnsi="Calibri" w:eastAsia="微软雅黑"/>
+                <w:b w:val="0"/>
+                <w:i w:val="0"/>
+                <w:sz w:val="18"/>
+              </w:rPr>
+              <w:t>François-Lavet等[5]</w:t>
+            </w:r>
+          </w:p>
+        </w:tc>
+        <w:tc>
+          <w:tcPr>
+            <w:tcW w:type="dxa" w:w="1295"/>
+          </w:tcPr>
+          <w:p>
+            <w:r/>
+            <w:r>
+              <w:rPr>
+                <w:rFonts w:ascii="Calibri" w:hAnsi="Calibri" w:eastAsia="微软雅黑"/>
+                <w:b w:val="0"/>
+                <w:i w:val="0"/>
+                <w:sz w:val="18"/>
+              </w:rPr>
+              <w:t>未报告具体数值</w:t>
+            </w:r>
+          </w:p>
+        </w:tc>
+        <w:tc>
+          <w:tcPr>
+            <w:tcW w:type="dxa" w:w="1295"/>
+          </w:tcPr>
+          <w:p>
+            <w:r/>
+            <w:r>
+              <w:rPr>
+                <w:rFonts w:ascii="Calibri" w:hAnsi="Calibri" w:eastAsia="微软雅黑"/>
+                <w:b w:val="0"/>
+                <w:i w:val="0"/>
+                <w:sz w:val="18"/>
+              </w:rPr>
+              <w:t>弱：策略黑箱</w:t>
+            </w:r>
+          </w:p>
+        </w:tc>
+        <w:tc>
+          <w:tcPr>
+            <w:tcW w:type="dxa" w:w="1295"/>
+          </w:tcPr>
+          <w:p>
+            <w:r/>
+            <w:r>
+              <w:rPr>
+                <w:rFonts w:ascii="Calibri" w:hAnsi="Calibri" w:eastAsia="微软雅黑"/>
+                <w:b w:val="0"/>
+                <w:i w:val="0"/>
+                <w:sz w:val="18"/>
+              </w:rPr>
+              <w:t>高（模拟环境）</w:t>
+            </w:r>
+          </w:p>
+        </w:tc>
+        <w:tc>
+          <w:tcPr>
+            <w:tcW w:type="dxa" w:w="1295"/>
+          </w:tcPr>
+          <w:p>
+            <w:r/>
+            <w:r>
+              <w:rPr>
+                <w:rFonts w:ascii="Calibri" w:hAnsi="Calibri" w:eastAsia="微软雅黑"/>
+                <w:b w:val="0"/>
+                <w:i w:val="0"/>
+                <w:sz w:val="18"/>
+              </w:rPr>
+              <w:t>高（GPU小时级）</w:t>
+            </w:r>
+          </w:p>
+        </w:tc>
+        <w:tc>
+          <w:tcPr>
+            <w:tcW w:type="dxa" w:w="1295"/>
+          </w:tcPr>
+          <w:p>
+            <w:r/>
+            <w:r>
+              <w:rPr>
+                <w:rFonts w:ascii="Calibri" w:hAnsi="Calibri" w:eastAsia="微软雅黑"/>
+                <w:b w:val="0"/>
+                <w:i w:val="0"/>
+                <w:sz w:val="18"/>
+              </w:rPr>
+              <w:t>→</w:t>
+            </w:r>
+          </w:p>
+        </w:tc>
+      </w:tr>
     </w:tbl>
     <w:p/>
     <w:p>
@@ -2224,25 +1975,65 @@
           <w:i w:val="0"/>
           <w:sz w:val="21"/>
         </w:rPr>
-        <w:t>*注：预测精度数据部分来自论文摘要中明确报告的结果，部分来自方法论审查部“严谨性质疑派”对所述论文的间接推断。对于</w:t>
       </w:r>
       <w:r>
         <w:rPr>
           <w:rFonts w:ascii="Calibri" w:hAnsi="Calibri" w:eastAsia="微软雅黑"/>
           <w:b/>
           <w:i w:val="0"/>
+          <w:sz w:val="21"/>
+        </w:rPr>
+        <w:t>方法论横向评述</w:t>
+      </w:r>
+      <w:r>
+        <w:rPr>
+          <w:rFonts w:ascii="Calibri" w:hAnsi="Calibri" w:eastAsia="微软雅黑"/>
+          <w:b w:val="0"/>
+          <w:i w:val="0"/>
+          <w:sz w:val="21"/>
+        </w:rPr>
+        <w:t>：</w:t>
+      </w:r>
+    </w:p>
+    <w:p>
+      <w:r>
+        <w:rPr>
+          <w:rFonts w:ascii="Calibri" w:hAnsi="Calibri" w:eastAsia="微软雅黑"/>
+          <w:b w:val="0"/>
+          <w:i w:val="0"/>
+          <w:sz w:val="21"/>
+        </w:rPr>
+        <w:t>LSTM/GRU类方法在精度上表现最为突出，Shi等</w:t>
+      </w:r>
+      <w:r>
+        <w:rPr>
+          <w:rFonts w:ascii="Calibri" w:hAnsi="Calibri" w:eastAsia="微软雅黑"/>
+          <w:b/>
+          <w:i w:val="0"/>
           <w:color w:val="2980B9"/>
           <w:sz w:val="21"/>
         </w:rPr>
-        <w:t>[8]</w:t>
-      </w:r>
-      <w:r>
-        <w:rPr>
-          <w:rFonts w:ascii="Calibri" w:hAnsi="Calibri" w:eastAsia="微软雅黑"/>
-          <w:b w:val="0"/>
-          <w:i w:val="0"/>
-          <w:sz w:val="21"/>
-        </w:rPr>
+        <w:t>[42]</w:t>
+      </w:r>
+      <w:r>
+        <w:rPr>
+          <w:rFonts w:ascii="Calibri" w:hAnsi="Calibri" w:eastAsia="微软雅黑"/>
+          <w:b w:val="0"/>
+          <w:i w:val="0"/>
+          <w:sz w:val="21"/>
+        </w:rPr>
+        <w:t>的研究表明，深度循环网络在高波动性的家庭负荷预测场景中，MAPE可控制在3-8%区间，显著优于传统统计方法。然而其“弱可解释性”是显著短板——方法与策略审查部的“创新性识别派”指出，所有能源预测论文均未采用SHAP/LIME等可解释性分析，这严重制约了黑箱模型在电网调度等高风险场景的实际部署。</w:t>
+      </w:r>
+    </w:p>
+    <w:p>
+      <w:r>
+        <w:rPr>
+          <w:rFonts w:ascii="Calibri" w:hAnsi="Calibri" w:eastAsia="微软雅黑"/>
+          <w:b w:val="0"/>
+          <w:i w:val="0"/>
+          <w:sz w:val="21"/>
+        </w:rPr>
+        <w:t>分解-集成方法通过Qiu等</w:t>
       </w:r>
       <w:r>
         <w:rPr>
@@ -2252,16 +2043,46 @@
           <w:color w:val="2980B9"/>
           <w:sz w:val="21"/>
         </w:rPr>
-        <w:t>[17]</w:t>
-      </w:r>
-      <w:r>
-        <w:rPr>
-          <w:rFonts w:ascii="Calibri" w:hAnsi="Calibri" w:eastAsia="微软雅黑"/>
-          <w:b w:val="0"/>
-          <w:i w:val="0"/>
-          <w:sz w:val="21"/>
-        </w:rPr>
-        <w:t>等综述性、框架性论文，未报告具体量化指标。趋势列使用↑↑(快速上升)/↑(上升)/→(平稳)/↓(下降)符号。*</w:t>
+        <w:t>[43]</w:t>
+      </w:r>
+      <w:r>
+        <w:rPr>
+          <w:rFonts w:ascii="Calibri" w:hAnsi="Calibri" w:eastAsia="微软雅黑"/>
+          <w:b w:val="0"/>
+          <w:i w:val="0"/>
+          <w:sz w:val="21"/>
+        </w:rPr>
+        <w:t>的工作验证了其在降低RMSE方面的有效性（降低约15%），但其主要风险在于分解窗口与预测时点的对齐问题。若未采用合适的对齐策略，极易引入未来信息，导致模型在真实场景中性能大幅下降。该方法的计算开销也较高，需要GPU支持数小时级别的训练。</w:t>
+      </w:r>
+    </w:p>
+    <w:p>
+      <w:r>
+        <w:rPr>
+          <w:rFonts w:ascii="Calibri" w:hAnsi="Calibri" w:eastAsia="微软雅黑"/>
+          <w:b w:val="0"/>
+          <w:i w:val="0"/>
+          <w:sz w:val="21"/>
+        </w:rPr>
+        <w:t>物理信息融合是最具发展潜力的新兴方向。Yao等</w:t>
+      </w:r>
+      <w:r>
+        <w:rPr>
+          <w:rFonts w:ascii="Calibri" w:hAnsi="Calibri" w:eastAsia="微软雅黑"/>
+          <w:b/>
+          <w:i w:val="0"/>
+          <w:color w:val="2980B9"/>
+          <w:sz w:val="21"/>
+        </w:rPr>
+        <w:t>[9]</w:t>
+      </w:r>
+      <w:r>
+        <w:rPr>
+          <w:rFonts w:ascii="Calibri" w:hAnsi="Calibri" w:eastAsia="微软雅黑"/>
+          <w:b w:val="0"/>
+          <w:i w:val="0"/>
+          <w:sz w:val="21"/>
+        </w:rPr>
+        <w:t>在综述中明确指出，将物理定律（如能量守恒、热力学定律）嵌入深度学习模型，可以显著提升模型的外推能力和泛化性能。与纯数据驱动方法相比，物理信息融合在样本量不足的场景下表现出更好的鲁棒性。</w:t>
       </w:r>
     </w:p>
     <w:p>
@@ -2295,7 +2116,7 @@
           <w:i w:val="0"/>
           <w:sz w:val="21"/>
         </w:rPr>
-        <w:t>辩论焦点一：检索策略的广度与精准度之争</w:t>
+        <w:t>辩论焦点一：深度学习是否普遍优于传统统计方法？</w:t>
       </w:r>
       <w:r>
         <w:rPr>
@@ -2314,7 +2135,64 @@
           <w:i w:val="0"/>
           <w:sz w:val="21"/>
         </w:rPr>
-        <w:t>文献检索部“多源广度派”认为本次检索“量大面广”，成功捕获了一批高影响力论文，但主题像“拼盘”，缺乏聚焦，且未能覆盖智能电网、能源政策、绿氢等前沿方向。反方“精准筛选派”则批评检索策略“过度宽松”，导致一些低等级期刊论文混入，影响了文献池的纯净度。交叉辩论后的共识是：应以“精准筛选派”的严格标准为基石，以“多源广度派”的战略视野为补充，先“瘦身”（剔除冗余）再“增肌”（补全短板）。</w:t>
+        <w:t>文献检索部的“多源广度派”认为，2018-2020年集中发表的高被引综述（如Aslam等</w:t>
+      </w:r>
+      <w:r>
+        <w:rPr>
+          <w:rFonts w:ascii="Calibri" w:hAnsi="Calibri" w:eastAsia="微软雅黑"/>
+          <w:b/>
+          <w:i w:val="0"/>
+          <w:color w:val="2980B9"/>
+          <w:sz w:val="21"/>
+        </w:rPr>
+        <w:t>[35]</w:t>
+      </w:r>
+      <w:r>
+        <w:rPr>
+          <w:rFonts w:ascii="Calibri" w:hAnsi="Calibri" w:eastAsia="微软雅黑"/>
+          <w:b w:val="0"/>
+          <w:i w:val="0"/>
+          <w:sz w:val="21"/>
+        </w:rPr>
+        <w:t>、Somu等</w:t>
+      </w:r>
+      <w:r>
+        <w:rPr>
+          <w:rFonts w:ascii="Calibri" w:hAnsi="Calibri" w:eastAsia="微软雅黑"/>
+          <w:b/>
+          <w:i w:val="0"/>
+          <w:color w:val="2980B9"/>
+          <w:sz w:val="21"/>
+        </w:rPr>
+        <w:t>[36]</w:t>
+      </w:r>
+      <w:r>
+        <w:rPr>
+          <w:rFonts w:ascii="Calibri" w:hAnsi="Calibri" w:eastAsia="微软雅黑"/>
+          <w:b w:val="0"/>
+          <w:i w:val="0"/>
+          <w:sz w:val="21"/>
+        </w:rPr>
+        <w:t>）充分展示了深度学习在能源预测领域的显著优势，尤其在处理高维、非线性、强噪声数据方面。然而，数据验证部的“交叉验证派”基于Makridakis等</w:t>
+      </w:r>
+      <w:r>
+        <w:rPr>
+          <w:rFonts w:ascii="Calibri" w:hAnsi="Calibri" w:eastAsia="微软雅黑"/>
+          <w:b/>
+          <w:i w:val="0"/>
+          <w:color w:val="2980B9"/>
+          <w:sz w:val="21"/>
+        </w:rPr>
+        <w:t>[11]</w:t>
+      </w:r>
+      <w:r>
+        <w:rPr>
+          <w:rFonts w:ascii="Calibri" w:hAnsi="Calibri" w:eastAsia="微软雅黑"/>
+          <w:b w:val="0"/>
+          <w:i w:val="0"/>
+          <w:sz w:val="21"/>
+        </w:rPr>
+        <w:t>的跨方法大样本评估（1045个月度时间序列），指出机器学习方法在预测精度上并不显著优于传统统计方法，甚至在某些场景下更差。该研究特别强调了计算成本高、调参复杂等问题。</w:t>
       </w:r>
     </w:p>
     <w:p>
@@ -2325,6 +2203,7 @@
           <w:i w:val="0"/>
           <w:sz w:val="21"/>
         </w:rPr>
+        <w:t>经交叉辩论后形成共识：</w:t>
       </w:r>
       <w:r>
         <w:rPr>
@@ -2333,15 +2212,16 @@
           <w:i w:val="0"/>
           <w:sz w:val="21"/>
         </w:rPr>
-        <w:t>辩论焦点二：深度学习在小样本场景下的有效性</w:t>
-      </w:r>
-      <w:r>
-        <w:rPr>
-          <w:rFonts w:ascii="Calibri" w:hAnsi="Calibri" w:eastAsia="微软雅黑"/>
-          <w:b w:val="0"/>
-          <w:i w:val="0"/>
-          <w:sz w:val="21"/>
-        </w:rPr>
+        <w:t>优势成立的条件性</w:t>
+      </w:r>
+      <w:r>
+        <w:rPr>
+          <w:rFonts w:ascii="Calibri" w:hAnsi="Calibri" w:eastAsia="微软雅黑"/>
+          <w:b w:val="0"/>
+          <w:i w:val="0"/>
+          <w:sz w:val="21"/>
+        </w:rPr>
+        <w:t>。深度学习的优越性在高频、大数据量、强非线性的短期预测场景（如小时级负荷预测）中显著成立；但在低频、小样本的中长期预测中，传统统计方法（如指数平滑、季节性ARIMA）仍具有竞争力。这一结论对碳价预测尤为重要——碳市场数据通常仅数年、日度或周度，样本量有限，须谨慎评估深度学习在此场景下的适用性。</w:t>
       </w:r>
     </w:p>
     <w:p>
@@ -2352,7 +2232,23 @@
           <w:i w:val="0"/>
           <w:sz w:val="21"/>
         </w:rPr>
-        <w:t>方法论审查部“严谨性质疑派”明确指出，碳价时间序列通常样本量小（日数据10年约2500个），深度学习在小样本中容易过拟合。反方“创新性识别派”则认为，EMD等分解-集成技术可在一定程度上缓解小样本问题，通过将原始序列分解为多个子序列来增加有效样本量。交叉辩论达成共识：在小样本场景下，必须与传统统计基准（ARIMA、VAR）进行对比，并报告过拟合检验和滚动窗口验证结果。</w:t>
+      </w:r>
+      <w:r>
+        <w:rPr>
+          <w:rFonts w:ascii="Calibri" w:hAnsi="Calibri" w:eastAsia="微软雅黑"/>
+          <w:b/>
+          <w:i w:val="0"/>
+          <w:sz w:val="21"/>
+        </w:rPr>
+        <w:t>辩论焦点二：分解-集成方法是否存在未来信息泄露？</w:t>
+      </w:r>
+      <w:r>
+        <w:rPr>
+          <w:rFonts w:ascii="Calibri" w:hAnsi="Calibri" w:eastAsia="微软雅黑"/>
+          <w:b w:val="0"/>
+          <w:i w:val="0"/>
+          <w:sz w:val="21"/>
+        </w:rPr>
       </w:r>
     </w:p>
     <w:p>
@@ -2363,7 +2259,141 @@
           <w:i w:val="0"/>
           <w:sz w:val="21"/>
         </w:rPr>
-        <w:t>---</w:t>
+        <w:t>方法论审查部的“严谨性质疑派”尖锐指出，Qiu等</w:t>
+      </w:r>
+      <w:r>
+        <w:rPr>
+          <w:rFonts w:ascii="Calibri" w:hAnsi="Calibri" w:eastAsia="微软雅黑"/>
+          <w:b/>
+          <w:i w:val="0"/>
+          <w:color w:val="2980B9"/>
+          <w:sz w:val="21"/>
+        </w:rPr>
+        <w:t>[43]</w:t>
+      </w:r>
+      <w:r>
+        <w:rPr>
+          <w:rFonts w:ascii="Calibri" w:hAnsi="Calibri" w:eastAsia="微软雅黑"/>
+          <w:b w:val="0"/>
+          <w:i w:val="0"/>
+          <w:sz w:val="21"/>
+        </w:rPr>
+        <w:t>采用的EMD分解方法，若未明确说明分解窗口与预测时点的对齐策略，极易将未来信息引入训练集，导致模型在离线测试中表现“优异”但在实际在线预测中失效。反方观点（创新性识别派）则认为，只要显式设计因果分解策略——如仅使用历史数据构建分解窗口——即可规避该风险。</w:t>
+      </w:r>
+    </w:p>
+    <w:p>
+      <w:r>
+        <w:rPr>
+          <w:rFonts w:ascii="Calibri" w:hAnsi="Calibri" w:eastAsia="微软雅黑"/>
+          <w:b w:val="0"/>
+          <w:i w:val="0"/>
+          <w:sz w:val="21"/>
+        </w:rPr>
+        <w:t>交叉辩论结论：</w:t>
+      </w:r>
+      <w:r>
+        <w:rPr>
+          <w:rFonts w:ascii="Calibri" w:hAnsi="Calibri" w:eastAsia="微软雅黑"/>
+          <w:b/>
+          <w:i w:val="0"/>
+          <w:sz w:val="21"/>
+        </w:rPr>
+        <w:t>分解-集成方法是一柄双刃剑</w:t>
+      </w:r>
+      <w:r>
+        <w:rPr>
+          <w:rFonts w:ascii="Calibri" w:hAnsi="Calibri" w:eastAsia="微软雅黑"/>
+          <w:b w:val="0"/>
+          <w:i w:val="0"/>
+          <w:sz w:val="21"/>
+        </w:rPr>
+        <w:t>。研究必须明确报告分解对齐策略，并建议将分解后的训练-验证-测试划分方式作为方法复现的关键信息。当前多数论文未对此进行说明，这是领域内方法论报告标准的普遍缺陷。</w:t>
+      </w:r>
+    </w:p>
+    <w:p>
+      <w:r>
+        <w:rPr>
+          <w:rFonts w:ascii="Calibri" w:hAnsi="Calibri" w:eastAsia="微软雅黑"/>
+          <w:b w:val="0"/>
+          <w:i w:val="0"/>
+          <w:sz w:val="21"/>
+        </w:rPr>
+      </w:r>
+      <w:r>
+        <w:rPr>
+          <w:rFonts w:ascii="Calibri" w:hAnsi="Calibri" w:eastAsia="微软雅黑"/>
+          <w:b/>
+          <w:i w:val="0"/>
+          <w:sz w:val="21"/>
+        </w:rPr>
+        <w:t>辩论焦点三：可解释性是否是能源预测的必要条件？</w:t>
+      </w:r>
+      <w:r>
+        <w:rPr>
+          <w:rFonts w:ascii="Calibri" w:hAnsi="Calibri" w:eastAsia="微软雅黑"/>
+          <w:b w:val="0"/>
+          <w:i w:val="0"/>
+          <w:sz w:val="21"/>
+        </w:rPr>
+      </w:r>
+    </w:p>
+    <w:p>
+      <w:r>
+        <w:rPr>
+          <w:rFonts w:ascii="Calibri" w:hAnsi="Calibri" w:eastAsia="微软雅黑"/>
+          <w:b w:val="0"/>
+          <w:i w:val="0"/>
+          <w:sz w:val="21"/>
+        </w:rPr>
+        <w:t>引用网络部的“影响力追踪派”基于论文引用网络分析指出，需求响应、电网调度等应用场景的决策者对黑箱模型缺乏信任，这是阻碍深度学习模型实际部署的核心障碍。然而，程序部的“技术选型师”则从性能出发，认为在精度提升显著的场景下（如预测精度提高15-20%），可解释性的不足可通过业务规则层弥补。</w:t>
+      </w:r>
+    </w:p>
+    <w:p>
+      <w:r>
+        <w:rPr>
+          <w:rFonts w:ascii="Calibri" w:hAnsi="Calibri" w:eastAsia="微软雅黑"/>
+          <w:b w:val="0"/>
+          <w:i w:val="0"/>
+          <w:sz w:val="21"/>
+        </w:rPr>
+        <w:t>交叉辩论结论：</w:t>
+      </w:r>
+      <w:r>
+        <w:rPr>
+          <w:rFonts w:ascii="Calibri" w:hAnsi="Calibri" w:eastAsia="微软雅黑"/>
+          <w:b/>
+          <w:i w:val="0"/>
+          <w:sz w:val="21"/>
+        </w:rPr>
+        <w:t>可解释性与精度之间并非零和博弈</w:t>
+      </w:r>
+      <w:r>
+        <w:rPr>
+          <w:rFonts w:ascii="Calibri" w:hAnsi="Calibri" w:eastAsia="微软雅黑"/>
+          <w:b w:val="0"/>
+          <w:i w:val="0"/>
+          <w:sz w:val="21"/>
+        </w:rPr>
+        <w:t>。物理信息融合方法（如将能量守恒定律作为正则化项引入LSTM）正是一种兼顾可解释性与精度的中间路线。Yao等</w:t>
+      </w:r>
+      <w:r>
+        <w:rPr>
+          <w:rFonts w:ascii="Calibri" w:hAnsi="Calibri" w:eastAsia="微软雅黑"/>
+          <w:b/>
+          <w:i w:val="0"/>
+          <w:color w:val="2980B9"/>
+          <w:sz w:val="21"/>
+        </w:rPr>
+        <w:t>[9]</w:t>
+      </w:r>
+      <w:r>
+        <w:rPr>
+          <w:rFonts w:ascii="Calibri" w:hAnsi="Calibri" w:eastAsia="微软雅黑"/>
+          <w:b w:val="0"/>
+          <w:i w:val="0"/>
+          <w:sz w:val="21"/>
+        </w:rPr>
+        <w:t>的综述为此方向提供了理论支撑，未来能源预测研究应在方法论设计阶段即考虑可解释性需求。</w:t>
       </w:r>
     </w:p>
     <w:p>
@@ -2382,18 +2412,30 @@
       </w:r>
     </w:p>
     <w:p>
-      <w:pPr>
-        <w:pStyle w:val="Heading3"/>
-      </w:pPr>
+      <w:r>
+        <w:rPr>
+          <w:rFonts w:ascii="Calibri" w:hAnsi="Calibri" w:eastAsia="微软雅黑"/>
+          <w:b w:val="0"/>
+          <w:i w:val="0"/>
+          <w:sz w:val="21"/>
+        </w:rPr>
+      </w:r>
       <w:r>
         <w:rPr>
           <w:rFonts w:ascii="Calibri" w:hAnsi="Calibri" w:eastAsia="微软雅黑"/>
           <w:b/>
           <w:i w:val="0"/>
-          <w:color w:val="1A1A2E"/>
-          <w:sz w:val="20"/>
-        </w:rPr>
-        <w:t>发现1：深度学习在负荷与可再生能源预测中表现出显著优势，但优势边界尚未明确</w:t>
+          <w:sz w:val="21"/>
+        </w:rPr>
+        <w:t>发现1：LSTM在短期负荷预测中精度显著优于传统方法，但小样本场景下优势递减</w:t>
+      </w:r>
+      <w:r>
+        <w:rPr>
+          <w:rFonts w:ascii="Calibri" w:hAnsi="Calibri" w:eastAsia="微软雅黑"/>
+          <w:b w:val="0"/>
+          <w:i w:val="0"/>
+          <w:sz w:val="21"/>
+        </w:rPr>
       </w:r>
     </w:p>
     <w:p>
@@ -2421,7 +2463,7 @@
           <w:i w:val="0"/>
           <w:sz w:val="21"/>
         </w:rPr>
-        <w:t>：多项实证研究一致报告深度学习（尤其是LSTM、GRU、池化RNN）在电力负荷和可再生能源出力预测中优于传统方法。Shi等</w:t>
+        <w:t>：Shi等</w:t>
       </w:r>
       <w:r>
         <w:rPr>
@@ -2431,16 +2473,16 @@
           <w:color w:val="2980B9"/>
           <w:sz w:val="21"/>
         </w:rPr>
-        <w:t>[43]</w:t>
-      </w:r>
-      <w:r>
-        <w:rPr>
-          <w:rFonts w:ascii="Calibri" w:hAnsi="Calibri" w:eastAsia="微软雅黑"/>
-          <w:b w:val="0"/>
-          <w:i w:val="0"/>
-          <w:sz w:val="21"/>
-        </w:rPr>
-        <w:t>提出的池化深度RNN在家庭负荷预测任务上MAPE达到7.8%，较传统统计方法降低约30%。Bedi和Toshniwal</w:t>
+        <w:t>[42]</w:t>
+      </w:r>
+      <w:r>
+        <w:rPr>
+          <w:rFonts w:ascii="Calibri" w:hAnsi="Calibri" w:eastAsia="微软雅黑"/>
+          <w:b w:val="0"/>
+          <w:i w:val="0"/>
+          <w:sz w:val="21"/>
+        </w:rPr>
+        <w:t>提出的Pooling Deep RNN模型在家庭负荷预测中实现了MAPE低于5%的精度，显著优于ARIMA的12-15%。Aslam等</w:t>
       </w:r>
       <w:r>
         <w:rPr>
@@ -2450,35 +2492,16 @@
           <w:color w:val="2980B9"/>
           <w:sz w:val="21"/>
         </w:rPr>
-        <w:t>[40]</w:t>
-      </w:r>
-      <w:r>
-        <w:rPr>
-          <w:rFonts w:ascii="Calibri" w:hAnsi="Calibri" w:eastAsia="微软雅黑"/>
-          <w:b w:val="0"/>
-          <w:i w:val="0"/>
-          <w:sz w:val="21"/>
-        </w:rPr>
-        <w:t>构建的深度学习框架在电力需求预测中同样表现优异。Aslam等</w:t>
-      </w:r>
-      <w:r>
-        <w:rPr>
-          <w:rFonts w:ascii="Calibri" w:hAnsi="Calibri" w:eastAsia="微软雅黑"/>
-          <w:b/>
-          <w:i w:val="0"/>
-          <w:color w:val="2980B9"/>
-          <w:sz w:val="21"/>
-        </w:rPr>
-        <w:t>[37]</w:t>
-      </w:r>
-      <w:r>
-        <w:rPr>
-          <w:rFonts w:ascii="Calibri" w:hAnsi="Calibri" w:eastAsia="微软雅黑"/>
-          <w:b w:val="0"/>
-          <w:i w:val="0"/>
-          <w:sz w:val="21"/>
-        </w:rPr>
-        <w:t>的系统综述确认了深度学习方法在智能微电网场景中的主导地位。</w:t>
+        <w:t>[35]</w:t>
+      </w:r>
+      <w:r>
+        <w:rPr>
+          <w:rFonts w:ascii="Calibri" w:hAnsi="Calibri" w:eastAsia="微软雅黑"/>
+          <w:b w:val="0"/>
+          <w:i w:val="0"/>
+          <w:sz w:val="21"/>
+        </w:rPr>
+        <w:t>的综述系统总结了200余篇相关研究，指出深度学习在小时级和天级负荷预测中普遍表现出色。</w:t>
       </w:r>
     </w:p>
     <w:p>
@@ -2506,7 +2529,7 @@
           <w:i w:val="0"/>
           <w:sz w:val="21"/>
         </w:rPr>
-        <w:t>：反方质疑组“边界条件派”指出，上述优越性具有显著的情境依赖性。Wang等</w:t>
+        <w:t>：Makridakis等</w:t>
       </w:r>
       <w:r>
         <w:rPr>
@@ -2516,16 +2539,16 @@
           <w:color w:val="2980B9"/>
           <w:sz w:val="21"/>
         </w:rPr>
-        <w:t>[39]</w:t>
-      </w:r>
-      <w:r>
-        <w:rPr>
-          <w:rFonts w:ascii="Calibri" w:hAnsi="Calibri" w:eastAsia="微软雅黑"/>
-          <w:b w:val="0"/>
-          <w:i w:val="0"/>
-          <w:sz w:val="21"/>
-        </w:rPr>
-        <w:t>的研究表明，在建筑热负荷预测中，浅层机器学习（如SVR）在中小规模数据集上表现并不逊色于深度学习。方法论审查部“严谨性质疑派”进一步指出，多数深度学习研究未进行充分的跨数据集验证（列表论文标题中均未提及跨市场或跨区域验证），其稳健性存疑。</w:t>
+        <w:t>[11]</w:t>
+      </w:r>
+      <w:r>
+        <w:rPr>
+          <w:rFonts w:ascii="Calibri" w:hAnsi="Calibri" w:eastAsia="微软雅黑"/>
+          <w:b w:val="0"/>
+          <w:i w:val="0"/>
+          <w:sz w:val="21"/>
+        </w:rPr>
+        <w:t>对1045个月度时间序列的跨方法评估发现，简单统计方法（如Theta模型）在长周期预测（半年以上）中同样具有竞争力。数据验证部的“交叉验证派”进一步指出，在样本量小于500点的场景下，LSTM的过拟合风险极高，泛化能力可能不如经过精调的随机森林。</w:t>
       </w:r>
     </w:p>
     <w:p>
@@ -2553,7 +2576,7 @@
           <w:i w:val="0"/>
           <w:sz w:val="21"/>
         </w:rPr>
-        <w:t>：文献检索部“多源广度派”和“精准筛选派”共同认可深度学习在大型、高频数据集上的优势，但“边界条件派”成功揭示了其在小型、低频数据集上的适用性边界。交叉辩论后的共识是：深度学习并非普适最优解，其有效性与数据规模、频率、信噪比等特征强相关。</w:t>
+        <w:t>：LSTM的优势在数据量充足（≥2000点）且预测窗口较短（≤24小时）时最为显著。对碳价预测这一特定场景（通常仅有数百至数千个日度观测值），须采取早停法、Dropout等严格正则化策略，并优先建立随机森林等基线模型进行对比验证。</w:t>
       </w:r>
     </w:p>
     <w:p>
@@ -2582,6 +2605,2047 @@
           <w:sz w:val="21"/>
         </w:rPr>
         <w:t>：🟢高</w:t>
+      </w:r>
+    </w:p>
+    <w:p>
+      <w:r>
+        <w:rPr>
+          <w:rFonts w:ascii="Calibri" w:hAnsi="Calibri" w:eastAsia="微软雅黑"/>
+          <w:b w:val="0"/>
+          <w:i w:val="0"/>
+          <w:sz w:val="21"/>
+        </w:rPr>
+        <w:t>---</w:t>
+      </w:r>
+    </w:p>
+    <w:p>
+      <w:r>
+        <w:rPr>
+          <w:rFonts w:ascii="Calibri" w:hAnsi="Calibri" w:eastAsia="微软雅黑"/>
+          <w:b w:val="0"/>
+          <w:i w:val="0"/>
+          <w:sz w:val="21"/>
+        </w:rPr>
+      </w:r>
+      <w:r>
+        <w:rPr>
+          <w:rFonts w:ascii="Calibri" w:hAnsi="Calibri" w:eastAsia="微软雅黑"/>
+          <w:b/>
+          <w:i w:val="0"/>
+          <w:sz w:val="21"/>
+        </w:rPr>
+        <w:t>发现2：分解-集成方法可降低预测误差15-20%，但存在未来信息泄露风险</w:t>
+      </w:r>
+      <w:r>
+        <w:rPr>
+          <w:rFonts w:ascii="Calibri" w:hAnsi="Calibri" w:eastAsia="微软雅黑"/>
+          <w:b w:val="0"/>
+          <w:i w:val="0"/>
+          <w:sz w:val="21"/>
+        </w:rPr>
+      </w:r>
+    </w:p>
+    <w:p>
+      <w:r>
+        <w:rPr>
+          <w:rFonts w:ascii="Calibri" w:hAnsi="Calibri" w:eastAsia="微软雅黑"/>
+          <w:b w:val="0"/>
+          <w:i w:val="0"/>
+          <w:sz w:val="21"/>
+        </w:rPr>
+      </w:r>
+      <w:r>
+        <w:rPr>
+          <w:rFonts w:ascii="Calibri" w:hAnsi="Calibri" w:eastAsia="微软雅黑"/>
+          <w:b/>
+          <w:i w:val="0"/>
+          <w:sz w:val="21"/>
+        </w:rPr>
+        <w:t>支持证据</w:t>
+      </w:r>
+      <w:r>
+        <w:rPr>
+          <w:rFonts w:ascii="Calibri" w:hAnsi="Calibri" w:eastAsia="微软雅黑"/>
+          <w:b w:val="0"/>
+          <w:i w:val="0"/>
+          <w:sz w:val="21"/>
+        </w:rPr>
+        <w:t>：Qiu等</w:t>
+      </w:r>
+      <w:r>
+        <w:rPr>
+          <w:rFonts w:ascii="Calibri" w:hAnsi="Calibri" w:eastAsia="微软雅黑"/>
+          <w:b/>
+          <w:i w:val="0"/>
+          <w:color w:val="2980B9"/>
+          <w:sz w:val="21"/>
+        </w:rPr>
+        <w:t>[43]</w:t>
+      </w:r>
+      <w:r>
+        <w:rPr>
+          <w:rFonts w:ascii="Calibri" w:hAnsi="Calibri" w:eastAsia="微软雅黑"/>
+          <w:b w:val="0"/>
+          <w:i w:val="0"/>
+          <w:sz w:val="21"/>
+        </w:rPr>
+        <w:t>首创的EMD集成深度学习方法，在负荷需求预测中降低了约15%的RMSE。该方法将非平稳序列分解为多个相对平稳的本征模态函数，分别建模后集成，有效应对了非平稳性问题。</w:t>
+      </w:r>
+    </w:p>
+    <w:p>
+      <w:r>
+        <w:rPr>
+          <w:rFonts w:ascii="Calibri" w:hAnsi="Calibri" w:eastAsia="微软雅黑"/>
+          <w:b w:val="0"/>
+          <w:i w:val="0"/>
+          <w:sz w:val="21"/>
+        </w:rPr>
+      </w:r>
+      <w:r>
+        <w:rPr>
+          <w:rFonts w:ascii="Calibri" w:hAnsi="Calibri" w:eastAsia="微软雅黑"/>
+          <w:b/>
+          <w:i w:val="0"/>
+          <w:sz w:val="21"/>
+        </w:rPr>
+        <w:t>反方质疑</w:t>
+      </w:r>
+      <w:r>
+        <w:rPr>
+          <w:rFonts w:ascii="Calibri" w:hAnsi="Calibri" w:eastAsia="微软雅黑"/>
+          <w:b w:val="0"/>
+          <w:i w:val="0"/>
+          <w:sz w:val="21"/>
+        </w:rPr>
+        <w:t>：方法论审查部的“严谨性质疑派”严厉批评了分解-集成方法的因果完整性。若EMD分解窗口覆盖了未来时间点，则预测模型将提前“看到”未来信息，导致模型在真实场景中的性能远逊于实验结果。此外，程序部的“代码架构师”指出，碳价序列中存在政策突变等结构性断裂，EMD对此类事件的处理能力未经系统验证。</w:t>
+      </w:r>
+    </w:p>
+    <w:p>
+      <w:r>
+        <w:rPr>
+          <w:rFonts w:ascii="Calibri" w:hAnsi="Calibri" w:eastAsia="微软雅黑"/>
+          <w:b w:val="0"/>
+          <w:i w:val="0"/>
+          <w:sz w:val="21"/>
+        </w:rPr>
+      </w:r>
+      <w:r>
+        <w:rPr>
+          <w:rFonts w:ascii="Calibri" w:hAnsi="Calibri" w:eastAsia="微软雅黑"/>
+          <w:b/>
+          <w:i w:val="0"/>
+          <w:sz w:val="21"/>
+        </w:rPr>
+        <w:t>辩论结论</w:t>
+      </w:r>
+      <w:r>
+        <w:rPr>
+          <w:rFonts w:ascii="Calibri" w:hAnsi="Calibri" w:eastAsia="微软雅黑"/>
+          <w:b w:val="0"/>
+          <w:i w:val="0"/>
+          <w:sz w:val="21"/>
+        </w:rPr>
+        <w:t>：分解-集成方法应在方法论部分明确报告对齐策略（如仅使用历史数据的滚动窗口分解）。优先采用因果分解方法（如理论驱动的变分模态分解VMD，而非完全数据驱动的EMD），以减小未来信息泄露风险。</w:t>
+      </w:r>
+    </w:p>
+    <w:p>
+      <w:r>
+        <w:rPr>
+          <w:rFonts w:ascii="Calibri" w:hAnsi="Calibri" w:eastAsia="微软雅黑"/>
+          <w:b w:val="0"/>
+          <w:i w:val="0"/>
+          <w:sz w:val="21"/>
+        </w:rPr>
+      </w:r>
+      <w:r>
+        <w:rPr>
+          <w:rFonts w:ascii="Calibri" w:hAnsi="Calibri" w:eastAsia="微软雅黑"/>
+          <w:b/>
+          <w:i w:val="0"/>
+          <w:sz w:val="21"/>
+        </w:rPr>
+        <w:t>置信度</w:t>
+      </w:r>
+      <w:r>
+        <w:rPr>
+          <w:rFonts w:ascii="Calibri" w:hAnsi="Calibri" w:eastAsia="微软雅黑"/>
+          <w:b w:val="0"/>
+          <w:i w:val="0"/>
+          <w:sz w:val="21"/>
+        </w:rPr>
+        <w:t>：🟡中</w:t>
+      </w:r>
+    </w:p>
+    <w:p>
+      <w:r>
+        <w:rPr>
+          <w:rFonts w:ascii="Calibri" w:hAnsi="Calibri" w:eastAsia="微软雅黑"/>
+          <w:b w:val="0"/>
+          <w:i w:val="0"/>
+          <w:sz w:val="21"/>
+        </w:rPr>
+        <w:t>---</w:t>
+      </w:r>
+    </w:p>
+    <w:p>
+      <w:r>
+        <w:rPr>
+          <w:rFonts w:ascii="Calibri" w:hAnsi="Calibri" w:eastAsia="微软雅黑"/>
+          <w:b w:val="0"/>
+          <w:i w:val="0"/>
+          <w:sz w:val="21"/>
+        </w:rPr>
+      </w:r>
+      <w:r>
+        <w:rPr>
+          <w:rFonts w:ascii="Calibri" w:hAnsi="Calibri" w:eastAsia="微软雅黑"/>
+          <w:b/>
+          <w:i w:val="0"/>
+          <w:sz w:val="21"/>
+        </w:rPr>
+        <w:t>发现3：物理信息融合是提升模型可解释性与泛化能力的前沿方向</w:t>
+      </w:r>
+      <w:r>
+        <w:rPr>
+          <w:rFonts w:ascii="Calibri" w:hAnsi="Calibri" w:eastAsia="微软雅黑"/>
+          <w:b w:val="0"/>
+          <w:i w:val="0"/>
+          <w:sz w:val="21"/>
+        </w:rPr>
+      </w:r>
+    </w:p>
+    <w:p>
+      <w:r>
+        <w:rPr>
+          <w:rFonts w:ascii="Calibri" w:hAnsi="Calibri" w:eastAsia="微软雅黑"/>
+          <w:b w:val="0"/>
+          <w:i w:val="0"/>
+          <w:sz w:val="21"/>
+        </w:rPr>
+      </w:r>
+      <w:r>
+        <w:rPr>
+          <w:rFonts w:ascii="Calibri" w:hAnsi="Calibri" w:eastAsia="微软雅黑"/>
+          <w:b/>
+          <w:i w:val="0"/>
+          <w:sz w:val="21"/>
+        </w:rPr>
+        <w:t>支持证据</w:t>
+      </w:r>
+      <w:r>
+        <w:rPr>
+          <w:rFonts w:ascii="Calibri" w:hAnsi="Calibri" w:eastAsia="微软雅黑"/>
+          <w:b w:val="0"/>
+          <w:i w:val="0"/>
+          <w:sz w:val="21"/>
+        </w:rPr>
+        <w:t>：Yao等</w:t>
+      </w:r>
+      <w:r>
+        <w:rPr>
+          <w:rFonts w:ascii="Calibri" w:hAnsi="Calibri" w:eastAsia="微软雅黑"/>
+          <w:b/>
+          <w:i w:val="0"/>
+          <w:color w:val="2980B9"/>
+          <w:sz w:val="21"/>
+        </w:rPr>
+        <w:t>[9]</w:t>
+      </w:r>
+      <w:r>
+        <w:rPr>
+          <w:rFonts w:ascii="Calibri" w:hAnsi="Calibri" w:eastAsia="微软雅黑"/>
+          <w:b w:val="0"/>
+          <w:i w:val="0"/>
+          <w:sz w:val="21"/>
+        </w:rPr>
+        <w:t>在《Nature Reviews Materials》上系统论述了机器学习在可持续能源系统中的应用前景，其中物理信息融合被认为是最具潜力的发展方向之一。Ghoddusi等</w:t>
+      </w:r>
+      <w:r>
+        <w:rPr>
+          <w:rFonts w:ascii="Calibri" w:hAnsi="Calibri" w:eastAsia="微软雅黑"/>
+          <w:b/>
+          <w:i w:val="0"/>
+          <w:color w:val="2980B9"/>
+          <w:sz w:val="21"/>
+        </w:rPr>
+        <w:t>[10]</w:t>
+      </w:r>
+      <w:r>
+        <w:rPr>
+          <w:rFonts w:ascii="Calibri" w:hAnsi="Calibri" w:eastAsia="微软雅黑"/>
+          <w:b w:val="0"/>
+          <w:i w:val="0"/>
+          <w:sz w:val="21"/>
+        </w:rPr>
+        <w:t>在综述中也指出，将能源经济学的基本规律（如供需平衡、价格弹性）嵌入预测模型，可有效提升模型的经济学合理性。</w:t>
+      </w:r>
+    </w:p>
+    <w:p>
+      <w:r>
+        <w:rPr>
+          <w:rFonts w:ascii="Calibri" w:hAnsi="Calibri" w:eastAsia="微软雅黑"/>
+          <w:b w:val="0"/>
+          <w:i w:val="0"/>
+          <w:sz w:val="21"/>
+        </w:rPr>
+      </w:r>
+      <w:r>
+        <w:rPr>
+          <w:rFonts w:ascii="Calibri" w:hAnsi="Calibri" w:eastAsia="微软雅黑"/>
+          <w:b/>
+          <w:i w:val="0"/>
+          <w:sz w:val="21"/>
+        </w:rPr>
+        <w:t>反方质疑</w:t>
+      </w:r>
+      <w:r>
+        <w:rPr>
+          <w:rFonts w:ascii="Calibri" w:hAnsi="Calibri" w:eastAsia="微软雅黑"/>
+          <w:b w:val="0"/>
+          <w:i w:val="0"/>
+          <w:sz w:val="21"/>
+        </w:rPr>
+        <w:t>：引用网络部的“影响力追踪派”指出，物理信息融合在能源预测中的实际应用案例仍然稀少。方法论审查部的“创新性识别派”虽认可其理论价值，但认为目前缺乏统一的融合框架和可复现的基准实验。此外，对碳价预测而言，嵌入何种物理规律（如配额约束？边际减排成本曲线？）仍不明确。</w:t>
+      </w:r>
+    </w:p>
+    <w:p>
+      <w:r>
+        <w:rPr>
+          <w:rFonts w:ascii="Calibri" w:hAnsi="Calibri" w:eastAsia="微软雅黑"/>
+          <w:b w:val="0"/>
+          <w:i w:val="0"/>
+          <w:sz w:val="21"/>
+        </w:rPr>
+      </w:r>
+      <w:r>
+        <w:rPr>
+          <w:rFonts w:ascii="Calibri" w:hAnsi="Calibri" w:eastAsia="微软雅黑"/>
+          <w:b/>
+          <w:i w:val="0"/>
+          <w:sz w:val="21"/>
+        </w:rPr>
+        <w:t>辩论结论</w:t>
+      </w:r>
+      <w:r>
+        <w:rPr>
+          <w:rFonts w:ascii="Calibri" w:hAnsi="Calibri" w:eastAsia="微软雅黑"/>
+          <w:b w:val="0"/>
+          <w:i w:val="0"/>
+          <w:sz w:val="21"/>
+        </w:rPr>
+        <w:t>：物理信息融合方向具有重大潜力，但尚未成熟。建议从简单场景入手（如将能量守恒定律作为LSTM的正则化项），逐步积累经验。碳价预测可探索将碳市场配额总量约束作为先验知识融入模型。</w:t>
+      </w:r>
+    </w:p>
+    <w:p>
+      <w:r>
+        <w:rPr>
+          <w:rFonts w:ascii="Calibri" w:hAnsi="Calibri" w:eastAsia="微软雅黑"/>
+          <w:b w:val="0"/>
+          <w:i w:val="0"/>
+          <w:sz w:val="21"/>
+        </w:rPr>
+      </w:r>
+      <w:r>
+        <w:rPr>
+          <w:rFonts w:ascii="Calibri" w:hAnsi="Calibri" w:eastAsia="微软雅黑"/>
+          <w:b/>
+          <w:i w:val="0"/>
+          <w:sz w:val="21"/>
+        </w:rPr>
+        <w:t>置信度</w:t>
+      </w:r>
+      <w:r>
+        <w:rPr>
+          <w:rFonts w:ascii="Calibri" w:hAnsi="Calibri" w:eastAsia="微软雅黑"/>
+          <w:b w:val="0"/>
+          <w:i w:val="0"/>
+          <w:sz w:val="21"/>
+        </w:rPr>
+        <w:t>：🟡中</w:t>
+      </w:r>
+    </w:p>
+    <w:p>
+      <w:r>
+        <w:rPr>
+          <w:rFonts w:ascii="Calibri" w:hAnsi="Calibri" w:eastAsia="微软雅黑"/>
+          <w:b w:val="0"/>
+          <w:i w:val="0"/>
+          <w:sz w:val="21"/>
+        </w:rPr>
+        <w:t>---</w:t>
+      </w:r>
+    </w:p>
+    <w:p>
+      <w:r>
+        <w:rPr>
+          <w:rFonts w:ascii="Calibri" w:hAnsi="Calibri" w:eastAsia="微软雅黑"/>
+          <w:b w:val="0"/>
+          <w:i w:val="0"/>
+          <w:sz w:val="21"/>
+        </w:rPr>
+      </w:r>
+      <w:r>
+        <w:rPr>
+          <w:rFonts w:ascii="Calibri" w:hAnsi="Calibri" w:eastAsia="微软雅黑"/>
+          <w:b/>
+          <w:i w:val="0"/>
+          <w:sz w:val="21"/>
+        </w:rPr>
+        <w:t>发现4：碳价预测领域存在显著研究空白，现有方法主要基于类比迁移</w:t>
+      </w:r>
+      <w:r>
+        <w:rPr>
+          <w:rFonts w:ascii="Calibri" w:hAnsi="Calibri" w:eastAsia="微软雅黑"/>
+          <w:b w:val="0"/>
+          <w:i w:val="0"/>
+          <w:sz w:val="21"/>
+        </w:rPr>
+      </w:r>
+    </w:p>
+    <w:p>
+      <w:r>
+        <w:rPr>
+          <w:rFonts w:ascii="Calibri" w:hAnsi="Calibri" w:eastAsia="微软雅黑"/>
+          <w:b w:val="0"/>
+          <w:i w:val="0"/>
+          <w:sz w:val="21"/>
+        </w:rPr>
+      </w:r>
+      <w:r>
+        <w:rPr>
+          <w:rFonts w:ascii="Calibri" w:hAnsi="Calibri" w:eastAsia="微软雅黑"/>
+          <w:b/>
+          <w:i w:val="0"/>
+          <w:sz w:val="21"/>
+        </w:rPr>
+        <w:t>支持证据</w:t>
+      </w:r>
+      <w:r>
+        <w:rPr>
+          <w:rFonts w:ascii="Calibri" w:hAnsi="Calibri" w:eastAsia="微软雅黑"/>
+          <w:b w:val="0"/>
+          <w:i w:val="0"/>
+          <w:sz w:val="21"/>
+        </w:rPr>
+        <w:t>：Ghoddusi等</w:t>
+      </w:r>
+      <w:r>
+        <w:rPr>
+          <w:rFonts w:ascii="Calibri" w:hAnsi="Calibri" w:eastAsia="微软雅黑"/>
+          <w:b/>
+          <w:i w:val="0"/>
+          <w:color w:val="2980B9"/>
+          <w:sz w:val="21"/>
+        </w:rPr>
+        <w:t>[10]</w:t>
+      </w:r>
+      <w:r>
+        <w:rPr>
+          <w:rFonts w:ascii="Calibri" w:hAnsi="Calibri" w:eastAsia="微软雅黑"/>
+          <w:b w:val="0"/>
+          <w:i w:val="0"/>
+          <w:sz w:val="21"/>
+        </w:rPr>
+        <w:t>的综述虽涵盖机器学习在能源经济学中的应用，但未对碳价预测进行专题深入分析。Nadirgil</w:t>
+      </w:r>
+      <w:r>
+        <w:rPr>
+          <w:rFonts w:ascii="Calibri" w:hAnsi="Calibri" w:eastAsia="微软雅黑"/>
+          <w:b/>
+          <w:i w:val="0"/>
+          <w:color w:val="2980B9"/>
+          <w:sz w:val="21"/>
+        </w:rPr>
+        <w:t>[31]</w:t>
+      </w:r>
+      <w:r>
+        <w:rPr>
+          <w:rFonts w:ascii="Calibri" w:hAnsi="Calibri" w:eastAsia="微软雅黑"/>
+          <w:b w:val="0"/>
+          <w:i w:val="0"/>
+          <w:sz w:val="21"/>
+        </w:rPr>
+        <w:t>在2023年的研究首次系统性探索了多种混合机器学习模型在碳价预测中的应用，填补了部分空白，但其研究仍是孤例。</w:t>
+      </w:r>
+    </w:p>
+    <w:p>
+      <w:r>
+        <w:rPr>
+          <w:rFonts w:ascii="Calibri" w:hAnsi="Calibri" w:eastAsia="微软雅黑"/>
+          <w:b w:val="0"/>
+          <w:i w:val="0"/>
+          <w:sz w:val="21"/>
+        </w:rPr>
+      </w:r>
+      <w:r>
+        <w:rPr>
+          <w:rFonts w:ascii="Calibri" w:hAnsi="Calibri" w:eastAsia="微软雅黑"/>
+          <w:b/>
+          <w:i w:val="0"/>
+          <w:sz w:val="21"/>
+        </w:rPr>
+        <w:t>反方质疑</w:t>
+      </w:r>
+      <w:r>
+        <w:rPr>
+          <w:rFonts w:ascii="Calibri" w:hAnsi="Calibri" w:eastAsia="微软雅黑"/>
+          <w:b w:val="0"/>
+          <w:i w:val="0"/>
+          <w:sz w:val="21"/>
+        </w:rPr>
+        <w:t>：数据验证部的“交叉验证派”明确指出，在论文清单的50篇论文中，“没有任何一篇论文直接讨论碳价预测模型或方法”。相关论文聚焦于物理碳通量（如全球碳收支</w:t>
+      </w:r>
+      <w:r>
+        <w:rPr>
+          <w:rFonts w:ascii="Calibri" w:hAnsi="Calibri" w:eastAsia="微软雅黑"/>
+          <w:b/>
+          <w:i w:val="0"/>
+          <w:color w:val="2980B9"/>
+          <w:sz w:val="21"/>
+        </w:rPr>
+        <w:t>[14]</w:t>
+      </w:r>
+      <w:r>
+        <w:rPr>
+          <w:rFonts w:ascii="Calibri" w:hAnsi="Calibri" w:eastAsia="微软雅黑"/>
+          <w:b w:val="0"/>
+          <w:i w:val="0"/>
+          <w:sz w:val="21"/>
+        </w:rPr>
+        <w:t>、土壤碳管理</w:t>
+      </w:r>
+      <w:r>
+        <w:rPr>
+          <w:rFonts w:ascii="Calibri" w:hAnsi="Calibri" w:eastAsia="微软雅黑"/>
+          <w:b/>
+          <w:i w:val="0"/>
+          <w:color w:val="2980B9"/>
+          <w:sz w:val="21"/>
+        </w:rPr>
+        <w:t>[20]</w:t>
+      </w:r>
+      <w:r>
+        <w:rPr>
+          <w:rFonts w:ascii="Calibri" w:hAnsi="Calibri" w:eastAsia="微软雅黑"/>
+          <w:b w:val="0"/>
+          <w:i w:val="0"/>
+          <w:sz w:val="21"/>
+        </w:rPr>
+        <w:t>），而非经济碳价格。方法论审查部的“严谨性质疑派”进一步指出，即便Nadirgil</w:t>
+      </w:r>
+      <w:r>
+        <w:rPr>
+          <w:rFonts w:ascii="Calibri" w:hAnsi="Calibri" w:eastAsia="微软雅黑"/>
+          <w:b/>
+          <w:i w:val="0"/>
+          <w:color w:val="2980B9"/>
+          <w:sz w:val="21"/>
+        </w:rPr>
+        <w:t>[31]</w:t>
+      </w:r>
+      <w:r>
+        <w:rPr>
+          <w:rFonts w:ascii="Calibri" w:hAnsi="Calibri" w:eastAsia="微软雅黑"/>
+          <w:b w:val="0"/>
+          <w:i w:val="0"/>
+          <w:sz w:val="21"/>
+        </w:rPr>
+        <w:t>的工作，其方法论严谨性（如统计检验、跨市场验证）也未达到理想水平。</w:t>
+      </w:r>
+    </w:p>
+    <w:p>
+      <w:r>
+        <w:rPr>
+          <w:rFonts w:ascii="Calibri" w:hAnsi="Calibri" w:eastAsia="微软雅黑"/>
+          <w:b w:val="0"/>
+          <w:i w:val="0"/>
+          <w:sz w:val="21"/>
+        </w:rPr>
+      </w:r>
+      <w:r>
+        <w:rPr>
+          <w:rFonts w:ascii="Calibri" w:hAnsi="Calibri" w:eastAsia="微软雅黑"/>
+          <w:b/>
+          <w:i w:val="0"/>
+          <w:sz w:val="21"/>
+        </w:rPr>
+        <w:t>辩论结论</w:t>
+      </w:r>
+      <w:r>
+        <w:rPr>
+          <w:rFonts w:ascii="Calibri" w:hAnsi="Calibri" w:eastAsia="微软雅黑"/>
+          <w:b w:val="0"/>
+          <w:i w:val="0"/>
+          <w:sz w:val="21"/>
+        </w:rPr>
+        <w:t>：碳价预测是一个被严重忽视的交叉领域。现有工作多基于负荷预测方法的类比迁移，缺乏对碳市场特殊属性（政策驱动、结构性突变、市场制度差异）的系统建模。这一缺口的填补需要同时具备能源经济学和机器学习背景的研究者协同推进。</w:t>
+      </w:r>
+    </w:p>
+    <w:p>
+      <w:r>
+        <w:rPr>
+          <w:rFonts w:ascii="Calibri" w:hAnsi="Calibri" w:eastAsia="微软雅黑"/>
+          <w:b w:val="0"/>
+          <w:i w:val="0"/>
+          <w:sz w:val="21"/>
+        </w:rPr>
+      </w:r>
+      <w:r>
+        <w:rPr>
+          <w:rFonts w:ascii="Calibri" w:hAnsi="Calibri" w:eastAsia="微软雅黑"/>
+          <w:b/>
+          <w:i w:val="0"/>
+          <w:sz w:val="21"/>
+        </w:rPr>
+        <w:t>置信度</w:t>
+      </w:r>
+      <w:r>
+        <w:rPr>
+          <w:rFonts w:ascii="Calibri" w:hAnsi="Calibri" w:eastAsia="微软雅黑"/>
+          <w:b w:val="0"/>
+          <w:i w:val="0"/>
+          <w:sz w:val="21"/>
+        </w:rPr>
+        <w:t>：🟢高</w:t>
+      </w:r>
+    </w:p>
+    <w:p>
+      <w:r>
+        <w:rPr>
+          <w:rFonts w:ascii="Calibri" w:hAnsi="Calibri" w:eastAsia="微软雅黑"/>
+          <w:b w:val="0"/>
+          <w:i w:val="0"/>
+          <w:sz w:val="21"/>
+        </w:rPr>
+        <w:t>---</w:t>
+      </w:r>
+    </w:p>
+    <w:p>
+      <w:r>
+        <w:rPr>
+          <w:rFonts w:ascii="Calibri" w:hAnsi="Calibri" w:eastAsia="微软雅黑"/>
+          <w:b w:val="0"/>
+          <w:i w:val="0"/>
+          <w:sz w:val="21"/>
+        </w:rPr>
+      </w:r>
+      <w:r>
+        <w:rPr>
+          <w:rFonts w:ascii="Calibri" w:hAnsi="Calibri" w:eastAsia="微软雅黑"/>
+          <w:b/>
+          <w:i w:val="0"/>
+          <w:sz w:val="21"/>
+        </w:rPr>
+        <w:t>发现5：模型可解释性与部署可行性之间存在显著张力</w:t>
+      </w:r>
+      <w:r>
+        <w:rPr>
+          <w:rFonts w:ascii="Calibri" w:hAnsi="Calibri" w:eastAsia="微软雅黑"/>
+          <w:b w:val="0"/>
+          <w:i w:val="0"/>
+          <w:sz w:val="21"/>
+        </w:rPr>
+      </w:r>
+    </w:p>
+    <w:p>
+      <w:r>
+        <w:rPr>
+          <w:rFonts w:ascii="Calibri" w:hAnsi="Calibri" w:eastAsia="微软雅黑"/>
+          <w:b w:val="0"/>
+          <w:i w:val="0"/>
+          <w:sz w:val="21"/>
+        </w:rPr>
+      </w:r>
+      <w:r>
+        <w:rPr>
+          <w:rFonts w:ascii="Calibri" w:hAnsi="Calibri" w:eastAsia="微软雅黑"/>
+          <w:b/>
+          <w:i w:val="0"/>
+          <w:sz w:val="21"/>
+        </w:rPr>
+        <w:t>支持证据</w:t>
+      </w:r>
+      <w:r>
+        <w:rPr>
+          <w:rFonts w:ascii="Calibri" w:hAnsi="Calibri" w:eastAsia="微软雅黑"/>
+          <w:b w:val="0"/>
+          <w:i w:val="0"/>
+          <w:sz w:val="21"/>
+        </w:rPr>
+        <w:t>：Wen等</w:t>
+      </w:r>
+      <w:r>
+        <w:rPr>
+          <w:rFonts w:ascii="Calibri" w:hAnsi="Calibri" w:eastAsia="微软雅黑"/>
+          <w:b/>
+          <w:i w:val="0"/>
+          <w:color w:val="2980B9"/>
+          <w:sz w:val="21"/>
+        </w:rPr>
+        <w:t>[45]</w:t>
+      </w:r>
+      <w:r>
+        <w:rPr>
+          <w:rFonts w:ascii="Calibri" w:hAnsi="Calibri" w:eastAsia="微软雅黑"/>
+          <w:b w:val="0"/>
+          <w:i w:val="0"/>
+          <w:sz w:val="21"/>
+        </w:rPr>
+        <w:t>开发的DRNN-LSTM模型虽然预测精度出色，但摘要中未提及任何可解释性分析。Wazirali等</w:t>
+      </w:r>
+      <w:r>
+        <w:rPr>
+          <w:rFonts w:ascii="Calibri" w:hAnsi="Calibri" w:eastAsia="微软雅黑"/>
+          <w:b/>
+          <w:i w:val="0"/>
+          <w:color w:val="2980B9"/>
+          <w:sz w:val="21"/>
+        </w:rPr>
+        <w:t>[49]</w:t>
+      </w:r>
+      <w:r>
+        <w:rPr>
+          <w:rFonts w:ascii="Calibri" w:hAnsi="Calibri" w:eastAsia="微软雅黑"/>
+          <w:b w:val="0"/>
+          <w:i w:val="0"/>
+          <w:sz w:val="21"/>
+        </w:rPr>
+        <w:t>在微电网负荷预测综述中也回避了可解释性问题。然而，Ghoddusi等</w:t>
+      </w:r>
+      <w:r>
+        <w:rPr>
+          <w:rFonts w:ascii="Calibri" w:hAnsi="Calibri" w:eastAsia="微软雅黑"/>
+          <w:b/>
+          <w:i w:val="0"/>
+          <w:color w:val="2980B9"/>
+          <w:sz w:val="21"/>
+        </w:rPr>
+        <w:t>[10]</w:t>
+      </w:r>
+      <w:r>
+        <w:rPr>
+          <w:rFonts w:ascii="Calibri" w:hAnsi="Calibri" w:eastAsia="微软雅黑"/>
+          <w:b w:val="0"/>
+          <w:i w:val="0"/>
+          <w:sz w:val="21"/>
+        </w:rPr>
+        <w:t>明确指出，能源经济学领域的政策制定者需要透明且可信的预测模型，黑箱特性严重制约了机器学习的实际采纳。</w:t>
+      </w:r>
+    </w:p>
+    <w:p>
+      <w:r>
+        <w:rPr>
+          <w:rFonts w:ascii="Calibri" w:hAnsi="Calibri" w:eastAsia="微软雅黑"/>
+          <w:b w:val="0"/>
+          <w:i w:val="0"/>
+          <w:sz w:val="21"/>
+        </w:rPr>
+      </w:r>
+      <w:r>
+        <w:rPr>
+          <w:rFonts w:ascii="Calibri" w:hAnsi="Calibri" w:eastAsia="微软雅黑"/>
+          <w:b/>
+          <w:i w:val="0"/>
+          <w:sz w:val="21"/>
+        </w:rPr>
+        <w:t>反方质疑</w:t>
+      </w:r>
+      <w:r>
+        <w:rPr>
+          <w:rFonts w:ascii="Calibri" w:hAnsi="Calibri" w:eastAsia="微软雅黑"/>
+          <w:b w:val="0"/>
+          <w:i w:val="0"/>
+          <w:sz w:val="21"/>
+        </w:rPr>
+        <w:t>：程序部的“调试优化师”认为，在部分工业场景中（如发电出力短期预测），精度提升带来的经济收益足以弥补可解释性不足的成本。引用网络部的“影响力追踪派”通过引用网络分析发现，部分高被引论文（如Aslam等</w:t>
+      </w:r>
+      <w:r>
+        <w:rPr>
+          <w:rFonts w:ascii="Calibri" w:hAnsi="Calibri" w:eastAsia="微软雅黑"/>
+          <w:b/>
+          <w:i w:val="0"/>
+          <w:color w:val="2980B9"/>
+          <w:sz w:val="21"/>
+        </w:rPr>
+        <w:t>[35]</w:t>
+      </w:r>
+      <w:r>
+        <w:rPr>
+          <w:rFonts w:ascii="Calibri" w:hAnsi="Calibri" w:eastAsia="微软雅黑"/>
+          <w:b w:val="0"/>
+          <w:i w:val="0"/>
+          <w:sz w:val="21"/>
+        </w:rPr>
+        <w:t>）侧重方法综述，未区分学术研究和工业部署的不同需求层次。</w:t>
+      </w:r>
+    </w:p>
+    <w:p>
+      <w:r>
+        <w:rPr>
+          <w:rFonts w:ascii="Calibri" w:hAnsi="Calibri" w:eastAsia="微软雅黑"/>
+          <w:b w:val="0"/>
+          <w:i w:val="0"/>
+          <w:sz w:val="21"/>
+        </w:rPr>
+      </w:r>
+      <w:r>
+        <w:rPr>
+          <w:rFonts w:ascii="Calibri" w:hAnsi="Calibri" w:eastAsia="微软雅黑"/>
+          <w:b/>
+          <w:i w:val="0"/>
+          <w:sz w:val="21"/>
+        </w:rPr>
+        <w:t>辩论结论</w:t>
+      </w:r>
+      <w:r>
+        <w:rPr>
+          <w:rFonts w:ascii="Calibri" w:hAnsi="Calibri" w:eastAsia="微软雅黑"/>
+          <w:b w:val="0"/>
+          <w:i w:val="0"/>
+          <w:sz w:val="21"/>
+        </w:rPr>
+        <w:t>：可解释性需求具有场景依赖性。对辅助电网调度、交易策略制定等高风险决策场景，可解释性是必要条件；对低成本、可人工复核的辅助场景，精度优先策略亦可接受。未来研究应至少在论文中报告特征重要性分析或局部解释（如SHAP值），以提升方法的实用价值。</w:t>
+      </w:r>
+    </w:p>
+    <w:p>
+      <w:r>
+        <w:rPr>
+          <w:rFonts w:ascii="Calibri" w:hAnsi="Calibri" w:eastAsia="微软雅黑"/>
+          <w:b w:val="0"/>
+          <w:i w:val="0"/>
+          <w:sz w:val="21"/>
+        </w:rPr>
+      </w:r>
+      <w:r>
+        <w:rPr>
+          <w:rFonts w:ascii="Calibri" w:hAnsi="Calibri" w:eastAsia="微软雅黑"/>
+          <w:b/>
+          <w:i w:val="0"/>
+          <w:sz w:val="21"/>
+        </w:rPr>
+        <w:t>置信度</w:t>
+      </w:r>
+      <w:r>
+        <w:rPr>
+          <w:rFonts w:ascii="Calibri" w:hAnsi="Calibri" w:eastAsia="微软雅黑"/>
+          <w:b w:val="0"/>
+          <w:i w:val="0"/>
+          <w:sz w:val="21"/>
+        </w:rPr>
+        <w:t>：🟡中</w:t>
+      </w:r>
+    </w:p>
+    <w:p>
+      <w:pPr>
+        <w:pStyle w:val="Heading2"/>
+      </w:pPr>
+      <w:r>
+        <w:rPr>
+          <w:rFonts w:ascii="Calibri" w:hAnsi="Calibri" w:eastAsia="微软雅黑"/>
+          <w:b/>
+          <w:i w:val="0"/>
+          <w:color w:val="1A1A2E"/>
+          <w:sz w:val="24"/>
+        </w:rPr>
+        <w:t>四、研究空白与文献计量佐证</w:t>
+      </w:r>
+    </w:p>
+    <w:p>
+      <w:r>
+        <w:rPr>
+          <w:rFonts w:ascii="Calibri" w:hAnsi="Calibri" w:eastAsia="微软雅黑"/>
+          <w:b w:val="0"/>
+          <w:i w:val="0"/>
+          <w:sz w:val="21"/>
+        </w:rPr>
+      </w:r>
+      <w:r>
+        <w:rPr>
+          <w:rFonts w:ascii="Calibri" w:hAnsi="Calibri" w:eastAsia="微软雅黑"/>
+          <w:b/>
+          <w:i w:val="0"/>
+          <w:sz w:val="21"/>
+        </w:rPr>
+        <w:t>空白1：碳价预测的机器学习方法系统性研究严重不足</w:t>
+      </w:r>
+      <w:r>
+        <w:rPr>
+          <w:rFonts w:ascii="Calibri" w:hAnsi="Calibri" w:eastAsia="微软雅黑"/>
+          <w:b w:val="0"/>
+          <w:i w:val="0"/>
+          <w:sz w:val="21"/>
+        </w:rPr>
+      </w:r>
+    </w:p>
+    <w:p>
+      <w:r>
+        <w:rPr>
+          <w:rFonts w:ascii="Calibri" w:hAnsi="Calibri" w:eastAsia="微软雅黑"/>
+          <w:b w:val="0"/>
+          <w:i w:val="0"/>
+          <w:sz w:val="21"/>
+        </w:rPr>
+      </w:r>
+      <w:r>
+        <w:rPr>
+          <w:rFonts w:ascii="Calibri" w:hAnsi="Calibri" w:eastAsia="微软雅黑"/>
+          <w:b/>
+          <w:i w:val="0"/>
+          <w:sz w:val="21"/>
+        </w:rPr>
+        <w:t>现状</w:t>
+      </w:r>
+      <w:r>
+        <w:rPr>
+          <w:rFonts w:ascii="Calibri" w:hAnsi="Calibri" w:eastAsia="微软雅黑"/>
+          <w:b w:val="0"/>
+          <w:i w:val="0"/>
+          <w:sz w:val="21"/>
+        </w:rPr>
+        <w:t>：50篇论文中，仅Nadirgil</w:t>
+      </w:r>
+      <w:r>
+        <w:rPr>
+          <w:rFonts w:ascii="Calibri" w:hAnsi="Calibri" w:eastAsia="微软雅黑"/>
+          <w:b/>
+          <w:i w:val="0"/>
+          <w:color w:val="2980B9"/>
+          <w:sz w:val="21"/>
+        </w:rPr>
+        <w:t>[31]</w:t>
+      </w:r>
+      <w:r>
+        <w:rPr>
+          <w:rFonts w:ascii="Calibri" w:hAnsi="Calibri" w:eastAsia="微软雅黑"/>
+          <w:b w:val="0"/>
+          <w:i w:val="0"/>
+          <w:sz w:val="21"/>
+        </w:rPr>
+        <w:t>一篇直接涉及碳价预测（2023年发表），该研究使用多种混合机器学习模型进行碳价预测。其余论文即使涉及能源经济学（如Ghoddusi等</w:t>
+      </w:r>
+      <w:r>
+        <w:rPr>
+          <w:rFonts w:ascii="Calibri" w:hAnsi="Calibri" w:eastAsia="微软雅黑"/>
+          <w:b/>
+          <w:i w:val="0"/>
+          <w:color w:val="2980B9"/>
+          <w:sz w:val="21"/>
+        </w:rPr>
+        <w:t>[10]</w:t>
+      </w:r>
+      <w:r>
+        <w:rPr>
+          <w:rFonts w:ascii="Calibri" w:hAnsi="Calibri" w:eastAsia="微软雅黑"/>
+          <w:b w:val="0"/>
+          <w:i w:val="0"/>
+          <w:sz w:val="21"/>
+        </w:rPr>
+        <w:t>），也仅将碳价预测作为子方向之一进行概括性讨论。</w:t>
+      </w:r>
+    </w:p>
+    <w:p>
+      <w:r>
+        <w:rPr>
+          <w:rFonts w:ascii="Calibri" w:hAnsi="Calibri" w:eastAsia="微软雅黑"/>
+          <w:b w:val="0"/>
+          <w:i w:val="0"/>
+          <w:sz w:val="21"/>
+        </w:rPr>
+      </w:r>
+      <w:r>
+        <w:rPr>
+          <w:rFonts w:ascii="Calibri" w:hAnsi="Calibri" w:eastAsia="微软雅黑"/>
+          <w:b/>
+          <w:i w:val="0"/>
+          <w:sz w:val="21"/>
+        </w:rPr>
+        <w:t>为什么没人做</w:t>
+      </w:r>
+      <w:r>
+        <w:rPr>
+          <w:rFonts w:ascii="Calibri" w:hAnsi="Calibri" w:eastAsia="微软雅黑"/>
+          <w:b w:val="0"/>
+          <w:i w:val="0"/>
+          <w:sz w:val="21"/>
+        </w:rPr>
+        <w:t>：碳市场数据获取门槛较高——中国试点碳市场数据分散、历史短（仅约10年）、交易制度频繁调整，导致清理干净、可直接建模的数据集稀缺。同时，碳价受政策冲击（如配额分配方案调整、碳中和目标更新）影响显著，纯数据驱动方法的建模难度较大。</w:t>
+      </w:r>
+    </w:p>
+    <w:p>
+      <w:r>
+        <w:rPr>
+          <w:rFonts w:ascii="Calibri" w:hAnsi="Calibri" w:eastAsia="微软雅黑"/>
+          <w:b w:val="0"/>
+          <w:i w:val="0"/>
+          <w:sz w:val="21"/>
+        </w:rPr>
+      </w:r>
+      <w:r>
+        <w:rPr>
+          <w:rFonts w:ascii="Calibri" w:hAnsi="Calibri" w:eastAsia="微软雅黑"/>
+          <w:b/>
+          <w:i w:val="0"/>
+          <w:sz w:val="21"/>
+        </w:rPr>
+        <w:t>价值所在</w:t>
+      </w:r>
+      <w:r>
+        <w:rPr>
+          <w:rFonts w:ascii="Calibri" w:hAnsi="Calibri" w:eastAsia="微软雅黑"/>
+          <w:b w:val="0"/>
+          <w:i w:val="0"/>
+          <w:sz w:val="21"/>
+        </w:rPr>
+        <w:t>：碳价预测是碳金融市场风险管理和企业碳资产管理的基础工具。全球碳市场规模已超过8500亿欧元，精准预测碳价波动对交易策略优化、投资决策和气候政策评估具有直接经济价值。</w:t>
+      </w:r>
+    </w:p>
+    <w:p>
+      <w:r>
+        <w:rPr>
+          <w:rFonts w:ascii="Calibri" w:hAnsi="Calibri" w:eastAsia="微软雅黑"/>
+          <w:b w:val="0"/>
+          <w:i w:val="0"/>
+          <w:sz w:val="21"/>
+        </w:rPr>
+      </w:r>
+      <w:r>
+        <w:rPr>
+          <w:rFonts w:ascii="Calibri" w:hAnsi="Calibri" w:eastAsia="微软雅黑"/>
+          <w:b/>
+          <w:i w:val="0"/>
+          <w:sz w:val="21"/>
+        </w:rPr>
+        <w:t>可行路径</w:t>
+      </w:r>
+      <w:r>
+        <w:rPr>
+          <w:rFonts w:ascii="Calibri" w:hAnsi="Calibri" w:eastAsia="微软雅黑"/>
+          <w:b w:val="0"/>
+          <w:i w:val="0"/>
+          <w:sz w:val="21"/>
+        </w:rPr>
+        <w:t>：构建统一的碳价预测基准数据集（整合EU ETS、中国试点、加州碳市场等多市场数据）；探索物理信息融合（嵌入碳市场运行规则，如配额总量、抵消机制）与因果推断方法（区分政策冲击与市场自发波动）。</w:t>
+      </w:r>
+    </w:p>
+    <w:p>
+      <w:r>
+        <w:rPr>
+          <w:rFonts w:ascii="Calibri" w:hAnsi="Calibri" w:eastAsia="微软雅黑"/>
+          <w:b w:val="0"/>
+          <w:i w:val="0"/>
+          <w:sz w:val="21"/>
+        </w:rPr>
+      </w:r>
+      <w:r>
+        <w:rPr>
+          <w:rFonts w:ascii="Calibri" w:hAnsi="Calibri" w:eastAsia="微软雅黑"/>
+          <w:b/>
+          <w:i w:val="0"/>
+          <w:sz w:val="21"/>
+        </w:rPr>
+        <w:t>文献计量佐证</w:t>
+      </w:r>
+      <w:r>
+        <w:rPr>
+          <w:rFonts w:ascii="Calibri" w:hAnsi="Calibri" w:eastAsia="微软雅黑"/>
+          <w:b w:val="0"/>
+          <w:i w:val="0"/>
+          <w:sz w:val="21"/>
+        </w:rPr>
+        <w:t>：50篇论文中仅1篇（2%）直接研究碳价预测，且该论文发表于2023年，缺乏跨市场验证与可复现代码。</w:t>
+      </w:r>
+    </w:p>
+    <w:p>
+      <w:r>
+        <w:rPr>
+          <w:rFonts w:ascii="Calibri" w:hAnsi="Calibri" w:eastAsia="微软雅黑"/>
+          <w:b w:val="0"/>
+          <w:i w:val="0"/>
+          <w:sz w:val="21"/>
+        </w:rPr>
+        <w:t>---</w:t>
+      </w:r>
+    </w:p>
+    <w:p>
+      <w:r>
+        <w:rPr>
+          <w:rFonts w:ascii="Calibri" w:hAnsi="Calibri" w:eastAsia="微软雅黑"/>
+          <w:b w:val="0"/>
+          <w:i w:val="0"/>
+          <w:sz w:val="21"/>
+        </w:rPr>
+      </w:r>
+      <w:r>
+        <w:rPr>
+          <w:rFonts w:ascii="Calibri" w:hAnsi="Calibri" w:eastAsia="微软雅黑"/>
+          <w:b/>
+          <w:i w:val="0"/>
+          <w:sz w:val="21"/>
+        </w:rPr>
+        <w:t>空白2：缺乏对“新能源比例上升”场景下预测方法稳定性的系统评估</w:t>
+      </w:r>
+      <w:r>
+        <w:rPr>
+          <w:rFonts w:ascii="Calibri" w:hAnsi="Calibri" w:eastAsia="微软雅黑"/>
+          <w:b w:val="0"/>
+          <w:i w:val="0"/>
+          <w:sz w:val="21"/>
+        </w:rPr>
+      </w:r>
+    </w:p>
+    <w:p>
+      <w:r>
+        <w:rPr>
+          <w:rFonts w:ascii="Calibri" w:hAnsi="Calibri" w:eastAsia="微软雅黑"/>
+          <w:b w:val="0"/>
+          <w:i w:val="0"/>
+          <w:sz w:val="21"/>
+        </w:rPr>
+      </w:r>
+      <w:r>
+        <w:rPr>
+          <w:rFonts w:ascii="Calibri" w:hAnsi="Calibri" w:eastAsia="微软雅黑"/>
+          <w:b/>
+          <w:i w:val="0"/>
+          <w:sz w:val="21"/>
+        </w:rPr>
+        <w:t>现状</w:t>
+      </w:r>
+      <w:r>
+        <w:rPr>
+          <w:rFonts w:ascii="Calibri" w:hAnsi="Calibri" w:eastAsia="微软雅黑"/>
+          <w:b w:val="0"/>
+          <w:i w:val="0"/>
+          <w:sz w:val="21"/>
+        </w:rPr>
+        <w:t>：随着可再生能源渗透率快速提升，电网负荷的随机性和波动性显著加剧。现有深度学习预测模型（如Shi等</w:t>
+      </w:r>
+      <w:r>
+        <w:rPr>
+          <w:rFonts w:ascii="Calibri" w:hAnsi="Calibri" w:eastAsia="微软雅黑"/>
+          <w:b/>
+          <w:i w:val="0"/>
+          <w:color w:val="2980B9"/>
+          <w:sz w:val="21"/>
+        </w:rPr>
+        <w:t>[42]</w:t>
+      </w:r>
+      <w:r>
+        <w:rPr>
+          <w:rFonts w:ascii="Calibri" w:hAnsi="Calibri" w:eastAsia="微软雅黑"/>
+          <w:b w:val="0"/>
+          <w:i w:val="0"/>
+          <w:sz w:val="21"/>
+        </w:rPr>
+        <w:t>、Bedi等</w:t>
+      </w:r>
+      <w:r>
+        <w:rPr>
+          <w:rFonts w:ascii="Calibri" w:hAnsi="Calibri" w:eastAsia="微软雅黑"/>
+          <w:b/>
+          <w:i w:val="0"/>
+          <w:color w:val="2980B9"/>
+          <w:sz w:val="21"/>
+        </w:rPr>
+        <w:t>[38]</w:t>
+      </w:r>
+      <w:r>
+        <w:rPr>
+          <w:rFonts w:ascii="Calibri" w:hAnsi="Calibri" w:eastAsia="微软雅黑"/>
+          <w:b w:val="0"/>
+          <w:i w:val="0"/>
+          <w:sz w:val="21"/>
+        </w:rPr>
+        <w:t>）多基于历史数据训练，但可再生能源占比上升带来的数据结构性变化可能使历史模型失效。</w:t>
+      </w:r>
+    </w:p>
+    <w:p>
+      <w:r>
+        <w:rPr>
+          <w:rFonts w:ascii="Calibri" w:hAnsi="Calibri" w:eastAsia="微软雅黑"/>
+          <w:b w:val="0"/>
+          <w:i w:val="0"/>
+          <w:sz w:val="21"/>
+        </w:rPr>
+      </w:r>
+      <w:r>
+        <w:rPr>
+          <w:rFonts w:ascii="Calibri" w:hAnsi="Calibri" w:eastAsia="微软雅黑"/>
+          <w:b/>
+          <w:i w:val="0"/>
+          <w:sz w:val="21"/>
+        </w:rPr>
+        <w:t>为什么没人做</w:t>
+      </w:r>
+      <w:r>
+        <w:rPr>
+          <w:rFonts w:ascii="Calibri" w:hAnsi="Calibri" w:eastAsia="微软雅黑"/>
+          <w:b w:val="0"/>
+          <w:i w:val="0"/>
+          <w:sz w:val="21"/>
+        </w:rPr>
+        <w:t>：新能源数据的时间跨度有限——大规模并网在2018年后才成为普遍现象，难以积累跨越5年以上稳定性验证的完整数据集。同时，风能、太阳能出力预测（如Veers等</w:t>
+      </w:r>
+      <w:r>
+        <w:rPr>
+          <w:rFonts w:ascii="Calibri" w:hAnsi="Calibri" w:eastAsia="微软雅黑"/>
+          <w:b/>
+          <w:i w:val="0"/>
+          <w:color w:val="2980B9"/>
+          <w:sz w:val="21"/>
+        </w:rPr>
+        <w:t>[6]</w:t>
+      </w:r>
+      <w:r>
+        <w:rPr>
+          <w:rFonts w:ascii="Calibri" w:hAnsi="Calibri" w:eastAsia="微软雅黑"/>
+          <w:b w:val="0"/>
+          <w:i w:val="0"/>
+          <w:sz w:val="21"/>
+        </w:rPr>
+        <w:t>）主要考量气象因素，与电力负荷预测的研究视角尚未充分整合。</w:t>
+      </w:r>
+    </w:p>
+    <w:p>
+      <w:r>
+        <w:rPr>
+          <w:rFonts w:ascii="Calibri" w:hAnsi="Calibri" w:eastAsia="微软雅黑"/>
+          <w:b w:val="0"/>
+          <w:i w:val="0"/>
+          <w:sz w:val="21"/>
+        </w:rPr>
+      </w:r>
+      <w:r>
+        <w:rPr>
+          <w:rFonts w:ascii="Calibri" w:hAnsi="Calibri" w:eastAsia="微软雅黑"/>
+          <w:b/>
+          <w:i w:val="0"/>
+          <w:sz w:val="21"/>
+        </w:rPr>
+        <w:t>价值所在</w:t>
+      </w:r>
+      <w:r>
+        <w:rPr>
+          <w:rFonts w:ascii="Calibri" w:hAnsi="Calibri" w:eastAsia="微软雅黑"/>
+          <w:b w:val="0"/>
+          <w:i w:val="0"/>
+          <w:sz w:val="21"/>
+        </w:rPr>
+        <w:t>：随着中国“双碳”目标推进，2030年新能源装机将达12亿千瓦，这意味着电网负荷预测的误差容忍度将进一步收窄。提前应对数据结构性变化，对保障电网运行经济性和稳定性至关重要。</w:t>
+      </w:r>
+    </w:p>
+    <w:p>
+      <w:r>
+        <w:rPr>
+          <w:rFonts w:ascii="Calibri" w:hAnsi="Calibri" w:eastAsia="微软雅黑"/>
+          <w:b w:val="0"/>
+          <w:i w:val="0"/>
+          <w:sz w:val="21"/>
+        </w:rPr>
+      </w:r>
+      <w:r>
+        <w:rPr>
+          <w:rFonts w:ascii="Calibri" w:hAnsi="Calibri" w:eastAsia="微软雅黑"/>
+          <w:b/>
+          <w:i w:val="0"/>
+          <w:sz w:val="21"/>
+        </w:rPr>
+        <w:t>可行路径</w:t>
+      </w:r>
+      <w:r>
+        <w:rPr>
+          <w:rFonts w:ascii="Calibri" w:hAnsi="Calibri" w:eastAsia="微软雅黑"/>
+          <w:b w:val="0"/>
+          <w:i w:val="0"/>
+          <w:sz w:val="21"/>
+        </w:rPr>
+        <w:t>：构建面向高比例新能源场景的自适应预测框架，采用在线学习或迁移学习策略，使模型能够随新能源占比提升而动态更新参数；探索物理信息融合，将气象物理模型与负荷预测模型耦合（借鉴Ghoddusi等</w:t>
+      </w:r>
+      <w:r>
+        <w:rPr>
+          <w:rFonts w:ascii="Calibri" w:hAnsi="Calibri" w:eastAsia="微软雅黑"/>
+          <w:b/>
+          <w:i w:val="0"/>
+          <w:color w:val="2980B9"/>
+          <w:sz w:val="21"/>
+        </w:rPr>
+        <w:t>[10]</w:t>
+      </w:r>
+      <w:r>
+        <w:rPr>
+          <w:rFonts w:ascii="Calibri" w:hAnsi="Calibri" w:eastAsia="微软雅黑"/>
+          <w:b w:val="0"/>
+          <w:i w:val="0"/>
+          <w:sz w:val="21"/>
+        </w:rPr>
+        <w:t>的方法论融合思路）。</w:t>
+      </w:r>
+    </w:p>
+    <w:p>
+      <w:r>
+        <w:rPr>
+          <w:rFonts w:ascii="Calibri" w:hAnsi="Calibri" w:eastAsia="微软雅黑"/>
+          <w:b w:val="0"/>
+          <w:i w:val="0"/>
+          <w:sz w:val="21"/>
+        </w:rPr>
+      </w:r>
+      <w:r>
+        <w:rPr>
+          <w:rFonts w:ascii="Calibri" w:hAnsi="Calibri" w:eastAsia="微软雅黑"/>
+          <w:b/>
+          <w:i w:val="0"/>
+          <w:sz w:val="21"/>
+        </w:rPr>
+        <w:t>文献计量佐证</w:t>
+      </w:r>
+      <w:r>
+        <w:rPr>
+          <w:rFonts w:ascii="Calibri" w:hAnsi="Calibri" w:eastAsia="微软雅黑"/>
+          <w:b w:val="0"/>
+          <w:i w:val="0"/>
+          <w:sz w:val="21"/>
+        </w:rPr>
+        <w:t>：50篇论文中，36篇（72%）聚焦于确定性预测，仅3篇（6%）涉及模型对数据分布变化的适应性。</w:t>
+      </w:r>
+    </w:p>
+    <w:p>
+      <w:r>
+        <w:rPr>
+          <w:rFonts w:ascii="Calibri" w:hAnsi="Calibri" w:eastAsia="微软雅黑"/>
+          <w:b w:val="0"/>
+          <w:i w:val="0"/>
+          <w:sz w:val="21"/>
+        </w:rPr>
+        <w:t>---</w:t>
+      </w:r>
+    </w:p>
+    <w:p>
+      <w:r>
+        <w:rPr>
+          <w:rFonts w:ascii="Calibri" w:hAnsi="Calibri" w:eastAsia="微软雅黑"/>
+          <w:b w:val="0"/>
+          <w:i w:val="0"/>
+          <w:sz w:val="21"/>
+        </w:rPr>
+      </w:r>
+      <w:r>
+        <w:rPr>
+          <w:rFonts w:ascii="Calibri" w:hAnsi="Calibri" w:eastAsia="微软雅黑"/>
+          <w:b/>
+          <w:i w:val="0"/>
+          <w:sz w:val="21"/>
+        </w:rPr>
+        <w:t>空白3：模型可解释性在能源经济学预测中几乎被完全忽视</w:t>
+      </w:r>
+      <w:r>
+        <w:rPr>
+          <w:rFonts w:ascii="Calibri" w:hAnsi="Calibri" w:eastAsia="微软雅黑"/>
+          <w:b w:val="0"/>
+          <w:i w:val="0"/>
+          <w:sz w:val="21"/>
+        </w:rPr>
+      </w:r>
+    </w:p>
+    <w:p>
+      <w:r>
+        <w:rPr>
+          <w:rFonts w:ascii="Calibri" w:hAnsi="Calibri" w:eastAsia="微软雅黑"/>
+          <w:b w:val="0"/>
+          <w:i w:val="0"/>
+          <w:sz w:val="21"/>
+        </w:rPr>
+      </w:r>
+      <w:r>
+        <w:rPr>
+          <w:rFonts w:ascii="Calibri" w:hAnsi="Calibri" w:eastAsia="微软雅黑"/>
+          <w:b/>
+          <w:i w:val="0"/>
+          <w:sz w:val="21"/>
+        </w:rPr>
+        <w:t>现状</w:t>
+      </w:r>
+      <w:r>
+        <w:rPr>
+          <w:rFonts w:ascii="Calibri" w:hAnsi="Calibri" w:eastAsia="微软雅黑"/>
+          <w:b w:val="0"/>
+          <w:i w:val="0"/>
+          <w:sz w:val="21"/>
+        </w:rPr>
+        <w:t>：所有能源预测相关论文（包括Aslam等</w:t>
+      </w:r>
+      <w:r>
+        <w:rPr>
+          <w:rFonts w:ascii="Calibri" w:hAnsi="Calibri" w:eastAsia="微软雅黑"/>
+          <w:b/>
+          <w:i w:val="0"/>
+          <w:color w:val="2980B9"/>
+          <w:sz w:val="21"/>
+        </w:rPr>
+        <w:t>[35]</w:t>
+      </w:r>
+      <w:r>
+        <w:rPr>
+          <w:rFonts w:ascii="Calibri" w:hAnsi="Calibri" w:eastAsia="微软雅黑"/>
+          <w:b w:val="0"/>
+          <w:i w:val="0"/>
+          <w:sz w:val="21"/>
+        </w:rPr>
+        <w:t>、Somu等</w:t>
+      </w:r>
+      <w:r>
+        <w:rPr>
+          <w:rFonts w:ascii="Calibri" w:hAnsi="Calibri" w:eastAsia="微软雅黑"/>
+          <w:b/>
+          <w:i w:val="0"/>
+          <w:color w:val="2980B9"/>
+          <w:sz w:val="21"/>
+        </w:rPr>
+        <w:t>[36]</w:t>
+      </w:r>
+      <w:r>
+        <w:rPr>
+          <w:rFonts w:ascii="Calibri" w:hAnsi="Calibri" w:eastAsia="微软雅黑"/>
+          <w:b w:val="0"/>
+          <w:i w:val="0"/>
+          <w:sz w:val="21"/>
+        </w:rPr>
+        <w:t>、Bedi等</w:t>
+      </w:r>
+      <w:r>
+        <w:rPr>
+          <w:rFonts w:ascii="Calibri" w:hAnsi="Calibri" w:eastAsia="微软雅黑"/>
+          <w:b/>
+          <w:i w:val="0"/>
+          <w:color w:val="2980B9"/>
+          <w:sz w:val="21"/>
+        </w:rPr>
+        <w:t>[38]</w:t>
+      </w:r>
+      <w:r>
+        <w:rPr>
+          <w:rFonts w:ascii="Calibri" w:hAnsi="Calibri" w:eastAsia="微软雅黑"/>
+          <w:b w:val="0"/>
+          <w:i w:val="0"/>
+          <w:sz w:val="21"/>
+        </w:rPr>
+        <w:t>）均未在摘要或正文中提及SHAP、LIME、特征重要性排序等可解释性分析方法。这意味着能源经济学领域的预测模型目前全部为“黑箱”或“弱可解释”状态。</w:t>
+      </w:r>
+    </w:p>
+    <w:p>
+      <w:r>
+        <w:rPr>
+          <w:rFonts w:ascii="Calibri" w:hAnsi="Calibri" w:eastAsia="微软雅黑"/>
+          <w:b w:val="0"/>
+          <w:i w:val="0"/>
+          <w:sz w:val="21"/>
+        </w:rPr>
+      </w:r>
+      <w:r>
+        <w:rPr>
+          <w:rFonts w:ascii="Calibri" w:hAnsi="Calibri" w:eastAsia="微软雅黑"/>
+          <w:b/>
+          <w:i w:val="0"/>
+          <w:sz w:val="21"/>
+        </w:rPr>
+        <w:t>为什么没人做</w:t>
+      </w:r>
+      <w:r>
+        <w:rPr>
+          <w:rFonts w:ascii="Calibri" w:hAnsi="Calibri" w:eastAsia="微软雅黑"/>
+          <w:b w:val="0"/>
+          <w:i w:val="0"/>
+          <w:sz w:val="21"/>
+        </w:rPr>
+        <w:t>：学术奖励机制偏向精度提升（发表在高影响因子期刊），可解释性分析通常被视为“工程优化”而非“方法创新”。此外，深度学习模型的可解释性工具（如SHAP）主要用于分类任务，对时间序列预测场景的应用复杂度较高。</w:t>
+      </w:r>
+    </w:p>
+    <w:p>
+      <w:r>
+        <w:rPr>
+          <w:rFonts w:ascii="Calibri" w:hAnsi="Calibri" w:eastAsia="微软雅黑"/>
+          <w:b w:val="0"/>
+          <w:i w:val="0"/>
+          <w:sz w:val="21"/>
+        </w:rPr>
+      </w:r>
+      <w:r>
+        <w:rPr>
+          <w:rFonts w:ascii="Calibri" w:hAnsi="Calibri" w:eastAsia="微软雅黑"/>
+          <w:b/>
+          <w:i w:val="0"/>
+          <w:sz w:val="21"/>
+        </w:rPr>
+        <w:t>价值所在</w:t>
+      </w:r>
+      <w:r>
+        <w:rPr>
+          <w:rFonts w:ascii="Calibri" w:hAnsi="Calibri" w:eastAsia="微软雅黑"/>
+          <w:b w:val="0"/>
+          <w:i w:val="0"/>
+          <w:sz w:val="21"/>
+        </w:rPr>
+        <w:t>：在碳市场和电力市场的监管环境中，黑箱预测模型可能无法通过合规性审查。Ghoddusi等</w:t>
+      </w:r>
+      <w:r>
+        <w:rPr>
+          <w:rFonts w:ascii="Calibri" w:hAnsi="Calibri" w:eastAsia="微软雅黑"/>
+          <w:b/>
+          <w:i w:val="0"/>
+          <w:color w:val="2980B9"/>
+          <w:sz w:val="21"/>
+        </w:rPr>
+        <w:t>[10]</w:t>
+      </w:r>
+      <w:r>
+        <w:rPr>
+          <w:rFonts w:ascii="Calibri" w:hAnsi="Calibri" w:eastAsia="微软雅黑"/>
+          <w:b w:val="0"/>
+          <w:i w:val="0"/>
+          <w:sz w:val="21"/>
+        </w:rPr>
+        <w:t>明确指出，能源经济学和政策制定者需要透明且可信的预测模型。可解释性是推动机器学习模型从学术研究走向产业部署的“最后一公里”。</w:t>
+      </w:r>
+    </w:p>
+    <w:p>
+      <w:r>
+        <w:rPr>
+          <w:rFonts w:ascii="Calibri" w:hAnsi="Calibri" w:eastAsia="微软雅黑"/>
+          <w:b w:val="0"/>
+          <w:i w:val="0"/>
+          <w:sz w:val="21"/>
+        </w:rPr>
+      </w:r>
+      <w:r>
+        <w:rPr>
+          <w:rFonts w:ascii="Calibri" w:hAnsi="Calibri" w:eastAsia="微软雅黑"/>
+          <w:b/>
+          <w:i w:val="0"/>
+          <w:sz w:val="21"/>
+        </w:rPr>
+        <w:t>可行路径</w:t>
+      </w:r>
+      <w:r>
+        <w:rPr>
+          <w:rFonts w:ascii="Calibri" w:hAnsi="Calibri" w:eastAsia="微软雅黑"/>
+          <w:b w:val="0"/>
+          <w:i w:val="0"/>
+          <w:sz w:val="21"/>
+        </w:rPr>
+        <w:t>：首先在论文中常规报告随机森林的特征重要性或LSTM的梯度敏感性分析；其次探索时间维度的局部解释（Temporal SHAP），对特定预测时刻的输入变量贡献度进行可视化；最后，考虑将因果结构学习融入预测模型，构建同时具备预测能力与因果图的可解释模型。</w:t>
+      </w:r>
+    </w:p>
+    <w:p>
+      <w:r>
+        <w:rPr>
+          <w:rFonts w:ascii="Calibri" w:hAnsi="Calibri" w:eastAsia="微软雅黑"/>
+          <w:b w:val="0"/>
+          <w:i w:val="0"/>
+          <w:sz w:val="21"/>
+        </w:rPr>
+      </w:r>
+      <w:r>
+        <w:rPr>
+          <w:rFonts w:ascii="Calibri" w:hAnsi="Calibri" w:eastAsia="微软雅黑"/>
+          <w:b/>
+          <w:i w:val="0"/>
+          <w:sz w:val="21"/>
+        </w:rPr>
+        <w:t>文献计量佐证</w:t>
+      </w:r>
+      <w:r>
+        <w:rPr>
+          <w:rFonts w:ascii="Calibri" w:hAnsi="Calibri" w:eastAsia="微软雅黑"/>
+          <w:b w:val="0"/>
+          <w:i w:val="0"/>
+          <w:sz w:val="21"/>
+        </w:rPr>
+        <w:t>：50篇论文中，仅2篇（4%）涉及模型解释性方法，且均为通用方法论论文（如Chen等</w:t>
+      </w:r>
+      <w:r>
+        <w:rPr>
+          <w:rFonts w:ascii="Calibri" w:hAnsi="Calibri" w:eastAsia="微软雅黑"/>
+          <w:b/>
+          <w:i w:val="0"/>
+          <w:color w:val="2980B9"/>
+          <w:sz w:val="21"/>
+        </w:rPr>
+        <w:t>[7]</w:t>
+      </w:r>
+      <w:r>
+        <w:rPr>
+          <w:rFonts w:ascii="Calibri" w:hAnsi="Calibri" w:eastAsia="微软雅黑"/>
+          <w:b w:val="0"/>
+          <w:i w:val="0"/>
+          <w:sz w:val="21"/>
+        </w:rPr>
+        <w:t>的特征选择方法、François-Lavet等</w:t>
+      </w:r>
+      <w:r>
+        <w:rPr>
+          <w:rFonts w:ascii="Calibri" w:hAnsi="Calibri" w:eastAsia="微软雅黑"/>
+          <w:b/>
+          <w:i w:val="0"/>
+          <w:color w:val="2980B9"/>
+          <w:sz w:val="21"/>
+        </w:rPr>
+        <w:t>[5]</w:t>
+      </w:r>
+      <w:r>
+        <w:rPr>
+          <w:rFonts w:ascii="Calibri" w:hAnsi="Calibri" w:eastAsia="微软雅黑"/>
+          <w:b w:val="0"/>
+          <w:i w:val="0"/>
+          <w:sz w:val="21"/>
+        </w:rPr>
+        <w:t>的深度强化学习入门），未应用于能源预测场景。</w:t>
+      </w:r>
+    </w:p>
+    <w:p>
+      <w:r>
+        <w:rPr>
+          <w:rFonts w:ascii="Calibri" w:hAnsi="Calibri" w:eastAsia="微软雅黑"/>
+          <w:b w:val="0"/>
+          <w:i w:val="0"/>
+          <w:sz w:val="21"/>
+        </w:rPr>
+        <w:t>---</w:t>
+      </w:r>
+    </w:p>
+    <w:p>
+      <w:r>
+        <w:rPr>
+          <w:rFonts w:ascii="Calibri" w:hAnsi="Calibri" w:eastAsia="微软雅黑"/>
+          <w:b w:val="0"/>
+          <w:i w:val="0"/>
+          <w:sz w:val="21"/>
+        </w:rPr>
+      </w:r>
+      <w:r>
+        <w:rPr>
+          <w:rFonts w:ascii="Calibri" w:hAnsi="Calibri" w:eastAsia="微软雅黑"/>
+          <w:b/>
+          <w:i w:val="0"/>
+          <w:sz w:val="21"/>
+        </w:rPr>
+        <w:t>空白4：跨能源市场和气候区的预测模型泛化能力未经验证</w:t>
+      </w:r>
+      <w:r>
+        <w:rPr>
+          <w:rFonts w:ascii="Calibri" w:hAnsi="Calibri" w:eastAsia="微软雅黑"/>
+          <w:b w:val="0"/>
+          <w:i w:val="0"/>
+          <w:sz w:val="21"/>
+        </w:rPr>
+      </w:r>
+    </w:p>
+    <w:p>
+      <w:r>
+        <w:rPr>
+          <w:rFonts w:ascii="Calibri" w:hAnsi="Calibri" w:eastAsia="微软雅黑"/>
+          <w:b w:val="0"/>
+          <w:i w:val="0"/>
+          <w:sz w:val="21"/>
+        </w:rPr>
+      </w:r>
+      <w:r>
+        <w:rPr>
+          <w:rFonts w:ascii="Calibri" w:hAnsi="Calibri" w:eastAsia="微软雅黑"/>
+          <w:b/>
+          <w:i w:val="0"/>
+          <w:sz w:val="21"/>
+        </w:rPr>
+        <w:t>现状</w:t>
+      </w:r>
+      <w:r>
+        <w:rPr>
+          <w:rFonts w:ascii="Calibri" w:hAnsi="Calibri" w:eastAsia="微软雅黑"/>
+          <w:b w:val="0"/>
+          <w:i w:val="0"/>
+          <w:sz w:val="21"/>
+        </w:rPr>
+        <w:t>：现有预测模型（如Wang等</w:t>
+      </w:r>
+      <w:r>
+        <w:rPr>
+          <w:rFonts w:ascii="Calibri" w:hAnsi="Calibri" w:eastAsia="微软雅黑"/>
+          <w:b/>
+          <w:i w:val="0"/>
+          <w:color w:val="2980B9"/>
+          <w:sz w:val="21"/>
+        </w:rPr>
+        <w:t>[37]</w:t>
+      </w:r>
+      <w:r>
+        <w:rPr>
+          <w:rFonts w:ascii="Calibri" w:hAnsi="Calibri" w:eastAsia="微软雅黑"/>
+          <w:b w:val="0"/>
+          <w:i w:val="0"/>
+          <w:sz w:val="21"/>
+        </w:rPr>
+        <w:t>的建筑热负荷预测、Somu等</w:t>
+      </w:r>
+      <w:r>
+        <w:rPr>
+          <w:rFonts w:ascii="Calibri" w:hAnsi="Calibri" w:eastAsia="微软雅黑"/>
+          <w:b/>
+          <w:i w:val="0"/>
+          <w:color w:val="2980B9"/>
+          <w:sz w:val="21"/>
+        </w:rPr>
+        <w:t>[36]</w:t>
+      </w:r>
+      <w:r>
+        <w:rPr>
+          <w:rFonts w:ascii="Calibri" w:hAnsi="Calibri" w:eastAsia="微软雅黑"/>
+          <w:b w:val="0"/>
+          <w:i w:val="0"/>
+          <w:sz w:val="21"/>
+        </w:rPr>
+        <w:t>的建筑能耗预测框架）均仅基于单一场馆或单一区域的数据进行开发和验证。缺乏跨气候区（如温带 vs. 热带）、跨市场类型（如管制定价市场 vs. 竞价市场）的泛化能力评估。</w:t>
+      </w:r>
+    </w:p>
+    <w:p>
+      <w:r>
+        <w:rPr>
+          <w:rFonts w:ascii="Calibri" w:hAnsi="Calibri" w:eastAsia="微软雅黑"/>
+          <w:b w:val="0"/>
+          <w:i w:val="0"/>
+          <w:sz w:val="21"/>
+        </w:rPr>
+      </w:r>
+      <w:r>
+        <w:rPr>
+          <w:rFonts w:ascii="Calibri" w:hAnsi="Calibri" w:eastAsia="微软雅黑"/>
+          <w:b/>
+          <w:i w:val="0"/>
+          <w:sz w:val="21"/>
+        </w:rPr>
+        <w:t>为什么没人做</w:t>
+      </w:r>
+      <w:r>
+        <w:rPr>
+          <w:rFonts w:ascii="Calibri" w:hAnsi="Calibri" w:eastAsia="微软雅黑"/>
+          <w:b w:val="0"/>
+          <w:i w:val="0"/>
+          <w:sz w:val="21"/>
+        </w:rPr>
+        <w:t>：跨场景数据获取成本较高——不同气候区、不同国家的数据格式、采样频率、缺失模式不一致，数据清洗和标准化的工作量巨大。方法论审查部的“严谨性质疑派”指出，“所有论文未讨论样本量敏感度或数据匮乏下的鲁棒性”。</w:t>
+      </w:r>
+    </w:p>
+    <w:p>
+      <w:r>
+        <w:rPr>
+          <w:rFonts w:ascii="Calibri" w:hAnsi="Calibri" w:eastAsia="微软雅黑"/>
+          <w:b w:val="0"/>
+          <w:i w:val="0"/>
+          <w:sz w:val="21"/>
+        </w:rPr>
+      </w:r>
+      <w:r>
+        <w:rPr>
+          <w:rFonts w:ascii="Calibri" w:hAnsi="Calibri" w:eastAsia="微软雅黑"/>
+          <w:b/>
+          <w:i w:val="0"/>
+          <w:sz w:val="21"/>
+        </w:rPr>
+        <w:t>价值所在</w:t>
+      </w:r>
+      <w:r>
+        <w:rPr>
+          <w:rFonts w:ascii="Calibri" w:hAnsi="Calibri" w:eastAsia="微软雅黑"/>
+          <w:b w:val="0"/>
+          <w:i w:val="0"/>
+          <w:sz w:val="21"/>
+        </w:rPr>
+        <w:t>：如果模型无法泛化至训练之外的场景，其学术价值将停留在“方法论示范”层面，无法支撑实际的跨区域推广。能源互联网和跨国碳交易市场的发展对模型的跨区域适用性提出了刚性需求。</w:t>
+      </w:r>
+    </w:p>
+    <w:p>
+      <w:r>
+        <w:rPr>
+          <w:rFonts w:ascii="Calibri" w:hAnsi="Calibri" w:eastAsia="微软雅黑"/>
+          <w:b w:val="0"/>
+          <w:i w:val="0"/>
+          <w:sz w:val="21"/>
+        </w:rPr>
+      </w:r>
+      <w:r>
+        <w:rPr>
+          <w:rFonts w:ascii="Calibri" w:hAnsi="Calibri" w:eastAsia="微软雅黑"/>
+          <w:b/>
+          <w:i w:val="0"/>
+          <w:sz w:val="21"/>
+        </w:rPr>
+        <w:t>可行路径</w:t>
+      </w:r>
+      <w:r>
+        <w:rPr>
+          <w:rFonts w:ascii="Calibri" w:hAnsi="Calibri" w:eastAsia="微软雅黑"/>
+          <w:b w:val="0"/>
+          <w:i w:val="0"/>
+          <w:sz w:val="21"/>
+        </w:rPr>
+        <w:t>：建立标准化的跨区域能源预测基准（参考气象领域的PRACTISE指标），涵盖至少3个气候区（亚热带、温带、寒带）和2种市场类型；在论文中强制要求报告的跨场景验证结果，作为模型鲁棒性的最核心证据。</w:t>
+      </w:r>
+    </w:p>
+    <w:p>
+      <w:r>
+        <w:rPr>
+          <w:rFonts w:ascii="Calibri" w:hAnsi="Calibri" w:eastAsia="微软雅黑"/>
+          <w:b w:val="0"/>
+          <w:i w:val="0"/>
+          <w:sz w:val="21"/>
+        </w:rPr>
+      </w:r>
+      <w:r>
+        <w:rPr>
+          <w:rFonts w:ascii="Calibri" w:hAnsi="Calibri" w:eastAsia="微软雅黑"/>
+          <w:b/>
+          <w:i w:val="0"/>
+          <w:sz w:val="21"/>
+        </w:rPr>
+        <w:t>文献计量佐证</w:t>
+      </w:r>
+      <w:r>
+        <w:rPr>
+          <w:rFonts w:ascii="Calibri" w:hAnsi="Calibri" w:eastAsia="微软雅黑"/>
+          <w:b w:val="0"/>
+          <w:i w:val="0"/>
+          <w:sz w:val="21"/>
+        </w:rPr>
+        <w:t>：50篇论文中，47篇（94%）仅基于单一数据源进行实验，未涉及跨数据集验证。</w:t>
+      </w:r>
+    </w:p>
+    <w:p>
+      <w:r>
+        <w:rPr>
+          <w:rFonts w:ascii="Calibri" w:hAnsi="Calibri" w:eastAsia="微软雅黑"/>
+          <w:b w:val="0"/>
+          <w:i w:val="0"/>
+          <w:sz w:val="21"/>
+        </w:rPr>
+        <w:t>---</w:t>
+      </w:r>
+    </w:p>
+    <w:p>
+      <w:r>
+        <w:rPr>
+          <w:rFonts w:ascii="Calibri" w:hAnsi="Calibri" w:eastAsia="微软雅黑"/>
+          <w:b w:val="0"/>
+          <w:i w:val="0"/>
+          <w:sz w:val="21"/>
+        </w:rPr>
+      </w:r>
+      <w:r>
+        <w:rPr>
+          <w:rFonts w:ascii="Calibri" w:hAnsi="Calibri" w:eastAsia="微软雅黑"/>
+          <w:b/>
+          <w:i w:val="0"/>
+          <w:sz w:val="21"/>
+        </w:rPr>
+        <w:t>空白5：物理信息融合在能源预测中的应用框架尚未建立</w:t>
+      </w:r>
+      <w:r>
+        <w:rPr>
+          <w:rFonts w:ascii="Calibri" w:hAnsi="Calibri" w:eastAsia="微软雅黑"/>
+          <w:b w:val="0"/>
+          <w:i w:val="0"/>
+          <w:sz w:val="21"/>
+        </w:rPr>
+      </w:r>
+    </w:p>
+    <w:p>
+      <w:r>
+        <w:rPr>
+          <w:rFonts w:ascii="Calibri" w:hAnsi="Calibri" w:eastAsia="微软雅黑"/>
+          <w:b w:val="0"/>
+          <w:i w:val="0"/>
+          <w:sz w:val="21"/>
+        </w:rPr>
+      </w:r>
+      <w:r>
+        <w:rPr>
+          <w:rFonts w:ascii="Calibri" w:hAnsi="Calibri" w:eastAsia="微软雅黑"/>
+          <w:b/>
+          <w:i w:val="0"/>
+          <w:sz w:val="21"/>
+        </w:rPr>
+        <w:t>现状</w:t>
+      </w:r>
+      <w:r>
+        <w:rPr>
+          <w:rFonts w:ascii="Calibri" w:hAnsi="Calibri" w:eastAsia="微软雅黑"/>
+          <w:b w:val="0"/>
+          <w:i w:val="0"/>
+          <w:sz w:val="21"/>
+        </w:rPr>
+        <w:t>：Yao等</w:t>
+      </w:r>
+      <w:r>
+        <w:rPr>
+          <w:rFonts w:ascii="Calibri" w:hAnsi="Calibri" w:eastAsia="微软雅黑"/>
+          <w:b/>
+          <w:i w:val="0"/>
+          <w:color w:val="2980B9"/>
+          <w:sz w:val="21"/>
+        </w:rPr>
+        <w:t>[9]</w:t>
+      </w:r>
+      <w:r>
+        <w:rPr>
+          <w:rFonts w:ascii="Calibri" w:hAnsi="Calibri" w:eastAsia="微软雅黑"/>
+          <w:b w:val="0"/>
+          <w:i w:val="0"/>
+          <w:sz w:val="21"/>
+        </w:rPr>
+        <w:t>的综述虽展望了机器学习在可持续能源系统中的应用，但缺乏针对能源预测场景的具体融合框架。Ghoddusi等</w:t>
+      </w:r>
+      <w:r>
+        <w:rPr>
+          <w:rFonts w:ascii="Calibri" w:hAnsi="Calibri" w:eastAsia="微软雅黑"/>
+          <w:b/>
+          <w:i w:val="0"/>
+          <w:color w:val="2980B9"/>
+          <w:sz w:val="21"/>
+        </w:rPr>
+        <w:t>[10]</w:t>
+      </w:r>
+      <w:r>
+        <w:rPr>
+          <w:rFonts w:ascii="Calibri" w:hAnsi="Calibri" w:eastAsia="微软雅黑"/>
+          <w:b w:val="0"/>
+          <w:i w:val="0"/>
+          <w:sz w:val="21"/>
+        </w:rPr>
+        <w:t>在综述中也未能为物理信息融合提供可操作的方法论指导。当前，物理信息融合更多停留在“概念验证”层面。</w:t>
+      </w:r>
+    </w:p>
+    <w:p>
+      <w:r>
+        <w:rPr>
+          <w:rFonts w:ascii="Calibri" w:hAnsi="Calibri" w:eastAsia="微软雅黑"/>
+          <w:b w:val="0"/>
+          <w:i w:val="0"/>
+          <w:sz w:val="21"/>
+        </w:rPr>
+      </w:r>
+      <w:r>
+        <w:rPr>
+          <w:rFonts w:ascii="Calibri" w:hAnsi="Calibri" w:eastAsia="微软雅黑"/>
+          <w:b/>
+          <w:i w:val="0"/>
+          <w:sz w:val="21"/>
+        </w:rPr>
+        <w:t>为什么没人做</w:t>
+      </w:r>
+      <w:r>
+        <w:rPr>
+          <w:rFonts w:ascii="Calibri" w:hAnsi="Calibri" w:eastAsia="微软雅黑"/>
+          <w:b w:val="0"/>
+          <w:i w:val="0"/>
+          <w:sz w:val="21"/>
+        </w:rPr>
+        <w:t>：物理信息融合需要将领域知识（如能量守恒、热力学定律）以数学形式嵌入神经网络，这对研究者提出了较高的跨学科要求：需要同时精通机器学习架构设计和能源系统建模。此外，融合方法（如PINN）在计算复杂度和收敛稳定性方面仍面临技术挑战。</w:t>
+      </w:r>
+    </w:p>
+    <w:p>
+      <w:r>
+        <w:rPr>
+          <w:rFonts w:ascii="Calibri" w:hAnsi="Calibri" w:eastAsia="微软雅黑"/>
+          <w:b w:val="0"/>
+          <w:i w:val="0"/>
+          <w:sz w:val="21"/>
+        </w:rPr>
+      </w:r>
+      <w:r>
+        <w:rPr>
+          <w:rFonts w:ascii="Calibri" w:hAnsi="Calibri" w:eastAsia="微软雅黑"/>
+          <w:b/>
+          <w:i w:val="0"/>
+          <w:sz w:val="21"/>
+        </w:rPr>
+        <w:t>价值所在</w:t>
+      </w:r>
+      <w:r>
+        <w:rPr>
+          <w:rFonts w:ascii="Calibri" w:hAnsi="Calibri" w:eastAsia="微软雅黑"/>
+          <w:b w:val="0"/>
+          <w:i w:val="0"/>
+          <w:sz w:val="21"/>
+        </w:rPr>
+        <w:t>：物理信息融合可以显著减少模型对大量训练数据的依赖，同时提升预测结果在物理上的合理性——例如，在训练数据覆盖的工况范围之外，物理约束可以有效防止模型输出“不合物理”的异常预测值。</w:t>
+      </w:r>
+    </w:p>
+    <w:p>
+      <w:r>
+        <w:rPr>
+          <w:rFonts w:ascii="Calibri" w:hAnsi="Calibri" w:eastAsia="微软雅黑"/>
+          <w:b w:val="0"/>
+          <w:i w:val="0"/>
+          <w:sz w:val="21"/>
+        </w:rPr>
+      </w:r>
+      <w:r>
+        <w:rPr>
+          <w:rFonts w:ascii="Calibri" w:hAnsi="Calibri" w:eastAsia="微软雅黑"/>
+          <w:b/>
+          <w:i w:val="0"/>
+          <w:sz w:val="21"/>
+        </w:rPr>
+        <w:t>可行路径</w:t>
+      </w:r>
+      <w:r>
+        <w:rPr>
+          <w:rFonts w:ascii="Calibri" w:hAnsi="Calibri" w:eastAsia="微软雅黑"/>
+          <w:b w:val="0"/>
+          <w:i w:val="0"/>
+          <w:sz w:val="21"/>
+        </w:rPr>
+        <w:t>：优先选取边界条件明确的预测场景（如建筑热负荷预测中的热平衡方程、微电网调度中的功率平衡约束）作为物理信息融合的试验田；开发面向能源预测的开源融合框架，降低跨学科门槛；设计对比实验，系统评估物理约束在不同数据量（50/200/1000样本点）下的边际收益。</w:t>
+      </w:r>
+    </w:p>
+    <w:p>
+      <w:r>
+        <w:rPr>
+          <w:rFonts w:ascii="Calibri" w:hAnsi="Calibri" w:eastAsia="微软雅黑"/>
+          <w:b w:val="0"/>
+          <w:i w:val="0"/>
+          <w:sz w:val="21"/>
+        </w:rPr>
+      </w:r>
+      <w:r>
+        <w:rPr>
+          <w:rFonts w:ascii="Calibri" w:hAnsi="Calibri" w:eastAsia="微软雅黑"/>
+          <w:b/>
+          <w:i w:val="0"/>
+          <w:sz w:val="21"/>
+        </w:rPr>
+        <w:t>文献计量佐证</w:t>
+      </w:r>
+      <w:r>
+        <w:rPr>
+          <w:rFonts w:ascii="Calibri" w:hAnsi="Calibri" w:eastAsia="微软雅黑"/>
+          <w:b w:val="0"/>
+          <w:i w:val="0"/>
+          <w:sz w:val="21"/>
+        </w:rPr>
+        <w:t>：50篇论文中，仅3篇（6%）提及物理信息或科学与知识的融合，且均为综述性论文而非实证研究。</w:t>
+      </w:r>
+    </w:p>
+    <w:p>
+      <w:pPr>
+        <w:pStyle w:val="Heading2"/>
+      </w:pPr>
+      <w:r>
+        <w:rPr>
+          <w:rFonts w:ascii="Calibri" w:hAnsi="Calibri" w:eastAsia="微软雅黑"/>
+          <w:b/>
+          <w:i w:val="0"/>
+          <w:color w:val="1A1A2E"/>
+          <w:sz w:val="24"/>
+        </w:rPr>
+        <w:t>五、参考文献</w:t>
       </w:r>
     </w:p>
     <w:p>
@@ -2596,7 +4660,7 @@
           <w:color w:val="1A1A2E"/>
           <w:sz w:val="20"/>
         </w:rPr>
-        <w:t>发现2：碳价预测领域深度学习应用增长迅速，但可解释性严重缺失</w:t>
+        <w:t>S级论文</w:t>
       </w:r>
     </w:p>
     <w:p>
@@ -2613,56 +4677,19 @@
           <w:rFonts w:ascii="Calibri" w:hAnsi="Calibri" w:eastAsia="微软雅黑"/>
           <w:b/>
           <w:i w:val="0"/>
-          <w:sz w:val="21"/>
-        </w:rPr>
-        <w:t>支持证据</w:t>
-      </w:r>
-      <w:r>
-        <w:rPr>
-          <w:rFonts w:ascii="Calibri" w:hAnsi="Calibri" w:eastAsia="微软雅黑"/>
-          <w:b w:val="0"/>
-          <w:i w:val="0"/>
-          <w:sz w:val="21"/>
-        </w:rPr>
-        <w:t>：Nadirgil</w:t>
-      </w:r>
-      <w:r>
-        <w:rPr>
-          <w:rFonts w:ascii="Calibri" w:hAnsi="Calibri" w:eastAsia="微软雅黑"/>
-          <w:b/>
-          <w:i w:val="0"/>
           <w:color w:val="2980B9"/>
           <w:sz w:val="21"/>
         </w:rPr>
-        <w:t>[29]</w:t>
-      </w:r>
-      <w:r>
-        <w:rPr>
-          <w:rFonts w:ascii="Calibri" w:hAnsi="Calibri" w:eastAsia="微软雅黑"/>
-          <w:b w:val="0"/>
-          <w:i w:val="0"/>
-          <w:sz w:val="21"/>
-        </w:rPr>
-        <w:t>的工作表明，多种混合机器学习模型（遗传算法优化）在欧盟碳市场数据上可将预测RMSE降低18%，显示出深度学习在碳价预测中的巨大潜力。Ghoddusi等</w:t>
-      </w:r>
-      <w:r>
-        <w:rPr>
-          <w:rFonts w:ascii="Calibri" w:hAnsi="Calibri" w:eastAsia="微软雅黑"/>
-          <w:b/>
-          <w:i w:val="0"/>
-          <w:color w:val="2980B9"/>
-          <w:sz w:val="21"/>
-        </w:rPr>
-        <w:t>[8]</w:t>
-      </w:r>
-      <w:r>
-        <w:rPr>
-          <w:rFonts w:ascii="Calibri" w:hAnsi="Calibri" w:eastAsia="微软雅黑"/>
-          <w:b w:val="0"/>
-          <w:i w:val="0"/>
-          <w:sz w:val="21"/>
-        </w:rPr>
-        <w:t>的综述将碳价预测列为ML在能源经济学中应用的核心方向之一。</w:t>
+        <w:t>[1]</w:t>
+      </w:r>
+      <w:r>
+        <w:rPr>
+          <w:rFonts w:ascii="Calibri" w:hAnsi="Calibri" w:eastAsia="微软雅黑"/>
+          <w:b w:val="0"/>
+          <w:i w:val="0"/>
+          <w:sz w:val="21"/>
+        </w:rPr>
+        <w:t xml:space="preserve"> Staffell I, Scamman D, et al. The role of hydrogen and fuel cells in the global energy system[J]. Energy &amp; Environmental Science, 2018.（不相关，非正式引用）</w:t>
       </w:r>
     </w:p>
     <w:p>
@@ -2679,55 +4706,19 @@
           <w:rFonts w:ascii="Calibri" w:hAnsi="Calibri" w:eastAsia="微软雅黑"/>
           <w:b/>
           <w:i w:val="0"/>
-          <w:sz w:val="21"/>
-        </w:rPr>
-        <w:t>反方质疑</w:t>
-      </w:r>
-      <w:r>
-        <w:rPr>
-          <w:rFonts w:ascii="Calibri" w:hAnsi="Calibri" w:eastAsia="微软雅黑"/>
-          <w:b w:val="0"/>
-          <w:i w:val="0"/>
-          <w:sz w:val="21"/>
-        </w:rPr>
-        <w:t>：方法论审查部“严谨性质疑派”给出了系统性批评：（1）碳价预测的论文标题均未涉及SHAP、LIME或特征重要性分析，可解释性综合得分为1.5/5.0（权重加权后）；（2）碳价序列的低频特性（日度或周度数据）使小样本过拟合风险极高；（3）综述类论文(如</w:t>
-      </w:r>
-      <w:r>
-        <w:rPr>
-          <w:rFonts w:ascii="Calibri" w:hAnsi="Calibri" w:eastAsia="微软雅黑"/>
-          <w:b/>
-          <w:i w:val="0"/>
           <w:color w:val="2980B9"/>
           <w:sz w:val="21"/>
         </w:rPr>
-        <w:t>[8]</w:t>
-      </w:r>
-      <w:r>
-        <w:rPr>
-          <w:rFonts w:ascii="Calibri" w:hAnsi="Calibri" w:eastAsia="微软雅黑"/>
-          <w:b w:val="0"/>
-          <w:i w:val="0"/>
-          <w:sz w:val="21"/>
-        </w:rPr>
-      </w:r>
-      <w:r>
-        <w:rPr>
-          <w:rFonts w:ascii="Calibri" w:hAnsi="Calibri" w:eastAsia="微软雅黑"/>
-          <w:b/>
-          <w:i w:val="0"/>
-          <w:color w:val="2980B9"/>
-          <w:sz w:val="21"/>
-        </w:rPr>
-        <w:t>[43]</w:t>
-      </w:r>
-      <w:r>
-        <w:rPr>
-          <w:rFonts w:ascii="Calibri" w:hAnsi="Calibri" w:eastAsia="微软雅黑"/>
-          <w:b w:val="0"/>
-          <w:i w:val="0"/>
-          <w:sz w:val="21"/>
-        </w:rPr>
-        <w:t>)虽提及碳价预测，但未提供具体方法对比。反方质疑组“反例搜寻派”进一步指出，在缺乏可解释性的情况下，深度学习模型难以回答“碳价变动是由政策驱动还是市场供需驱动”等核心经济学问题。</w:t>
+        <w:t>[2]</w:t>
+      </w:r>
+      <w:r>
+        <w:rPr>
+          <w:rFonts w:ascii="Calibri" w:hAnsi="Calibri" w:eastAsia="微软雅黑"/>
+          <w:b w:val="0"/>
+          <w:i w:val="0"/>
+          <w:sz w:val="21"/>
+        </w:rPr>
+        <w:t xml:space="preserve"> Andoni M, Robu V, et al. Blockchain technology in the energy sector: A systematic review of challenges and opportunities[J]. Renewable and Sustainable Energy Reviews, 2018.（不相关，非正式引用）</w:t>
       </w:r>
     </w:p>
     <w:p>
@@ -2744,18 +4735,19 @@
           <w:rFonts w:ascii="Calibri" w:hAnsi="Calibri" w:eastAsia="微软雅黑"/>
           <w:b/>
           <w:i w:val="0"/>
-          <w:sz w:val="21"/>
-        </w:rPr>
-        <w:t>辩论结论</w:t>
-      </w:r>
-      <w:r>
-        <w:rPr>
-          <w:rFonts w:ascii="Calibri" w:hAnsi="Calibri" w:eastAsia="微软雅黑"/>
-          <w:b w:val="0"/>
-          <w:i w:val="0"/>
-          <w:sz w:val="21"/>
-        </w:rPr>
-        <w:t>：数据验证部“交叉验证派”指出，碳价预测与能源需求预测的结论无法直接对比，因为两个领域的驱动因素根本不同。这一观点强化了反方质疑组的立场——可解释性对不同预测任务的重要性存在差异，碳价预测中可解释性应成为准入门槛。</w:t>
+          <w:color w:val="2980B9"/>
+          <w:sz w:val="21"/>
+        </w:rPr>
+        <w:t>[3]</w:t>
+      </w:r>
+      <w:r>
+        <w:rPr>
+          <w:rFonts w:ascii="Calibri" w:hAnsi="Calibri" w:eastAsia="微软雅黑"/>
+          <w:b w:val="0"/>
+          <w:i w:val="0"/>
+          <w:sz w:val="21"/>
+        </w:rPr>
+        <w:t xml:space="preserve"> Armaroli N, Balzani V. The Future of Energy Supply: Challenges and Opportunities[J]. Angewandte Chemie International Edition, 2006.（不相关，非正式引用）</w:t>
       </w:r>
     </w:p>
     <w:p>
@@ -2772,18 +4764,425 @@
           <w:rFonts w:ascii="Calibri" w:hAnsi="Calibri" w:eastAsia="微软雅黑"/>
           <w:b/>
           <w:i w:val="0"/>
-          <w:sz w:val="21"/>
-        </w:rPr>
-        <w:t>置信度</w:t>
-      </w:r>
-      <w:r>
-        <w:rPr>
-          <w:rFonts w:ascii="Calibri" w:hAnsi="Calibri" w:eastAsia="微软雅黑"/>
-          <w:b w:val="0"/>
-          <w:i w:val="0"/>
-          <w:sz w:val="21"/>
-        </w:rPr>
-        <w:t>：🟡中</w:t>
+          <w:color w:val="2980B9"/>
+          <w:sz w:val="21"/>
+        </w:rPr>
+        <w:t>[5]</w:t>
+      </w:r>
+      <w:r>
+        <w:rPr>
+          <w:rFonts w:ascii="Calibri" w:hAnsi="Calibri" w:eastAsia="微软雅黑"/>
+          <w:b w:val="0"/>
+          <w:i w:val="0"/>
+          <w:sz w:val="21"/>
+        </w:rPr>
+        <w:t xml:space="preserve"> François-Lavet V, Henderson P, et al. An Introduction to Deep Reinforcement Learning[J]. Foundations and Trends® in Machine Learning, 2018.（不相关，非正式引用）</w:t>
+      </w:r>
+    </w:p>
+    <w:p>
+      <w:r>
+        <w:rPr>
+          <w:rFonts w:ascii="Calibri" w:hAnsi="Calibri" w:eastAsia="微软雅黑"/>
+          <w:b w:val="0"/>
+          <w:i w:val="0"/>
+          <w:sz w:val="21"/>
+        </w:rPr>
+      </w:r>
+      <w:r>
+        <w:rPr>
+          <w:rFonts w:ascii="Calibri" w:hAnsi="Calibri" w:eastAsia="微软雅黑"/>
+          <w:b/>
+          <w:i w:val="0"/>
+          <w:color w:val="2980B9"/>
+          <w:sz w:val="21"/>
+        </w:rPr>
+        <w:t>[6]</w:t>
+      </w:r>
+      <w:r>
+        <w:rPr>
+          <w:rFonts w:ascii="Calibri" w:hAnsi="Calibri" w:eastAsia="微软雅黑"/>
+          <w:b w:val="0"/>
+          <w:i w:val="0"/>
+          <w:sz w:val="21"/>
+        </w:rPr>
+        <w:t xml:space="preserve"> Veers P, Dykes K, et al. Grand challenges in the science of wind energy[J]. Science, 2019.（不相关，非正式引用）</w:t>
+      </w:r>
+    </w:p>
+    <w:p>
+      <w:r>
+        <w:rPr>
+          <w:rFonts w:ascii="Calibri" w:hAnsi="Calibri" w:eastAsia="微软雅黑"/>
+          <w:b w:val="0"/>
+          <w:i w:val="0"/>
+          <w:sz w:val="21"/>
+        </w:rPr>
+      </w:r>
+      <w:r>
+        <w:rPr>
+          <w:rFonts w:ascii="Calibri" w:hAnsi="Calibri" w:eastAsia="微软雅黑"/>
+          <w:b/>
+          <w:i w:val="0"/>
+          <w:color w:val="2980B9"/>
+          <w:sz w:val="21"/>
+        </w:rPr>
+        <w:t>[7]</w:t>
+      </w:r>
+      <w:r>
+        <w:rPr>
+          <w:rFonts w:ascii="Calibri" w:hAnsi="Calibri" w:eastAsia="微软雅黑"/>
+          <w:b w:val="0"/>
+          <w:i w:val="0"/>
+          <w:sz w:val="21"/>
+        </w:rPr>
+        <w:t xml:space="preserve"> Chen R C, Dewi C, et al. Selecting critical features for data classification based on machine learning methods[J]. Journal Of Big Data, 2020.（不相关，非正式引用）</w:t>
+      </w:r>
+    </w:p>
+    <w:p>
+      <w:r>
+        <w:rPr>
+          <w:rFonts w:ascii="Calibri" w:hAnsi="Calibri" w:eastAsia="微软雅黑"/>
+          <w:b w:val="0"/>
+          <w:i w:val="0"/>
+          <w:sz w:val="21"/>
+        </w:rPr>
+      </w:r>
+      <w:r>
+        <w:rPr>
+          <w:rFonts w:ascii="Calibri" w:hAnsi="Calibri" w:eastAsia="微软雅黑"/>
+          <w:b/>
+          <w:i w:val="0"/>
+          <w:color w:val="2980B9"/>
+          <w:sz w:val="21"/>
+        </w:rPr>
+        <w:t>[8]</w:t>
+      </w:r>
+      <w:r>
+        <w:rPr>
+          <w:rFonts w:ascii="Calibri" w:hAnsi="Calibri" w:eastAsia="微软雅黑"/>
+          <w:b w:val="0"/>
+          <w:i w:val="0"/>
+          <w:sz w:val="21"/>
+        </w:rPr>
+        <w:t xml:space="preserve"> Antonopoulos I, Robu V, et al. Artificial intelligence and machine learning approaches to energy demand-side response: A systematic review[J]. Renewable and Sustainable Energy Reviews, 2020.（不相关，非正式引用）</w:t>
+      </w:r>
+    </w:p>
+    <w:p>
+      <w:r>
+        <w:rPr>
+          <w:rFonts w:ascii="Calibri" w:hAnsi="Calibri" w:eastAsia="微软雅黑"/>
+          <w:b w:val="0"/>
+          <w:i w:val="0"/>
+          <w:sz w:val="21"/>
+        </w:rPr>
+      </w:r>
+      <w:r>
+        <w:rPr>
+          <w:rFonts w:ascii="Calibri" w:hAnsi="Calibri" w:eastAsia="微软雅黑"/>
+          <w:b/>
+          <w:i w:val="0"/>
+          <w:color w:val="2980B9"/>
+          <w:sz w:val="21"/>
+        </w:rPr>
+        <w:t>[9]</w:t>
+      </w:r>
+      <w:r>
+        <w:rPr>
+          <w:rFonts w:ascii="Calibri" w:hAnsi="Calibri" w:eastAsia="微软雅黑"/>
+          <w:b w:val="0"/>
+          <w:i w:val="0"/>
+          <w:sz w:val="21"/>
+        </w:rPr>
+        <w:t xml:space="preserve"> Yao Z, Lum Y, et al. Machine learning for a sustainable energy future[J]. Nature Reviews Materials, 2022.</w:t>
+      </w:r>
+    </w:p>
+    <w:p>
+      <w:r>
+        <w:rPr>
+          <w:rFonts w:ascii="Calibri" w:hAnsi="Calibri" w:eastAsia="微软雅黑"/>
+          <w:b w:val="0"/>
+          <w:i w:val="0"/>
+          <w:sz w:val="21"/>
+        </w:rPr>
+      </w:r>
+      <w:r>
+        <w:rPr>
+          <w:rFonts w:ascii="Calibri" w:hAnsi="Calibri" w:eastAsia="微软雅黑"/>
+          <w:b/>
+          <w:i w:val="0"/>
+          <w:color w:val="2980B9"/>
+          <w:sz w:val="21"/>
+        </w:rPr>
+        <w:t>[10]</w:t>
+      </w:r>
+      <w:r>
+        <w:rPr>
+          <w:rFonts w:ascii="Calibri" w:hAnsi="Calibri" w:eastAsia="微软雅黑"/>
+          <w:b w:val="0"/>
+          <w:i w:val="0"/>
+          <w:sz w:val="21"/>
+        </w:rPr>
+        <w:t xml:space="preserve"> Ghoddusi H, Creamer G G, Rafizadeh N. Machine learning in energy economics and finance: A review[J]. Energy Economics, 2019.</w:t>
+      </w:r>
+    </w:p>
+    <w:p>
+      <w:r>
+        <w:rPr>
+          <w:rFonts w:ascii="Calibri" w:hAnsi="Calibri" w:eastAsia="微软雅黑"/>
+          <w:b w:val="0"/>
+          <w:i w:val="0"/>
+          <w:sz w:val="21"/>
+        </w:rPr>
+      </w:r>
+      <w:r>
+        <w:rPr>
+          <w:rFonts w:ascii="Calibri" w:hAnsi="Calibri" w:eastAsia="微软雅黑"/>
+          <w:b/>
+          <w:i w:val="0"/>
+          <w:color w:val="2980B9"/>
+          <w:sz w:val="21"/>
+        </w:rPr>
+        <w:t>[14]</w:t>
+      </w:r>
+      <w:r>
+        <w:rPr>
+          <w:rFonts w:ascii="Calibri" w:hAnsi="Calibri" w:eastAsia="微软雅黑"/>
+          <w:b w:val="0"/>
+          <w:i w:val="0"/>
+          <w:sz w:val="21"/>
+        </w:rPr>
+        <w:t xml:space="preserve"> Friedlingstein P, O’Sullivan M, et al. Global Carbon Budget 2023[J]. Earth system science data, 2023.（不相关，非正式引用）</w:t>
+      </w:r>
+    </w:p>
+    <w:p>
+      <w:r>
+        <w:rPr>
+          <w:rFonts w:ascii="Calibri" w:hAnsi="Calibri" w:eastAsia="微软雅黑"/>
+          <w:b w:val="0"/>
+          <w:i w:val="0"/>
+          <w:sz w:val="21"/>
+        </w:rPr>
+      </w:r>
+      <w:r>
+        <w:rPr>
+          <w:rFonts w:ascii="Calibri" w:hAnsi="Calibri" w:eastAsia="微软雅黑"/>
+          <w:b/>
+          <w:i w:val="0"/>
+          <w:color w:val="2980B9"/>
+          <w:sz w:val="21"/>
+        </w:rPr>
+        <w:t>[15]</w:t>
+      </w:r>
+      <w:r>
+        <w:rPr>
+          <w:rFonts w:ascii="Calibri" w:hAnsi="Calibri" w:eastAsia="微软雅黑"/>
+          <w:b w:val="0"/>
+          <w:i w:val="0"/>
+          <w:sz w:val="21"/>
+        </w:rPr>
+        <w:t xml:space="preserve"> Frank D, Reichstein M, et al. Effects of climate extremes on the terrestrial carbon cycle: concepts, process understanding, and future directions[J]. Global Change Biology, 2015.（不相关，非正式引用）</w:t>
+      </w:r>
+    </w:p>
+    <w:p>
+      <w:r>
+        <w:rPr>
+          <w:rFonts w:ascii="Calibri" w:hAnsi="Calibri" w:eastAsia="微软雅黑"/>
+          <w:b w:val="0"/>
+          <w:i w:val="0"/>
+          <w:sz w:val="21"/>
+        </w:rPr>
+      </w:r>
+      <w:r>
+        <w:rPr>
+          <w:rFonts w:ascii="Calibri" w:hAnsi="Calibri" w:eastAsia="微软雅黑"/>
+          <w:b/>
+          <w:i w:val="0"/>
+          <w:color w:val="2980B9"/>
+          <w:sz w:val="21"/>
+        </w:rPr>
+        <w:t>[34]</w:t>
+      </w:r>
+      <w:r>
+        <w:rPr>
+          <w:rFonts w:ascii="Calibri" w:hAnsi="Calibri" w:eastAsia="微软雅黑"/>
+          <w:b w:val="0"/>
+          <w:i w:val="0"/>
+          <w:sz w:val="21"/>
+        </w:rPr>
+        <w:t xml:space="preserve"> Wang X, Han Y, et al. Convergence of Edge Computing and Deep Learning: A Comprehensive Survey[J]. IEEE Communications Surveys &amp; Tutorials, 2020.（不相关，非正式引用）</w:t>
+      </w:r>
+    </w:p>
+    <w:p>
+      <w:r>
+        <w:rPr>
+          <w:rFonts w:ascii="Calibri" w:hAnsi="Calibri" w:eastAsia="微软雅黑"/>
+          <w:b w:val="0"/>
+          <w:i w:val="0"/>
+          <w:sz w:val="21"/>
+        </w:rPr>
+      </w:r>
+      <w:r>
+        <w:rPr>
+          <w:rFonts w:ascii="Calibri" w:hAnsi="Calibri" w:eastAsia="微软雅黑"/>
+          <w:b/>
+          <w:i w:val="0"/>
+          <w:color w:val="2980B9"/>
+          <w:sz w:val="21"/>
+        </w:rPr>
+        <w:t>[35]</w:t>
+      </w:r>
+      <w:r>
+        <w:rPr>
+          <w:rFonts w:ascii="Calibri" w:hAnsi="Calibri" w:eastAsia="微软雅黑"/>
+          <w:b w:val="0"/>
+          <w:i w:val="0"/>
+          <w:sz w:val="21"/>
+        </w:rPr>
+        <w:t xml:space="preserve"> Aslam S, Herodotou H, et al. A survey on deep learning methods for power load and renewable energy forecasting[J]. Renewable and Sustainable Energy Reviews, 2021.</w:t>
+      </w:r>
+    </w:p>
+    <w:p>
+      <w:r>
+        <w:rPr>
+          <w:rFonts w:ascii="Calibri" w:hAnsi="Calibri" w:eastAsia="微软雅黑"/>
+          <w:b w:val="0"/>
+          <w:i w:val="0"/>
+          <w:sz w:val="21"/>
+        </w:rPr>
+      </w:r>
+      <w:r>
+        <w:rPr>
+          <w:rFonts w:ascii="Calibri" w:hAnsi="Calibri" w:eastAsia="微软雅黑"/>
+          <w:b/>
+          <w:i w:val="0"/>
+          <w:color w:val="2980B9"/>
+          <w:sz w:val="21"/>
+        </w:rPr>
+        <w:t>[36]</w:t>
+      </w:r>
+      <w:r>
+        <w:rPr>
+          <w:rFonts w:ascii="Calibri" w:hAnsi="Calibri" w:eastAsia="微软雅黑"/>
+          <w:b w:val="0"/>
+          <w:i w:val="0"/>
+          <w:sz w:val="21"/>
+        </w:rPr>
+        <w:t xml:space="preserve"> Somu N, Gauthama Raman M R, et al. A deep learning framework for building energy consumption forecast[J]. Renewable and Sustainable Energy Reviews, 2020.</w:t>
+      </w:r>
+    </w:p>
+    <w:p>
+      <w:r>
+        <w:rPr>
+          <w:rFonts w:ascii="Calibri" w:hAnsi="Calibri" w:eastAsia="微软雅黑"/>
+          <w:b w:val="0"/>
+          <w:i w:val="0"/>
+          <w:sz w:val="21"/>
+        </w:rPr>
+      </w:r>
+      <w:r>
+        <w:rPr>
+          <w:rFonts w:ascii="Calibri" w:hAnsi="Calibri" w:eastAsia="微软雅黑"/>
+          <w:b/>
+          <w:i w:val="0"/>
+          <w:color w:val="2980B9"/>
+          <w:sz w:val="21"/>
+        </w:rPr>
+        <w:t>[37]</w:t>
+      </w:r>
+      <w:r>
+        <w:rPr>
+          <w:rFonts w:ascii="Calibri" w:hAnsi="Calibri" w:eastAsia="微软雅黑"/>
+          <w:b w:val="0"/>
+          <w:i w:val="0"/>
+          <w:sz w:val="21"/>
+        </w:rPr>
+        <w:t xml:space="preserve"> Wang Z, Hong T, et al. Building thermal load prediction through shallow machine learning and deep learning[J]. Applied Energy, 2020.</w:t>
+      </w:r>
+    </w:p>
+    <w:p>
+      <w:r>
+        <w:rPr>
+          <w:rFonts w:ascii="Calibri" w:hAnsi="Calibri" w:eastAsia="微软雅黑"/>
+          <w:b w:val="0"/>
+          <w:i w:val="0"/>
+          <w:sz w:val="21"/>
+        </w:rPr>
+      </w:r>
+      <w:r>
+        <w:rPr>
+          <w:rFonts w:ascii="Calibri" w:hAnsi="Calibri" w:eastAsia="微软雅黑"/>
+          <w:b/>
+          <w:i w:val="0"/>
+          <w:color w:val="2980B9"/>
+          <w:sz w:val="21"/>
+        </w:rPr>
+        <w:t>[38]</w:t>
+      </w:r>
+      <w:r>
+        <w:rPr>
+          <w:rFonts w:ascii="Calibri" w:hAnsi="Calibri" w:eastAsia="微软雅黑"/>
+          <w:b w:val="0"/>
+          <w:i w:val="0"/>
+          <w:sz w:val="21"/>
+        </w:rPr>
+        <w:t xml:space="preserve"> Bedi J, Toshniwal D. Deep learning framework to forecast electricity demand[J]. Applied Energy, 2019.</w:t>
+      </w:r>
+    </w:p>
+    <w:p>
+      <w:r>
+        <w:rPr>
+          <w:rFonts w:ascii="Calibri" w:hAnsi="Calibri" w:eastAsia="微软雅黑"/>
+          <w:b w:val="0"/>
+          <w:i w:val="0"/>
+          <w:sz w:val="21"/>
+        </w:rPr>
+      </w:r>
+      <w:r>
+        <w:rPr>
+          <w:rFonts w:ascii="Calibri" w:hAnsi="Calibri" w:eastAsia="微软雅黑"/>
+          <w:b/>
+          <w:i w:val="0"/>
+          <w:color w:val="2980B9"/>
+          <w:sz w:val="21"/>
+        </w:rPr>
+        <w:t>[39]</w:t>
+      </w:r>
+      <w:r>
+        <w:rPr>
+          <w:rFonts w:ascii="Calibri" w:hAnsi="Calibri" w:eastAsia="微软雅黑"/>
+          <w:b w:val="0"/>
+          <w:i w:val="0"/>
+          <w:sz w:val="21"/>
+        </w:rPr>
+        <w:t xml:space="preserve"> Ağbulut Ü. Forecasting of transportation-related energy demand and CO2 emissions[J]. Sustainable Production and Consumption, 2021.（不相关，非正式引用）</w:t>
+      </w:r>
+    </w:p>
+    <w:p>
+      <w:r>
+        <w:rPr>
+          <w:rFonts w:ascii="Calibri" w:hAnsi="Calibri" w:eastAsia="微软雅黑"/>
+          <w:b w:val="0"/>
+          <w:i w:val="0"/>
+          <w:sz w:val="21"/>
+        </w:rPr>
+      </w:r>
+      <w:r>
+        <w:rPr>
+          <w:rFonts w:ascii="Calibri" w:hAnsi="Calibri" w:eastAsia="微软雅黑"/>
+          <w:b/>
+          <w:i w:val="0"/>
+          <w:color w:val="2980B9"/>
+          <w:sz w:val="21"/>
+        </w:rPr>
+        <w:t>[40]</w:t>
+      </w:r>
+      <w:r>
+        <w:rPr>
+          <w:rFonts w:ascii="Calibri" w:hAnsi="Calibri" w:eastAsia="微软雅黑"/>
+          <w:b w:val="0"/>
+          <w:i w:val="0"/>
+          <w:sz w:val="21"/>
+        </w:rPr>
+        <w:t xml:space="preserve"> Nam K J, Hwangbo S, et al. A deep learning-based forecasting model for renewable energy scenarios[J]. Renewable and Sustainable Energy Reviews, 2020.</w:t>
       </w:r>
     </w:p>
     <w:p>
@@ -2798,7 +5197,7 @@
           <w:color w:val="1A1A2E"/>
           <w:sz w:val="20"/>
         </w:rPr>
-        <w:t>发现3：混合模型（尤其是分解-集成范式）是当前最具活力的方法论方向</w:t>
+        <w:t>A级论文</w:t>
       </w:r>
     </w:p>
     <w:p>
@@ -2815,113 +5214,19 @@
           <w:rFonts w:ascii="Calibri" w:hAnsi="Calibri" w:eastAsia="微软雅黑"/>
           <w:b/>
           <w:i w:val="0"/>
-          <w:sz w:val="21"/>
-        </w:rPr>
-        <w:t>支持证据</w:t>
-      </w:r>
-      <w:r>
-        <w:rPr>
-          <w:rFonts w:ascii="Calibri" w:hAnsi="Calibri" w:eastAsia="微软雅黑"/>
-          <w:b w:val="0"/>
-          <w:i w:val="0"/>
-          <w:sz w:val="21"/>
-        </w:rPr>
-        <w:t>：Qiu等</w:t>
-      </w:r>
-      <w:r>
-        <w:rPr>
-          <w:rFonts w:ascii="Calibri" w:hAnsi="Calibri" w:eastAsia="微软雅黑"/>
-          <w:b/>
-          <w:i w:val="0"/>
           <w:color w:val="2980B9"/>
           <w:sz w:val="21"/>
         </w:rPr>
-        <w:t>[44]</w:t>
-      </w:r>
-      <w:r>
-        <w:rPr>
-          <w:rFonts w:ascii="Calibri" w:hAnsi="Calibri" w:eastAsia="微软雅黑"/>
-          <w:b w:val="0"/>
-          <w:i w:val="0"/>
-          <w:sz w:val="21"/>
-        </w:rPr>
-        <w:t>提出的EMD集成深度学习在负荷预测中将MAPE降低至3.2%，较单独LSTM提升约15%的预测精度。Wen和Zhou</w:t>
-      </w:r>
-      <w:r>
-        <w:rPr>
-          <w:rFonts w:ascii="Calibri" w:hAnsi="Calibri" w:eastAsia="微软雅黑"/>
-          <w:b/>
-          <w:i w:val="0"/>
-          <w:color w:val="2980B9"/>
-          <w:sz w:val="21"/>
-        </w:rPr>
-        <w:t>[46]</w:t>
-      </w:r>
-      <w:r>
-        <w:rPr>
-          <w:rFonts w:ascii="Calibri" w:hAnsi="Calibri" w:eastAsia="微软雅黑"/>
-          <w:b w:val="0"/>
-          <w:i w:val="0"/>
-          <w:sz w:val="21"/>
-        </w:rPr>
-        <w:t>将深度学习与优化调度结合，构建了面向社区微电网的完整预测-决策框架。Nadirgil</w:t>
-      </w:r>
-      <w:r>
-        <w:rPr>
-          <w:rFonts w:ascii="Calibri" w:hAnsi="Calibri" w:eastAsia="微软雅黑"/>
-          <w:b/>
-          <w:i w:val="0"/>
-          <w:color w:val="2980B9"/>
-          <w:sz w:val="21"/>
-        </w:rPr>
-        <w:t>[29]</w:t>
-      </w:r>
-      <w:r>
-        <w:rPr>
-          <w:rFonts w:ascii="Calibri" w:hAnsi="Calibri" w:eastAsia="微软雅黑"/>
-          <w:b w:val="0"/>
-          <w:i w:val="0"/>
-          <w:sz w:val="21"/>
-        </w:rPr>
-        <w:t>使用遗传算法优化的混合模型在碳价预测中表现优异。Aslam等</w:t>
-      </w:r>
-      <w:r>
-        <w:rPr>
-          <w:rFonts w:ascii="Calibri" w:hAnsi="Calibri" w:eastAsia="微软雅黑"/>
-          <w:b/>
-          <w:i w:val="0"/>
-          <w:color w:val="2980B9"/>
-          <w:sz w:val="21"/>
-        </w:rPr>
-        <w:t>[37]</w:t>
-      </w:r>
-      <w:r>
-        <w:rPr>
-          <w:rFonts w:ascii="Calibri" w:hAnsi="Calibri" w:eastAsia="微软雅黑"/>
-          <w:b w:val="0"/>
-          <w:i w:val="0"/>
-          <w:sz w:val="21"/>
-        </w:rPr>
-        <w:t>和Kumari等</w:t>
-      </w:r>
-      <w:r>
-        <w:rPr>
-          <w:rFonts w:ascii="Calibri" w:hAnsi="Calibri" w:eastAsia="微软雅黑"/>
-          <w:b/>
-          <w:i w:val="0"/>
-          <w:color w:val="2980B9"/>
-          <w:sz w:val="21"/>
-        </w:rPr>
-        <w:t>[45]</w:t>
-      </w:r>
-      <w:r>
-        <w:rPr>
-          <w:rFonts w:ascii="Calibri" w:hAnsi="Calibri" w:eastAsia="微软雅黑"/>
-          <w:b w:val="0"/>
-          <w:i w:val="0"/>
-          <w:sz w:val="21"/>
-        </w:rPr>
-        <w:t>的系统综述均将混合模型列为重要发展方向。</w:t>
+        <w:t>[31]</w:t>
+      </w:r>
+      <w:r>
+        <w:rPr>
+          <w:rFonts w:ascii="Calibri" w:hAnsi="Calibri" w:eastAsia="微软雅黑"/>
+          <w:b w:val="0"/>
+          <w:i w:val="0"/>
+          <w:sz w:val="21"/>
+        </w:rPr>
+        <w:t xml:space="preserve"> Nadirgil O. Carbon price prediction using multiple hybrid machine learning models[J]. Journal of Environmental Management, 2023.</w:t>
       </w:r>
     </w:p>
     <w:p>
@@ -2938,18 +5243,19 @@
           <w:rFonts w:ascii="Calibri" w:hAnsi="Calibri" w:eastAsia="微软雅黑"/>
           <w:b/>
           <w:i w:val="0"/>
-          <w:sz w:val="21"/>
-        </w:rPr>
-        <w:t>反方质疑</w:t>
-      </w:r>
-      <w:r>
-        <w:rPr>
-          <w:rFonts w:ascii="Calibri" w:hAnsi="Calibri" w:eastAsia="微软雅黑"/>
-          <w:b w:val="0"/>
-          <w:i w:val="0"/>
-          <w:sz w:val="21"/>
-        </w:rPr>
-        <w:t>：反方质疑组“边界条件派”指出，分解-集成方法存在“未来数据泄露”（端点效应）和计算成本高的固有问题。方法论审查部“创新性识别派”虽然认可其创新性（创新程度评分3.5/5），但也指出混合模型的性能提升随模型复杂度增加而边际递减。此外，引用网络部“影响力追踪派”注意到，高影响力论文多集中于单一方法（如端到端深度学习），混合模型在引用网络中的枢纽地位尚未建立。</w:t>
+          <w:color w:val="2980B9"/>
+          <w:sz w:val="21"/>
+        </w:rPr>
+        <w:t>[42]</w:t>
+      </w:r>
+      <w:r>
+        <w:rPr>
+          <w:rFonts w:ascii="Calibri" w:hAnsi="Calibri" w:eastAsia="微软雅黑"/>
+          <w:b w:val="0"/>
+          <w:i w:val="0"/>
+          <w:sz w:val="21"/>
+        </w:rPr>
+        <w:t xml:space="preserve"> Shi H, Xu M, et al. Deep Learning for Household Load Forecasting—A Novel Pooling Deep RNN[J]. IEEE Transactions on Smart Grid, 2017.</w:t>
       </w:r>
     </w:p>
     <w:p>
@@ -2966,18 +5272,19 @@
           <w:rFonts w:ascii="Calibri" w:hAnsi="Calibri" w:eastAsia="微软雅黑"/>
           <w:b/>
           <w:i w:val="0"/>
-          <w:sz w:val="21"/>
-        </w:rPr>
-        <w:t>辩论结论</w:t>
-      </w:r>
-      <w:r>
-        <w:rPr>
-          <w:rFonts w:ascii="Calibri" w:hAnsi="Calibri" w:eastAsia="微软雅黑"/>
-          <w:b w:val="0"/>
-          <w:i w:val="0"/>
-          <w:sz w:val="21"/>
-        </w:rPr>
-        <w:t>：文献检索部“多源广度派”认可分解-集成是方法论创新点，但“边界条件派”成功揭示了其应用陷阱。交叉辩论共识：混合模型应配套跨数据集泛化测试、与标准深度学习方法（LSTM、GRU）的统计显著性检验以及计算效率分析。</w:t>
+          <w:color w:val="2980B9"/>
+          <w:sz w:val="21"/>
+        </w:rPr>
+        <w:t>[43]</w:t>
+      </w:r>
+      <w:r>
+        <w:rPr>
+          <w:rFonts w:ascii="Calibri" w:hAnsi="Calibri" w:eastAsia="微软雅黑"/>
+          <w:b w:val="0"/>
+          <w:i w:val="0"/>
+          <w:sz w:val="21"/>
+        </w:rPr>
+        <w:t xml:space="preserve"> Qiu X, Ren Y, et al. Empirical Mode Decomposition based ensemble deep learning for load demand forecasting[J]. Applied Soft Computing, 2017.</w:t>
       </w:r>
     </w:p>
     <w:p>
@@ -2994,18 +5301,77 @@
           <w:rFonts w:ascii="Calibri" w:hAnsi="Calibri" w:eastAsia="微软雅黑"/>
           <w:b/>
           <w:i w:val="0"/>
-          <w:sz w:val="21"/>
-        </w:rPr>
-        <w:t>置信度</w:t>
-      </w:r>
-      <w:r>
-        <w:rPr>
-          <w:rFonts w:ascii="Calibri" w:hAnsi="Calibri" w:eastAsia="微软雅黑"/>
-          <w:b w:val="0"/>
-          <w:i w:val="0"/>
-          <w:sz w:val="21"/>
-        </w:rPr>
-        <w:t>：🟡中</w:t>
+          <w:color w:val="2980B9"/>
+          <w:sz w:val="21"/>
+        </w:rPr>
+        <w:t>[44]</w:t>
+      </w:r>
+      <w:r>
+        <w:rPr>
+          <w:rFonts w:ascii="Calibri" w:hAnsi="Calibri" w:eastAsia="微软雅黑"/>
+          <w:b w:val="0"/>
+          <w:i w:val="0"/>
+          <w:sz w:val="21"/>
+        </w:rPr>
+        <w:t xml:space="preserve"> Kumari P, Toshniwal D. Deep learning models for solar irradiance forecasting: A comprehensive review[J]. Journal of Cleaner Production, 2021.（不相关，非正式引用）</w:t>
+      </w:r>
+    </w:p>
+    <w:p>
+      <w:r>
+        <w:rPr>
+          <w:rFonts w:ascii="Calibri" w:hAnsi="Calibri" w:eastAsia="微软雅黑"/>
+          <w:b w:val="0"/>
+          <w:i w:val="0"/>
+          <w:sz w:val="21"/>
+        </w:rPr>
+      </w:r>
+      <w:r>
+        <w:rPr>
+          <w:rFonts w:ascii="Calibri" w:hAnsi="Calibri" w:eastAsia="微软雅黑"/>
+          <w:b/>
+          <w:i w:val="0"/>
+          <w:color w:val="2980B9"/>
+          <w:sz w:val="21"/>
+        </w:rPr>
+        <w:t>[45]</w:t>
+      </w:r>
+      <w:r>
+        <w:rPr>
+          <w:rFonts w:ascii="Calibri" w:hAnsi="Calibri" w:eastAsia="微软雅黑"/>
+          <w:b w:val="0"/>
+          <w:i w:val="0"/>
+          <w:sz w:val="21"/>
+        </w:rPr>
+        <w:t xml:space="preserve"> Wen L, Zhou K, et al. Optimal load dispatch of community microgrid with deep learning based solar power and load forecasting[J]. Energy, 2019.</w:t>
+      </w:r>
+    </w:p>
+    <w:p>
+      <w:r>
+        <w:rPr>
+          <w:rFonts w:ascii="Calibri" w:hAnsi="Calibri" w:eastAsia="微软雅黑"/>
+          <w:b w:val="0"/>
+          <w:i w:val="0"/>
+          <w:sz w:val="21"/>
+        </w:rPr>
+      </w:r>
+      <w:r>
+        <w:rPr>
+          <w:rFonts w:ascii="Calibri" w:hAnsi="Calibri" w:eastAsia="微软雅黑"/>
+          <w:b/>
+          <w:i w:val="0"/>
+          <w:color w:val="2980B9"/>
+          <w:sz w:val="21"/>
+        </w:rPr>
+        <w:t>[46]</w:t>
+      </w:r>
+      <w:r>
+        <w:rPr>
+          <w:rFonts w:ascii="Calibri" w:hAnsi="Calibri" w:eastAsia="微软雅黑"/>
+          <w:b w:val="0"/>
+          <w:i w:val="0"/>
+          <w:sz w:val="21"/>
+        </w:rPr>
+        <w:t xml:space="preserve"> Khalil M, McGough A S, et al. Machine Learning, Deep Learning and Statistical Analysis for forecasting building energy consumption[J]. Engineering Applications of Artificial Intelligence, 2022.</w:t>
       </w:r>
     </w:p>
     <w:p>
@@ -3020,7 +5386,7 @@
           <w:color w:val="1A1A2E"/>
           <w:sz w:val="20"/>
         </w:rPr>
-        <w:t>发现4：因果推断与可解释性正在成为该领域研究的核心前沿</w:t>
+        <w:t>B级论文</w:t>
       </w:r>
     </w:p>
     <w:p>
@@ -3037,56 +5403,19 @@
           <w:rFonts w:ascii="Calibri" w:hAnsi="Calibri" w:eastAsia="微软雅黑"/>
           <w:b/>
           <w:i w:val="0"/>
-          <w:sz w:val="21"/>
-        </w:rPr>
-        <w:t>支持证据</w:t>
-      </w:r>
-      <w:r>
-        <w:rPr>
-          <w:rFonts w:ascii="Calibri" w:hAnsi="Calibri" w:eastAsia="微软雅黑"/>
-          <w:b w:val="0"/>
-          <w:i w:val="0"/>
-          <w:sz w:val="21"/>
-        </w:rPr>
-        <w:t>：Ghoddusi等</w:t>
-      </w:r>
-      <w:r>
-        <w:rPr>
-          <w:rFonts w:ascii="Calibri" w:hAnsi="Calibri" w:eastAsia="微软雅黑"/>
-          <w:b/>
-          <w:i w:val="0"/>
           <w:color w:val="2980B9"/>
           <w:sz w:val="21"/>
         </w:rPr>
-        <w:t>[8]</w:t>
-      </w:r>
-      <w:r>
-        <w:rPr>
-          <w:rFonts w:ascii="Calibri" w:hAnsi="Calibri" w:eastAsia="微软雅黑"/>
-          <w:b w:val="0"/>
-          <w:i w:val="0"/>
-          <w:sz w:val="21"/>
-        </w:rPr>
-        <w:t>在其综述中明确指出了经济学的“因果识别”传统与ML的“预测导向”之间的根本张力，并呼吁融合。主题聚类组“9维度归类派”的分析表明，因果机器学习在论文列表中已有初步布局（如</w:t>
-      </w:r>
-      <w:r>
-        <w:rPr>
-          <w:rFonts w:ascii="Calibri" w:hAnsi="Calibri" w:eastAsia="微软雅黑"/>
-          <w:b/>
-          <w:i w:val="0"/>
-          <w:color w:val="2980B9"/>
-          <w:sz w:val="21"/>
-        </w:rPr>
-        <w:t>[9]</w:t>
-      </w:r>
-      <w:r>
-        <w:rPr>
-          <w:rFonts w:ascii="Calibri" w:hAnsi="Calibri" w:eastAsia="微软雅黑"/>
-          <w:b w:val="0"/>
-          <w:i w:val="0"/>
-          <w:sz w:val="21"/>
-        </w:rPr>
-        <w:t>关于因果表示学习的框架性工作）。群体动力学派“报告整合派”的综述明确指出，最新趋势正在从“黑箱预测”向“因果归因”转变。</w:t>
+        <w:t>[11]</w:t>
+      </w:r>
+      <w:r>
+        <w:rPr>
+          <w:rFonts w:ascii="Calibri" w:hAnsi="Calibri" w:eastAsia="微软雅黑"/>
+          <w:b w:val="0"/>
+          <w:i w:val="0"/>
+          <w:sz w:val="21"/>
+        </w:rPr>
+        <w:t xml:space="preserve"> Makridakis S, Spiliotis E, et al. Statistical and Machine Learning forecasting methods: Concerns and ways forward[J]. PLoS ONE, 2018.</w:t>
       </w:r>
     </w:p>
     <w:p>
@@ -3103,37 +5432,19 @@
           <w:rFonts w:ascii="Calibri" w:hAnsi="Calibri" w:eastAsia="微软雅黑"/>
           <w:b/>
           <w:i w:val="0"/>
-          <w:sz w:val="21"/>
-        </w:rPr>
-        <w:t>反方质疑</w:t>
-      </w:r>
-      <w:r>
-        <w:rPr>
-          <w:rFonts w:ascii="Calibri" w:hAnsi="Calibri" w:eastAsia="微软雅黑"/>
-          <w:b w:val="0"/>
-          <w:i w:val="0"/>
-          <w:sz w:val="21"/>
-        </w:rPr>
-        <w:t>：方法论审查部“严谨性质疑派”指出，仅有一篇论文涉及因果推断（</w:t>
-      </w:r>
-      <w:r>
-        <w:rPr>
-          <w:rFonts w:ascii="Calibri" w:hAnsi="Calibri" w:eastAsia="微软雅黑"/>
-          <w:b/>
-          <w:i w:val="0"/>
           <w:color w:val="2980B9"/>
           <w:sz w:val="21"/>
         </w:rPr>
-        <w:t>[8]</w:t>
-      </w:r>
-      <w:r>
-        <w:rPr>
-          <w:rFonts w:ascii="Calibri" w:hAnsi="Calibri" w:eastAsia="微软雅黑"/>
-          <w:b w:val="0"/>
-          <w:i w:val="0"/>
-          <w:sz w:val="21"/>
-        </w:rPr>
-        <w:t>中的理论探讨），整个文献池中可解释性得分仅为1.5/5.0。可视化组“趋势与分布派”的图表设计显示，可解释性与因果表征学习在方法论分布饼图中占比约10%，远低于深度学习的30%，表明该方向的实际进展有限。</w:t>
+        <w:t>[12]</w:t>
+      </w:r>
+      <w:r>
+        <w:rPr>
+          <w:rFonts w:ascii="Calibri" w:hAnsi="Calibri" w:eastAsia="微软雅黑"/>
+          <w:b w:val="0"/>
+          <w:i w:val="0"/>
+          <w:sz w:val="21"/>
+        </w:rPr>
+        <w:t xml:space="preserve"> Shaukat K, Luo S, et al. A Survey on Machine Learning Techniques for Cyber Security in the Last Decade[J]. IEEE Access, 2020.（不相关，非正式引用）</w:t>
       </w:r>
     </w:p>
     <w:p>
@@ -3150,18 +5461,19 @@
           <w:rFonts w:ascii="Calibri" w:hAnsi="Calibri" w:eastAsia="微软雅黑"/>
           <w:b/>
           <w:i w:val="0"/>
-          <w:sz w:val="21"/>
-        </w:rPr>
-        <w:t>辩论结论</w:t>
-      </w:r>
-      <w:r>
-        <w:rPr>
-          <w:rFonts w:ascii="Calibri" w:hAnsi="Calibri" w:eastAsia="微软雅黑"/>
-          <w:b w:val="0"/>
-          <w:i w:val="0"/>
-          <w:sz w:val="21"/>
-        </w:rPr>
-        <w:t>：文献检索部“精准筛选派”认为可解释性在政策评估场景中应成为准入门槛，而“多源广度派”认为在某些高频交易场景中，预测精度比可解释性更重要。交叉辩论达成的折中方案是：可解释性重要程度应结合具体应用场景（如政策评估需强可解释性、微电网实时控制可容忍弱解释性）。</w:t>
+          <w:color w:val="2980B9"/>
+          <w:sz w:val="21"/>
+        </w:rPr>
+        <w:t>[32]</w:t>
+      </w:r>
+      <w:r>
+        <w:rPr>
+          <w:rFonts w:ascii="Calibri" w:hAnsi="Calibri" w:eastAsia="微软雅黑"/>
+          <w:b w:val="0"/>
+          <w:i w:val="0"/>
+          <w:sz w:val="21"/>
+        </w:rPr>
+        <w:t xml:space="preserve"> Hansen J E, Kharecha P, et al. Assessing “Dangerous Climate Change”: Required Reduction of Carbon Emissions[J]. PLoS ONE, 2013.（不相关，非正式引用）</w:t>
       </w:r>
     </w:p>
     <w:p>
@@ -3178,18 +5490,150 @@
           <w:rFonts w:ascii="Calibri" w:hAnsi="Calibri" w:eastAsia="微软雅黑"/>
           <w:b/>
           <w:i w:val="0"/>
-          <w:sz w:val="21"/>
-        </w:rPr>
-        <w:t>置信度</w:t>
-      </w:r>
-      <w:r>
-        <w:rPr>
-          <w:rFonts w:ascii="Calibri" w:hAnsi="Calibri" w:eastAsia="微软雅黑"/>
-          <w:b w:val="0"/>
-          <w:i w:val="0"/>
-          <w:sz w:val="21"/>
-        </w:rPr>
-        <w:t>：🟢高</w:t>
+          <w:color w:val="2980B9"/>
+          <w:sz w:val="21"/>
+        </w:rPr>
+        <w:t>[33]</w:t>
+      </w:r>
+      <w:r>
+        <w:rPr>
+          <w:rFonts w:ascii="Calibri" w:hAnsi="Calibri" w:eastAsia="微软雅黑"/>
+          <w:b w:val="0"/>
+          <w:i w:val="0"/>
+          <w:sz w:val="21"/>
+        </w:rPr>
+        <w:t xml:space="preserve"> Shahhosseini M, Hu G, et al. Coupling machine learning and crop modeling improves crop yield prediction[J]. Scientific Reports, 2021.（不相关，非正式引用）</w:t>
+      </w:r>
+    </w:p>
+    <w:p>
+      <w:r>
+        <w:rPr>
+          <w:rFonts w:ascii="Calibri" w:hAnsi="Calibri" w:eastAsia="微软雅黑"/>
+          <w:b w:val="0"/>
+          <w:i w:val="0"/>
+          <w:sz w:val="21"/>
+        </w:rPr>
+      </w:r>
+      <w:r>
+        <w:rPr>
+          <w:rFonts w:ascii="Calibri" w:hAnsi="Calibri" w:eastAsia="微软雅黑"/>
+          <w:b/>
+          <w:i w:val="0"/>
+          <w:color w:val="2980B9"/>
+          <w:sz w:val="21"/>
+        </w:rPr>
+        <w:t>[47]</w:t>
+      </w:r>
+      <w:r>
+        <w:rPr>
+          <w:rFonts w:ascii="Calibri" w:hAnsi="Calibri" w:eastAsia="微软雅黑"/>
+          <w:b w:val="0"/>
+          <w:i w:val="0"/>
+          <w:sz w:val="21"/>
+        </w:rPr>
+        <w:t xml:space="preserve"> Shrestha A, Mahmood A. Review of Deep Learning Algorithms and Architectures[J]. IEEE Access, 2019.（不相关，非正式引用）</w:t>
+      </w:r>
+    </w:p>
+    <w:p>
+      <w:r>
+        <w:rPr>
+          <w:rFonts w:ascii="Calibri" w:hAnsi="Calibri" w:eastAsia="微软雅黑"/>
+          <w:b w:val="0"/>
+          <w:i w:val="0"/>
+          <w:sz w:val="21"/>
+        </w:rPr>
+      </w:r>
+      <w:r>
+        <w:rPr>
+          <w:rFonts w:ascii="Calibri" w:hAnsi="Calibri" w:eastAsia="微软雅黑"/>
+          <w:b/>
+          <w:i w:val="0"/>
+          <w:color w:val="2980B9"/>
+          <w:sz w:val="21"/>
+        </w:rPr>
+        <w:t>[48]</w:t>
+      </w:r>
+      <w:r>
+        <w:rPr>
+          <w:rFonts w:ascii="Calibri" w:hAnsi="Calibri" w:eastAsia="微软雅黑"/>
+          <w:b w:val="0"/>
+          <w:i w:val="0"/>
+          <w:sz w:val="21"/>
+        </w:rPr>
+        <w:t xml:space="preserve"> Forootan M M, Larki I, et al. Machine Learning and Deep Learning in Energy Systems: A Review[J]. Sustainability, 2022.</w:t>
+      </w:r>
+    </w:p>
+    <w:p>
+      <w:r>
+        <w:rPr>
+          <w:rFonts w:ascii="Calibri" w:hAnsi="Calibri" w:eastAsia="微软雅黑"/>
+          <w:b w:val="0"/>
+          <w:i w:val="0"/>
+          <w:sz w:val="21"/>
+        </w:rPr>
+      </w:r>
+      <w:r>
+        <w:rPr>
+          <w:rFonts w:ascii="Calibri" w:hAnsi="Calibri" w:eastAsia="微软雅黑"/>
+          <w:b/>
+          <w:i w:val="0"/>
+          <w:color w:val="2980B9"/>
+          <w:sz w:val="21"/>
+        </w:rPr>
+        <w:t>[49]</w:t>
+      </w:r>
+      <w:r>
+        <w:rPr>
+          <w:rFonts w:ascii="Calibri" w:hAnsi="Calibri" w:eastAsia="微软雅黑"/>
+          <w:b w:val="0"/>
+          <w:i w:val="0"/>
+          <w:sz w:val="21"/>
+        </w:rPr>
+        <w:t xml:space="preserve"> Wazirali R, Yaghoubi E, et al. State-of-the-art review on energy and load forecasting in microgrids using artificial neural networks[J]. Electric Power Systems Research, 2023.</w:t>
+      </w:r>
+    </w:p>
+    <w:p>
+      <w:r>
+        <w:rPr>
+          <w:rFonts w:ascii="Calibri" w:hAnsi="Calibri" w:eastAsia="微软雅黑"/>
+          <w:b w:val="0"/>
+          <w:i w:val="0"/>
+          <w:sz w:val="21"/>
+        </w:rPr>
+      </w:r>
+      <w:r>
+        <w:rPr>
+          <w:rFonts w:ascii="Calibri" w:hAnsi="Calibri" w:eastAsia="微软雅黑"/>
+          <w:b/>
+          <w:i w:val="0"/>
+          <w:color w:val="2980B9"/>
+          <w:sz w:val="21"/>
+        </w:rPr>
+        <w:t>[50]</w:t>
+      </w:r>
+      <w:r>
+        <w:rPr>
+          <w:rFonts w:ascii="Calibri" w:hAnsi="Calibri" w:eastAsia="微软雅黑"/>
+          <w:b w:val="0"/>
+          <w:i w:val="0"/>
+          <w:sz w:val="21"/>
+        </w:rPr>
+        <w:t xml:space="preserve"> Wen L, Zhou K, et al. Load demand forecasting of residential buildings using a deep learning model[J]. Electric Power Systems Research, 2019.</w:t>
+      </w:r>
+    </w:p>
+    <w:p>
+      <w:pPr>
+        <w:pStyle w:val="Heading2"/>
+      </w:pPr>
+      <w:r>
+        <w:rPr>
+          <w:rFonts w:ascii="Calibri" w:hAnsi="Calibri" w:eastAsia="微软雅黑"/>
+          <w:b/>
+          <w:i w:val="0"/>
+          <w:color w:val="1A1A2E"/>
+          <w:sz w:val="24"/>
+        </w:rPr>
+        <w:t>参考文献</w:t>
       </w:r>
     </w:p>
     <w:p>
@@ -3204,7 +5648,7 @@
           <w:color w:val="1A1A2E"/>
           <w:sz w:val="20"/>
         </w:rPr>
-        <w:t>发现5：研究在主题融合方面存在显著断裂——能源系统预测与碳管理两大集群相互独立</w:t>
+        <w:t>S级（顶刊）</w:t>
       </w:r>
     </w:p>
     <w:p>
@@ -3221,92 +5665,19 @@
           <w:rFonts w:ascii="Calibri" w:hAnsi="Calibri" w:eastAsia="微软雅黑"/>
           <w:b/>
           <w:i w:val="0"/>
-          <w:sz w:val="21"/>
-        </w:rPr>
-        <w:t>支持证据</w:t>
-      </w:r>
-      <w:r>
-        <w:rPr>
-          <w:rFonts w:ascii="Calibri" w:hAnsi="Calibri" w:eastAsia="微软雅黑"/>
-          <w:b w:val="0"/>
-          <w:i w:val="0"/>
-          <w:sz w:val="21"/>
-        </w:rPr>
-        <w:t>：引用网络部“影响力追踪派”的分析揭示，高影响力论文集中于能源系统宏观转型和碳循环两大独立集群。机器学习在能源预测领域的综述（如</w:t>
-      </w:r>
-      <w:r>
-        <w:rPr>
-          <w:rFonts w:ascii="Calibri" w:hAnsi="Calibri" w:eastAsia="微软雅黑"/>
-          <w:b/>
-          <w:i w:val="0"/>
           <w:color w:val="2980B9"/>
           <w:sz w:val="21"/>
         </w:rPr>
-        <w:t>[37]</w:t>
-      </w:r>
-      <w:r>
-        <w:rPr>
-          <w:rFonts w:ascii="Calibri" w:hAnsi="Calibri" w:eastAsia="微软雅黑"/>
-          <w:b w:val="0"/>
-          <w:i w:val="0"/>
-          <w:sz w:val="21"/>
-        </w:rPr>
-      </w:r>
-      <w:r>
-        <w:rPr>
-          <w:rFonts w:ascii="Calibri" w:hAnsi="Calibri" w:eastAsia="微软雅黑"/>
-          <w:b/>
-          <w:i w:val="0"/>
-          <w:color w:val="2980B9"/>
-          <w:sz w:val="21"/>
-        </w:rPr>
-        <w:t>[6]</w:t>
-      </w:r>
-      <w:r>
-        <w:rPr>
-          <w:rFonts w:ascii="Calibri" w:hAnsi="Calibri" w:eastAsia="微软雅黑"/>
-          <w:b w:val="0"/>
-          <w:i w:val="0"/>
-          <w:sz w:val="21"/>
-        </w:rPr>
-        <w:t>）与碳循环管理领域的权威工作（如</w:t>
-      </w:r>
-      <w:r>
-        <w:rPr>
-          <w:rFonts w:ascii="Calibri" w:hAnsi="Calibri" w:eastAsia="微软雅黑"/>
-          <w:b/>
-          <w:i w:val="0"/>
-          <w:color w:val="2980B9"/>
-          <w:sz w:val="21"/>
-        </w:rPr>
-        <w:t>[11]</w:t>
-      </w:r>
-      <w:r>
-        <w:rPr>
-          <w:rFonts w:ascii="Calibri" w:hAnsi="Calibri" w:eastAsia="微软雅黑"/>
-          <w:b w:val="0"/>
-          <w:i w:val="0"/>
-          <w:sz w:val="21"/>
-        </w:rPr>
-      </w:r>
-      <w:r>
-        <w:rPr>
-          <w:rFonts w:ascii="Calibri" w:hAnsi="Calibri" w:eastAsia="微软雅黑"/>
-          <w:b/>
-          <w:i w:val="0"/>
-          <w:color w:val="2980B9"/>
-          <w:sz w:val="21"/>
-        </w:rPr>
-        <w:t>[24]</w:t>
-      </w:r>
-      <w:r>
-        <w:rPr>
-          <w:rFonts w:ascii="Calibri" w:hAnsi="Calibri" w:eastAsia="微软雅黑"/>
-          <w:b w:val="0"/>
-          <w:i w:val="0"/>
-          <w:sz w:val="21"/>
-        </w:rPr>
-        <w:t>）之间几乎没有直接的引用关系或主题联系。主题聚类组“9维度归类派”进一步确认，论文库中很少有论文同时满足跨学科9维度框架（如“碳价预测+LSTM+时间序列+欧盟+短期预测”）。</w:t>
+        <w:t>[1]</w:t>
+      </w:r>
+      <w:r>
+        <w:rPr>
+          <w:rFonts w:ascii="Calibri" w:hAnsi="Calibri" w:eastAsia="微软雅黑"/>
+          <w:b w:val="0"/>
+          <w:i w:val="0"/>
+          <w:sz w:val="21"/>
+        </w:rPr>
+        <w:t xml:space="preserve"> Iain Staffell, Daniel Scamman, Anthony Velazquez Abad, 等. The role of hydrogen and fuel cells in the global energy system. *Energy &amp; Environmental Science*, 2018. doi:10.1039/c8ee01157e.</w:t>
       </w:r>
     </w:p>
     <w:p>
@@ -3323,56 +5694,19 @@
           <w:rFonts w:ascii="Calibri" w:hAnsi="Calibri" w:eastAsia="微软雅黑"/>
           <w:b/>
           <w:i w:val="0"/>
-          <w:sz w:val="21"/>
-        </w:rPr>
-        <w:t>反方质疑</w:t>
-      </w:r>
-      <w:r>
-        <w:rPr>
-          <w:rFonts w:ascii="Calibri" w:hAnsi="Calibri" w:eastAsia="微软雅黑"/>
-          <w:b w:val="0"/>
-          <w:i w:val="0"/>
-          <w:sz w:val="21"/>
-        </w:rPr>
-        <w:t>：虽然跨集群融合论文数量极少，但存在少数交叉节点——如Yao等</w:t>
-      </w:r>
-      <w:r>
-        <w:rPr>
-          <w:rFonts w:ascii="Calibri" w:hAnsi="Calibri" w:eastAsia="微软雅黑"/>
-          <w:b/>
-          <w:i w:val="0"/>
           <w:color w:val="2980B9"/>
           <w:sz w:val="21"/>
         </w:rPr>
-        <w:t>[7]</w:t>
-      </w:r>
-      <w:r>
-        <w:rPr>
-          <w:rFonts w:ascii="Calibri" w:hAnsi="Calibri" w:eastAsia="微软雅黑"/>
-          <w:b w:val="0"/>
-          <w:i w:val="0"/>
-          <w:sz w:val="21"/>
-        </w:rPr>
-        <w:t>的《Machine learning for a sustainable energy future》同时触及能源系统和碳管理，以及 Ghoddusi等</w:t>
-      </w:r>
-      <w:r>
-        <w:rPr>
-          <w:rFonts w:ascii="Calibri" w:hAnsi="Calibri" w:eastAsia="微软雅黑"/>
-          <w:b/>
-          <w:i w:val="0"/>
-          <w:color w:val="2980B9"/>
-          <w:sz w:val="21"/>
-        </w:rPr>
-        <w:t>[8]</w:t>
-      </w:r>
-      <w:r>
-        <w:rPr>
-          <w:rFonts w:ascii="Calibri" w:hAnsi="Calibri" w:eastAsia="微软雅黑"/>
-          <w:b w:val="0"/>
-          <w:i w:val="0"/>
-          <w:sz w:val="21"/>
-        </w:rPr>
-        <w:t>将ML置于能源经济金融框架中。这说明学术界已意识到融合的必要性，但具体操作层面进展缓慢。</w:t>
+        <w:t>[2]</w:t>
+      </w:r>
+      <w:r>
+        <w:rPr>
+          <w:rFonts w:ascii="Calibri" w:hAnsi="Calibri" w:eastAsia="微软雅黑"/>
+          <w:b w:val="0"/>
+          <w:i w:val="0"/>
+          <w:sz w:val="21"/>
+        </w:rPr>
+        <w:t xml:space="preserve"> Merlinda Andoni, Valentin Robu, David Flynn, 等. Blockchain technology in the energy sector: A systematic review of challenges and opportunities. *Renewable and Sustainable Energy Reviews*, 2018. doi:10.1016/j.rser.2018.10.014.</w:t>
       </w:r>
     </w:p>
     <w:p>
@@ -3389,18 +5723,19 @@
           <w:rFonts w:ascii="Calibri" w:hAnsi="Calibri" w:eastAsia="微软雅黑"/>
           <w:b/>
           <w:i w:val="0"/>
-          <w:sz w:val="21"/>
-        </w:rPr>
-        <w:t>辩论结论</w:t>
-      </w:r>
-      <w:r>
-        <w:rPr>
-          <w:rFonts w:ascii="Calibri" w:hAnsi="Calibri" w:eastAsia="微软雅黑"/>
-          <w:b w:val="0"/>
-          <w:i w:val="0"/>
-          <w:sz w:val="21"/>
-        </w:rPr>
-        <w:t>：文献检索部“多源广度派”强烈批评这一断裂，认为这是“重大缺失”；数据验证部“交叉验证派”也确认不同领域结论无法直接比较。交叉辩论共识：急需一篇全面分析机器学习在碳循环、碳捕集与封存中应用潜力的综述性研究，填补这一结构性空白。</w:t>
+          <w:color w:val="2980B9"/>
+          <w:sz w:val="21"/>
+        </w:rPr>
+        <w:t>[3]</w:t>
+      </w:r>
+      <w:r>
+        <w:rPr>
+          <w:rFonts w:ascii="Calibri" w:hAnsi="Calibri" w:eastAsia="微软雅黑"/>
+          <w:b w:val="0"/>
+          <w:i w:val="0"/>
+          <w:sz w:val="21"/>
+        </w:rPr>
+        <w:t xml:space="preserve"> Nicola Armaroli, Vincenzo Balzani. The Future of Energy Supply: Challenges and Opportunities. *Angewandte Chemie International Edition*, 2006. doi:10.1002/anie.200602373.</w:t>
       </w:r>
     </w:p>
     <w:p>
@@ -3417,18 +5752,19 @@
           <w:rFonts w:ascii="Calibri" w:hAnsi="Calibri" w:eastAsia="微软雅黑"/>
           <w:b/>
           <w:i w:val="0"/>
-          <w:sz w:val="21"/>
-        </w:rPr>
-        <w:t>置信度</w:t>
-      </w:r>
-      <w:r>
-        <w:rPr>
-          <w:rFonts w:ascii="Calibri" w:hAnsi="Calibri" w:eastAsia="微软雅黑"/>
-          <w:b w:val="0"/>
-          <w:i w:val="0"/>
-          <w:sz w:val="21"/>
-        </w:rPr>
-        <w:t>：🟢高</w:t>
+          <w:color w:val="2980B9"/>
+          <w:sz w:val="21"/>
+        </w:rPr>
+        <w:t>[5]</w:t>
+      </w:r>
+      <w:r>
+        <w:rPr>
+          <w:rFonts w:ascii="Calibri" w:hAnsi="Calibri" w:eastAsia="微软雅黑"/>
+          <w:b w:val="0"/>
+          <w:i w:val="0"/>
+          <w:sz w:val="21"/>
+        </w:rPr>
+        <w:t xml:space="preserve"> Vincent François-Lavet, Peter Henderson, Riashat Islam, 等. An Introduction to Deep Reinforcement Learning. *Foundations and Trends® in Machine Learning*, 2018. doi:10.1561/2200000071.</w:t>
       </w:r>
     </w:p>
     <w:p>
@@ -3439,22 +5775,431 @@
           <w:i w:val="0"/>
           <w:sz w:val="21"/>
         </w:rPr>
-        <w:t>---</w:t>
+      </w:r>
+      <w:r>
+        <w:rPr>
+          <w:rFonts w:ascii="Calibri" w:hAnsi="Calibri" w:eastAsia="微软雅黑"/>
+          <w:b/>
+          <w:i w:val="0"/>
+          <w:color w:val="2980B9"/>
+          <w:sz w:val="21"/>
+        </w:rPr>
+        <w:t>[6]</w:t>
+      </w:r>
+      <w:r>
+        <w:rPr>
+          <w:rFonts w:ascii="Calibri" w:hAnsi="Calibri" w:eastAsia="微软雅黑"/>
+          <w:b w:val="0"/>
+          <w:i w:val="0"/>
+          <w:sz w:val="21"/>
+        </w:rPr>
+        <w:t xml:space="preserve"> Paul Veers, Katherine Dykes, Eric Lantz, 等. Grand challenges in the science of wind energy. *Science*, 2019. doi:10.1126/science.aau2027.</w:t>
       </w:r>
     </w:p>
     <w:p>
-      <w:pPr>
-        <w:pStyle w:val="Heading2"/>
-      </w:pPr>
+      <w:r>
+        <w:rPr>
+          <w:rFonts w:ascii="Calibri" w:hAnsi="Calibri" w:eastAsia="微软雅黑"/>
+          <w:b w:val="0"/>
+          <w:i w:val="0"/>
+          <w:sz w:val="21"/>
+        </w:rPr>
+      </w:r>
       <w:r>
         <w:rPr>
           <w:rFonts w:ascii="Calibri" w:hAnsi="Calibri" w:eastAsia="微软雅黑"/>
           <w:b/>
           <w:i w:val="0"/>
-          <w:color w:val="1A1A2E"/>
-          <w:sz w:val="24"/>
-        </w:rPr>
-        <w:t>四、研究空白与文献计量证据</w:t>
+          <w:color w:val="2980B9"/>
+          <w:sz w:val="21"/>
+        </w:rPr>
+        <w:t>[7]</w:t>
+      </w:r>
+      <w:r>
+        <w:rPr>
+          <w:rFonts w:ascii="Calibri" w:hAnsi="Calibri" w:eastAsia="微软雅黑"/>
+          <w:b w:val="0"/>
+          <w:i w:val="0"/>
+          <w:sz w:val="21"/>
+        </w:rPr>
+        <w:t xml:space="preserve"> Rung-Ching Chen, Christine Dewi, Su-Wen Huang, 等. Selecting critical features for data classification based on machine learning methods. *Journal Of Big Data*, 2020. doi:10.1186/s40537-020-00327-4.</w:t>
+      </w:r>
+    </w:p>
+    <w:p>
+      <w:r>
+        <w:rPr>
+          <w:rFonts w:ascii="Calibri" w:hAnsi="Calibri" w:eastAsia="微软雅黑"/>
+          <w:b w:val="0"/>
+          <w:i w:val="0"/>
+          <w:sz w:val="21"/>
+        </w:rPr>
+      </w:r>
+      <w:r>
+        <w:rPr>
+          <w:rFonts w:ascii="Calibri" w:hAnsi="Calibri" w:eastAsia="微软雅黑"/>
+          <w:b/>
+          <w:i w:val="0"/>
+          <w:color w:val="2980B9"/>
+          <w:sz w:val="21"/>
+        </w:rPr>
+        <w:t>[8]</w:t>
+      </w:r>
+      <w:r>
+        <w:rPr>
+          <w:rFonts w:ascii="Calibri" w:hAnsi="Calibri" w:eastAsia="微软雅黑"/>
+          <w:b w:val="0"/>
+          <w:i w:val="0"/>
+          <w:sz w:val="21"/>
+        </w:rPr>
+        <w:t xml:space="preserve"> Ioannis Antonopoulos, Valentin Robu, Benoit Couraud, 等. Artificial intelligence and machine learning approaches to energy demand-side response: A systematic review. *Renewable and Sustainable Energy Reviews*, 2020. doi:10.1016/j.rser.2020.109899.</w:t>
+      </w:r>
+    </w:p>
+    <w:p>
+      <w:r>
+        <w:rPr>
+          <w:rFonts w:ascii="Calibri" w:hAnsi="Calibri" w:eastAsia="微软雅黑"/>
+          <w:b w:val="0"/>
+          <w:i w:val="0"/>
+          <w:sz w:val="21"/>
+        </w:rPr>
+      </w:r>
+      <w:r>
+        <w:rPr>
+          <w:rFonts w:ascii="Calibri" w:hAnsi="Calibri" w:eastAsia="微软雅黑"/>
+          <w:b/>
+          <w:i w:val="0"/>
+          <w:color w:val="2980B9"/>
+          <w:sz w:val="21"/>
+        </w:rPr>
+        <w:t>[9]</w:t>
+      </w:r>
+      <w:r>
+        <w:rPr>
+          <w:rFonts w:ascii="Calibri" w:hAnsi="Calibri" w:eastAsia="微软雅黑"/>
+          <w:b w:val="0"/>
+          <w:i w:val="0"/>
+          <w:sz w:val="21"/>
+        </w:rPr>
+        <w:t xml:space="preserve"> Zhenpeng Yao, Yanwei Lum, Andrew Johnston, 等. Machine learning for a sustainable energy future. *Nature Reviews Materials*, 2022. doi:10.1038/s41578-022-00490-5.</w:t>
+      </w:r>
+    </w:p>
+    <w:p>
+      <w:r>
+        <w:rPr>
+          <w:rFonts w:ascii="Calibri" w:hAnsi="Calibri" w:eastAsia="微软雅黑"/>
+          <w:b w:val="0"/>
+          <w:i w:val="0"/>
+          <w:sz w:val="21"/>
+        </w:rPr>
+      </w:r>
+      <w:r>
+        <w:rPr>
+          <w:rFonts w:ascii="Calibri" w:hAnsi="Calibri" w:eastAsia="微软雅黑"/>
+          <w:b/>
+          <w:i w:val="0"/>
+          <w:color w:val="2980B9"/>
+          <w:sz w:val="21"/>
+        </w:rPr>
+        <w:t>[10]</w:t>
+      </w:r>
+      <w:r>
+        <w:rPr>
+          <w:rFonts w:ascii="Calibri" w:hAnsi="Calibri" w:eastAsia="微软雅黑"/>
+          <w:b w:val="0"/>
+          <w:i w:val="0"/>
+          <w:sz w:val="21"/>
+        </w:rPr>
+        <w:t xml:space="preserve"> Hamed Ghoddusi, Germán G. Creamer, Nima Rafizadeh. Machine learning in energy economics and finance: A review. *Energy Economics*, 2019. doi:10.1016/j.eneco.2019.05.006.</w:t>
+      </w:r>
+    </w:p>
+    <w:p>
+      <w:r>
+        <w:rPr>
+          <w:rFonts w:ascii="Calibri" w:hAnsi="Calibri" w:eastAsia="微软雅黑"/>
+          <w:b w:val="0"/>
+          <w:i w:val="0"/>
+          <w:sz w:val="21"/>
+        </w:rPr>
+      </w:r>
+      <w:r>
+        <w:rPr>
+          <w:rFonts w:ascii="Calibri" w:hAnsi="Calibri" w:eastAsia="微软雅黑"/>
+          <w:b/>
+          <w:i w:val="0"/>
+          <w:color w:val="2980B9"/>
+          <w:sz w:val="21"/>
+        </w:rPr>
+        <w:t>[14]</w:t>
+      </w:r>
+      <w:r>
+        <w:rPr>
+          <w:rFonts w:ascii="Calibri" w:hAnsi="Calibri" w:eastAsia="微软雅黑"/>
+          <w:b w:val="0"/>
+          <w:i w:val="0"/>
+          <w:sz w:val="21"/>
+        </w:rPr>
+        <w:t xml:space="preserve"> Pierre Friedlingstein, Michael O’Sullivan, Matthew W. Jones, 等. Global Carbon Budget 2023. *Earth system science data*, 2023. doi:10.5194/essd-15-5301-2023.</w:t>
+      </w:r>
+    </w:p>
+    <w:p>
+      <w:r>
+        <w:rPr>
+          <w:rFonts w:ascii="Calibri" w:hAnsi="Calibri" w:eastAsia="微软雅黑"/>
+          <w:b w:val="0"/>
+          <w:i w:val="0"/>
+          <w:sz w:val="21"/>
+        </w:rPr>
+      </w:r>
+      <w:r>
+        <w:rPr>
+          <w:rFonts w:ascii="Calibri" w:hAnsi="Calibri" w:eastAsia="微软雅黑"/>
+          <w:b/>
+          <w:i w:val="0"/>
+          <w:color w:val="2980B9"/>
+          <w:sz w:val="21"/>
+        </w:rPr>
+        <w:t>[15]</w:t>
+      </w:r>
+      <w:r>
+        <w:rPr>
+          <w:rFonts w:ascii="Calibri" w:hAnsi="Calibri" w:eastAsia="微软雅黑"/>
+          <w:b w:val="0"/>
+          <w:i w:val="0"/>
+          <w:sz w:val="21"/>
+        </w:rPr>
+        <w:t xml:space="preserve"> D. Frank, Markus Reichstein, Michael Bahn, 等. Effects of climate extremes on the terrestrial carbon cycle: concepts, processes and potential future impacts. *Global Change Biology*, 2015. doi:10.1111/gcb.12916.</w:t>
+      </w:r>
+    </w:p>
+    <w:p>
+      <w:r>
+        <w:rPr>
+          <w:rFonts w:ascii="Calibri" w:hAnsi="Calibri" w:eastAsia="微软雅黑"/>
+          <w:b w:val="0"/>
+          <w:i w:val="0"/>
+          <w:sz w:val="21"/>
+        </w:rPr>
+      </w:r>
+      <w:r>
+        <w:rPr>
+          <w:rFonts w:ascii="Calibri" w:hAnsi="Calibri" w:eastAsia="微软雅黑"/>
+          <w:b/>
+          <w:i w:val="0"/>
+          <w:color w:val="2980B9"/>
+          <w:sz w:val="21"/>
+        </w:rPr>
+        <w:t>[20]</w:t>
+      </w:r>
+      <w:r>
+        <w:rPr>
+          <w:rFonts w:ascii="Calibri" w:hAnsi="Calibri" w:eastAsia="微软雅黑"/>
+          <w:b w:val="0"/>
+          <w:i w:val="0"/>
+          <w:sz w:val="21"/>
+        </w:rPr>
+        <w:t xml:space="preserve"> Rattan Lal. Managing Soils and Ecosystems for Mitigating Anthropogenic Carbon Emissions and Advancing Global Food Security. *BioScience*, 2010. doi:10.1525/bio.2010.60.9.8.</w:t>
+      </w:r>
+    </w:p>
+    <w:p>
+      <w:r>
+        <w:rPr>
+          <w:rFonts w:ascii="Calibri" w:hAnsi="Calibri" w:eastAsia="微软雅黑"/>
+          <w:b w:val="0"/>
+          <w:i w:val="0"/>
+          <w:sz w:val="21"/>
+        </w:rPr>
+      </w:r>
+      <w:r>
+        <w:rPr>
+          <w:rFonts w:ascii="Calibri" w:hAnsi="Calibri" w:eastAsia="微软雅黑"/>
+          <w:b/>
+          <w:i w:val="0"/>
+          <w:color w:val="2980B9"/>
+          <w:sz w:val="21"/>
+        </w:rPr>
+        <w:t>[34]</w:t>
+      </w:r>
+      <w:r>
+        <w:rPr>
+          <w:rFonts w:ascii="Calibri" w:hAnsi="Calibri" w:eastAsia="微软雅黑"/>
+          <w:b w:val="0"/>
+          <w:i w:val="0"/>
+          <w:sz w:val="21"/>
+        </w:rPr>
+        <w:t xml:space="preserve"> Xiaofei Wang, Yiwen Han, Victor C. M. Leung, 等. Convergence of Edge Computing and Deep Learning: A Comprehensive Survey. *IEEE Communications Surveys &amp; Tutorials*, 2020. doi:10.1109/comst.2020.2970550.</w:t>
+      </w:r>
+    </w:p>
+    <w:p>
+      <w:r>
+        <w:rPr>
+          <w:rFonts w:ascii="Calibri" w:hAnsi="Calibri" w:eastAsia="微软雅黑"/>
+          <w:b w:val="0"/>
+          <w:i w:val="0"/>
+          <w:sz w:val="21"/>
+        </w:rPr>
+      </w:r>
+      <w:r>
+        <w:rPr>
+          <w:rFonts w:ascii="Calibri" w:hAnsi="Calibri" w:eastAsia="微软雅黑"/>
+          <w:b/>
+          <w:i w:val="0"/>
+          <w:color w:val="2980B9"/>
+          <w:sz w:val="21"/>
+        </w:rPr>
+        <w:t>[35]</w:t>
+      </w:r>
+      <w:r>
+        <w:rPr>
+          <w:rFonts w:ascii="Calibri" w:hAnsi="Calibri" w:eastAsia="微软雅黑"/>
+          <w:b w:val="0"/>
+          <w:i w:val="0"/>
+          <w:sz w:val="21"/>
+        </w:rPr>
+        <w:t xml:space="preserve"> Sheraz Aslam, Herodotos Herodotou, Syed Muhammad Mohsin, 等. A survey on deep learning methods for power load and renewable energy forecasting in smart microgrids. *Renewable and Sustainable Energy Reviews*, 2021. doi:10.1016/j.rser.2021.110992.</w:t>
+      </w:r>
+    </w:p>
+    <w:p>
+      <w:r>
+        <w:rPr>
+          <w:rFonts w:ascii="Calibri" w:hAnsi="Calibri" w:eastAsia="微软雅黑"/>
+          <w:b w:val="0"/>
+          <w:i w:val="0"/>
+          <w:sz w:val="21"/>
+        </w:rPr>
+      </w:r>
+      <w:r>
+        <w:rPr>
+          <w:rFonts w:ascii="Calibri" w:hAnsi="Calibri" w:eastAsia="微软雅黑"/>
+          <w:b/>
+          <w:i w:val="0"/>
+          <w:color w:val="2980B9"/>
+          <w:sz w:val="21"/>
+        </w:rPr>
+        <w:t>[36]</w:t>
+      </w:r>
+      <w:r>
+        <w:rPr>
+          <w:rFonts w:ascii="Calibri" w:hAnsi="Calibri" w:eastAsia="微软雅黑"/>
+          <w:b w:val="0"/>
+          <w:i w:val="0"/>
+          <w:sz w:val="21"/>
+        </w:rPr>
+        <w:t xml:space="preserve"> Nivethitha Somu, M. R. Gauthama Raman, Krithi Ramamritham. A deep learning framework for building energy consumption forecast. *Renewable and Sustainable Energy Reviews*, 2020. doi:10.1016/j.rser.2020.110591.</w:t>
+      </w:r>
+    </w:p>
+    <w:p>
+      <w:r>
+        <w:rPr>
+          <w:rFonts w:ascii="Calibri" w:hAnsi="Calibri" w:eastAsia="微软雅黑"/>
+          <w:b w:val="0"/>
+          <w:i w:val="0"/>
+          <w:sz w:val="21"/>
+        </w:rPr>
+      </w:r>
+      <w:r>
+        <w:rPr>
+          <w:rFonts w:ascii="Calibri" w:hAnsi="Calibri" w:eastAsia="微软雅黑"/>
+          <w:b/>
+          <w:i w:val="0"/>
+          <w:color w:val="2980B9"/>
+          <w:sz w:val="21"/>
+        </w:rPr>
+        <w:t>[37]</w:t>
+      </w:r>
+      <w:r>
+        <w:rPr>
+          <w:rFonts w:ascii="Calibri" w:hAnsi="Calibri" w:eastAsia="微软雅黑"/>
+          <w:b w:val="0"/>
+          <w:i w:val="0"/>
+          <w:sz w:val="21"/>
+        </w:rPr>
+        <w:t xml:space="preserve"> Zhe Wang, Tianzhen Hong, Mary Ann Piette. Building thermal load prediction through shallow machine learning and deep learning. *Applied Energy*, 2020. doi:10.1016/j.apenergy.2020.114683.</w:t>
+      </w:r>
+    </w:p>
+    <w:p>
+      <w:r>
+        <w:rPr>
+          <w:rFonts w:ascii="Calibri" w:hAnsi="Calibri" w:eastAsia="微软雅黑"/>
+          <w:b w:val="0"/>
+          <w:i w:val="0"/>
+          <w:sz w:val="21"/>
+        </w:rPr>
+      </w:r>
+      <w:r>
+        <w:rPr>
+          <w:rFonts w:ascii="Calibri" w:hAnsi="Calibri" w:eastAsia="微软雅黑"/>
+          <w:b/>
+          <w:i w:val="0"/>
+          <w:color w:val="2980B9"/>
+          <w:sz w:val="21"/>
+        </w:rPr>
+        <w:t>[38]</w:t>
+      </w:r>
+      <w:r>
+        <w:rPr>
+          <w:rFonts w:ascii="Calibri" w:hAnsi="Calibri" w:eastAsia="微软雅黑"/>
+          <w:b w:val="0"/>
+          <w:i w:val="0"/>
+          <w:sz w:val="21"/>
+        </w:rPr>
+        <w:t xml:space="preserve"> Jatin Bedi, Durga Toshniwal. Deep learning framework to forecast electricity demand. *Applied Energy*, 2019. doi:10.1016/j.apenergy.2019.01.113.</w:t>
+      </w:r>
+    </w:p>
+    <w:p>
+      <w:r>
+        <w:rPr>
+          <w:rFonts w:ascii="Calibri" w:hAnsi="Calibri" w:eastAsia="微软雅黑"/>
+          <w:b w:val="0"/>
+          <w:i w:val="0"/>
+          <w:sz w:val="21"/>
+        </w:rPr>
+      </w:r>
+      <w:r>
+        <w:rPr>
+          <w:rFonts w:ascii="Calibri" w:hAnsi="Calibri" w:eastAsia="微软雅黑"/>
+          <w:b/>
+          <w:i w:val="0"/>
+          <w:color w:val="2980B9"/>
+          <w:sz w:val="21"/>
+        </w:rPr>
+        <w:t>[39]</w:t>
+      </w:r>
+      <w:r>
+        <w:rPr>
+          <w:rFonts w:ascii="Calibri" w:hAnsi="Calibri" w:eastAsia="微软雅黑"/>
+          <w:b w:val="0"/>
+          <w:i w:val="0"/>
+          <w:sz w:val="21"/>
+        </w:rPr>
+        <w:t xml:space="preserve"> Ümit Ağbulut. Forecasting of transportation-related energy demand and CO2 emissions in Turkey with different machine learning algorithms. *Sustainable Production and Consumption*, 2021. doi:10.1016/j.spc.2021.10.001.</w:t>
+      </w:r>
+    </w:p>
+    <w:p>
+      <w:r>
+        <w:rPr>
+          <w:rFonts w:ascii="Calibri" w:hAnsi="Calibri" w:eastAsia="微软雅黑"/>
+          <w:b w:val="0"/>
+          <w:i w:val="0"/>
+          <w:sz w:val="21"/>
+        </w:rPr>
+      </w:r>
+      <w:r>
+        <w:rPr>
+          <w:rFonts w:ascii="Calibri" w:hAnsi="Calibri" w:eastAsia="微软雅黑"/>
+          <w:b/>
+          <w:i w:val="0"/>
+          <w:color w:val="2980B9"/>
+          <w:sz w:val="21"/>
+        </w:rPr>
+        <w:t>[40]</w:t>
+      </w:r>
+      <w:r>
+        <w:rPr>
+          <w:rFonts w:ascii="Calibri" w:hAnsi="Calibri" w:eastAsia="微软雅黑"/>
+          <w:b w:val="0"/>
+          <w:i w:val="0"/>
+          <w:sz w:val="21"/>
+        </w:rPr>
+        <w:t xml:space="preserve"> KiJeon Nam, Soonho Hwangbo, ChangKyoo Yoo. A deep learning-based forecasting model for renewable energy scenarios to guide sustainable energy policy: A case study of Korea. *Renewable and Sustainable Energy Reviews*, 2020. doi:10.1016/j.rser.2020.109725.</w:t>
       </w:r>
     </w:p>
     <w:p>
@@ -3469,7 +6214,7 @@
           <w:color w:val="1A1A2E"/>
           <w:sz w:val="20"/>
         </w:rPr>
-        <w:t>空白1：混合模型在跨数据集、跨区域的泛化验证严重不足</w:t>
+        <w:t>A级（优秀）</w:t>
       </w:r>
     </w:p>
     <w:p>
@@ -3486,73 +6231,19 @@
           <w:rFonts w:ascii="Calibri" w:hAnsi="Calibri" w:eastAsia="微软雅黑"/>
           <w:b/>
           <w:i w:val="0"/>
-          <w:sz w:val="21"/>
-        </w:rPr>
-        <w:t>现状</w:t>
-      </w:r>
-      <w:r>
-        <w:rPr>
-          <w:rFonts w:ascii="Calibri" w:hAnsi="Calibri" w:eastAsia="微软雅黑"/>
-          <w:b w:val="0"/>
-          <w:i w:val="0"/>
-          <w:sz w:val="21"/>
-        </w:rPr>
-        <w:t>：检索到的混合模型类论文（如</w:t>
-      </w:r>
-      <w:r>
-        <w:rPr>
-          <w:rFonts w:ascii="Calibri" w:hAnsi="Calibri" w:eastAsia="微软雅黑"/>
-          <w:b/>
-          <w:i w:val="0"/>
           <w:color w:val="2980B9"/>
           <w:sz w:val="21"/>
         </w:rPr>
-        <w:t>[44]</w:t>
-      </w:r>
-      <w:r>
-        <w:rPr>
-          <w:rFonts w:ascii="Calibri" w:hAnsi="Calibri" w:eastAsia="微软雅黑"/>
-          <w:b w:val="0"/>
-          <w:i w:val="0"/>
-          <w:sz w:val="21"/>
-        </w:rPr>
-      </w:r>
-      <w:r>
-        <w:rPr>
-          <w:rFonts w:ascii="Calibri" w:hAnsi="Calibri" w:eastAsia="微软雅黑"/>
-          <w:b/>
-          <w:i w:val="0"/>
-          <w:color w:val="2980B9"/>
-          <w:sz w:val="21"/>
-        </w:rPr>
-        <w:t>[46]</w:t>
-      </w:r>
-      <w:r>
-        <w:rPr>
-          <w:rFonts w:ascii="Calibri" w:hAnsi="Calibri" w:eastAsia="微软雅黑"/>
-          <w:b w:val="0"/>
-          <w:i w:val="0"/>
-          <w:sz w:val="21"/>
-        </w:rPr>
-      </w:r>
-      <w:r>
-        <w:rPr>
-          <w:rFonts w:ascii="Calibri" w:hAnsi="Calibri" w:eastAsia="微软雅黑"/>
-          <w:b/>
-          <w:i w:val="0"/>
-          <w:color w:val="2980B9"/>
-          <w:sz w:val="21"/>
-        </w:rPr>
-        <w:t>[29]</w:t>
-      </w:r>
-      <w:r>
-        <w:rPr>
-          <w:rFonts w:ascii="Calibri" w:hAnsi="Calibri" w:eastAsia="微软雅黑"/>
-          <w:b w:val="0"/>
-          <w:i w:val="0"/>
-          <w:sz w:val="21"/>
-        </w:rPr>
-        <w:t>）均仅在一个特定数据集或区域上进行验证。文献标题中均未涉及跨市场或跨区域测试。方法论审查部“严谨性质疑派”的评分表中，“稳健性”维度仅得2.0/5.0（权重0.15），是所有维度中最低之一。</w:t>
+        <w:t>[31]</w:t>
+      </w:r>
+      <w:r>
+        <w:rPr>
+          <w:rFonts w:ascii="Calibri" w:hAnsi="Calibri" w:eastAsia="微软雅黑"/>
+          <w:b w:val="0"/>
+          <w:i w:val="0"/>
+          <w:sz w:val="21"/>
+        </w:rPr>
+        <w:t xml:space="preserve"> Ozan Nadirgil. Carbon price prediction using multiple hybrid machine learning models optimized by genetic algorithm. *Journal of Environmental Management*, 2023. doi:10.1016/j.jenvman.2023.118061.</w:t>
       </w:r>
     </w:p>
     <w:p>
@@ -3569,18 +6260,19 @@
           <w:rFonts w:ascii="Calibri" w:hAnsi="Calibri" w:eastAsia="微软雅黑"/>
           <w:b/>
           <w:i w:val="0"/>
-          <w:sz w:val="21"/>
-        </w:rPr>
-        <w:t>为什么没人做</w:t>
-      </w:r>
-      <w:r>
-        <w:rPr>
-          <w:rFonts w:ascii="Calibri" w:hAnsi="Calibri" w:eastAsia="微软雅黑"/>
-          <w:b w:val="0"/>
-          <w:i w:val="0"/>
-          <w:sz w:val="21"/>
-        </w:rPr>
-        <w:t>：获取多个标准化的公开预测数据集（如不同国家的电力负荷数据或碳市场数据）在时间、区域和频率上对齐存在巨大协调成本。此外，不同区域的市场规则和数据结构差异显著，泛化测试本身可能揭示模型对特定市场环境的过程合，而非普遍缺陷。</w:t>
+          <w:color w:val="2980B9"/>
+          <w:sz w:val="21"/>
+        </w:rPr>
+        <w:t>[42]</w:t>
+      </w:r>
+      <w:r>
+        <w:rPr>
+          <w:rFonts w:ascii="Calibri" w:hAnsi="Calibri" w:eastAsia="微软雅黑"/>
+          <w:b w:val="0"/>
+          <w:i w:val="0"/>
+          <w:sz w:val="21"/>
+        </w:rPr>
+        <w:t xml:space="preserve"> Heng Shi, Minghao Xu, Ran Li. Deep Learning for Household Load Forecasting—A Novel Pooling Deep RNN. *IEEE Transactions on Smart Grid*, 2017. doi:10.1109/tsg.2017.2686012.</w:t>
       </w:r>
     </w:p>
     <w:p>
@@ -3597,18 +6289,19 @@
           <w:rFonts w:ascii="Calibri" w:hAnsi="Calibri" w:eastAsia="微软雅黑"/>
           <w:b/>
           <w:i w:val="0"/>
-          <w:sz w:val="21"/>
-        </w:rPr>
-        <w:t>价值</w:t>
-      </w:r>
-      <w:r>
-        <w:rPr>
-          <w:rFonts w:ascii="Calibri" w:hAnsi="Calibri" w:eastAsia="微软雅黑"/>
-          <w:b w:val="0"/>
-          <w:i w:val="0"/>
-          <w:sz w:val="21"/>
-        </w:rPr>
-        <w:t>：建立跨区域基准数据集并系统测试混合模型的泛化能力，将直接回答“深度学习优势是否具有普适性”这一核心争议。量化对比矩阵中的数据（如MAPE=3.2%在公开数据集上）需要有跨数据集比较才能确立其真正价值。</w:t>
+          <w:color w:val="2980B9"/>
+          <w:sz w:val="21"/>
+        </w:rPr>
+        <w:t>[43]</w:t>
+      </w:r>
+      <w:r>
+        <w:rPr>
+          <w:rFonts w:ascii="Calibri" w:hAnsi="Calibri" w:eastAsia="微软雅黑"/>
+          <w:b w:val="0"/>
+          <w:i w:val="0"/>
+          <w:sz w:val="21"/>
+        </w:rPr>
+        <w:t xml:space="preserve"> Xueheng Qiu, Ye Ren, Ponnuthurai Nagaratnam Suganthan, 等. Empirical Mode Decomposition based ensemble deep learning for load demand time series forecasting. *Applied Soft Computing*, 2017. doi:10.1016/j.asoc.2017.01.015.</w:t>
       </w:r>
     </w:p>
     <w:p>
@@ -3625,18 +6318,77 @@
           <w:rFonts w:ascii="Calibri" w:hAnsi="Calibri" w:eastAsia="微软雅黑"/>
           <w:b/>
           <w:i w:val="0"/>
-          <w:sz w:val="21"/>
-        </w:rPr>
-        <w:t>可行路径</w:t>
-      </w:r>
-      <w:r>
-        <w:rPr>
-          <w:rFonts w:ascii="Calibri" w:hAnsi="Calibri" w:eastAsia="微软雅黑"/>
-          <w:b w:val="0"/>
-          <w:i w:val="0"/>
-          <w:sz w:val="21"/>
-        </w:rPr>
-        <w:t>：可借鉴社会科学中的“元分析”方法，收集已发表论文的预测结果，建立统一的效果量指标。主题聚类组建议的“精细调谐”研究倡议（如聚焦“欧盟碳价+Transformer+可解释性”这一特定9维度组合）可作为此类工作的起点。</w:t>
+          <w:color w:val="2980B9"/>
+          <w:sz w:val="21"/>
+        </w:rPr>
+        <w:t>[44]</w:t>
+      </w:r>
+      <w:r>
+        <w:rPr>
+          <w:rFonts w:ascii="Calibri" w:hAnsi="Calibri" w:eastAsia="微软雅黑"/>
+          <w:b w:val="0"/>
+          <w:i w:val="0"/>
+          <w:sz w:val="21"/>
+        </w:rPr>
+        <w:t xml:space="preserve"> Pratima Kumari, Durga Toshniwal. Deep learning models for solar irradiance forecasting: A comprehensive review. *Journal of Cleaner Production*, 2021. doi:10.1016/j.jclepro.2021.128566.</w:t>
+      </w:r>
+    </w:p>
+    <w:p>
+      <w:r>
+        <w:rPr>
+          <w:rFonts w:ascii="Calibri" w:hAnsi="Calibri" w:eastAsia="微软雅黑"/>
+          <w:b w:val="0"/>
+          <w:i w:val="0"/>
+          <w:sz w:val="21"/>
+        </w:rPr>
+      </w:r>
+      <w:r>
+        <w:rPr>
+          <w:rFonts w:ascii="Calibri" w:hAnsi="Calibri" w:eastAsia="微软雅黑"/>
+          <w:b/>
+          <w:i w:val="0"/>
+          <w:color w:val="2980B9"/>
+          <w:sz w:val="21"/>
+        </w:rPr>
+        <w:t>[45]</w:t>
+      </w:r>
+      <w:r>
+        <w:rPr>
+          <w:rFonts w:ascii="Calibri" w:hAnsi="Calibri" w:eastAsia="微软雅黑"/>
+          <w:b w:val="0"/>
+          <w:i w:val="0"/>
+          <w:sz w:val="21"/>
+        </w:rPr>
+        <w:t xml:space="preserve"> Lulu Wen, Kaile Zhou, Shanlin Yang, 等. Optimal load dispatch of community microgrid with deep learning based solar power and load forecasting. *Energy*, 2019. doi:10.1016/j.energy.2019.01.075.</w:t>
+      </w:r>
+    </w:p>
+    <w:p>
+      <w:r>
+        <w:rPr>
+          <w:rFonts w:ascii="Calibri" w:hAnsi="Calibri" w:eastAsia="微软雅黑"/>
+          <w:b w:val="0"/>
+          <w:i w:val="0"/>
+          <w:sz w:val="21"/>
+        </w:rPr>
+      </w:r>
+      <w:r>
+        <w:rPr>
+          <w:rFonts w:ascii="Calibri" w:hAnsi="Calibri" w:eastAsia="微软雅黑"/>
+          <w:b/>
+          <w:i w:val="0"/>
+          <w:color w:val="2980B9"/>
+          <w:sz w:val="21"/>
+        </w:rPr>
+        <w:t>[46]</w:t>
+      </w:r>
+      <w:r>
+        <w:rPr>
+          <w:rFonts w:ascii="Calibri" w:hAnsi="Calibri" w:eastAsia="微软雅黑"/>
+          <w:b w:val="0"/>
+          <w:i w:val="0"/>
+          <w:sz w:val="21"/>
+        </w:rPr>
+        <w:t xml:space="preserve"> Mohamad Khalil, A. Stephen McGough, Zoya Pourmirza, 等. Machine Learning, Deep Learning and Statistical Analysis for forecasting building energy consumption — A systematic review. *Engineering Applications of Artificial Intelligence*, 2022. doi:10.1016/j.engappai.2022.105287.</w:t>
       </w:r>
     </w:p>
     <w:p>
@@ -3651,7 +6403,7 @@
           <w:color w:val="1A1A2E"/>
           <w:sz w:val="20"/>
         </w:rPr>
-        <w:t>空白2：碳价预测中可解释性方法的系统应用几乎为零</w:t>
+        <w:t>B级（良好）</w:t>
       </w:r>
     </w:p>
     <w:p>
@@ -3668,37 +6420,19 @@
           <w:rFonts w:ascii="Calibri" w:hAnsi="Calibri" w:eastAsia="微软雅黑"/>
           <w:b/>
           <w:i w:val="0"/>
-          <w:sz w:val="21"/>
-        </w:rPr>
-        <w:t>现状</w:t>
-      </w:r>
-      <w:r>
-        <w:rPr>
-          <w:rFonts w:ascii="Calibri" w:hAnsi="Calibri" w:eastAsia="微软雅黑"/>
-          <w:b w:val="0"/>
-          <w:i w:val="0"/>
-          <w:sz w:val="21"/>
-        </w:rPr>
-        <w:t>：在检索到的工作中，可解释性维度仅得1.5/5.0，是所有7个维度中最低。Nadirgil</w:t>
-      </w:r>
-      <w:r>
-        <w:rPr>
-          <w:rFonts w:ascii="Calibri" w:hAnsi="Calibri" w:eastAsia="微软雅黑"/>
-          <w:b/>
-          <w:i w:val="0"/>
           <w:color w:val="2980B9"/>
           <w:sz w:val="21"/>
         </w:rPr>
-        <w:t>[29]</w:t>
-      </w:r>
-      <w:r>
-        <w:rPr>
-          <w:rFonts w:ascii="Calibri" w:hAnsi="Calibri" w:eastAsia="微软雅黑"/>
-          <w:b w:val="0"/>
-          <w:i w:val="0"/>
-          <w:sz w:val="21"/>
-        </w:rPr>
-        <w:t>的碳价预测混合模型未提及SHAP、LIME或其他特征归因方法。方法论审查部“严谨性质疑派”明确指出“无任何论文标题涉及SHAP/LIME或特征重要性分析”的小组辩论结论。</w:t>
+        <w:t>[11]</w:t>
+      </w:r>
+      <w:r>
+        <w:rPr>
+          <w:rFonts w:ascii="Calibri" w:hAnsi="Calibri" w:eastAsia="微软雅黑"/>
+          <w:b w:val="0"/>
+          <w:i w:val="0"/>
+          <w:sz w:val="21"/>
+        </w:rPr>
+        <w:t xml:space="preserve"> Spyros Makridakis, Evangelos Spiliotis, Vassilios Assimakopoulos. Statistical and Machine Learning forecasting methods: Concerns and ways forward. *PLoS ONE*, 2018. doi:10.1371/journal.pone.0194889.</w:t>
       </w:r>
     </w:p>
     <w:p>
@@ -3715,18 +6449,19 @@
           <w:rFonts w:ascii="Calibri" w:hAnsi="Calibri" w:eastAsia="微软雅黑"/>
           <w:b/>
           <w:i w:val="0"/>
-          <w:sz w:val="21"/>
-        </w:rPr>
-        <w:t>为什么没人做</w:t>
-      </w:r>
-      <w:r>
-        <w:rPr>
-          <w:rFonts w:ascii="Calibri" w:hAnsi="Calibri" w:eastAsia="微软雅黑"/>
-          <w:b w:val="0"/>
-          <w:i w:val="0"/>
-          <w:sz w:val="21"/>
-        </w:rPr>
-        <w:t>：（1）可解释性方法（如SHAP值计算、LIME局部解释）会增加模型复杂性和计算成本，在追求预测精度的“竞赛”中被视为次要目标。（2）部分研究者可能认为碳价预测的“黑箱”问题可以通过模型设计本身（如特征工程）部分缓解。（3）经济学领域对ML的接受度仍在上升期，可解释性标准尚未成为硬性准入条件。</w:t>
+          <w:color w:val="2980B9"/>
+          <w:sz w:val="21"/>
+        </w:rPr>
+        <w:t>[12]</w:t>
+      </w:r>
+      <w:r>
+        <w:rPr>
+          <w:rFonts w:ascii="Calibri" w:hAnsi="Calibri" w:eastAsia="微软雅黑"/>
+          <w:b w:val="0"/>
+          <w:i w:val="0"/>
+          <w:sz w:val="21"/>
+        </w:rPr>
+        <w:t xml:space="preserve"> Kamran Shaukat, Suhuai Luo, Vijay Varadharajan, 等. A Survey on Machine Learning Techniques for Cyber Security in the Last Decade. *IEEE Access*, 2020. doi:10.1109/access.2020.3041951.</w:t>
       </w:r>
     </w:p>
     <w:p>
@@ -3743,37 +6478,19 @@
           <w:rFonts w:ascii="Calibri" w:hAnsi="Calibri" w:eastAsia="微软雅黑"/>
           <w:b/>
           <w:i w:val="0"/>
-          <w:sz w:val="21"/>
-        </w:rPr>
-        <w:t>价值</w:t>
-      </w:r>
-      <w:r>
-        <w:rPr>
-          <w:rFonts w:ascii="Calibri" w:hAnsi="Calibri" w:eastAsia="微软雅黑"/>
-          <w:b w:val="0"/>
-          <w:i w:val="0"/>
-          <w:sz w:val="21"/>
-        </w:rPr>
-        <w:t>：碳价预测具有显著的政策含义——碳市场作为应对气候变化的核心工具，其价格形成机制的理解直接影响碳配额分配和碳税政策制定。应用XAI方法（如</w:t>
-      </w:r>
-      <w:r>
-        <w:rPr>
-          <w:rFonts w:ascii="Calibri" w:hAnsi="Calibri" w:eastAsia="微软雅黑"/>
-          <w:b/>
-          <w:i w:val="0"/>
           <w:color w:val="2980B9"/>
           <w:sz w:val="21"/>
         </w:rPr>
-        <w:t>[1]</w:t>
-      </w:r>
-      <w:r>
-        <w:rPr>
-          <w:rFonts w:ascii="Calibri" w:hAnsi="Calibri" w:eastAsia="微软雅黑"/>
-          <w:b w:val="0"/>
-          <w:i w:val="0"/>
-          <w:sz w:val="21"/>
-        </w:rPr>
-        <w:t>中系统论述的框架）揭开碳价预测“黑箱”，将使模型不仅能“预测价格”，还能“解释价格变化的驱动力”，从机制上验证模型的合理性。</w:t>
+        <w:t>[32]</w:t>
+      </w:r>
+      <w:r>
+        <w:rPr>
+          <w:rFonts w:ascii="Calibri" w:hAnsi="Calibri" w:eastAsia="微软雅黑"/>
+          <w:b w:val="0"/>
+          <w:i w:val="0"/>
+          <w:sz w:val="21"/>
+        </w:rPr>
+        <w:t xml:space="preserve"> James E. Hansen, Pushker Kharecha, Makiko Sato, 等. Assessing “Dangerous Climate Change”: Required Reduction of Carbon Emissions to Protect Young People, Future Generations and Nature. *PLoS ONE*, 2013. doi:10.1371/journal.pone.0081648.</w:t>
       </w:r>
     </w:p>
     <w:p>
@@ -3790,71 +6507,48 @@
           <w:rFonts w:ascii="Calibri" w:hAnsi="Calibri" w:eastAsia="微软雅黑"/>
           <w:b/>
           <w:i w:val="0"/>
-          <w:sz w:val="21"/>
-        </w:rPr>
-        <w:t>可行路径</w:t>
-      </w:r>
-      <w:r>
-        <w:rPr>
-          <w:rFonts w:ascii="Calibri" w:hAnsi="Calibri" w:eastAsia="微软雅黑"/>
-          <w:b w:val="0"/>
-          <w:i w:val="0"/>
-          <w:sz w:val="21"/>
-        </w:rPr>
-        <w:t>：在现有混合模型（如</w:t>
-      </w:r>
-      <w:r>
-        <w:rPr>
-          <w:rFonts w:ascii="Calibri" w:hAnsi="Calibri" w:eastAsia="微软雅黑"/>
-          <w:b/>
-          <w:i w:val="0"/>
           <w:color w:val="2980B9"/>
           <w:sz w:val="21"/>
         </w:rPr>
-        <w:t>[29]</w:t>
-      </w:r>
-      <w:r>
-        <w:rPr>
-          <w:rFonts w:ascii="Calibri" w:hAnsi="Calibri" w:eastAsia="微软雅黑"/>
-          <w:b w:val="0"/>
-          <w:i w:val="0"/>
-          <w:sz w:val="21"/>
-        </w:rPr>
-        <w:t>）基础上，直接嵌套SHAP值计算或基于梯度的方法；或者借鉴</w:t>
-      </w:r>
-      <w:r>
-        <w:rPr>
-          <w:rFonts w:ascii="Calibri" w:hAnsi="Calibri" w:eastAsia="微软雅黑"/>
-          <w:b/>
-          <w:i w:val="0"/>
-          <w:color w:val="2980B9"/>
-          <w:sz w:val="21"/>
-        </w:rPr>
-        <w:t>[9]</w:t>
-      </w:r>
-      <w:r>
-        <w:rPr>
-          <w:rFonts w:ascii="Calibri" w:hAnsi="Calibri" w:eastAsia="微软雅黑"/>
-          <w:b w:val="0"/>
-          <w:i w:val="0"/>
-          <w:sz w:val="21"/>
-        </w:rPr>
-        <w:t>的因果表示学习思路，构建结构因果模型来建模碳价与关键驱动因素的关系。</w:t>
+        <w:t>[33]</w:t>
+      </w:r>
+      <w:r>
+        <w:rPr>
+          <w:rFonts w:ascii="Calibri" w:hAnsi="Calibri" w:eastAsia="微软雅黑"/>
+          <w:b w:val="0"/>
+          <w:i w:val="0"/>
+          <w:sz w:val="21"/>
+        </w:rPr>
+        <w:t xml:space="preserve"> Mohsen Shahhosseini, Guiping Hu, Isaiah Huber, 等. Coupling machine learning and crop modeling improves crop yield prediction in the US Corn Belt. *Scientific Reports*, 2021. doi:10.1038/s41598-020-80820-1.</w:t>
       </w:r>
     </w:p>
     <w:p>
-      <w:pPr>
-        <w:pStyle w:val="Heading3"/>
-      </w:pPr>
+      <w:r>
+        <w:rPr>
+          <w:rFonts w:ascii="Calibri" w:hAnsi="Calibri" w:eastAsia="微软雅黑"/>
+          <w:b w:val="0"/>
+          <w:i w:val="0"/>
+          <w:sz w:val="21"/>
+        </w:rPr>
+      </w:r>
       <w:r>
         <w:rPr>
           <w:rFonts w:ascii="Calibri" w:hAnsi="Calibri" w:eastAsia="微软雅黑"/>
           <w:b/>
           <w:i w:val="0"/>
-          <w:color w:val="1A1A2E"/>
-          <w:sz w:val="20"/>
-        </w:rPr>
-        <w:t>空白3：因果推断在能源经济学中仍处于理论探讨阶段，缺乏实证案例</w:t>
+          <w:color w:val="2980B9"/>
+          <w:sz w:val="21"/>
+        </w:rPr>
+        <w:t>[47]</w:t>
+      </w:r>
+      <w:r>
+        <w:rPr>
+          <w:rFonts w:ascii="Calibri" w:hAnsi="Calibri" w:eastAsia="微软雅黑"/>
+          <w:b w:val="0"/>
+          <w:i w:val="0"/>
+          <w:sz w:val="21"/>
+        </w:rPr>
+        <w:t xml:space="preserve"> Ajay Shrestha, Ausif Mahmood. Review of Deep Learning Algorithms and Architectures. *IEEE Access*, 2019. doi:10.1109/access.2019.2912200.</w:t>
       </w:r>
     </w:p>
     <w:p>
@@ -3871,56 +6565,19 @@
           <w:rFonts w:ascii="Calibri" w:hAnsi="Calibri" w:eastAsia="微软雅黑"/>
           <w:b/>
           <w:i w:val="0"/>
-          <w:sz w:val="21"/>
-        </w:rPr>
-        <w:t>现状</w:t>
-      </w:r>
-      <w:r>
-        <w:rPr>
-          <w:rFonts w:ascii="Calibri" w:hAnsi="Calibri" w:eastAsia="微软雅黑"/>
-          <w:b w:val="0"/>
-          <w:i w:val="0"/>
-          <w:sz w:val="21"/>
-        </w:rPr>
-        <w:t>：因果推断在检索论文中仅作为理论框架存在（如</w:t>
-      </w:r>
-      <w:r>
-        <w:rPr>
-          <w:rFonts w:ascii="Calibri" w:hAnsi="Calibri" w:eastAsia="微软雅黑"/>
-          <w:b/>
-          <w:i w:val="0"/>
           <w:color w:val="2980B9"/>
           <w:sz w:val="21"/>
         </w:rPr>
-        <w:t>[8]</w:t>
-      </w:r>
-      <w:r>
-        <w:rPr>
-          <w:rFonts w:ascii="Calibri" w:hAnsi="Calibri" w:eastAsia="微软雅黑"/>
-          <w:b w:val="0"/>
-          <w:i w:val="0"/>
-          <w:sz w:val="21"/>
-        </w:rPr>
-        <w:t>）、</w:t>
-      </w:r>
-      <w:r>
-        <w:rPr>
-          <w:rFonts w:ascii="Calibri" w:hAnsi="Calibri" w:eastAsia="微软雅黑"/>
-          <w:b/>
-          <w:i w:val="0"/>
-          <w:color w:val="2980B9"/>
-          <w:sz w:val="21"/>
-        </w:rPr>
-        <w:t>[9]</w:t>
-      </w:r>
-      <w:r>
-        <w:rPr>
-          <w:rFonts w:ascii="Calibri" w:hAnsi="Calibri" w:eastAsia="微软雅黑"/>
-          <w:b w:val="0"/>
-          <w:i w:val="0"/>
-          <w:sz w:val="21"/>
-        </w:rPr>
-        <w:t>中因果表示学习的概念性工作），未见将其应用于具体能源经济学实证问题的案例。方法论审查部“创新性识别派”的专门讨论中，因果推断仅于机制解释集中出现，而非具体预测任务。</w:t>
+        <w:t>[48]</w:t>
+      </w:r>
+      <w:r>
+        <w:rPr>
+          <w:rFonts w:ascii="Calibri" w:hAnsi="Calibri" w:eastAsia="微软雅黑"/>
+          <w:b w:val="0"/>
+          <w:i w:val="0"/>
+          <w:sz w:val="21"/>
+        </w:rPr>
+        <w:t xml:space="preserve"> Mohammad Mahdi Forootan, Iman Larki, Rahim Zahedi, 等. Machine Learning and Deep Learning in Energy Systems: A Review. *Sustainability*, 2022. doi:10.3390/su14084832.</w:t>
       </w:r>
     </w:p>
     <w:p>
@@ -3937,18 +6594,19 @@
           <w:rFonts w:ascii="Calibri" w:hAnsi="Calibri" w:eastAsia="微软雅黑"/>
           <w:b/>
           <w:i w:val="0"/>
-          <w:sz w:val="21"/>
-        </w:rPr>
-        <w:t>为什么没人做</w:t>
-      </w:r>
-      <w:r>
-        <w:rPr>
-          <w:rFonts w:ascii="Calibri" w:hAnsi="Calibri" w:eastAsia="微软雅黑"/>
-          <w:b w:val="0"/>
-          <w:i w:val="0"/>
-          <w:sz w:val="21"/>
-        </w:rPr>
-        <w:t>：（1）因果推断与机器学习的融合（如Double/Debiased ML、因果森林）是近五年才兴起的前沿技术，学术界仍在探索其稳定的应用范式。（2）因果推断需要严格的实验设计或假设（如工具变量的外生性），这在非实验的能源经济学数据中极难满足。（3）现有学术评价体系更看重预测精度（可量化、可比较），对因果效应的评估缺乏统一标准。</w:t>
+          <w:color w:val="2980B9"/>
+          <w:sz w:val="21"/>
+        </w:rPr>
+        <w:t>[49]</w:t>
+      </w:r>
+      <w:r>
+        <w:rPr>
+          <w:rFonts w:ascii="Calibri" w:hAnsi="Calibri" w:eastAsia="微软雅黑"/>
+          <w:b w:val="0"/>
+          <w:i w:val="0"/>
+          <w:sz w:val="21"/>
+        </w:rPr>
+        <w:t xml:space="preserve"> Raniyah Wazirali, Elnaz Yaghoubi, Mohammed Shadi S. Abujazar, 等. State-of-the-art review on energy and load forecasting in microgrids using artificial neural networks, machine learning, and deep learning techniques. *Electric Power Systems Research*, 2023. doi:10.1016/j.epsr.2023.109792.</w:t>
       </w:r>
     </w:p>
     <w:p>
@@ -3965,2254 +6623,19 @@
           <w:rFonts w:ascii="Calibri" w:hAnsi="Calibri" w:eastAsia="微软雅黑"/>
           <w:b/>
           <w:i w:val="0"/>
-          <w:sz w:val="21"/>
-        </w:rPr>
-        <w:t>价值</w:t>
-      </w:r>
-      <w:r>
-        <w:rPr>
-          <w:rFonts w:ascii="Calibri" w:hAnsi="Calibri" w:eastAsia="微软雅黑"/>
-          <w:b w:val="0"/>
-          <w:i w:val="0"/>
-          <w:sz w:val="21"/>
-        </w:rPr>
-        <w:t>：回答“碳市场是否真正减少了排放”或“可再生能源补贴政策对电价有何因果影响”等核心政策问题，只有因果推断才能提供可靠结论。这超越了纯预测的范畴，直接服务于能源政策制定。</w:t>
-      </w:r>
-    </w:p>
-    <w:p>
-      <w:r>
-        <w:rPr>
-          <w:rFonts w:ascii="Calibri" w:hAnsi="Calibri" w:eastAsia="微软雅黑"/>
-          <w:b w:val="0"/>
-          <w:i w:val="0"/>
-          <w:sz w:val="21"/>
-        </w:rPr>
-      </w:r>
-      <w:r>
-        <w:rPr>
-          <w:rFonts w:ascii="Calibri" w:hAnsi="Calibri" w:eastAsia="微软雅黑"/>
-          <w:b/>
-          <w:i w:val="0"/>
-          <w:sz w:val="21"/>
-        </w:rPr>
-        <w:t>可行路径</w:t>
-      </w:r>
-      <w:r>
-        <w:rPr>
-          <w:rFonts w:ascii="Calibri" w:hAnsi="Calibri" w:eastAsia="微软雅黑"/>
-          <w:b w:val="0"/>
-          <w:i w:val="0"/>
-          <w:sz w:val="21"/>
-        </w:rPr>
-        <w:t>：可先将因果推断应用于实验室环境或仿真数据，验证其有效性后，再逐步迁移至真实能源市场数据。Ghoddusi等</w:t>
-      </w:r>
-      <w:r>
-        <w:rPr>
-          <w:rFonts w:ascii="Calibri" w:hAnsi="Calibri" w:eastAsia="微软雅黑"/>
-          <w:b/>
-          <w:i w:val="0"/>
           <w:color w:val="2980B9"/>
           <w:sz w:val="21"/>
         </w:rPr>
-        <w:t>[8]</w:t>
-      </w:r>
-      <w:r>
-        <w:rPr>
-          <w:rFonts w:ascii="Calibri" w:hAnsi="Calibri" w:eastAsia="微软雅黑"/>
-          <w:b w:val="0"/>
-          <w:i w:val="0"/>
-          <w:sz w:val="21"/>
-        </w:rPr>
-        <w:t>提出的ML与因果识别融合框架可作为理论指南。</w:t>
-      </w:r>
-    </w:p>
-    <w:p>
-      <w:pPr>
-        <w:pStyle w:val="Heading3"/>
-      </w:pPr>
-      <w:r>
-        <w:rPr>
-          <w:rFonts w:ascii="Calibri" w:hAnsi="Calibri" w:eastAsia="微软雅黑"/>
-          <w:b/>
-          <w:i w:val="0"/>
-          <w:color w:val="1A1A2E"/>
-          <w:sz w:val="20"/>
-        </w:rPr>
-        <w:t>空白4：物理信息融合的能源经济学应用几乎未涉及</w:t>
-      </w:r>
-    </w:p>
-    <w:p>
-      <w:r>
-        <w:rPr>
-          <w:rFonts w:ascii="Calibri" w:hAnsi="Calibri" w:eastAsia="微软雅黑"/>
-          <w:b w:val="0"/>
-          <w:i w:val="0"/>
-          <w:sz w:val="21"/>
-        </w:rPr>
-      </w:r>
-      <w:r>
-        <w:rPr>
-          <w:rFonts w:ascii="Calibri" w:hAnsi="Calibri" w:eastAsia="微软雅黑"/>
-          <w:b/>
-          <w:i w:val="0"/>
-          <w:sz w:val="21"/>
-        </w:rPr>
-        <w:t>现状</w:t>
-      </w:r>
-      <w:r>
-        <w:rPr>
-          <w:rFonts w:ascii="Calibri" w:hAnsi="Calibri" w:eastAsia="微软雅黑"/>
-          <w:b w:val="0"/>
-          <w:i w:val="0"/>
-          <w:sz w:val="21"/>
-        </w:rPr>
-        <w:t>：物理信息神经网络（PINNs）等科学知识-机器学习混合模型在能源经济学中的应用几乎空白。Willard等</w:t>
-      </w:r>
-      <w:r>
-        <w:rPr>
-          <w:rFonts w:ascii="Calibri" w:hAnsi="Calibri" w:eastAsia="微软雅黑"/>
-          <w:b/>
-          <w:i w:val="0"/>
-          <w:color w:val="2980B9"/>
-          <w:sz w:val="21"/>
-        </w:rPr>
-        <w:t>[17]</w:t>
-      </w:r>
-      <w:r>
-        <w:rPr>
-          <w:rFonts w:ascii="Calibri" w:hAnsi="Calibri" w:eastAsia="微软雅黑"/>
-          <w:b w:val="0"/>
-          <w:i w:val="0"/>
-          <w:sz w:val="21"/>
-        </w:rPr>
-        <w:t>的系统综述虽提出了将科学知识集成到ML的通用框架，但该文更偏向工程和环境系统，而非经济学。主题聚类组“9维度归类派”明确指出“将生态过程概念融入混合建模框架”的研究“显著欠缺”。</w:t>
-      </w:r>
-    </w:p>
-    <w:p>
-      <w:r>
-        <w:rPr>
-          <w:rFonts w:ascii="Calibri" w:hAnsi="Calibri" w:eastAsia="微软雅黑"/>
-          <w:b w:val="0"/>
-          <w:i w:val="0"/>
-          <w:sz w:val="21"/>
-        </w:rPr>
-      </w:r>
-      <w:r>
-        <w:rPr>
-          <w:rFonts w:ascii="Calibri" w:hAnsi="Calibri" w:eastAsia="微软雅黑"/>
-          <w:b/>
-          <w:i w:val="0"/>
-          <w:sz w:val="21"/>
-        </w:rPr>
-        <w:t>为什么没人做</w:t>
-      </w:r>
-      <w:r>
-        <w:rPr>
-          <w:rFonts w:ascii="Calibri" w:hAnsi="Calibri" w:eastAsia="微软雅黑"/>
-          <w:b w:val="0"/>
-          <w:i w:val="0"/>
-          <w:sz w:val="21"/>
-        </w:rPr>
-        <w:t>：（1）能源经济学缺乏像流体力学或电磁学那样具有普适性物理方程的领域，难以构建硬约束。（2）经济学过程的“物理”本质是人的行为、政策和市场博弈，其规律性远弱于自然科学。（3）经济学家对物理信息融合法的认知度和认可度仍在起步阶段。</w:t>
-      </w:r>
-    </w:p>
-    <w:p>
-      <w:r>
-        <w:rPr>
-          <w:rFonts w:ascii="Calibri" w:hAnsi="Calibri" w:eastAsia="微软雅黑"/>
-          <w:b w:val="0"/>
-          <w:i w:val="0"/>
-          <w:sz w:val="21"/>
-        </w:rPr>
-      </w:r>
-      <w:r>
-        <w:rPr>
-          <w:rFonts w:ascii="Calibri" w:hAnsi="Calibri" w:eastAsia="微软雅黑"/>
-          <w:b/>
-          <w:i w:val="0"/>
-          <w:sz w:val="21"/>
-        </w:rPr>
-        <w:t>价值</w:t>
-      </w:r>
-      <w:r>
-        <w:rPr>
-          <w:rFonts w:ascii="Calibri" w:hAnsi="Calibri" w:eastAsia="微软雅黑"/>
-          <w:b w:val="0"/>
-          <w:i w:val="0"/>
-          <w:sz w:val="21"/>
-        </w:rPr>
-        <w:t>：即使不能使用物理方程，能源经济学中仍有明确的物质流守恒约束（如《全球碳预算》</w:t>
-      </w:r>
-      <w:r>
-        <w:rPr>
-          <w:rFonts w:ascii="Calibri" w:hAnsi="Calibri" w:eastAsia="微软雅黑"/>
-          <w:b/>
-          <w:i w:val="0"/>
-          <w:color w:val="2980B9"/>
-          <w:sz w:val="21"/>
-        </w:rPr>
-        <w:t>[11]</w:t>
-      </w:r>
-      <w:r>
-        <w:rPr>
-          <w:rFonts w:ascii="Calibri" w:hAnsi="Calibri" w:eastAsia="微软雅黑"/>
-          <w:b w:val="0"/>
-          <w:i w:val="0"/>
-          <w:sz w:val="21"/>
-        </w:rPr>
-        <w:t>中的碳守恒定律）可供利用。将这些宏观约束嵌入ML预测模型，可有效约束模型在极端值处的表现，增强稳健性，尤其在数据稀疏的场景下。</w:t>
-      </w:r>
-    </w:p>
-    <w:p>
-      <w:r>
-        <w:rPr>
-          <w:rFonts w:ascii="Calibri" w:hAnsi="Calibri" w:eastAsia="微软雅黑"/>
-          <w:b w:val="0"/>
-          <w:i w:val="0"/>
-          <w:sz w:val="21"/>
-        </w:rPr>
-      </w:r>
-      <w:r>
-        <w:rPr>
-          <w:rFonts w:ascii="Calibri" w:hAnsi="Calibri" w:eastAsia="微软雅黑"/>
-          <w:b/>
-          <w:i w:val="0"/>
-          <w:sz w:val="21"/>
-        </w:rPr>
-        <w:t>可行路径</w:t>
-      </w:r>
-      <w:r>
-        <w:rPr>
-          <w:rFonts w:ascii="Calibri" w:hAnsi="Calibri" w:eastAsia="微软雅黑"/>
-          <w:b w:val="0"/>
-          <w:i w:val="0"/>
-          <w:sz w:val="21"/>
-        </w:rPr>
-        <w:t>：可先从“碳市场配额总量固定”这一基本出发，将碳预算约束作为惩罚项嵌入LSTM或Transformer模型的损失函数中，测试其对预测稳定性的提升。</w:t>
-      </w:r>
-    </w:p>
-    <w:p>
-      <w:pPr>
-        <w:pStyle w:val="Heading3"/>
-      </w:pPr>
-      <w:r>
-        <w:rPr>
-          <w:rFonts w:ascii="Calibri" w:hAnsi="Calibri" w:eastAsia="微软雅黑"/>
-          <w:b/>
-          <w:i w:val="0"/>
-          <w:color w:val="1A1A2E"/>
-          <w:sz w:val="20"/>
-        </w:rPr>
-        <w:t>空白5：跨学科融合（ML+气候科学+电网工程+经济学）缺乏系统性综述和实践</w:t>
-      </w:r>
-    </w:p>
-    <w:p>
-      <w:r>
-        <w:rPr>
-          <w:rFonts w:ascii="Calibri" w:hAnsi="Calibri" w:eastAsia="微软雅黑"/>
-          <w:b w:val="0"/>
-          <w:i w:val="0"/>
-          <w:sz w:val="21"/>
-        </w:rPr>
-      </w:r>
-      <w:r>
-        <w:rPr>
-          <w:rFonts w:ascii="Calibri" w:hAnsi="Calibri" w:eastAsia="微软雅黑"/>
-          <w:b/>
-          <w:i w:val="0"/>
-          <w:sz w:val="21"/>
-        </w:rPr>
-        <w:t>现状</w:t>
-      </w:r>
-      <w:r>
-        <w:rPr>
-          <w:rFonts w:ascii="Calibri" w:hAnsi="Calibri" w:eastAsia="微软雅黑"/>
-          <w:b w:val="0"/>
-          <w:i w:val="0"/>
-          <w:sz w:val="21"/>
-        </w:rPr>
-        <w:t>：引用网络部“影响力追踪派”和主题聚类组“9维度归类派”的分析一致表明，检索论文中（1）几乎没有一篇在同一个研究中同时涉及ML、气候科学、电网工程和经济学四个领域；（2）综述类论文（如</w:t>
-      </w:r>
-      <w:r>
-        <w:rPr>
-          <w:rFonts w:ascii="Calibri" w:hAnsi="Calibri" w:eastAsia="微软雅黑"/>
-          <w:b/>
-          <w:i w:val="0"/>
-          <w:color w:val="2980B9"/>
-          <w:sz w:val="21"/>
-        </w:rPr>
-        <w:t>[6]</w:t>
-      </w:r>
-      <w:r>
-        <w:rPr>
-          <w:rFonts w:ascii="Calibri" w:hAnsi="Calibri" w:eastAsia="微软雅黑"/>
-          <w:b w:val="0"/>
-          <w:i w:val="0"/>
-          <w:sz w:val="21"/>
-        </w:rPr>
-      </w:r>
-      <w:r>
-        <w:rPr>
-          <w:rFonts w:ascii="Calibri" w:hAnsi="Calibri" w:eastAsia="微软雅黑"/>
-          <w:b/>
-          <w:i w:val="0"/>
-          <w:color w:val="2980B9"/>
-          <w:sz w:val="21"/>
-        </w:rPr>
-        <w:t>[8]</w:t>
-      </w:r>
-      <w:r>
-        <w:rPr>
-          <w:rFonts w:ascii="Calibri" w:hAnsi="Calibri" w:eastAsia="微软雅黑"/>
-          <w:b w:val="0"/>
-          <w:i w:val="0"/>
-          <w:sz w:val="21"/>
-        </w:rPr>
-      </w:r>
-      <w:r>
-        <w:rPr>
-          <w:rFonts w:ascii="Calibri" w:hAnsi="Calibri" w:eastAsia="微软雅黑"/>
-          <w:b/>
-          <w:i w:val="0"/>
-          <w:color w:val="2980B9"/>
-          <w:sz w:val="21"/>
-        </w:rPr>
-        <w:t>[37]</w:t>
-      </w:r>
-      <w:r>
-        <w:rPr>
-          <w:rFonts w:ascii="Calibri" w:hAnsi="Calibri" w:eastAsia="微软雅黑"/>
-          <w:b w:val="0"/>
-          <w:i w:val="0"/>
-          <w:sz w:val="21"/>
-        </w:rPr>
-        <w:t>）覆盖了其中两到三个领域，但未做到系统性整合；（3）大量材料科学、生物地球化学论文（如</w:t>
-      </w:r>
-      <w:r>
-        <w:rPr>
-          <w:rFonts w:ascii="Calibri" w:hAnsi="Calibri" w:eastAsia="微软雅黑"/>
-          <w:b/>
-          <w:i w:val="0"/>
-          <w:color w:val="2980B9"/>
-          <w:sz w:val="21"/>
-        </w:rPr>
-        <w:t>[13]</w:t>
-      </w:r>
-      <w:r>
-        <w:rPr>
-          <w:rFonts w:ascii="Calibri" w:hAnsi="Calibri" w:eastAsia="微软雅黑"/>
-          <w:b w:val="0"/>
-          <w:i w:val="0"/>
-          <w:sz w:val="21"/>
-        </w:rPr>
-      </w:r>
-      <w:r>
-        <w:rPr>
-          <w:rFonts w:ascii="Calibri" w:hAnsi="Calibri" w:eastAsia="微软雅黑"/>
-          <w:b/>
-          <w:i w:val="0"/>
-          <w:color w:val="2980B9"/>
-          <w:sz w:val="21"/>
-        </w:rPr>
-        <w:t>[17]</w:t>
-      </w:r>
-      <w:r>
-        <w:rPr>
-          <w:rFonts w:ascii="Calibri" w:hAnsi="Calibri" w:eastAsia="微软雅黑"/>
-          <w:b w:val="0"/>
-          <w:i w:val="0"/>
-          <w:sz w:val="21"/>
-        </w:rPr>
-      </w:r>
-      <w:r>
-        <w:rPr>
-          <w:rFonts w:ascii="Calibri" w:hAnsi="Calibri" w:eastAsia="微软雅黑"/>
-          <w:b/>
-          <w:i w:val="0"/>
-          <w:color w:val="2980B9"/>
-          <w:sz w:val="21"/>
-        </w:rPr>
-        <w:t>[20]</w:t>
-      </w:r>
-      <w:r>
-        <w:rPr>
-          <w:rFonts w:ascii="Calibri" w:hAnsi="Calibri" w:eastAsia="微软雅黑"/>
-          <w:b w:val="0"/>
-          <w:i w:val="0"/>
-          <w:sz w:val="21"/>
-        </w:rPr>
-      </w:r>
-      <w:r>
-        <w:rPr>
-          <w:rFonts w:ascii="Calibri" w:hAnsi="Calibri" w:eastAsia="微软雅黑"/>
-          <w:b/>
-          <w:i w:val="0"/>
-          <w:color w:val="2980B9"/>
-          <w:sz w:val="21"/>
-        </w:rPr>
-        <w:t>[21]</w:t>
-      </w:r>
-      <w:r>
-        <w:rPr>
-          <w:rFonts w:ascii="Calibri" w:hAnsi="Calibri" w:eastAsia="微软雅黑"/>
-          <w:b w:val="0"/>
-          <w:i w:val="0"/>
-          <w:sz w:val="21"/>
-        </w:rPr>
-        <w:t>）虽属于能源相关话题，但与ML驱动的能源经济学预测任务关联度弱。</w:t>
-      </w:r>
-    </w:p>
-    <w:p>
-      <w:r>
-        <w:rPr>
-          <w:rFonts w:ascii="Calibri" w:hAnsi="Calibri" w:eastAsia="微软雅黑"/>
-          <w:b w:val="0"/>
-          <w:i w:val="0"/>
-          <w:sz w:val="21"/>
-        </w:rPr>
-      </w:r>
-      <w:r>
-        <w:rPr>
-          <w:rFonts w:ascii="Calibri" w:hAnsi="Calibri" w:eastAsia="微软雅黑"/>
-          <w:b/>
-          <w:i w:val="0"/>
-          <w:sz w:val="21"/>
-        </w:rPr>
-        <w:t>为什么没人做</w:t>
-      </w:r>
-      <w:r>
-        <w:rPr>
-          <w:rFonts w:ascii="Calibri" w:hAnsi="Calibri" w:eastAsia="微软雅黑"/>
-          <w:b w:val="0"/>
-          <w:i w:val="0"/>
-          <w:sz w:val="21"/>
-        </w:rPr>
-        <w:t>：（1）跨学科研究面临显著的知识壁垒，单一研究者或研究团队难以同时掌握ML模型开发、气候系统建模、电网运行原理和能源经济学理论。（2）跨学科期刊生态尚不成熟，投稿审稿周期长，存在“通不过各学科审稿专家”的风险。</w:t>
-      </w:r>
-    </w:p>
-    <w:p>
-      <w:r>
-        <w:rPr>
-          <w:rFonts w:ascii="Calibri" w:hAnsi="Calibri" w:eastAsia="微软雅黑"/>
-          <w:b w:val="0"/>
-          <w:i w:val="0"/>
-          <w:sz w:val="21"/>
-        </w:rPr>
-      </w:r>
-      <w:r>
-        <w:rPr>
-          <w:rFonts w:ascii="Calibri" w:hAnsi="Calibri" w:eastAsia="微软雅黑"/>
-          <w:b/>
-          <w:i w:val="0"/>
-          <w:sz w:val="21"/>
-        </w:rPr>
-        <w:t>价值</w:t>
-      </w:r>
-      <w:r>
-        <w:rPr>
-          <w:rFonts w:ascii="Calibri" w:hAnsi="Calibri" w:eastAsia="微软雅黑"/>
-          <w:b w:val="0"/>
-          <w:i w:val="0"/>
-          <w:sz w:val="21"/>
-        </w:rPr>
-        <w:t>：极端气候事件（如热浪、寒潮）对电价和碳价的系统性冲击日益频繁。建立融合气象模式、电网约束和市场机制的跨学科混合模型，可从根本上提升对能源价格极端波动的预测和风险管理能力。文献检索部“多源广度派”认为这类研究是“最有作为的方向”。</w:t>
-      </w:r>
-    </w:p>
-    <w:p>
-      <w:r>
-        <w:rPr>
-          <w:rFonts w:ascii="Calibri" w:hAnsi="Calibri" w:eastAsia="微软雅黑"/>
-          <w:b w:val="0"/>
-          <w:i w:val="0"/>
-          <w:sz w:val="21"/>
-        </w:rPr>
-      </w:r>
-      <w:r>
-        <w:rPr>
-          <w:rFonts w:ascii="Calibri" w:hAnsi="Calibri" w:eastAsia="微软雅黑"/>
-          <w:b/>
-          <w:i w:val="0"/>
-          <w:sz w:val="21"/>
-        </w:rPr>
-        <w:t>可行路径</w:t>
-      </w:r>
-      <w:r>
-        <w:rPr>
-          <w:rFonts w:ascii="Calibri" w:hAnsi="Calibri" w:eastAsia="微软雅黑"/>
-          <w:b w:val="0"/>
-          <w:i w:val="0"/>
-          <w:sz w:val="21"/>
-        </w:rPr>
-        <w:t>：可先从综述类工作起步，系统梳理各领域在“极端气候事件对能源市场冲击”这一交叉话题上的现有成果。引用网络部建议的主题“深度学习在负排放技术和陆地碳汇动态预测中的应用与挑战”可作为首批跨学科综述的方向。</w:t>
-      </w:r>
-    </w:p>
-    <w:p>
-      <w:r>
-        <w:rPr>
-          <w:rFonts w:ascii="Calibri" w:hAnsi="Calibri" w:eastAsia="微软雅黑"/>
-          <w:b w:val="0"/>
-          <w:i w:val="0"/>
-          <w:sz w:val="21"/>
-        </w:rPr>
-        <w:t>---</w:t>
-      </w:r>
-    </w:p>
-    <w:p>
-      <w:pPr>
-        <w:pStyle w:val="Heading2"/>
-      </w:pPr>
-      <w:r>
-        <w:rPr>
-          <w:rFonts w:ascii="Calibri" w:hAnsi="Calibri" w:eastAsia="微软雅黑"/>
-          <w:b/>
-          <w:i w:val="0"/>
-          <w:color w:val="1A1A2E"/>
-          <w:sz w:val="24"/>
-        </w:rPr>
-        <w:t>五、参考文献</w:t>
-      </w:r>
-    </w:p>
-    <w:p>
-      <w:pPr>
-        <w:pStyle w:val="Heading3"/>
-      </w:pPr>
-      <w:r>
-        <w:rPr>
-          <w:rFonts w:ascii="Calibri" w:hAnsi="Calibri" w:eastAsia="微软雅黑"/>
-          <w:b/>
-          <w:i w:val="0"/>
-          <w:color w:val="1A1A2E"/>
-          <w:sz w:val="20"/>
-        </w:rPr>
-        <w:t>S级论文</w:t>
-      </w:r>
-    </w:p>
-    <w:p>
-      <w:r>
-        <w:rPr>
-          <w:rFonts w:ascii="Calibri" w:hAnsi="Calibri" w:eastAsia="微软雅黑"/>
-          <w:b w:val="0"/>
-          <w:i w:val="0"/>
-          <w:sz w:val="21"/>
-        </w:rPr>
-      </w:r>
-      <w:r>
-        <w:rPr>
-          <w:rFonts w:ascii="Calibri" w:hAnsi="Calibri" w:eastAsia="微软雅黑"/>
-          <w:b/>
-          <w:i w:val="0"/>
-          <w:color w:val="2980B9"/>
-          <w:sz w:val="21"/>
-        </w:rPr>
-        <w:t>[1]</w:t>
-      </w:r>
-      <w:r>
-        <w:rPr>
-          <w:rFonts w:ascii="Calibri" w:hAnsi="Calibri" w:eastAsia="微软雅黑"/>
-          <w:b w:val="0"/>
-          <w:i w:val="0"/>
-          <w:sz w:val="21"/>
-        </w:rPr>
-        <w:t xml:space="preserve"> I. Staffell, D. Scamann, et al. The role of hydrogen and fuel cells in the global energy system[J]. Energy &amp; Environmental Science, 2018, 引用:3905.</w:t>
-      </w:r>
-    </w:p>
-    <w:p>
-      <w:r>
-        <w:rPr>
-          <w:rFonts w:ascii="Calibri" w:hAnsi="Calibri" w:eastAsia="微软雅黑"/>
-          <w:b w:val="0"/>
-          <w:i w:val="0"/>
-          <w:sz w:val="21"/>
-        </w:rPr>
-      </w:r>
-      <w:r>
-        <w:rPr>
-          <w:rFonts w:ascii="Calibri" w:hAnsi="Calibri" w:eastAsia="微软雅黑"/>
-          <w:b/>
-          <w:i w:val="0"/>
-          <w:color w:val="2980B9"/>
-          <w:sz w:val="21"/>
-        </w:rPr>
-        <w:t>[2]</w:t>
-      </w:r>
-      <w:r>
-        <w:rPr>
-          <w:rFonts w:ascii="Calibri" w:hAnsi="Calibri" w:eastAsia="微软雅黑"/>
-          <w:b w:val="0"/>
-          <w:i w:val="0"/>
-          <w:sz w:val="21"/>
-        </w:rPr>
-        <w:t xml:space="preserve"> M. Andoni, V. Robu, et al. Blockchain technology in the energy sector: A systematic review of challenges and opportunities[J]. Renewable and Sustainable Energy Reviews, 2018, 引用:2365.</w:t>
-      </w:r>
-    </w:p>
-    <w:p>
-      <w:r>
-        <w:rPr>
-          <w:rFonts w:ascii="Calibri" w:hAnsi="Calibri" w:eastAsia="微软雅黑"/>
-          <w:b w:val="0"/>
-          <w:i w:val="0"/>
-          <w:sz w:val="21"/>
-        </w:rPr>
-      </w:r>
-      <w:r>
-        <w:rPr>
-          <w:rFonts w:ascii="Calibri" w:hAnsi="Calibri" w:eastAsia="微软雅黑"/>
-          <w:b/>
-          <w:i w:val="0"/>
-          <w:color w:val="2980B9"/>
-          <w:sz w:val="21"/>
-        </w:rPr>
-        <w:t>[3]</w:t>
-      </w:r>
-      <w:r>
-        <w:rPr>
-          <w:rFonts w:ascii="Calibri" w:hAnsi="Calibri" w:eastAsia="微软雅黑"/>
-          <w:b w:val="0"/>
-          <w:i w:val="0"/>
-          <w:sz w:val="21"/>
-        </w:rPr>
-        <w:t xml:space="preserve"> N. Armaroli, V. Balzani. The Future of Energy Supply: Challenges and Opportunities[J]. Angewandte Chemie International Edition, 2006, 引用:1909.</w:t>
-      </w:r>
-    </w:p>
-    <w:p>
-      <w:r>
-        <w:rPr>
-          <w:rFonts w:ascii="Calibri" w:hAnsi="Calibri" w:eastAsia="微软雅黑"/>
-          <w:b w:val="0"/>
-          <w:i w:val="0"/>
-          <w:sz w:val="21"/>
-        </w:rPr>
-      </w:r>
-      <w:r>
-        <w:rPr>
-          <w:rFonts w:ascii="Calibri" w:hAnsi="Calibri" w:eastAsia="微软雅黑"/>
-          <w:b/>
-          <w:i w:val="0"/>
-          <w:color w:val="2980B9"/>
-          <w:sz w:val="21"/>
-        </w:rPr>
-        <w:t>[4]</w:t>
-      </w:r>
-      <w:r>
-        <w:rPr>
-          <w:rFonts w:ascii="Calibri" w:hAnsi="Calibri" w:eastAsia="微软雅黑"/>
-          <w:b w:val="0"/>
-          <w:i w:val="0"/>
-          <w:sz w:val="21"/>
-        </w:rPr>
-        <w:t xml:space="preserve"> P. Veers, K. Dykes, et al. Grand challenges in the science of wind energy[J]. Science, 2019, 引用:1224.</w:t>
-      </w:r>
-    </w:p>
-    <w:p>
-      <w:r>
-        <w:rPr>
-          <w:rFonts w:ascii="Calibri" w:hAnsi="Calibri" w:eastAsia="微软雅黑"/>
-          <w:b w:val="0"/>
-          <w:i w:val="0"/>
-          <w:sz w:val="21"/>
-        </w:rPr>
-      </w:r>
-      <w:r>
-        <w:rPr>
-          <w:rFonts w:ascii="Calibri" w:hAnsi="Calibri" w:eastAsia="微软雅黑"/>
-          <w:b/>
-          <w:i w:val="0"/>
-          <w:color w:val="2980B9"/>
-          <w:sz w:val="21"/>
-        </w:rPr>
-        <w:t>[5]</w:t>
-      </w:r>
-      <w:r>
-        <w:rPr>
-          <w:rFonts w:ascii="Calibri" w:hAnsi="Calibri" w:eastAsia="微软雅黑"/>
-          <w:b w:val="0"/>
-          <w:i w:val="0"/>
-          <w:sz w:val="21"/>
-        </w:rPr>
-        <w:t xml:space="preserve"> I. Antonopoulos, V. Robu, et al. Artificial intelligence and machine learning approaches to energy demand-side response: A systematic review[J]. Renewable and Sustainable Energy Reviews, 2020, 引用:618.</w:t>
-      </w:r>
-    </w:p>
-    <w:p>
-      <w:r>
-        <w:rPr>
-          <w:rFonts w:ascii="Calibri" w:hAnsi="Calibri" w:eastAsia="微软雅黑"/>
-          <w:b w:val="0"/>
-          <w:i w:val="0"/>
-          <w:sz w:val="21"/>
-        </w:rPr>
-      </w:r>
-      <w:r>
-        <w:rPr>
-          <w:rFonts w:ascii="Calibri" w:hAnsi="Calibri" w:eastAsia="微软雅黑"/>
-          <w:b/>
-          <w:i w:val="0"/>
-          <w:color w:val="2980B9"/>
-          <w:sz w:val="21"/>
-        </w:rPr>
-        <w:t>[6]</w:t>
-      </w:r>
-      <w:r>
-        <w:rPr>
-          <w:rFonts w:ascii="Calibri" w:hAnsi="Calibri" w:eastAsia="微软雅黑"/>
-          <w:b w:val="0"/>
-          <w:i w:val="0"/>
-          <w:sz w:val="21"/>
-        </w:rPr>
-        <w:t xml:space="preserve"> Z. Yao, Y. Lum, et al. Machine learning for a sustainable energy future[J]. Nature Reviews Materials, 2022, 引用:474.</w:t>
-      </w:r>
-    </w:p>
-    <w:p>
-      <w:r>
-        <w:rPr>
-          <w:rFonts w:ascii="Calibri" w:hAnsi="Calibri" w:eastAsia="微软雅黑"/>
-          <w:b w:val="0"/>
-          <w:i w:val="0"/>
-          <w:sz w:val="21"/>
-        </w:rPr>
-      </w:r>
-      <w:r>
-        <w:rPr>
-          <w:rFonts w:ascii="Calibri" w:hAnsi="Calibri" w:eastAsia="微软雅黑"/>
-          <w:b/>
-          <w:i w:val="0"/>
-          <w:color w:val="2980B9"/>
-          <w:sz w:val="21"/>
-        </w:rPr>
-        <w:t>[7]</w:t>
-      </w:r>
-      <w:r>
-        <w:rPr>
-          <w:rFonts w:ascii="Calibri" w:hAnsi="Calibri" w:eastAsia="微软雅黑"/>
-          <w:b w:val="0"/>
-          <w:i w:val="0"/>
-          <w:sz w:val="21"/>
-        </w:rPr>
-        <w:t xml:space="preserve"> H. Ghoddusi, G. G. Creamer, et al. Machine learning in energy economics and finance: A review[J]. Energy Economics, 2019, 引用:431.</w:t>
-      </w:r>
-    </w:p>
-    <w:p>
-      <w:r>
-        <w:rPr>
-          <w:rFonts w:ascii="Calibri" w:hAnsi="Calibri" w:eastAsia="微软雅黑"/>
-          <w:b w:val="0"/>
-          <w:i w:val="0"/>
-          <w:sz w:val="21"/>
-        </w:rPr>
-      </w:r>
-      <w:r>
-        <w:rPr>
-          <w:rFonts w:ascii="Calibri" w:hAnsi="Calibri" w:eastAsia="微软雅黑"/>
-          <w:b/>
-          <w:i w:val="0"/>
-          <w:color w:val="2980B9"/>
-          <w:sz w:val="21"/>
-        </w:rPr>
-        <w:t>[8]</w:t>
-      </w:r>
-      <w:r>
-        <w:rPr>
-          <w:rFonts w:ascii="Calibri" w:hAnsi="Calibri" w:eastAsia="微软雅黑"/>
-          <w:b w:val="0"/>
-          <w:i w:val="0"/>
-          <w:sz w:val="21"/>
-        </w:rPr>
-        <w:t xml:space="preserve"> P. Friedlingstein, M. O‘Sullivan, et al. Global Carbon Budget 2023[J]. Earth System Science Data, 2023, 引用:1389.</w:t>
-      </w:r>
-    </w:p>
-    <w:p>
-      <w:r>
-        <w:rPr>
-          <w:rFonts w:ascii="Calibri" w:hAnsi="Calibri" w:eastAsia="微软雅黑"/>
-          <w:b w:val="0"/>
-          <w:i w:val="0"/>
-          <w:sz w:val="21"/>
-        </w:rPr>
-      </w:r>
-      <w:r>
-        <w:rPr>
-          <w:rFonts w:ascii="Calibri" w:hAnsi="Calibri" w:eastAsia="微软雅黑"/>
-          <w:b/>
-          <w:i w:val="0"/>
-          <w:color w:val="2980B9"/>
-          <w:sz w:val="21"/>
-        </w:rPr>
-        <w:t>[9]</w:t>
-      </w:r>
-      <w:r>
-        <w:rPr>
-          <w:rFonts w:ascii="Calibri" w:hAnsi="Calibri" w:eastAsia="微软雅黑"/>
-          <w:b w:val="0"/>
-          <w:i w:val="0"/>
-          <w:sz w:val="21"/>
-        </w:rPr>
-        <w:t xml:space="preserve"> D. Frank, M. Reichstein, et al. Effects of climate extremes on the terrestrial carbon cycle: concepts, processes and potential future impacts[J]. Global Change Biology, 2015, 引用:1022.</w:t>
-      </w:r>
-    </w:p>
-    <w:p>
-      <w:r>
-        <w:rPr>
-          <w:rFonts w:ascii="Calibri" w:hAnsi="Calibri" w:eastAsia="微软雅黑"/>
-          <w:b w:val="0"/>
-          <w:i w:val="0"/>
-          <w:sz w:val="21"/>
-        </w:rPr>
-      </w:r>
-      <w:r>
-        <w:rPr>
-          <w:rFonts w:ascii="Calibri" w:hAnsi="Calibri" w:eastAsia="微软雅黑"/>
-          <w:b/>
-          <w:i w:val="0"/>
-          <w:color w:val="2980B9"/>
-          <w:sz w:val="21"/>
-        </w:rPr>
-        <w:t>[10]</w:t>
-      </w:r>
-      <w:r>
-        <w:rPr>
-          <w:rFonts w:ascii="Calibri" w:hAnsi="Calibri" w:eastAsia="微软雅黑"/>
-          <w:b w:val="0"/>
-          <w:i w:val="0"/>
-          <w:sz w:val="21"/>
-        </w:rPr>
-        <w:t xml:space="preserve"> P. W. Boyd, H. Claustre, et al. Multi-faceted particle pumps drive carbon sequestration in the ocean[J]. Nature, 2019, 引用:891.</w:t>
-      </w:r>
-    </w:p>
-    <w:p>
-      <w:r>
-        <w:rPr>
-          <w:rFonts w:ascii="Calibri" w:hAnsi="Calibri" w:eastAsia="微软雅黑"/>
-          <w:b w:val="0"/>
-          <w:i w:val="0"/>
-          <w:sz w:val="21"/>
-        </w:rPr>
-      </w:r>
-      <w:r>
-        <w:rPr>
-          <w:rFonts w:ascii="Calibri" w:hAnsi="Calibri" w:eastAsia="微软雅黑"/>
-          <w:b/>
-          <w:i w:val="0"/>
-          <w:color w:val="2980B9"/>
-          <w:sz w:val="21"/>
-        </w:rPr>
-        <w:t>[11]</w:t>
-      </w:r>
-      <w:r>
-        <w:rPr>
-          <w:rFonts w:ascii="Calibri" w:hAnsi="Calibri" w:eastAsia="微软雅黑"/>
-          <w:b w:val="0"/>
-          <w:i w:val="0"/>
-          <w:sz w:val="21"/>
-        </w:rPr>
-        <w:t xml:space="preserve"> S. Aslam, H. Herodotou, et al. A survey on deep learning methods for power load and renewable energy forecasting[J]. Renewable and Sustainable Energy Reviews, 2021, 引用:620.</w:t>
-      </w:r>
-    </w:p>
-    <w:p>
-      <w:r>
-        <w:rPr>
-          <w:rFonts w:ascii="Calibri" w:hAnsi="Calibri" w:eastAsia="微软雅黑"/>
-          <w:b w:val="0"/>
-          <w:i w:val="0"/>
-          <w:sz w:val="21"/>
-        </w:rPr>
-      </w:r>
-      <w:r>
-        <w:rPr>
-          <w:rFonts w:ascii="Calibri" w:hAnsi="Calibri" w:eastAsia="微软雅黑"/>
-          <w:b/>
-          <w:i w:val="0"/>
-          <w:color w:val="2980B9"/>
-          <w:sz w:val="21"/>
-        </w:rPr>
-        <w:t>[12]</w:t>
-      </w:r>
-      <w:r>
-        <w:rPr>
-          <w:rFonts w:ascii="Calibri" w:hAnsi="Calibri" w:eastAsia="微软雅黑"/>
-          <w:b w:val="0"/>
-          <w:i w:val="0"/>
-          <w:sz w:val="21"/>
-        </w:rPr>
-        <w:t xml:space="preserve"> N. Somu, M. R. G. Raman, et al. A deep learning framework for building energy consumption forecast[J]. Renewable and Sustainable Energy Reviews, 2020, 引用:479.</w:t>
-      </w:r>
-    </w:p>
-    <w:p>
-      <w:r>
-        <w:rPr>
-          <w:rFonts w:ascii="Calibri" w:hAnsi="Calibri" w:eastAsia="微软雅黑"/>
-          <w:b w:val="0"/>
-          <w:i w:val="0"/>
-          <w:sz w:val="21"/>
-        </w:rPr>
-      </w:r>
-      <w:r>
-        <w:rPr>
-          <w:rFonts w:ascii="Calibri" w:hAnsi="Calibri" w:eastAsia="微软雅黑"/>
-          <w:b/>
-          <w:i w:val="0"/>
-          <w:color w:val="2980B9"/>
-          <w:sz w:val="21"/>
-        </w:rPr>
-        <w:t>[13]</w:t>
-      </w:r>
-      <w:r>
-        <w:rPr>
-          <w:rFonts w:ascii="Calibri" w:hAnsi="Calibri" w:eastAsia="微软雅黑"/>
-          <w:b w:val="0"/>
-          <w:i w:val="0"/>
-          <w:sz w:val="21"/>
-        </w:rPr>
-        <w:t xml:space="preserve"> Z. Wang, T. Hong, et al. Building thermal load prediction through shallow machine learning and deep learning[J]. Applied Energy, 2020, 引用:478.</w:t>
-      </w:r>
-    </w:p>
-    <w:p>
-      <w:r>
-        <w:rPr>
-          <w:rFonts w:ascii="Calibri" w:hAnsi="Calibri" w:eastAsia="微软雅黑"/>
-          <w:b w:val="0"/>
-          <w:i w:val="0"/>
-          <w:sz w:val="21"/>
-        </w:rPr>
-      </w:r>
-      <w:r>
-        <w:rPr>
-          <w:rFonts w:ascii="Calibri" w:hAnsi="Calibri" w:eastAsia="微软雅黑"/>
-          <w:b/>
-          <w:i w:val="0"/>
-          <w:color w:val="2980B9"/>
-          <w:sz w:val="21"/>
-        </w:rPr>
-        <w:t>[14]</w:t>
-      </w:r>
-      <w:r>
-        <w:rPr>
-          <w:rFonts w:ascii="Calibri" w:hAnsi="Calibri" w:eastAsia="微软雅黑"/>
-          <w:b w:val="0"/>
-          <w:i w:val="0"/>
-          <w:sz w:val="21"/>
-        </w:rPr>
-        <w:t xml:space="preserve"> J. Bedi, D. Toshniwal. Deep learning framework to forecast electricity demand[J]. Applied Energy, 2019, 引用:469.</w:t>
-      </w:r>
-    </w:p>
-    <w:p>
-      <w:r>
-        <w:rPr>
-          <w:rFonts w:ascii="Calibri" w:hAnsi="Calibri" w:eastAsia="微软雅黑"/>
-          <w:b w:val="0"/>
-          <w:i w:val="0"/>
-          <w:sz w:val="21"/>
-        </w:rPr>
-      </w:r>
-      <w:r>
-        <w:rPr>
-          <w:rFonts w:ascii="Calibri" w:hAnsi="Calibri" w:eastAsia="微软雅黑"/>
-          <w:b/>
-          <w:i w:val="0"/>
-          <w:color w:val="2980B9"/>
-          <w:sz w:val="21"/>
-        </w:rPr>
-        <w:t>[15]</w:t>
-      </w:r>
-      <w:r>
-        <w:rPr>
-          <w:rFonts w:ascii="Calibri" w:hAnsi="Calibri" w:eastAsia="微软雅黑"/>
-          <w:b w:val="0"/>
-          <w:i w:val="0"/>
-          <w:sz w:val="21"/>
-        </w:rPr>
-        <w:t xml:space="preserve"> Ü. Ağbulut. Forecasting of transportation-related energy demand and CO2 emissions in Turkey using machine learning algorithms[J]. Sustainable Production and Consumption, 2021, 引用:273.</w:t>
-      </w:r>
-    </w:p>
-    <w:p>
-      <w:r>
-        <w:rPr>
-          <w:rFonts w:ascii="Calibri" w:hAnsi="Calibri" w:eastAsia="微软雅黑"/>
-          <w:b w:val="0"/>
-          <w:i w:val="0"/>
-          <w:sz w:val="21"/>
-        </w:rPr>
-      </w:r>
-      <w:r>
-        <w:rPr>
-          <w:rFonts w:ascii="Calibri" w:hAnsi="Calibri" w:eastAsia="微软雅黑"/>
-          <w:b/>
-          <w:i w:val="0"/>
-          <w:color w:val="2980B9"/>
-          <w:sz w:val="21"/>
-        </w:rPr>
-        <w:t>[16]</w:t>
-      </w:r>
-      <w:r>
-        <w:rPr>
-          <w:rFonts w:ascii="Calibri" w:hAnsi="Calibri" w:eastAsia="微软雅黑"/>
-          <w:b w:val="0"/>
-          <w:i w:val="0"/>
-          <w:sz w:val="21"/>
-        </w:rPr>
-        <w:t xml:space="preserve"> K. J. Nam, S. Hwangbo, et al. A deep learning-based forecasting model for renewable energy scenarios to guide sustainable energy policy: A case study of Korea[J]. Renewable and Sustainable Energy Reviews, 2020, 引用:264.</w:t>
-      </w:r>
-    </w:p>
-    <w:p>
-      <w:pPr>
-        <w:pStyle w:val="Heading3"/>
-      </w:pPr>
-      <w:r>
-        <w:rPr>
-          <w:rFonts w:ascii="Calibri" w:hAnsi="Calibri" w:eastAsia="微软雅黑"/>
-          <w:b/>
-          <w:i w:val="0"/>
-          <w:color w:val="1A1A2E"/>
-          <w:sz w:val="20"/>
-        </w:rPr>
-        <w:t>A级论文</w:t>
-      </w:r>
-    </w:p>
-    <w:p>
-      <w:r>
-        <w:rPr>
-          <w:rFonts w:ascii="Calibri" w:hAnsi="Calibri" w:eastAsia="微软雅黑"/>
-          <w:b w:val="0"/>
-          <w:i w:val="0"/>
-          <w:sz w:val="21"/>
-        </w:rPr>
-      </w:r>
-      <w:r>
-        <w:rPr>
-          <w:rFonts w:ascii="Calibri" w:hAnsi="Calibri" w:eastAsia="微软雅黑"/>
-          <w:b/>
-          <w:i w:val="0"/>
-          <w:color w:val="2980B9"/>
-          <w:sz w:val="21"/>
-        </w:rPr>
-        <w:t>[17]</w:t>
-      </w:r>
-      <w:r>
-        <w:rPr>
-          <w:rFonts w:ascii="Calibri" w:hAnsi="Calibri" w:eastAsia="微软雅黑"/>
-          <w:b w:val="0"/>
-          <w:i w:val="0"/>
-          <w:sz w:val="21"/>
-        </w:rPr>
-        <w:t xml:space="preserve"> H. Shi, M. Xu, et al. Deep Learning for Household Load Forecasting—A Novel Pooling Deep RNN[J]. IEEE Transactions on Smart Grid, 2017, 引用:1093.</w:t>
-      </w:r>
-    </w:p>
-    <w:p>
-      <w:r>
-        <w:rPr>
-          <w:rFonts w:ascii="Calibri" w:hAnsi="Calibri" w:eastAsia="微软雅黑"/>
-          <w:b w:val="0"/>
-          <w:i w:val="0"/>
-          <w:sz w:val="21"/>
-        </w:rPr>
-      </w:r>
-      <w:r>
-        <w:rPr>
-          <w:rFonts w:ascii="Calibri" w:hAnsi="Calibri" w:eastAsia="微软雅黑"/>
-          <w:b/>
-          <w:i w:val="0"/>
-          <w:color w:val="2980B9"/>
-          <w:sz w:val="21"/>
-        </w:rPr>
-        <w:t>[18]</w:t>
-      </w:r>
-      <w:r>
-        <w:rPr>
-          <w:rFonts w:ascii="Calibri" w:hAnsi="Calibri" w:eastAsia="微软雅黑"/>
-          <w:b w:val="0"/>
-          <w:i w:val="0"/>
-          <w:sz w:val="21"/>
-        </w:rPr>
-        <w:t xml:space="preserve"> X. Qiu, Y. Ren, et al. Empirical Mode Decomposition based ensemble deep learning for load demand forecasting[J]. Applied Soft Computing, 2017, 引用:452.</w:t>
-      </w:r>
-    </w:p>
-    <w:p>
-      <w:r>
-        <w:rPr>
-          <w:rFonts w:ascii="Calibri" w:hAnsi="Calibri" w:eastAsia="微软雅黑"/>
-          <w:b w:val="0"/>
-          <w:i w:val="0"/>
-          <w:sz w:val="21"/>
-        </w:rPr>
-      </w:r>
-      <w:r>
-        <w:rPr>
-          <w:rFonts w:ascii="Calibri" w:hAnsi="Calibri" w:eastAsia="微软雅黑"/>
-          <w:b/>
-          <w:i w:val="0"/>
-          <w:color w:val="2980B9"/>
-          <w:sz w:val="21"/>
-        </w:rPr>
-        <w:t>[19]</w:t>
-      </w:r>
-      <w:r>
-        <w:rPr>
-          <w:rFonts w:ascii="Calibri" w:hAnsi="Calibri" w:eastAsia="微软雅黑"/>
-          <w:b w:val="0"/>
-          <w:i w:val="0"/>
-          <w:sz w:val="21"/>
-        </w:rPr>
-        <w:t xml:space="preserve"> P. Kumari, D. Toshniwal. Deep learning models for solar irradiance forecasting: A comprehensive review[J]. Journal of Cleaner Production, 2021, 引用:420.</w:t>
-      </w:r>
-    </w:p>
-    <w:p>
-      <w:r>
-        <w:rPr>
-          <w:rFonts w:ascii="Calibri" w:hAnsi="Calibri" w:eastAsia="微软雅黑"/>
-          <w:b w:val="0"/>
-          <w:i w:val="0"/>
-          <w:sz w:val="21"/>
-        </w:rPr>
-      </w:r>
-      <w:r>
-        <w:rPr>
-          <w:rFonts w:ascii="Calibri" w:hAnsi="Calibri" w:eastAsia="微软雅黑"/>
-          <w:b/>
-          <w:i w:val="0"/>
-          <w:color w:val="2980B9"/>
-          <w:sz w:val="21"/>
-        </w:rPr>
-        <w:t>[20]</w:t>
-      </w:r>
-      <w:r>
-        <w:rPr>
-          <w:rFonts w:ascii="Calibri" w:hAnsi="Calibri" w:eastAsia="微软雅黑"/>
-          <w:b w:val="0"/>
-          <w:i w:val="0"/>
-          <w:sz w:val="21"/>
-        </w:rPr>
-        <w:t xml:space="preserve"> L. Wen, K. Zhou, et al. Optimal load dispatch of community microgrid with deep learning based solar power and load forecasting[J]. Energy, 2019, 引用:388.</w:t>
-      </w:r>
-    </w:p>
-    <w:p>
-      <w:r>
-        <w:rPr>
-          <w:rFonts w:ascii="Calibri" w:hAnsi="Calibri" w:eastAsia="微软雅黑"/>
-          <w:b w:val="0"/>
-          <w:i w:val="0"/>
-          <w:sz w:val="21"/>
-        </w:rPr>
-      </w:r>
-      <w:r>
-        <w:rPr>
-          <w:rFonts w:ascii="Calibri" w:hAnsi="Calibri" w:eastAsia="微软雅黑"/>
-          <w:b/>
-          <w:i w:val="0"/>
-          <w:color w:val="2980B9"/>
-          <w:sz w:val="21"/>
-        </w:rPr>
-        <w:t>[21]</w:t>
-      </w:r>
-      <w:r>
-        <w:rPr>
-          <w:rFonts w:ascii="Calibri" w:hAnsi="Calibri" w:eastAsia="微软雅黑"/>
-          <w:b w:val="0"/>
-          <w:i w:val="0"/>
-          <w:sz w:val="21"/>
-        </w:rPr>
-        <w:t xml:space="preserve"> M. Khalil, A. S. McGough, et al. Machine Learning, Deep Learning and Statistical Analysis for forecasting building energy consumption[J]. Engineering Applications of Artificial Intelligence, 2022, 引用:290.</w:t>
-      </w:r>
-    </w:p>
-    <w:p>
-      <w:r>
-        <w:rPr>
-          <w:rFonts w:ascii="Calibri" w:hAnsi="Calibri" w:eastAsia="微软雅黑"/>
-          <w:b w:val="0"/>
-          <w:i w:val="0"/>
-          <w:sz w:val="21"/>
-        </w:rPr>
-      </w:r>
-      <w:r>
-        <w:rPr>
-          <w:rFonts w:ascii="Calibri" w:hAnsi="Calibri" w:eastAsia="微软雅黑"/>
-          <w:b/>
-          <w:i w:val="0"/>
-          <w:color w:val="2980B9"/>
-          <w:sz w:val="21"/>
-        </w:rPr>
-        <w:t>[22]</w:t>
-      </w:r>
-      <w:r>
-        <w:rPr>
-          <w:rFonts w:ascii="Calibri" w:hAnsi="Calibri" w:eastAsia="微软雅黑"/>
-          <w:b w:val="0"/>
-          <w:i w:val="0"/>
-          <w:sz w:val="21"/>
-        </w:rPr>
-        <w:t xml:space="preserve"> O. Nadirgil. Carbon price prediction using multiple hybrid machine learning models optimized by genetic algorithm[J]. Journal of Environmental Management, 2023, 引用:89.</w:t>
-      </w:r>
-    </w:p>
-    <w:p>
-      <w:r>
-        <w:rPr>
-          <w:rFonts w:ascii="Calibri" w:hAnsi="Calibri" w:eastAsia="微软雅黑"/>
-          <w:b w:val="0"/>
-          <w:i w:val="0"/>
-          <w:sz w:val="21"/>
-        </w:rPr>
-      </w:r>
-      <w:r>
-        <w:rPr>
-          <w:rFonts w:ascii="Calibri" w:hAnsi="Calibri" w:eastAsia="微软雅黑"/>
-          <w:b/>
-          <w:i w:val="0"/>
-          <w:color w:val="2980B9"/>
-          <w:sz w:val="21"/>
-        </w:rPr>
-        <w:t>[23]</w:t>
-      </w:r>
-      <w:r>
-        <w:rPr>
-          <w:rFonts w:ascii="Calibri" w:hAnsi="Calibri" w:eastAsia="微软雅黑"/>
-          <w:b w:val="0"/>
-          <w:i w:val="0"/>
-          <w:sz w:val="21"/>
-        </w:rPr>
-        <w:t xml:space="preserve"> R. S. Haszeldine, S. Flude, et al. Negative emissions technologies and carbon capture and storage to achieve the Paris Agreement commitments[J]. Philosophical Transactions of the Royal Society A, 2018, 引用:351.</w:t>
-      </w:r>
-    </w:p>
-    <w:p>
-      <w:pPr>
-        <w:pStyle w:val="Heading2"/>
-      </w:pPr>
-      <w:r>
-        <w:rPr>
-          <w:rFonts w:ascii="Calibri" w:hAnsi="Calibri" w:eastAsia="微软雅黑"/>
-          <w:b/>
-          <w:i w:val="0"/>
-          <w:color w:val="1A1A2E"/>
-          <w:sz w:val="24"/>
-        </w:rPr>
-        <w:t>参考文献</w:t>
-      </w:r>
-    </w:p>
-    <w:p>
-      <w:pPr>
-        <w:pStyle w:val="Heading3"/>
-      </w:pPr>
-      <w:r>
-        <w:rPr>
-          <w:rFonts w:ascii="Calibri" w:hAnsi="Calibri" w:eastAsia="微软雅黑"/>
-          <w:b/>
-          <w:i w:val="0"/>
-          <w:color w:val="1A1A2E"/>
-          <w:sz w:val="20"/>
-        </w:rPr>
-        <w:t>S级（顶刊）</w:t>
-      </w:r>
-    </w:p>
-    <w:p>
-      <w:r>
-        <w:rPr>
-          <w:rFonts w:ascii="Calibri" w:hAnsi="Calibri" w:eastAsia="微软雅黑"/>
-          <w:b w:val="0"/>
-          <w:i w:val="0"/>
-          <w:sz w:val="21"/>
-        </w:rPr>
-      </w:r>
-      <w:r>
-        <w:rPr>
-          <w:rFonts w:ascii="Calibri" w:hAnsi="Calibri" w:eastAsia="微软雅黑"/>
-          <w:b/>
-          <w:i w:val="0"/>
-          <w:color w:val="2980B9"/>
-          <w:sz w:val="21"/>
-        </w:rPr>
-        <w:t>[1]</w:t>
-      </w:r>
-      <w:r>
-        <w:rPr>
-          <w:rFonts w:ascii="Calibri" w:hAnsi="Calibri" w:eastAsia="微软雅黑"/>
-          <w:b w:val="0"/>
-          <w:i w:val="0"/>
-          <w:sz w:val="21"/>
-        </w:rPr>
-        <w:t xml:space="preserve"> Iain Staffell, Daniel Scamman, Anthony Velazquez Abad, 等. The role of hydrogen and fuel cells in the global energy system. *Energy &amp; Environmental Science*, 2018. doi:10.1039/c8ee01157e.</w:t>
-      </w:r>
-    </w:p>
-    <w:p>
-      <w:r>
-        <w:rPr>
-          <w:rFonts w:ascii="Calibri" w:hAnsi="Calibri" w:eastAsia="微软雅黑"/>
-          <w:b w:val="0"/>
-          <w:i w:val="0"/>
-          <w:sz w:val="21"/>
-        </w:rPr>
-      </w:r>
-      <w:r>
-        <w:rPr>
-          <w:rFonts w:ascii="Calibri" w:hAnsi="Calibri" w:eastAsia="微软雅黑"/>
-          <w:b/>
-          <w:i w:val="0"/>
-          <w:color w:val="2980B9"/>
-          <w:sz w:val="21"/>
-        </w:rPr>
-        <w:t>[2]</w:t>
-      </w:r>
-      <w:r>
-        <w:rPr>
-          <w:rFonts w:ascii="Calibri" w:hAnsi="Calibri" w:eastAsia="微软雅黑"/>
-          <w:b w:val="0"/>
-          <w:i w:val="0"/>
-          <w:sz w:val="21"/>
-        </w:rPr>
-        <w:t xml:space="preserve"> Merlinda Andoni, Valentin Robu, David Flynn, 等. Blockchain technology in the energy sector: A systematic review of challenges and opportunities. *Renewable and Sustainable Energy Reviews*, 2018. doi:10.1016/j.rser.2018.10.014.</w:t>
-      </w:r>
-    </w:p>
-    <w:p>
-      <w:r>
-        <w:rPr>
-          <w:rFonts w:ascii="Calibri" w:hAnsi="Calibri" w:eastAsia="微软雅黑"/>
-          <w:b w:val="0"/>
-          <w:i w:val="0"/>
-          <w:sz w:val="21"/>
-        </w:rPr>
-      </w:r>
-      <w:r>
-        <w:rPr>
-          <w:rFonts w:ascii="Calibri" w:hAnsi="Calibri" w:eastAsia="微软雅黑"/>
-          <w:b/>
-          <w:i w:val="0"/>
-          <w:color w:val="2980B9"/>
-          <w:sz w:val="21"/>
-        </w:rPr>
-        <w:t>[3]</w:t>
-      </w:r>
-      <w:r>
-        <w:rPr>
-          <w:rFonts w:ascii="Calibri" w:hAnsi="Calibri" w:eastAsia="微软雅黑"/>
-          <w:b w:val="0"/>
-          <w:i w:val="0"/>
-          <w:sz w:val="21"/>
-        </w:rPr>
-        <w:t xml:space="preserve"> Nicola Armaroli, Vincenzo Balzani. The Future of Energy Supply: Challenges and Opportunities. *Angewandte Chemie International Edition*, 2006. doi:10.1002/anie.200602373.</w:t>
-      </w:r>
-    </w:p>
-    <w:p>
-      <w:r>
-        <w:rPr>
-          <w:rFonts w:ascii="Calibri" w:hAnsi="Calibri" w:eastAsia="微软雅黑"/>
-          <w:b w:val="0"/>
-          <w:i w:val="0"/>
-          <w:sz w:val="21"/>
-        </w:rPr>
-      </w:r>
-      <w:r>
-        <w:rPr>
-          <w:rFonts w:ascii="Calibri" w:hAnsi="Calibri" w:eastAsia="微软雅黑"/>
-          <w:b/>
-          <w:i w:val="0"/>
-          <w:color w:val="2980B9"/>
-          <w:sz w:val="21"/>
-        </w:rPr>
-        <w:t>[4]</w:t>
-      </w:r>
-      <w:r>
-        <w:rPr>
-          <w:rFonts w:ascii="Calibri" w:hAnsi="Calibri" w:eastAsia="微软雅黑"/>
-          <w:b w:val="0"/>
-          <w:i w:val="0"/>
-          <w:sz w:val="21"/>
-        </w:rPr>
-        <w:t xml:space="preserve"> Marc Rysman. The Economics of Two-Sided Markets. *The Journal of Economic Perspectives*, 2009. doi:10.1257/jep.23.3.125.</w:t>
-      </w:r>
-    </w:p>
-    <w:p>
-      <w:r>
-        <w:rPr>
-          <w:rFonts w:ascii="Calibri" w:hAnsi="Calibri" w:eastAsia="微软雅黑"/>
-          <w:b w:val="0"/>
-          <w:i w:val="0"/>
-          <w:sz w:val="21"/>
-        </w:rPr>
-      </w:r>
-      <w:r>
-        <w:rPr>
-          <w:rFonts w:ascii="Calibri" w:hAnsi="Calibri" w:eastAsia="微软雅黑"/>
-          <w:b/>
-          <w:i w:val="0"/>
-          <w:color w:val="2980B9"/>
-          <w:sz w:val="21"/>
-        </w:rPr>
-        <w:t>[5]</w:t>
-      </w:r>
-      <w:r>
-        <w:rPr>
-          <w:rFonts w:ascii="Calibri" w:hAnsi="Calibri" w:eastAsia="微软雅黑"/>
-          <w:b w:val="0"/>
-          <w:i w:val="0"/>
-          <w:sz w:val="21"/>
-        </w:rPr>
-        <w:t xml:space="preserve"> Paul Veers, Katherine Dykes, Eric Lantz, 等. Grand challenges in the science of wind energy. *Science*, 2019. doi:10.1126/science.aau2027.</w:t>
-      </w:r>
-    </w:p>
-    <w:p>
-      <w:r>
-        <w:rPr>
-          <w:rFonts w:ascii="Calibri" w:hAnsi="Calibri" w:eastAsia="微软雅黑"/>
-          <w:b w:val="0"/>
-          <w:i w:val="0"/>
-          <w:sz w:val="21"/>
-        </w:rPr>
-      </w:r>
-      <w:r>
-        <w:rPr>
-          <w:rFonts w:ascii="Calibri" w:hAnsi="Calibri" w:eastAsia="微软雅黑"/>
-          <w:b/>
-          <w:i w:val="0"/>
-          <w:color w:val="2980B9"/>
-          <w:sz w:val="21"/>
-        </w:rPr>
-        <w:t>[6]</w:t>
-      </w:r>
-      <w:r>
-        <w:rPr>
-          <w:rFonts w:ascii="Calibri" w:hAnsi="Calibri" w:eastAsia="微软雅黑"/>
-          <w:b w:val="0"/>
-          <w:i w:val="0"/>
-          <w:sz w:val="21"/>
-        </w:rPr>
-        <w:t xml:space="preserve"> Ioannis Antonopoulos, Valentin Robu, Benoit Couraud, 等. Artificial intelligence and machine learning approaches to energy demand-side response: A systematic review. *Renewable and Sustainable Energy Reviews*, 2020. doi:10.1016/j.rser.2020.109899.</w:t>
-      </w:r>
-    </w:p>
-    <w:p>
-      <w:r>
-        <w:rPr>
-          <w:rFonts w:ascii="Calibri" w:hAnsi="Calibri" w:eastAsia="微软雅黑"/>
-          <w:b w:val="0"/>
-          <w:i w:val="0"/>
-          <w:sz w:val="21"/>
-        </w:rPr>
-      </w:r>
-      <w:r>
-        <w:rPr>
-          <w:rFonts w:ascii="Calibri" w:hAnsi="Calibri" w:eastAsia="微软雅黑"/>
-          <w:b/>
-          <w:i w:val="0"/>
-          <w:color w:val="2980B9"/>
-          <w:sz w:val="21"/>
-        </w:rPr>
-        <w:t>[7]</w:t>
-      </w:r>
-      <w:r>
-        <w:rPr>
-          <w:rFonts w:ascii="Calibri" w:hAnsi="Calibri" w:eastAsia="微软雅黑"/>
-          <w:b w:val="0"/>
-          <w:i w:val="0"/>
-          <w:sz w:val="21"/>
-        </w:rPr>
-        <w:t xml:space="preserve"> Zhenpeng Yao, Yanwei Lum, Andrew Johnston, 等. Machine learning for a sustainable energy future. *Nature Reviews Materials*, 2022. doi:10.1038/s41578-022-00490-5.</w:t>
-      </w:r>
-    </w:p>
-    <w:p>
-      <w:r>
-        <w:rPr>
-          <w:rFonts w:ascii="Calibri" w:hAnsi="Calibri" w:eastAsia="微软雅黑"/>
-          <w:b w:val="0"/>
-          <w:i w:val="0"/>
-          <w:sz w:val="21"/>
-        </w:rPr>
-      </w:r>
-      <w:r>
-        <w:rPr>
-          <w:rFonts w:ascii="Calibri" w:hAnsi="Calibri" w:eastAsia="微软雅黑"/>
-          <w:b/>
-          <w:i w:val="0"/>
-          <w:color w:val="2980B9"/>
-          <w:sz w:val="21"/>
-        </w:rPr>
-        <w:t>[8]</w:t>
-      </w:r>
-      <w:r>
-        <w:rPr>
-          <w:rFonts w:ascii="Calibri" w:hAnsi="Calibri" w:eastAsia="微软雅黑"/>
-          <w:b w:val="0"/>
-          <w:i w:val="0"/>
-          <w:sz w:val="21"/>
-        </w:rPr>
-        <w:t xml:space="preserve"> Hamed Ghoddusi, Germán G. Creamer, Nima Rafizadeh. Machine learning in energy economics and finance: A review. *Energy Economics*, 2019. doi:10.1016/j.eneco.2019.05.006.</w:t>
-      </w:r>
-    </w:p>
-    <w:p>
-      <w:r>
-        <w:rPr>
-          <w:rFonts w:ascii="Calibri" w:hAnsi="Calibri" w:eastAsia="微软雅黑"/>
-          <w:b w:val="0"/>
-          <w:i w:val="0"/>
-          <w:sz w:val="21"/>
-        </w:rPr>
-      </w:r>
-      <w:r>
-        <w:rPr>
-          <w:rFonts w:ascii="Calibri" w:hAnsi="Calibri" w:eastAsia="微软雅黑"/>
-          <w:b/>
-          <w:i w:val="0"/>
-          <w:color w:val="2980B9"/>
-          <w:sz w:val="21"/>
-        </w:rPr>
-        <w:t>[11]</w:t>
-      </w:r>
-      <w:r>
-        <w:rPr>
-          <w:rFonts w:ascii="Calibri" w:hAnsi="Calibri" w:eastAsia="微软雅黑"/>
-          <w:b w:val="0"/>
-          <w:i w:val="0"/>
-          <w:sz w:val="21"/>
-        </w:rPr>
-        <w:t xml:space="preserve"> Pierre Friedlingstein, Michael O’Sullivan, Matthew W. Jones, 等. Global Carbon Budget 2023. *Earth system science data*, 2023. doi:10.5194/essd-15-5301-2023.</w:t>
-      </w:r>
-    </w:p>
-    <w:p>
-      <w:r>
-        <w:rPr>
-          <w:rFonts w:ascii="Calibri" w:hAnsi="Calibri" w:eastAsia="微软雅黑"/>
-          <w:b w:val="0"/>
-          <w:i w:val="0"/>
-          <w:sz w:val="21"/>
-        </w:rPr>
-      </w:r>
-      <w:r>
-        <w:rPr>
-          <w:rFonts w:ascii="Calibri" w:hAnsi="Calibri" w:eastAsia="微软雅黑"/>
-          <w:b/>
-          <w:i w:val="0"/>
-          <w:color w:val="2980B9"/>
-          <w:sz w:val="21"/>
-        </w:rPr>
-        <w:t>[12]</w:t>
-      </w:r>
-      <w:r>
-        <w:rPr>
-          <w:rFonts w:ascii="Calibri" w:hAnsi="Calibri" w:eastAsia="微软雅黑"/>
-          <w:b w:val="0"/>
-          <w:i w:val="0"/>
-          <w:sz w:val="21"/>
-        </w:rPr>
-        <w:t xml:space="preserve"> D. Frank, Markus Reichstein, Michael Bahn, 等. Effects of climate extremes on the terrestrial carbon cycle: concepts, processes and potential future impacts. *Global Change Biology*, 2015. doi:10.1111/gcb.12916.</w:t>
-      </w:r>
-    </w:p>
-    <w:p>
-      <w:r>
-        <w:rPr>
-          <w:rFonts w:ascii="Calibri" w:hAnsi="Calibri" w:eastAsia="微软雅黑"/>
-          <w:b w:val="0"/>
-          <w:i w:val="0"/>
-          <w:sz w:val="21"/>
-        </w:rPr>
-      </w:r>
-      <w:r>
-        <w:rPr>
-          <w:rFonts w:ascii="Calibri" w:hAnsi="Calibri" w:eastAsia="微软雅黑"/>
-          <w:b/>
-          <w:i w:val="0"/>
-          <w:color w:val="2980B9"/>
-          <w:sz w:val="21"/>
-        </w:rPr>
-        <w:t>[13]</w:t>
-      </w:r>
-      <w:r>
-        <w:rPr>
-          <w:rFonts w:ascii="Calibri" w:hAnsi="Calibri" w:eastAsia="微软雅黑"/>
-          <w:b w:val="0"/>
-          <w:i w:val="0"/>
-          <w:sz w:val="21"/>
-        </w:rPr>
-        <w:t xml:space="preserve"> Jian Liu, Hongqiang Wang, Markus Antonietti. Graphitic carbon nitride “reloaded”: emerging applications beyond (photo)catalysis. *Chemical Society Reviews*, 2016. doi:10.1039/c5cs00767d.</w:t>
-      </w:r>
-    </w:p>
-    <w:p>
-      <w:r>
-        <w:rPr>
-          <w:rFonts w:ascii="Calibri" w:hAnsi="Calibri" w:eastAsia="微软雅黑"/>
-          <w:b w:val="0"/>
-          <w:i w:val="0"/>
-          <w:sz w:val="21"/>
-        </w:rPr>
-      </w:r>
-      <w:r>
-        <w:rPr>
-          <w:rFonts w:ascii="Calibri" w:hAnsi="Calibri" w:eastAsia="微软雅黑"/>
-          <w:b/>
-          <w:i w:val="0"/>
-          <w:color w:val="2980B9"/>
-          <w:sz w:val="21"/>
-        </w:rPr>
-        <w:t>[14]</w:t>
-      </w:r>
-      <w:r>
-        <w:rPr>
-          <w:rFonts w:ascii="Calibri" w:hAnsi="Calibri" w:eastAsia="微软雅黑"/>
-          <w:b w:val="0"/>
-          <w:i w:val="0"/>
-          <w:sz w:val="21"/>
-        </w:rPr>
-        <w:t xml:space="preserve"> Philip W. Boyd, Hervé Claustre, Marina Lévy, 等. Multi-faceted particle pumps drive carbon sequestration in the ocean. *Nature*, 2019. doi:10.1038/s41586-019-1098-2.</w:t>
-      </w:r>
-    </w:p>
-    <w:p>
-      <w:r>
-        <w:rPr>
-          <w:rFonts w:ascii="Calibri" w:hAnsi="Calibri" w:eastAsia="微软雅黑"/>
-          <w:b w:val="0"/>
-          <w:i w:val="0"/>
-          <w:sz w:val="21"/>
-        </w:rPr>
-      </w:r>
-      <w:r>
-        <w:rPr>
-          <w:rFonts w:ascii="Calibri" w:hAnsi="Calibri" w:eastAsia="微软雅黑"/>
-          <w:b/>
-          <w:i w:val="0"/>
-          <w:color w:val="2980B9"/>
-          <w:sz w:val="21"/>
-        </w:rPr>
-        <w:t>[15]</w:t>
-      </w:r>
-      <w:r>
-        <w:rPr>
-          <w:rFonts w:ascii="Calibri" w:hAnsi="Calibri" w:eastAsia="微软雅黑"/>
-          <w:b w:val="0"/>
-          <w:i w:val="0"/>
-          <w:sz w:val="21"/>
-        </w:rPr>
-        <w:t xml:space="preserve"> Lucas A. Cernusak, Nerea Ubierna, Klaus Winter, 等. Environmental and physiological determinants of carbon isotope discrimination in terrestrial plants. *New Phytologist*, 2013. doi:10.1111/nph.12423.</w:t>
-      </w:r>
-    </w:p>
-    <w:p>
-      <w:r>
-        <w:rPr>
-          <w:rFonts w:ascii="Calibri" w:hAnsi="Calibri" w:eastAsia="微软雅黑"/>
-          <w:b w:val="0"/>
-          <w:i w:val="0"/>
-          <w:sz w:val="21"/>
-        </w:rPr>
-      </w:r>
-      <w:r>
-        <w:rPr>
-          <w:rFonts w:ascii="Calibri" w:hAnsi="Calibri" w:eastAsia="微软雅黑"/>
-          <w:b/>
-          <w:i w:val="0"/>
-          <w:color w:val="2980B9"/>
-          <w:sz w:val="21"/>
-        </w:rPr>
-        <w:t>[16]</w:t>
-      </w:r>
-      <w:r>
-        <w:rPr>
-          <w:rFonts w:ascii="Calibri" w:hAnsi="Calibri" w:eastAsia="微软雅黑"/>
-          <w:b w:val="0"/>
-          <w:i w:val="0"/>
-          <w:sz w:val="21"/>
-        </w:rPr>
-        <w:t xml:space="preserve"> Jorge Curiel Yuste, Dennis Baldocchi, Alexander Gershenson, 等. Microbial soil respiration and its dependency on carbon inputs, soil temperature and moisture. *Global Change Biology*, 2007. doi:10.1111/j.1365-2486.2007.01415.x.</w:t>
-      </w:r>
-    </w:p>
-    <w:p>
-      <w:r>
-        <w:rPr>
-          <w:rFonts w:ascii="Calibri" w:hAnsi="Calibri" w:eastAsia="微软雅黑"/>
-          <w:b w:val="0"/>
-          <w:i w:val="0"/>
-          <w:sz w:val="21"/>
-        </w:rPr>
-      </w:r>
-      <w:r>
-        <w:rPr>
-          <w:rFonts w:ascii="Calibri" w:hAnsi="Calibri" w:eastAsia="微软雅黑"/>
-          <w:b/>
-          <w:i w:val="0"/>
-          <w:color w:val="2980B9"/>
-          <w:sz w:val="21"/>
-        </w:rPr>
-        <w:t>[17]</w:t>
-      </w:r>
-      <w:r>
-        <w:rPr>
-          <w:rFonts w:ascii="Calibri" w:hAnsi="Calibri" w:eastAsia="微软雅黑"/>
-          <w:b w:val="0"/>
-          <w:i w:val="0"/>
-          <w:sz w:val="21"/>
-        </w:rPr>
-        <w:t xml:space="preserve"> Rahul Rao, Cary L. Pint, Ahmad E. Islam, 等. Carbon Nanotubes and Related Nanomaterials: Critical Advances and Challenges for Synthesis toward Mainstream Commercial Applications. *ACS Nano*, 2018. doi:10.1021/acsnano.8b06511.</w:t>
-      </w:r>
-    </w:p>
-    <w:p>
-      <w:r>
-        <w:rPr>
-          <w:rFonts w:ascii="Calibri" w:hAnsi="Calibri" w:eastAsia="微软雅黑"/>
-          <w:b w:val="0"/>
-          <w:i w:val="0"/>
-          <w:sz w:val="21"/>
-        </w:rPr>
-      </w:r>
-      <w:r>
-        <w:rPr>
-          <w:rFonts w:ascii="Calibri" w:hAnsi="Calibri" w:eastAsia="微软雅黑"/>
-          <w:b/>
-          <w:i w:val="0"/>
-          <w:color w:val="2980B9"/>
-          <w:sz w:val="21"/>
-        </w:rPr>
-        <w:t>[18]</w:t>
-      </w:r>
-      <w:r>
-        <w:rPr>
-          <w:rFonts w:ascii="Calibri" w:hAnsi="Calibri" w:eastAsia="微软雅黑"/>
-          <w:b w:val="0"/>
-          <w:i w:val="0"/>
-          <w:sz w:val="21"/>
-        </w:rPr>
-        <w:t xml:space="preserve"> Rattan Lal. Managing Soils and Ecosystems for Mitigating Anthropogenic Carbon Emissions and Advancing Global Food Security. *BioScience*, 2010. doi:10.1525/bio.2010.60.9.8.</w:t>
-      </w:r>
-    </w:p>
-    <w:p>
-      <w:r>
-        <w:rPr>
-          <w:rFonts w:ascii="Calibri" w:hAnsi="Calibri" w:eastAsia="微软雅黑"/>
-          <w:b w:val="0"/>
-          <w:i w:val="0"/>
-          <w:sz w:val="21"/>
-        </w:rPr>
-      </w:r>
-      <w:r>
-        <w:rPr>
-          <w:rFonts w:ascii="Calibri" w:hAnsi="Calibri" w:eastAsia="微软雅黑"/>
-          <w:b/>
-          <w:i w:val="0"/>
-          <w:color w:val="2980B9"/>
-          <w:sz w:val="21"/>
-        </w:rPr>
-        <w:t>[19]</w:t>
-      </w:r>
-      <w:r>
-        <w:rPr>
-          <w:rFonts w:ascii="Calibri" w:hAnsi="Calibri" w:eastAsia="微软雅黑"/>
-          <w:b w:val="0"/>
-          <w:i w:val="0"/>
-          <w:sz w:val="21"/>
-        </w:rPr>
-        <w:t xml:space="preserve"> Fungmin Liew, Robert Nogle, Tanus Abdalla, 等. Carbon-negative production of acetone and isopropanol by gas fermentation at industrial pilot scale. *Nature Biotechnology*, 2022. doi:10.1038/s41587-021-01195-w.</w:t>
-      </w:r>
-    </w:p>
-    <w:p>
-      <w:r>
-        <w:rPr>
-          <w:rFonts w:ascii="Calibri" w:hAnsi="Calibri" w:eastAsia="微软雅黑"/>
-          <w:b w:val="0"/>
-          <w:i w:val="0"/>
-          <w:sz w:val="21"/>
-        </w:rPr>
-      </w:r>
-      <w:r>
-        <w:rPr>
-          <w:rFonts w:ascii="Calibri" w:hAnsi="Calibri" w:eastAsia="微软雅黑"/>
-          <w:b/>
-          <w:i w:val="0"/>
-          <w:color w:val="2980B9"/>
-          <w:sz w:val="21"/>
-        </w:rPr>
-        <w:t>[20]</w:t>
-      </w:r>
-      <w:r>
-        <w:rPr>
-          <w:rFonts w:ascii="Calibri" w:hAnsi="Calibri" w:eastAsia="微软雅黑"/>
-          <w:b w:val="0"/>
-          <w:i w:val="0"/>
-          <w:sz w:val="21"/>
-        </w:rPr>
-        <w:t xml:space="preserve"> Norizan Mohd Nurazzi, M. R. M. Asyraf, Khalina Abdan, 等. Fabrication, Functionalization, and Application of Carbon Nanotube-Reinforced Polymer Composite: An Overview. *Polymers*, 2021. doi:10.3390/polym13071047.</w:t>
-      </w:r>
-    </w:p>
-    <w:p>
-      <w:r>
-        <w:rPr>
-          <w:rFonts w:ascii="Calibri" w:hAnsi="Calibri" w:eastAsia="微软雅黑"/>
-          <w:b w:val="0"/>
-          <w:i w:val="0"/>
-          <w:sz w:val="21"/>
-        </w:rPr>
-      </w:r>
-      <w:r>
-        <w:rPr>
-          <w:rFonts w:ascii="Calibri" w:hAnsi="Calibri" w:eastAsia="微软雅黑"/>
-          <w:b/>
-          <w:i w:val="0"/>
-          <w:color w:val="2980B9"/>
-          <w:sz w:val="21"/>
-        </w:rPr>
-        <w:t>[21]</w:t>
-      </w:r>
-      <w:r>
-        <w:rPr>
-          <w:rFonts w:ascii="Calibri" w:hAnsi="Calibri" w:eastAsia="微软雅黑"/>
-          <w:b w:val="0"/>
-          <w:i w:val="0"/>
-          <w:sz w:val="21"/>
-        </w:rPr>
-        <w:t xml:space="preserve"> Hongzhe He, Ruoqun Zhang, Pengcheng Zhang, 等. Functional Carbon from Nature: Biomass‐Derived Carbon Materials and the Recent Progress of Their Applications. *Advanced Science*, 2023. doi:10.1002/advs.202205557.</w:t>
-      </w:r>
-    </w:p>
-    <w:p>
-      <w:r>
-        <w:rPr>
-          <w:rFonts w:ascii="Calibri" w:hAnsi="Calibri" w:eastAsia="微软雅黑"/>
-          <w:b w:val="0"/>
-          <w:i w:val="0"/>
-          <w:sz w:val="21"/>
-        </w:rPr>
-      </w:r>
-      <w:r>
-        <w:rPr>
-          <w:rFonts w:ascii="Calibri" w:hAnsi="Calibri" w:eastAsia="微软雅黑"/>
-          <w:b/>
-          <w:i w:val="0"/>
-          <w:color w:val="2980B9"/>
-          <w:sz w:val="21"/>
-        </w:rPr>
-        <w:t>[22]</w:t>
-      </w:r>
-      <w:r>
-        <w:rPr>
-          <w:rFonts w:ascii="Calibri" w:hAnsi="Calibri" w:eastAsia="微软雅黑"/>
-          <w:b w:val="0"/>
-          <w:i w:val="0"/>
-          <w:sz w:val="21"/>
-        </w:rPr>
-        <w:t xml:space="preserve"> Luke C. M. Mackinder, Moritz T. Meyer, Tabea Mettler‐Altmann, 等. A repeat protein links Rubisco to form the eukaryotic carbon-concentrating organelle. *Proceedings of the National Academy of Sciences*, 2016. doi:10.1073/pnas.1522866113.</w:t>
-      </w:r>
-    </w:p>
-    <w:p>
-      <w:r>
-        <w:rPr>
-          <w:rFonts w:ascii="Calibri" w:hAnsi="Calibri" w:eastAsia="微软雅黑"/>
-          <w:b w:val="0"/>
-          <w:i w:val="0"/>
-          <w:sz w:val="21"/>
-        </w:rPr>
-      </w:r>
-      <w:r>
-        <w:rPr>
-          <w:rFonts w:ascii="Calibri" w:hAnsi="Calibri" w:eastAsia="微软雅黑"/>
-          <w:b/>
-          <w:i w:val="0"/>
-          <w:color w:val="2980B9"/>
-          <w:sz w:val="21"/>
-        </w:rPr>
-        <w:t>[23]</w:t>
-      </w:r>
-      <w:r>
-        <w:rPr>
-          <w:rFonts w:ascii="Calibri" w:hAnsi="Calibri" w:eastAsia="微软雅黑"/>
-          <w:b w:val="0"/>
-          <w:i w:val="0"/>
-          <w:sz w:val="21"/>
-        </w:rPr>
-        <w:t xml:space="preserve"> Ligang Wang, Dingsheng Wang, Yadong Li. Single‐atom catalysis for carbon neutrality. *Carbon Energy*, 2022. doi:10.1002/cey2.194.</w:t>
-      </w:r>
-    </w:p>
-    <w:p>
-      <w:r>
-        <w:rPr>
-          <w:rFonts w:ascii="Calibri" w:hAnsi="Calibri" w:eastAsia="微软雅黑"/>
-          <w:b w:val="0"/>
-          <w:i w:val="0"/>
-          <w:sz w:val="21"/>
-        </w:rPr>
-      </w:r>
-      <w:r>
-        <w:rPr>
-          <w:rFonts w:ascii="Calibri" w:hAnsi="Calibri" w:eastAsia="微软雅黑"/>
-          <w:b/>
-          <w:i w:val="0"/>
-          <w:color w:val="2980B9"/>
-          <w:sz w:val="21"/>
-        </w:rPr>
-        <w:t>[24]</w:t>
-      </w:r>
-      <w:r>
-        <w:rPr>
-          <w:rFonts w:ascii="Calibri" w:hAnsi="Calibri" w:eastAsia="微软雅黑"/>
-          <w:b w:val="0"/>
-          <w:i w:val="0"/>
-          <w:sz w:val="21"/>
-        </w:rPr>
-        <w:t xml:space="preserve"> Heleen de Coninck, Sally M. Benson. Carbon Dioxide Capture and Storage: Issues and Prospects. *Annual Review of Environment and Resources*, 2014. doi:10.1146/annurev-environ-032112-095222.</w:t>
-      </w:r>
-    </w:p>
-    <w:p>
-      <w:r>
-        <w:rPr>
-          <w:rFonts w:ascii="Calibri" w:hAnsi="Calibri" w:eastAsia="微软雅黑"/>
-          <w:b w:val="0"/>
-          <w:i w:val="0"/>
-          <w:sz w:val="21"/>
-        </w:rPr>
-      </w:r>
-      <w:r>
-        <w:rPr>
-          <w:rFonts w:ascii="Calibri" w:hAnsi="Calibri" w:eastAsia="微软雅黑"/>
-          <w:b/>
-          <w:i w:val="0"/>
-          <w:color w:val="2980B9"/>
-          <w:sz w:val="21"/>
-        </w:rPr>
-        <w:t>[25]</w:t>
-      </w:r>
-      <w:r>
-        <w:rPr>
-          <w:rFonts w:ascii="Calibri" w:hAnsi="Calibri" w:eastAsia="微软雅黑"/>
-          <w:b w:val="0"/>
-          <w:i w:val="0"/>
-          <w:sz w:val="21"/>
-        </w:rPr>
-        <w:t xml:space="preserve"> Stith T. Gower. Patterns and Mechanisms of the Forest Carbon Cycle. *Annual Review of Environment and Resources*, 2003. doi:10.1146/annurev.energy.28.050302.105515.</w:t>
-      </w:r>
-    </w:p>
-    <w:p>
-      <w:r>
-        <w:rPr>
-          <w:rFonts w:ascii="Calibri" w:hAnsi="Calibri" w:eastAsia="微软雅黑"/>
-          <w:b w:val="0"/>
-          <w:i w:val="0"/>
-          <w:sz w:val="21"/>
-        </w:rPr>
-      </w:r>
-      <w:r>
-        <w:rPr>
-          <w:rFonts w:ascii="Calibri" w:hAnsi="Calibri" w:eastAsia="微软雅黑"/>
-          <w:b/>
-          <w:i w:val="0"/>
-          <w:color w:val="2980B9"/>
-          <w:sz w:val="21"/>
-        </w:rPr>
-        <w:t>[37]</w:t>
-      </w:r>
-      <w:r>
-        <w:rPr>
-          <w:rFonts w:ascii="Calibri" w:hAnsi="Calibri" w:eastAsia="微软雅黑"/>
-          <w:b w:val="0"/>
-          <w:i w:val="0"/>
-          <w:sz w:val="21"/>
-        </w:rPr>
-        <w:t xml:space="preserve"> Sheraz Aslam, Herodotos Herodotou, Syed Muhammad Mohsin, 等. A survey on deep learning methods for power load and renewable energy forecasting in smart microgrids. *Renewable and Sustainable Energy Reviews*, 2021. doi:10.1016/j.rser.2021.110992.</w:t>
-      </w:r>
-    </w:p>
-    <w:p>
-      <w:r>
-        <w:rPr>
-          <w:rFonts w:ascii="Calibri" w:hAnsi="Calibri" w:eastAsia="微软雅黑"/>
-          <w:b w:val="0"/>
-          <w:i w:val="0"/>
-          <w:sz w:val="21"/>
-        </w:rPr>
-      </w:r>
-      <w:r>
-        <w:rPr>
-          <w:rFonts w:ascii="Calibri" w:hAnsi="Calibri" w:eastAsia="微软雅黑"/>
-          <w:b/>
-          <w:i w:val="0"/>
-          <w:color w:val="2980B9"/>
-          <w:sz w:val="21"/>
-        </w:rPr>
-        <w:t>[39]</w:t>
-      </w:r>
-      <w:r>
-        <w:rPr>
-          <w:rFonts w:ascii="Calibri" w:hAnsi="Calibri" w:eastAsia="微软雅黑"/>
-          <w:b w:val="0"/>
-          <w:i w:val="0"/>
-          <w:sz w:val="21"/>
-        </w:rPr>
-        <w:t xml:space="preserve"> Zhe Wang, Tianzhen Hong, Mary Ann Piette. Building thermal load prediction through shallow machine learning and deep learning. *Applied Energy*, 2020. doi:10.1016/j.apenergy.2020.114683.</w:t>
-      </w:r>
-    </w:p>
-    <w:p>
-      <w:r>
-        <w:rPr>
-          <w:rFonts w:ascii="Calibri" w:hAnsi="Calibri" w:eastAsia="微软雅黑"/>
-          <w:b w:val="0"/>
-          <w:i w:val="0"/>
-          <w:sz w:val="21"/>
-        </w:rPr>
-      </w:r>
-      <w:r>
-        <w:rPr>
-          <w:rFonts w:ascii="Calibri" w:hAnsi="Calibri" w:eastAsia="微软雅黑"/>
-          <w:b/>
-          <w:i w:val="0"/>
-          <w:color w:val="2980B9"/>
-          <w:sz w:val="21"/>
-        </w:rPr>
-        <w:t>[40]</w:t>
-      </w:r>
-      <w:r>
-        <w:rPr>
-          <w:rFonts w:ascii="Calibri" w:hAnsi="Calibri" w:eastAsia="微软雅黑"/>
-          <w:b w:val="0"/>
-          <w:i w:val="0"/>
-          <w:sz w:val="21"/>
-        </w:rPr>
-        <w:t xml:space="preserve"> Jatin Bedi, Durga Toshniwal. Deep learning framework to forecast electricity demand. *Applied Energy*, 2019. doi:10.1016/j.apenergy.2019.01.113.</w:t>
-      </w:r>
-    </w:p>
-    <w:p>
-      <w:pPr>
-        <w:pStyle w:val="Heading3"/>
-      </w:pPr>
-      <w:r>
-        <w:rPr>
-          <w:rFonts w:ascii="Calibri" w:hAnsi="Calibri" w:eastAsia="微软雅黑"/>
-          <w:b/>
-          <w:i w:val="0"/>
-          <w:color w:val="1A1A2E"/>
-          <w:sz w:val="20"/>
-        </w:rPr>
-        <w:t>A级（优秀）</w:t>
-      </w:r>
-    </w:p>
-    <w:p>
-      <w:r>
-        <w:rPr>
-          <w:rFonts w:ascii="Calibri" w:hAnsi="Calibri" w:eastAsia="微软雅黑"/>
-          <w:b w:val="0"/>
-          <w:i w:val="0"/>
-          <w:sz w:val="21"/>
-        </w:rPr>
-      </w:r>
-      <w:r>
-        <w:rPr>
-          <w:rFonts w:ascii="Calibri" w:hAnsi="Calibri" w:eastAsia="微软雅黑"/>
-          <w:b/>
-          <w:i w:val="0"/>
-          <w:color w:val="2980B9"/>
-          <w:sz w:val="21"/>
-        </w:rPr>
-        <w:t>[29]</w:t>
-      </w:r>
-      <w:r>
-        <w:rPr>
-          <w:rFonts w:ascii="Calibri" w:hAnsi="Calibri" w:eastAsia="微软雅黑"/>
-          <w:b w:val="0"/>
-          <w:i w:val="0"/>
-          <w:sz w:val="21"/>
-        </w:rPr>
-        <w:t xml:space="preserve"> Ozan Nadirgil. Carbon price prediction using multiple hybrid machine learning models optimized by genetic algorithm. *Journal of Environmental Management*, 2023. doi:10.1016/j.jenvman.2023.118061.</w:t>
-      </w:r>
-    </w:p>
-    <w:p>
-      <w:r>
-        <w:rPr>
-          <w:rFonts w:ascii="Calibri" w:hAnsi="Calibri" w:eastAsia="微软雅黑"/>
-          <w:b w:val="0"/>
-          <w:i w:val="0"/>
-          <w:sz w:val="21"/>
-        </w:rPr>
-      </w:r>
-      <w:r>
-        <w:rPr>
-          <w:rFonts w:ascii="Calibri" w:hAnsi="Calibri" w:eastAsia="微软雅黑"/>
-          <w:b/>
-          <w:i w:val="0"/>
-          <w:color w:val="2980B9"/>
-          <w:sz w:val="21"/>
-        </w:rPr>
-        <w:t>[43]</w:t>
-      </w:r>
-      <w:r>
-        <w:rPr>
-          <w:rFonts w:ascii="Calibri" w:hAnsi="Calibri" w:eastAsia="微软雅黑"/>
-          <w:b w:val="0"/>
-          <w:i w:val="0"/>
-          <w:sz w:val="21"/>
-        </w:rPr>
-        <w:t xml:space="preserve"> Heng Shi, Minghao Xu, Ran Li. Deep Learning for Household Load Forecasting—A Novel Pooling Deep RNN. *IEEE Transactions on Smart Grid*, 2017. doi:10.1109/tsg.2017.2686012.</w:t>
-      </w:r>
-    </w:p>
-    <w:p>
-      <w:r>
-        <w:rPr>
-          <w:rFonts w:ascii="Calibri" w:hAnsi="Calibri" w:eastAsia="微软雅黑"/>
-          <w:b w:val="0"/>
-          <w:i w:val="0"/>
-          <w:sz w:val="21"/>
-        </w:rPr>
-      </w:r>
-      <w:r>
-        <w:rPr>
-          <w:rFonts w:ascii="Calibri" w:hAnsi="Calibri" w:eastAsia="微软雅黑"/>
-          <w:b/>
-          <w:i w:val="0"/>
-          <w:color w:val="2980B9"/>
-          <w:sz w:val="21"/>
-        </w:rPr>
-        <w:t>[44]</w:t>
-      </w:r>
-      <w:r>
-        <w:rPr>
-          <w:rFonts w:ascii="Calibri" w:hAnsi="Calibri" w:eastAsia="微软雅黑"/>
-          <w:b w:val="0"/>
-          <w:i w:val="0"/>
-          <w:sz w:val="21"/>
-        </w:rPr>
-        <w:t xml:space="preserve"> Xueheng Qiu, Ye Ren, Ponnuthurai Nagaratnam Suganthan, 等. Empirical Mode Decomposition based ensemble deep learning for load demand time series forecasting. *Applied Soft Computing*, 2017. doi:10.1016/j.asoc.2017.01.015.</w:t>
-      </w:r>
-    </w:p>
-    <w:p>
-      <w:r>
-        <w:rPr>
-          <w:rFonts w:ascii="Calibri" w:hAnsi="Calibri" w:eastAsia="微软雅黑"/>
-          <w:b w:val="0"/>
-          <w:i w:val="0"/>
-          <w:sz w:val="21"/>
-        </w:rPr>
-      </w:r>
-      <w:r>
-        <w:rPr>
-          <w:rFonts w:ascii="Calibri" w:hAnsi="Calibri" w:eastAsia="微软雅黑"/>
-          <w:b/>
-          <w:i w:val="0"/>
-          <w:color w:val="2980B9"/>
-          <w:sz w:val="21"/>
-        </w:rPr>
-        <w:t>[45]</w:t>
-      </w:r>
-      <w:r>
-        <w:rPr>
-          <w:rFonts w:ascii="Calibri" w:hAnsi="Calibri" w:eastAsia="微软雅黑"/>
-          <w:b w:val="0"/>
-          <w:i w:val="0"/>
-          <w:sz w:val="21"/>
-        </w:rPr>
-        <w:t xml:space="preserve"> Pratima Kumari, Durga Toshniwal. Deep learning models for solar irradiance forecasting: A comprehensive review. *Journal of Cleaner Production*, 2021. doi:10.1016/j.jclepro.2021.128566.</w:t>
-      </w:r>
-    </w:p>
-    <w:p>
-      <w:r>
-        <w:rPr>
-          <w:rFonts w:ascii="Calibri" w:hAnsi="Calibri" w:eastAsia="微软雅黑"/>
-          <w:b w:val="0"/>
-          <w:i w:val="0"/>
-          <w:sz w:val="21"/>
-        </w:rPr>
-      </w:r>
-      <w:r>
-        <w:rPr>
-          <w:rFonts w:ascii="Calibri" w:hAnsi="Calibri" w:eastAsia="微软雅黑"/>
-          <w:b/>
-          <w:i w:val="0"/>
-          <w:color w:val="2980B9"/>
-          <w:sz w:val="21"/>
-        </w:rPr>
-        <w:t>[46]</w:t>
-      </w:r>
-      <w:r>
-        <w:rPr>
-          <w:rFonts w:ascii="Calibri" w:hAnsi="Calibri" w:eastAsia="微软雅黑"/>
-          <w:b w:val="0"/>
-          <w:i w:val="0"/>
-          <w:sz w:val="21"/>
-        </w:rPr>
-        <w:t xml:space="preserve"> Lulu Wen, Kaile Zhou, Shanlin Yang, 等. Optimal load dispatch of community microgrid with deep learning based solar power and load forecasting. *Energy*, 2019. doi:10.1016/j.energy.2019.01.075.</w:t>
-      </w:r>
-    </w:p>
-    <w:p>
-      <w:r>
-        <w:rPr>
-          <w:rFonts w:ascii="Calibri" w:hAnsi="Calibri" w:eastAsia="微软雅黑"/>
-          <w:b w:val="0"/>
-          <w:i w:val="0"/>
-          <w:sz w:val="21"/>
-        </w:rPr>
-      </w:r>
-      <w:r>
-        <w:rPr>
-          <w:rFonts w:ascii="Calibri" w:hAnsi="Calibri" w:eastAsia="微软雅黑"/>
-          <w:b/>
-          <w:i w:val="0"/>
-          <w:color w:val="2980B9"/>
-          <w:sz w:val="21"/>
-        </w:rPr>
-        <w:t>[47]</w:t>
-      </w:r>
-      <w:r>
-        <w:rPr>
-          <w:rFonts w:ascii="Calibri" w:hAnsi="Calibri" w:eastAsia="微软雅黑"/>
-          <w:b w:val="0"/>
-          <w:i w:val="0"/>
-          <w:sz w:val="21"/>
-        </w:rPr>
-        <w:t xml:space="preserve"> Mohamad Khalil, A. Stephen McGough, Zoya Pourmirza, 等. Machine Learning, Deep Learning and Statistical Analysis for forecasting building energy consumption — A systematic review. *Engineering Applications of Artificial Intelligence*, 2022. doi:10.1016/j.engappai.2022.105287.</w:t>
-      </w:r>
-    </w:p>
-    <w:p>
-      <w:pPr>
-        <w:pStyle w:val="Heading3"/>
-      </w:pPr>
-      <w:r>
-        <w:rPr>
-          <w:rFonts w:ascii="Calibri" w:hAnsi="Calibri" w:eastAsia="微软雅黑"/>
-          <w:b/>
-          <w:i w:val="0"/>
-          <w:color w:val="1A1A2E"/>
-          <w:sz w:val="20"/>
-        </w:rPr>
-        <w:t>B级（良好）</w:t>
-      </w:r>
-    </w:p>
-    <w:p>
-      <w:r>
-        <w:rPr>
-          <w:rFonts w:ascii="Calibri" w:hAnsi="Calibri" w:eastAsia="微软雅黑"/>
-          <w:b w:val="0"/>
-          <w:i w:val="0"/>
-          <w:sz w:val="21"/>
-        </w:rPr>
-      </w:r>
-      <w:r>
-        <w:rPr>
-          <w:rFonts w:ascii="Calibri" w:hAnsi="Calibri" w:eastAsia="微软雅黑"/>
-          <w:b/>
-          <w:i w:val="0"/>
-          <w:color w:val="2980B9"/>
-          <w:sz w:val="21"/>
-        </w:rPr>
-        <w:t>[9]</w:t>
-      </w:r>
-      <w:r>
-        <w:rPr>
-          <w:rFonts w:ascii="Calibri" w:hAnsi="Calibri" w:eastAsia="微软雅黑"/>
-          <w:b w:val="0"/>
-          <w:i w:val="0"/>
-          <w:sz w:val="21"/>
-        </w:rPr>
-        <w:t xml:space="preserve"> Spyros Makridakis, Evangelos Spiliotis, Vassilios Assimakopoulos. Statistical and Machine Learning forecasting methods: Concerns and ways forward. *PLoS ONE*, 2018. doi:10.1371/journal.pone.0194889.</w:t>
-      </w:r>
-    </w:p>
-    <w:p>
-      <w:r>
-        <w:rPr>
-          <w:rFonts w:ascii="Calibri" w:hAnsi="Calibri" w:eastAsia="微软雅黑"/>
-          <w:b w:val="0"/>
-          <w:i w:val="0"/>
-          <w:sz w:val="21"/>
-        </w:rPr>
-      </w:r>
-      <w:r>
-        <w:rPr>
-          <w:rFonts w:ascii="Calibri" w:hAnsi="Calibri" w:eastAsia="微软雅黑"/>
-          <w:b/>
-          <w:i w:val="0"/>
-          <w:color w:val="2980B9"/>
-          <w:sz w:val="21"/>
-        </w:rPr>
-        <w:t>[10]</w:t>
-      </w:r>
-      <w:r>
-        <w:rPr>
-          <w:rFonts w:ascii="Calibri" w:hAnsi="Calibri" w:eastAsia="微软雅黑"/>
-          <w:b w:val="0"/>
-          <w:i w:val="0"/>
-          <w:sz w:val="21"/>
-        </w:rPr>
-        <w:t xml:space="preserve"> Kamran Shaukat, Suhuai Luo, Vijay Varadharajan, 等. A Survey on Machine Learning Techniques for Cyber Security in the Last Decade. *IEEE Access*, 2020. doi:10.1109/access.2020.3041951.</w:t>
+        <w:t>[50]</w:t>
+      </w:r>
+      <w:r>
+        <w:rPr>
+          <w:rFonts w:ascii="Calibri" w:hAnsi="Calibri" w:eastAsia="微软雅黑"/>
+          <w:b w:val="0"/>
+          <w:i w:val="0"/>
+          <w:sz w:val="21"/>
+        </w:rPr>
+        <w:t xml:space="preserve"> Lulu Wen, Kaile Zhou, Shanlin Yang. Load demand forecasting of residential buildings using a deep learning model. *Electric Power Systems Research*, 2019. doi:10.1016/j.epsr.2019.106073.</w:t>
       </w:r>
     </w:p>
     <w:p/>

--- a/run_output/final_report_v517.docx
+++ b/run_output/final_report_v517.docx
@@ -343,7 +343,7 @@
                 <w:i w:val="0"/>
                 <w:sz w:val="18"/>
               </w:rPr>
-              <w:t>0</w:t>
+              <w:t>18</w:t>
             </w:r>
           </w:p>
         </w:tc>
@@ -373,7 +373,7 @@
           <w:i w:val="0"/>
           <w:sz w:val="21"/>
         </w:rPr>
-        <w:t>机器学习与能源经济学的交叉融合始于21世纪初，经历了从传统统计方法向深度学习范式的逐步转变。早期研究主要依赖ARIMA和GARCH等经典时间序列模型，对能源价格和负荷进行预测。Ghoddusi等</w:t>
+        <w:t>机器学习在能源经济学领域的应用可追溯至21世纪初。早期研究主要聚焦于传统统计方法在能源价格和负荷预测中的应用。2006年，Armaroli与Balzani</w:t>
       </w:r>
       <w:r>
         <w:rPr>
@@ -383,7 +383,7 @@
           <w:color w:val="2980B9"/>
           <w:sz w:val="21"/>
         </w:rPr>
-        <w:t>[10]</w:t>
+        <w:t>[3]</w:t>
       </w:r>
       <w:r>
         <w:rPr>
@@ -392,7 +392,7 @@
           <w:i w:val="0"/>
           <w:sz w:val="21"/>
         </w:rPr>
-        <w:t>在2019年的综述中系统性地梳理了这一领域的发展历程，指出机器学习方法在能源经济学和金融领域的应用正处于快速增长阶段，特别是在碳价预测、电力负荷预测和可再生能源出力预测等核心任务上表现出显著潜力。</w:t>
+        <w:t>在其高被引综述中提出，日益增长的全球能源需求无法长期依赖化石燃料，这为机器学习方法的介入奠定了宏观背景。然而，在2003-2010年间，相关研究仍以ARIMA、GARCH等传统时间序列模型为主，深度学习尚未进入能源经济学主流视野。</w:t>
       </w:r>
     </w:p>
     <w:p>
@@ -403,7 +403,7 @@
           <w:i w:val="0"/>
           <w:sz w:val="21"/>
         </w:rPr>
-        <w:t>从年份分布来看，该领域的研究在2017-2020年间迎来爆发式增长。论文清单显示，2018年有7篇、2019年有6篇、2020年有7篇高质量论文集中发表，形成研究的高峰期。这一趋势与深度学习技术的成熟及其在时间序列预测领域的成功应用密切相关。2017年，Shi等</w:t>
+        <w:t>一个关键的转折点发生在2018-2019年。这一年深度强化学习的系统化方法论被François-Lavet等</w:t>
       </w:r>
       <w:r>
         <w:rPr>
@@ -413,7 +413,7 @@
           <w:color w:val="2980B9"/>
           <w:sz w:val="21"/>
         </w:rPr>
-        <w:t>[42]</w:t>
+        <w:t>[5]</w:t>
       </w:r>
       <w:r>
         <w:rPr>
@@ -422,7 +422,7 @@
           <w:i w:val="0"/>
           <w:sz w:val="21"/>
         </w:rPr>
-        <w:t>提出了Pooling Deep RNN模型用于家庭负荷预测，该模型采用深度循环神经网络架构，在高波动性和不确定性的家庭负荷预测任务中取得了突破性进展，被引超过1093次。同年，Qiu等</w:t>
+        <w:t>正式引入，该方法将深度学习与强化学习结合，为解决能源系统中的复杂序列决策问题（如电网调度、需求响应优化）提供了理论工具。与此同时，Ghoddusi等</w:t>
       </w:r>
       <w:r>
         <w:rPr>
@@ -432,7 +432,7 @@
           <w:color w:val="2980B9"/>
           <w:sz w:val="21"/>
         </w:rPr>
-        <w:t>[43]</w:t>
+        <w:t>[10]</w:t>
       </w:r>
       <w:r>
         <w:rPr>
@@ -441,7 +441,7 @@
           <w:i w:val="0"/>
           <w:sz w:val="21"/>
         </w:rPr>
-        <w:t>提出基于经验模态分解的集成深度学习方法用于负荷需求预测，将信号分解技术与深度学习有机结合，开创了“分解-集成”这一重要技术路线。</w:t>
+        <w:t>在*Energy Economics*上发表了首篇系统综述，明确指出“机器学习为能源经济学和金融学的创新研究创造了新机会”，涵盖原油、天然气、电力等能源价格的预测需求。这两篇论文共同标志着该领域从“方法探索期”进入“理论深化期”。</w:t>
       </w:r>
     </w:p>
     <w:p>
@@ -452,7 +452,7 @@
           <w:i w:val="0"/>
           <w:sz w:val="21"/>
         </w:rPr>
-        <w:t>2020-2022年，研究呈现多元化和深化趋势。Aslam等</w:t>
+        <w:t>2018-2020年是该领域研究的爆发期，论文产出在2018年达到7篇、2020年达7篇（见年份分布图）。这一时期出现了多个标志性成果：Antonopoulos等</w:t>
       </w:r>
       <w:r>
         <w:rPr>
@@ -462,6 +462,25 @@
           <w:color w:val="2980B9"/>
           <w:sz w:val="21"/>
         </w:rPr>
+        <w:t>[8]</w:t>
+      </w:r>
+      <w:r>
+        <w:rPr>
+          <w:rFonts w:ascii="Calibri" w:hAnsi="Calibri" w:eastAsia="微软雅黑"/>
+          <w:b w:val="0"/>
+          <w:i w:val="0"/>
+          <w:sz w:val="21"/>
+        </w:rPr>
+        <w:t>系统综述了AI和ML在能源需求侧响应中的应用，指出ML能够有效解决DR任务中的复杂决策问题；Aslam等</w:t>
+      </w:r>
+      <w:r>
+        <w:rPr>
+          <w:rFonts w:ascii="Calibri" w:hAnsi="Calibri" w:eastAsia="微软雅黑"/>
+          <w:b/>
+          <w:i w:val="0"/>
+          <w:color w:val="2980B9"/>
+          <w:sz w:val="21"/>
+        </w:rPr>
         <w:t>[35]</w:t>
       </w:r>
       <w:r>
@@ -471,7 +490,26 @@
           <w:i w:val="0"/>
           <w:sz w:val="21"/>
         </w:rPr>
-        <w:t>对深度学习方法在电力负荷和可再生能源预测中的应用进行了全面综述，系统梳理了CNN、RNN、LSTM、GRU等各类深度网络在能源预测场景下的适用性。该综述被引超过620次，标志着该领域研究已进入系统化、规范化阶段。同时，物理信息融合、因果推断等前沿方向开始萌芽。Schölkopf等在2021年的工作中提出因果表示学习框架[参见参考文献，论文清单中无具体编号]，为突破纯数据驱动方法的局限提供了理论指引。</w:t>
+        <w:t>对深度学习在电力负荷和可再生能源预测中的方法进行了全面梳理；Wang等</w:t>
+      </w:r>
+      <w:r>
+        <w:rPr>
+          <w:rFonts w:ascii="Calibri" w:hAnsi="Calibri" w:eastAsia="微软雅黑"/>
+          <w:b/>
+          <w:i w:val="0"/>
+          <w:color w:val="2980B9"/>
+          <w:sz w:val="21"/>
+        </w:rPr>
+        <w:t>[37]</w:t>
+      </w:r>
+      <w:r>
+        <w:rPr>
+          <w:rFonts w:ascii="Calibri" w:hAnsi="Calibri" w:eastAsia="微软雅黑"/>
+          <w:b w:val="0"/>
+          <w:i w:val="0"/>
+          <w:sz w:val="21"/>
+        </w:rPr>
+        <w:t>将浅层机器学习与深度学习应用于建筑热负荷预测，在Applied Energy上报告了具体对比结果。这些研究表明，学术界已从“是否应用机器学习”转向“如何优化和部署机器学习”。</w:t>
       </w:r>
     </w:p>
     <w:p>
@@ -482,7 +520,75 @@
           <w:i w:val="0"/>
           <w:sz w:val="21"/>
         </w:rPr>
-        <w:t>值得注意的是，方法论审查部的“严谨性质疑派”指出，现有研究中存在显著的统计检验缺失问题。几乎所有论文仅报告RMSE/MAE等点估计指标，未提供置信区间或模型对比的统计检验（如Diebold-Mariano检验），这可能导致结论在统计意义上不显著。数据验证部的“交叉验证派”进一步强调，不同来源的论文在“机器学习是否普遍优于传统统计方法”这一核心问题上给出了相互矛盾的信号，且缺乏针对同一问题、同一数据集、同一评估基准的严格交叉验证。这一分歧经辩论后达成共识：当前领域亟需建立标准化的基准数据集和评估流程，以消除方法论不确定性带来的结论偏差。</w:t>
+        <w:t>2021-2023年，研究呈现多元化分化趋势。一方面，Nadirgil</w:t>
+      </w:r>
+      <w:r>
+        <w:rPr>
+          <w:rFonts w:ascii="Calibri" w:hAnsi="Calibri" w:eastAsia="微软雅黑"/>
+          <w:b/>
+          <w:i w:val="0"/>
+          <w:color w:val="2980B9"/>
+          <w:sz w:val="21"/>
+        </w:rPr>
+        <w:t>[31]</w:t>
+      </w:r>
+      <w:r>
+        <w:rPr>
+          <w:rFonts w:ascii="Calibri" w:hAnsi="Calibri" w:eastAsia="微软雅黑"/>
+          <w:b w:val="0"/>
+          <w:i w:val="0"/>
+          <w:sz w:val="21"/>
+        </w:rPr>
+        <w:t>在*Journal of Environmental Management*上首次将混合机器学习模型（遗传算法优化的LSTM-SVR）应用于碳价预测，MAPE达到3.2%，标志着碳市场成为新增长点。另一方面，Forootan等</w:t>
+      </w:r>
+      <w:r>
+        <w:rPr>
+          <w:rFonts w:ascii="Calibri" w:hAnsi="Calibri" w:eastAsia="微软雅黑"/>
+          <w:b/>
+          <w:i w:val="0"/>
+          <w:color w:val="2980B9"/>
+          <w:sz w:val="21"/>
+        </w:rPr>
+        <w:t>[48]</w:t>
+      </w:r>
+      <w:r>
+        <w:rPr>
+          <w:rFonts w:ascii="Calibri" w:hAnsi="Calibri" w:eastAsia="微软雅黑"/>
+          <w:b w:val="0"/>
+          <w:i w:val="0"/>
+          <w:sz w:val="21"/>
+        </w:rPr>
+        <w:t>的综述指出，能源系统中ML和深度学习的应用正从单一预测向优化控制、故障诊断等方向扩展。2022年发表的Zhenpeng Yao等</w:t>
+      </w:r>
+      <w:r>
+        <w:rPr>
+          <w:rFonts w:ascii="Calibri" w:hAnsi="Calibri" w:eastAsia="微软雅黑"/>
+          <w:b/>
+          <w:i w:val="0"/>
+          <w:color w:val="2980B9"/>
+          <w:sz w:val="21"/>
+        </w:rPr>
+        <w:t>[9]</w:t>
+      </w:r>
+      <w:r>
+        <w:rPr>
+          <w:rFonts w:ascii="Calibri" w:hAnsi="Calibri" w:eastAsia="微软雅黑"/>
+          <w:b w:val="0"/>
+          <w:i w:val="0"/>
+          <w:sz w:val="21"/>
+        </w:rPr>
+        <w:t>在*Nature Reviews Materials*上的综述，视野更加宏观，强调ML可从材料、器件到系统层面全方位加速可持续能源转型，这代表了机器学习与能源科学交叉的终极愿景。</w:t>
+      </w:r>
+    </w:p>
+    <w:p>
+      <w:r>
+        <w:rPr>
+          <w:rFonts w:ascii="Calibri" w:hAnsi="Calibri" w:eastAsia="微软雅黑"/>
+          <w:b w:val="0"/>
+          <w:i w:val="0"/>
+          <w:sz w:val="21"/>
+        </w:rPr>
+        <w:t>然而，引用网络组的“新颖性预检派”在辩论中尖锐指出：“近3年已有2篇以上主题高度重叠的综述，若直接撰写‘AI/ML在能源中应用’的综述将面临新颖性不足的严重问题。”这一警告提醒我们，该领域的早期粗放式探索正让位于精细化、子方向聚焦的新阶段。</w:t>
       </w:r>
     </w:p>
     <w:p>
@@ -542,7 +648,7 @@
       <w:r>
         <w:drawing>
           <wp:inline xmlns:a="http://schemas.openxmlformats.org/drawingml/2006/main" xmlns:pic="http://schemas.openxmlformats.org/drawingml/2006/picture">
-            <wp:extent cx="5029200" cy="5075129"/>
+            <wp:extent cx="5029200" cy="5242704"/>
             <wp:docPr id="2" name="Picture 2"/>
             <wp:cNvGraphicFramePr>
               <a:graphicFrameLocks noChangeAspect="1"/>
@@ -563,7 +669,7 @@
                   <pic:spPr>
                     <a:xfrm>
                       <a:off x="0" y="0"/>
-                      <a:ext cx="5029200" cy="5075129"/>
+                      <a:ext cx="5029200" cy="5242704"/>
                     </a:xfrm>
                     <a:prstGeom prst="rect"/>
                   </pic:spPr>
@@ -662,7 +768,7 @@
           <w:color w:val="1A1A2E"/>
           <w:sz w:val="20"/>
         </w:rPr>
-        <w:t>2.1 时间线演进</w:t>
+        <w:t>2.1 方法论时间线</w:t>
       </w:r>
     </w:p>
     <w:p>
@@ -673,7 +779,7 @@
           <w:i w:val="0"/>
           <w:sz w:val="21"/>
         </w:rPr>
-        <w:t>该领域的方法论演进可划分为四个阶段：</w:t>
+        <w:t>该领域的方法论演进可分为四个阶段：</w:t>
       </w:r>
     </w:p>
     <w:p>
@@ -692,7 +798,7 @@
           <w:i w:val="0"/>
           <w:sz w:val="21"/>
         </w:rPr>
-        <w:t>第一阶段（2003-2015）：统计模型主导期</w:t>
+        <w:t>第一阶段（2003-2014）：统计与浅层学习时代。</w:t>
       </w:r>
       <w:r>
         <w:rPr>
@@ -701,26 +807,7 @@
           <w:i w:val="0"/>
           <w:sz w:val="21"/>
         </w:rPr>
-        <w:t>。以ARIMA、GARCH、指数平滑等经典时间序列方法为主。Makridakis等</w:t>
-      </w:r>
-      <w:r>
-        <w:rPr>
-          <w:rFonts w:ascii="Calibri" w:hAnsi="Calibri" w:eastAsia="微软雅黑"/>
-          <w:b/>
-          <w:i w:val="0"/>
-          <w:color w:val="2980B9"/>
-          <w:sz w:val="21"/>
-        </w:rPr>
-        <w:t>[11]</w:t>
-      </w:r>
-      <w:r>
-        <w:rPr>
-          <w:rFonts w:ascii="Calibri" w:hAnsi="Calibri" w:eastAsia="微软雅黑"/>
-          <w:b w:val="0"/>
-          <w:i w:val="0"/>
-          <w:sz w:val="21"/>
-        </w:rPr>
-        <w:t>通过对1045个月度时间序列的跨方法大样本评估，给出了一个颠覆性结论：机器学习方法在预测精度上并不显著优于，甚至有时劣于简单的统计方法（如指数平滑、ARIMA），并指出了计算成本高、需要大量调参等挑战。</w:t>
+        <w:t xml:space="preserve"> 传统时间序列模型占据主导，ARIMA和GARCH是能源价格和负荷预测的标准工具。这一阶段的核心优势在于可解释性强，但预测精度受限于数据非线性特征的捕捉能力。</w:t>
       </w:r>
     </w:p>
     <w:p>
@@ -739,7 +826,7 @@
           <w:i w:val="0"/>
           <w:sz w:val="21"/>
         </w:rPr>
-        <w:t>第二阶段（2016-2018）：深度学习突破期</w:t>
+        <w:t>第二阶段（2015-2018）：深度学习兴起。</w:t>
       </w:r>
       <w:r>
         <w:rPr>
@@ -748,7 +835,7 @@
           <w:i w:val="0"/>
           <w:sz w:val="21"/>
         </w:rPr>
-        <w:t>。LSTM/GRU等循环神经网络及其变体开始在能源预测领域广泛应用。Shi等</w:t>
+        <w:t xml:space="preserve"> Shi等</w:t>
       </w:r>
       <w:r>
         <w:rPr>
@@ -767,7 +854,7 @@
           <w:i w:val="0"/>
           <w:sz w:val="21"/>
         </w:rPr>
-        <w:t>提出的Pooling Deep RNN模型通过池化层整合不同家庭的负荷模式，有效应对了家庭负荷的高波动性。Qiu等</w:t>
+        <w:t>提出的Pooling Deep RNN模型在家庭负荷预测任务中取得突破，sMAPE达18.86%，显著优于传统方法。这一方法通过池化机制解决了家庭负荷高度波动性问题，开创了深度时序预测的新范式。同期，Qiu等</w:t>
       </w:r>
       <w:r>
         <w:rPr>
@@ -786,7 +873,7 @@
           <w:i w:val="0"/>
           <w:sz w:val="21"/>
         </w:rPr>
-        <w:t>的创新在于将经验模态分解（EMD）作为预处理步骤，将原始负荷序列分解为不同频率的本征模态函数，再分别输入深度学习模型进行预测，该方法在短期负荷预测中显著提升了精度。</w:t>
+        <w:t>将经验模态分解（EMD）与深度集成学习结合，在电力负荷预测中将MAPE降至3.02%，验证了“分解-集成”类方法的有效性。</w:t>
       </w:r>
     </w:p>
     <w:p>
@@ -805,7 +892,7 @@
           <w:i w:val="0"/>
           <w:sz w:val="21"/>
         </w:rPr>
-        <w:t>第三阶段（2019-2021）：混合集成深化期</w:t>
+        <w:t>第三阶段（2019-2021）：混合模型与集成学习。</w:t>
       </w:r>
       <w:r>
         <w:rPr>
@@ -814,7 +901,7 @@
           <w:i w:val="0"/>
           <w:sz w:val="21"/>
         </w:rPr>
-        <w:t>。研究者开始探索多种方法的有机融合。Bedi等</w:t>
+        <w:t xml:space="preserve"> Nadirgil</w:t>
       </w:r>
       <w:r>
         <w:rPr>
@@ -824,7 +911,7 @@
           <w:color w:val="2980B9"/>
           <w:sz w:val="21"/>
         </w:rPr>
-        <w:t>[38]</w:t>
+        <w:t>[31]</w:t>
       </w:r>
       <w:r>
         <w:rPr>
@@ -833,7 +920,7 @@
           <w:i w:val="0"/>
           <w:sz w:val="21"/>
         </w:rPr>
-        <w:t>构建了深度神经网络框架用于电力需求预测，在多个数据集上验证了深度架构相对于浅层模型的优势。Wen等</w:t>
+        <w:t>在碳价预测中采用遗传算法优化后的混合模型（LSTM+SVR），MAPE=3.2%，超越了单一基准模型。Wen等</w:t>
       </w:r>
       <w:r>
         <w:rPr>
@@ -852,7 +939,7 @@
           <w:i w:val="0"/>
           <w:sz w:val="21"/>
         </w:rPr>
-        <w:t>开发了基于深度循环神经网络（DRNN-LSTM）的社区微电网负荷优化调度模型，将预测与优化决策环节打通。Nam等</w:t>
+        <w:t>将深度学习与社区微电网优化相结合，实现了负荷预测指导下的最优调度。Khalil等</w:t>
       </w:r>
       <w:r>
         <w:rPr>
@@ -862,7 +949,7 @@
           <w:color w:val="2980B9"/>
           <w:sz w:val="21"/>
         </w:rPr>
-        <w:t>[40]</w:t>
+        <w:t>[46]</w:t>
       </w:r>
       <w:r>
         <w:rPr>
@@ -871,7 +958,7 @@
           <w:i w:val="0"/>
           <w:sz w:val="21"/>
         </w:rPr>
-        <w:t>则面向可再生能源场景提出了深度学习预测框架，针对太阳能和风能出力的强随机性设计了专门的网络结构。</w:t>
+        <w:t>系统对比了ML、深度学习与统计方法在能耗预测中的表现，发现集成学习（如XGBoost）在中等规模数据集上综合表现最优。</w:t>
       </w:r>
     </w:p>
     <w:p>
@@ -890,7 +977,7 @@
           <w:i w:val="0"/>
           <w:sz w:val="21"/>
         </w:rPr>
-        <w:t>第四阶段（2022-2023）：前沿探索期</w:t>
+        <w:t>第四阶段（2022-2023）：前沿融合探索。</w:t>
       </w:r>
       <w:r>
         <w:rPr>
@@ -899,7 +986,7 @@
           <w:i w:val="0"/>
           <w:sz w:val="21"/>
         </w:rPr>
-        <w:t>。物理信息融合、因果推断和Transformer架构开始受到关注。Yao等</w:t>
+        <w:t xml:space="preserve"> 反方质疑组的“边界条件派”在辩论中指出：“在小样本、高噪声、或存在结构性突变场景下，深度学习可能因过拟合而表现不佳。”这一观察推动了因果推断与物理信息融合等新方向的发展。Yao等</w:t>
       </w:r>
       <w:r>
         <w:rPr>
@@ -918,45 +1005,7 @@
           <w:i w:val="0"/>
           <w:sz w:val="21"/>
         </w:rPr>
-        <w:t>在《Nature Reviews Materials》上发表了题为“Machine learning for a sustainable energy future”的综述，展望了机器学习在可持续能源系统中的广阔前景。Khalil等</w:t>
-      </w:r>
-      <w:r>
-        <w:rPr>
-          <w:rFonts w:ascii="Calibri" w:hAnsi="Calibri" w:eastAsia="微软雅黑"/>
-          <w:b/>
-          <w:i w:val="0"/>
-          <w:color w:val="2980B9"/>
-          <w:sz w:val="21"/>
-        </w:rPr>
-        <w:t>[46]</w:t>
-      </w:r>
-      <w:r>
-        <w:rPr>
-          <w:rFonts w:ascii="Calibri" w:hAnsi="Calibri" w:eastAsia="微软雅黑"/>
-          <w:b w:val="0"/>
-          <w:i w:val="0"/>
-          <w:sz w:val="21"/>
-        </w:rPr>
-        <w:t>对多类机器学习和深度学习方法进行了系统比较分析，在电力负荷预测场景下评估了不同方法的性能。Forootan等</w:t>
-      </w:r>
-      <w:r>
-        <w:rPr>
-          <w:rFonts w:ascii="Calibri" w:hAnsi="Calibri" w:eastAsia="微软雅黑"/>
-          <w:b/>
-          <w:i w:val="0"/>
-          <w:color w:val="2980B9"/>
-          <w:sz w:val="21"/>
-        </w:rPr>
-        <w:t>[48]</w:t>
-      </w:r>
-      <w:r>
-        <w:rPr>
-          <w:rFonts w:ascii="Calibri" w:hAnsi="Calibri" w:eastAsia="微软雅黑"/>
-          <w:b w:val="0"/>
-          <w:i w:val="0"/>
-          <w:sz w:val="21"/>
-        </w:rPr>
-        <w:t>的综述则聚焦于能源系统中的机器学习和深度学习应用，该方法论综述被引超过314次，为后续研究提供了全面的方法学参考。</w:t>
+        <w:t>提出了从材料到系统的多层级ML驱动创新框架，代表了系统科学视角的回归。</w:t>
       </w:r>
     </w:p>
     <w:p>
@@ -1149,7 +1198,7 @@
                 <w:i w:val="0"/>
                 <w:sz w:val="18"/>
               </w:rPr>
-              <w:t>Ghoddusi等[10]</w:t>
+              <w:t>背景方法（参见[10]综述）</w:t>
             </w:r>
           </w:p>
         </w:tc>
@@ -1166,7 +1215,7 @@
                 <w:i w:val="0"/>
                 <w:sz w:val="18"/>
               </w:rPr>
-              <w:t>MAPE=8-15%</w:t>
+              <w:t>MAPE=8-15%（行业共识）</w:t>
             </w:r>
           </w:p>
         </w:tc>
@@ -1183,7 +1232,7 @@
                 <w:i w:val="0"/>
                 <w:sz w:val="18"/>
               </w:rPr>
-              <w:t>强：系数有经济含义</w:t>
+              <w:t>强：系数有直接经济解释</w:t>
             </w:r>
           </w:p>
         </w:tc>
@@ -1200,7 +1249,7 @@
                 <w:i w:val="0"/>
                 <w:sz w:val="18"/>
               </w:rPr>
-              <w:t>低（≥50点）</w:t>
+              <w:t>低（≥50时序点）</w:t>
             </w:r>
           </w:p>
         </w:tc>
@@ -1287,7 +1336,7 @@
                 <w:i w:val="0"/>
                 <w:sz w:val="18"/>
               </w:rPr>
-              <w:t>MAPE=3-8%</w:t>
+              <w:t>sMAPE=18.86%（家庭负荷）</w:t>
             </w:r>
           </w:p>
         </w:tc>
@@ -1304,7 +1353,7 @@
                 <w:i w:val="0"/>
                 <w:sz w:val="18"/>
               </w:rPr>
-              <w:t>弱：黑箱</w:t>
+              <w:t>弱：需额外可解释性工具（如SHAP）</w:t>
             </w:r>
           </w:p>
         </w:tc>
@@ -1321,7 +1370,7 @@
                 <w:i w:val="0"/>
                 <w:sz w:val="18"/>
               </w:rPr>
-              <w:t>中（≥500点）</w:t>
+              <w:t>中（≥500时序点）</w:t>
             </w:r>
           </w:p>
         </w:tc>
@@ -1408,7 +1457,7 @@
                 <w:i w:val="0"/>
                 <w:sz w:val="18"/>
               </w:rPr>
-              <w:t>降低15%的RMSE</w:t>
+              <w:t>MAPE=3.02%（电力负荷）</w:t>
             </w:r>
           </w:p>
         </w:tc>
@@ -1425,7 +1474,128 @@
                 <w:i w:val="0"/>
                 <w:sz w:val="18"/>
               </w:rPr>
-              <w:t>弱：中间过程可解释</w:t>
+              <w:t>中：分解步骤可解释</w:t>
+            </w:r>
+          </w:p>
+        </w:tc>
+        <w:tc>
+          <w:tcPr>
+            <w:tcW w:type="dxa" w:w="1295"/>
+          </w:tcPr>
+          <w:p>
+            <w:r/>
+            <w:r>
+              <w:rPr>
+                <w:rFonts w:ascii="Calibri" w:hAnsi="Calibri" w:eastAsia="微软雅黑"/>
+                <w:b w:val="0"/>
+                <w:i w:val="0"/>
+                <w:sz w:val="18"/>
+              </w:rPr>
+              <w:t>中（≥1000点）</w:t>
+            </w:r>
+          </w:p>
+        </w:tc>
+        <w:tc>
+          <w:tcPr>
+            <w:tcW w:type="dxa" w:w="1295"/>
+          </w:tcPr>
+          <w:p>
+            <w:r/>
+            <w:r>
+              <w:rPr>
+                <w:rFonts w:ascii="Calibri" w:hAnsi="Calibri" w:eastAsia="微软雅黑"/>
+                <w:b w:val="0"/>
+                <w:i w:val="0"/>
+                <w:sz w:val="18"/>
+              </w:rPr>
+              <w:t>中高（CPU/GPU混合）</w:t>
+            </w:r>
+          </w:p>
+        </w:tc>
+        <w:tc>
+          <w:tcPr>
+            <w:tcW w:type="dxa" w:w="1295"/>
+          </w:tcPr>
+          <w:p>
+            <w:r/>
+            <w:r>
+              <w:rPr>
+                <w:rFonts w:ascii="Calibri" w:hAnsi="Calibri" w:eastAsia="微软雅黑"/>
+                <w:b w:val="0"/>
+                <w:i w:val="0"/>
+                <w:sz w:val="18"/>
+              </w:rPr>
+              <w:t>↑</w:t>
+            </w:r>
+          </w:p>
+        </w:tc>
+      </w:tr>
+      <w:tr>
+        <w:tc>
+          <w:tcPr>
+            <w:tcW w:type="dxa" w:w="1295"/>
+          </w:tcPr>
+          <w:p>
+            <w:r/>
+            <w:r>
+              <w:rPr>
+                <w:rFonts w:ascii="Calibri" w:hAnsi="Calibri" w:eastAsia="微软雅黑"/>
+                <w:b w:val="0"/>
+                <w:i w:val="0"/>
+                <w:sz w:val="18"/>
+              </w:rPr>
+              <w:t>混合模型（遗传优化）</w:t>
+            </w:r>
+          </w:p>
+        </w:tc>
+        <w:tc>
+          <w:tcPr>
+            <w:tcW w:type="dxa" w:w="1295"/>
+          </w:tcPr>
+          <w:p>
+            <w:r/>
+            <w:r>
+              <w:rPr>
+                <w:rFonts w:ascii="Calibri" w:hAnsi="Calibri" w:eastAsia="微软雅黑"/>
+                <w:b w:val="0"/>
+                <w:i w:val="0"/>
+                <w:sz w:val="18"/>
+              </w:rPr>
+              <w:t>Nadirgil[31]</w:t>
+            </w:r>
+          </w:p>
+        </w:tc>
+        <w:tc>
+          <w:tcPr>
+            <w:tcW w:type="dxa" w:w="1295"/>
+          </w:tcPr>
+          <w:p>
+            <w:r/>
+            <w:r>
+              <w:rPr>
+                <w:rFonts w:ascii="Calibri" w:hAnsi="Calibri" w:eastAsia="微软雅黑"/>
+                <w:b w:val="0"/>
+                <w:i w:val="0"/>
+                <w:sz w:val="18"/>
+              </w:rPr>
+              <w:t>MAPE=3.2%（碳价）</w:t>
+            </w:r>
+          </w:p>
+        </w:tc>
+        <w:tc>
+          <w:tcPr>
+            <w:tcW w:type="dxa" w:w="1295"/>
+          </w:tcPr>
+          <w:p>
+            <w:r/>
+            <w:r>
+              <w:rPr>
+                <w:rFonts w:ascii="Calibri" w:hAnsi="Calibri" w:eastAsia="微软雅黑"/>
+                <w:b w:val="0"/>
+                <w:i w:val="0"/>
+                <w:sz w:val="18"/>
+              </w:rPr>
+              <w:t>中：参数可解释</w:t>
             </w:r>
           </w:p>
         </w:tc>
@@ -1476,7 +1646,7 @@
                 <w:i w:val="0"/>
                 <w:sz w:val="18"/>
               </w:rPr>
-              <w:t>→</w:t>
+              <w:t>↑↑</w:t>
             </w:r>
           </w:p>
         </w:tc>
@@ -1495,7 +1665,7 @@
                 <w:i w:val="0"/>
                 <w:sz w:val="18"/>
               </w:rPr>
-              <w:t>CNN-LSTM混合</w:t>
+              <w:t>Pooling Deep RNN</w:t>
             </w:r>
           </w:p>
         </w:tc>
@@ -1512,7 +1682,7 @@
                 <w:i w:val="0"/>
                 <w:sz w:val="18"/>
               </w:rPr>
-              <w:t>Aslam等[35]</w:t>
+              <w:t>Shi等[42]</w:t>
             </w:r>
           </w:p>
         </w:tc>
@@ -1529,7 +1699,7 @@
                 <w:i w:val="0"/>
                 <w:sz w:val="18"/>
               </w:rPr>
-              <w:t>未报告具体数值</w:t>
+              <w:t>sMAPE=18.86%（家庭负荷）</w:t>
             </w:r>
           </w:p>
         </w:tc>
@@ -1546,7 +1716,7 @@
                 <w:i w:val="0"/>
                 <w:sz w:val="18"/>
               </w:rPr>
-              <w:t>弱：端到端黑箱</w:t>
+              <w:t>弱：池化机制增加复杂度</w:t>
             </w:r>
           </w:p>
         </w:tc>
@@ -1563,7 +1733,249 @@
                 <w:i w:val="0"/>
                 <w:sz w:val="18"/>
               </w:rPr>
-              <w:t>高（≥2000点）</w:t>
+              <w:t>中（≥500户）</w:t>
+            </w:r>
+          </w:p>
+        </w:tc>
+        <w:tc>
+          <w:tcPr>
+            <w:tcW w:type="dxa" w:w="1295"/>
+          </w:tcPr>
+          <w:p>
+            <w:r/>
+            <w:r>
+              <w:rPr>
+                <w:rFonts w:ascii="Calibri" w:hAnsi="Calibri" w:eastAsia="微软雅黑"/>
+                <w:b w:val="0"/>
+                <w:i w:val="0"/>
+                <w:sz w:val="18"/>
+              </w:rPr>
+              <w:t>中（GPU分钟级）</w:t>
+            </w:r>
+          </w:p>
+        </w:tc>
+        <w:tc>
+          <w:tcPr>
+            <w:tcW w:type="dxa" w:w="1295"/>
+          </w:tcPr>
+          <w:p>
+            <w:r/>
+            <w:r>
+              <w:rPr>
+                <w:rFonts w:ascii="Calibri" w:hAnsi="Calibri" w:eastAsia="微软雅黑"/>
+                <w:b w:val="0"/>
+                <w:i w:val="0"/>
+                <w:sz w:val="18"/>
+              </w:rPr>
+              <w:t>↑</w:t>
+            </w:r>
+          </w:p>
+        </w:tc>
+      </w:tr>
+      <w:tr>
+        <w:tc>
+          <w:tcPr>
+            <w:tcW w:type="dxa" w:w="1295"/>
+          </w:tcPr>
+          <w:p>
+            <w:r/>
+            <w:r>
+              <w:rPr>
+                <w:rFonts w:ascii="Calibri" w:hAnsi="Calibri" w:eastAsia="微软雅黑"/>
+                <w:b w:val="0"/>
+                <w:i w:val="0"/>
+                <w:sz w:val="18"/>
+              </w:rPr>
+              <w:t>集成学习（XGBoost）</w:t>
+            </w:r>
+          </w:p>
+        </w:tc>
+        <w:tc>
+          <w:tcPr>
+            <w:tcW w:type="dxa" w:w="1295"/>
+          </w:tcPr>
+          <w:p>
+            <w:r/>
+            <w:r>
+              <w:rPr>
+                <w:rFonts w:ascii="Calibri" w:hAnsi="Calibri" w:eastAsia="微软雅黑"/>
+                <w:b w:val="0"/>
+                <w:i w:val="0"/>
+                <w:sz w:val="18"/>
+              </w:rPr>
+              <w:t>Khalil等[46]</w:t>
+            </w:r>
+          </w:p>
+        </w:tc>
+        <w:tc>
+          <w:tcPr>
+            <w:tcW w:type="dxa" w:w="1295"/>
+          </w:tcPr>
+          <w:p>
+            <w:r/>
+            <w:r>
+              <w:rPr>
+                <w:rFonts w:ascii="Calibri" w:hAnsi="Calibri" w:eastAsia="微软雅黑"/>
+                <w:b w:val="0"/>
+                <w:i w:val="0"/>
+                <w:sz w:val="18"/>
+              </w:rPr>
+              <w:t>优于单一DL（能耗预测）</w:t>
+            </w:r>
+          </w:p>
+        </w:tc>
+        <w:tc>
+          <w:tcPr>
+            <w:tcW w:type="dxa" w:w="1295"/>
+          </w:tcPr>
+          <w:p>
+            <w:r/>
+            <w:r>
+              <w:rPr>
+                <w:rFonts w:ascii="Calibri" w:hAnsi="Calibri" w:eastAsia="微软雅黑"/>
+                <w:b w:val="0"/>
+                <w:i w:val="0"/>
+                <w:sz w:val="18"/>
+              </w:rPr>
+              <w:t>高：特征重要性内置</w:t>
+            </w:r>
+          </w:p>
+        </w:tc>
+        <w:tc>
+          <w:tcPr>
+            <w:tcW w:type="dxa" w:w="1295"/>
+          </w:tcPr>
+          <w:p>
+            <w:r/>
+            <w:r>
+              <w:rPr>
+                <w:rFonts w:ascii="Calibri" w:hAnsi="Calibri" w:eastAsia="微软雅黑"/>
+                <w:b w:val="0"/>
+                <w:i w:val="0"/>
+                <w:sz w:val="18"/>
+              </w:rPr>
+              <w:t>中（≥1000样本）</w:t>
+            </w:r>
+          </w:p>
+        </w:tc>
+        <w:tc>
+          <w:tcPr>
+            <w:tcW w:type="dxa" w:w="1295"/>
+          </w:tcPr>
+          <w:p>
+            <w:r/>
+            <w:r>
+              <w:rPr>
+                <w:rFonts w:ascii="Calibri" w:hAnsi="Calibri" w:eastAsia="微软雅黑"/>
+                <w:b w:val="0"/>
+                <w:i w:val="0"/>
+                <w:sz w:val="18"/>
+              </w:rPr>
+              <w:t>中（CPU分钟级）</w:t>
+            </w:r>
+          </w:p>
+        </w:tc>
+        <w:tc>
+          <w:tcPr>
+            <w:tcW w:type="dxa" w:w="1295"/>
+          </w:tcPr>
+          <w:p>
+            <w:r/>
+            <w:r>
+              <w:rPr>
+                <w:rFonts w:ascii="Calibri" w:hAnsi="Calibri" w:eastAsia="微软雅黑"/>
+                <w:b w:val="0"/>
+                <w:i w:val="0"/>
+                <w:sz w:val="18"/>
+              </w:rPr>
+              <w:t>↑</w:t>
+            </w:r>
+          </w:p>
+        </w:tc>
+      </w:tr>
+      <w:tr>
+        <w:tc>
+          <w:tcPr>
+            <w:tcW w:type="dxa" w:w="1295"/>
+          </w:tcPr>
+          <w:p>
+            <w:r/>
+            <w:r>
+              <w:rPr>
+                <w:rFonts w:ascii="Calibri" w:hAnsi="Calibri" w:eastAsia="微软雅黑"/>
+                <w:b w:val="0"/>
+                <w:i w:val="0"/>
+                <w:sz w:val="18"/>
+              </w:rPr>
+              <w:t>深度学习框架</w:t>
+            </w:r>
+          </w:p>
+        </w:tc>
+        <w:tc>
+          <w:tcPr>
+            <w:tcW w:type="dxa" w:w="1295"/>
+          </w:tcPr>
+          <w:p>
+            <w:r/>
+            <w:r>
+              <w:rPr>
+                <w:rFonts w:ascii="Calibri" w:hAnsi="Calibri" w:eastAsia="微软雅黑"/>
+                <w:b w:val="0"/>
+                <w:i w:val="0"/>
+                <w:sz w:val="18"/>
+              </w:rPr>
+              <w:t>Somu等[36]</w:t>
+            </w:r>
+          </w:p>
+        </w:tc>
+        <w:tc>
+          <w:tcPr>
+            <w:tcW w:type="dxa" w:w="1295"/>
+          </w:tcPr>
+          <w:p>
+            <w:r/>
+            <w:r>
+              <w:rPr>
+                <w:rFonts w:ascii="Calibri" w:hAnsi="Calibri" w:eastAsia="微软雅黑"/>
+                <w:b w:val="0"/>
+                <w:i w:val="0"/>
+                <w:sz w:val="18"/>
+              </w:rPr>
+              <w:t>报告多种指标（能耗预测）</w:t>
+            </w:r>
+          </w:p>
+        </w:tc>
+        <w:tc>
+          <w:tcPr>
+            <w:tcW w:type="dxa" w:w="1295"/>
+          </w:tcPr>
+          <w:p>
+            <w:r/>
+            <w:r>
+              <w:rPr>
+                <w:rFonts w:ascii="Calibri" w:hAnsi="Calibri" w:eastAsia="微软雅黑"/>
+                <w:b w:val="0"/>
+                <w:i w:val="0"/>
+                <w:sz w:val="18"/>
+              </w:rPr>
+              <w:t>弱：黑箱</w:t>
+            </w:r>
+          </w:p>
+        </w:tc>
+        <w:tc>
+          <w:tcPr>
+            <w:tcW w:type="dxa" w:w="1295"/>
+          </w:tcPr>
+          <w:p>
+            <w:r/>
+            <w:r>
+              <w:rPr>
+                <w:rFonts w:ascii="Calibri" w:hAnsi="Calibri" w:eastAsia="微软雅黑"/>
+                <w:b w:val="0"/>
+                <w:i w:val="0"/>
+                <w:sz w:val="18"/>
+              </w:rPr>
+              <w:t>高（多维度时序）</w:t>
             </w:r>
           </w:p>
         </w:tc>
@@ -1616,7 +2028,7 @@
                 <w:i w:val="0"/>
                 <w:sz w:val="18"/>
               </w:rPr>
-              <w:t>物理信息融合</w:t>
+              <w:t>CNN+LSTM混合</w:t>
             </w:r>
           </w:p>
         </w:tc>
@@ -1633,7 +2045,7 @@
                 <w:i w:val="0"/>
                 <w:sz w:val="18"/>
               </w:rPr>
-              <w:t>Yao等[9]</w:t>
+              <w:t>多篇（参见[35]综述）</w:t>
             </w:r>
           </w:p>
         </w:tc>
@@ -1650,7 +2062,7 @@
                 <w:i w:val="0"/>
                 <w:sz w:val="18"/>
               </w:rPr>
-              <w:t>未报告具体数值</w:t>
+              <w:t>优于单一模型（负荷&amp;新能源）</w:t>
             </w:r>
           </w:p>
         </w:tc>
@@ -1667,7 +2079,7 @@
                 <w:i w:val="0"/>
                 <w:sz w:val="18"/>
               </w:rPr>
-              <w:t>中：物理约束可解释</w:t>
+              <w:t>弱：结构复杂度高</w:t>
             </w:r>
           </w:p>
         </w:tc>
@@ -1684,7 +2096,7 @@
                 <w:i w:val="0"/>
                 <w:sz w:val="18"/>
               </w:rPr>
-              <w:t>中（≥500点）</w:t>
+              <w:t>高（时空数据）</w:t>
             </w:r>
           </w:p>
         </w:tc>
@@ -1701,128 +2113,7 @@
                 <w:i w:val="0"/>
                 <w:sz w:val="18"/>
               </w:rPr>
-              <w:t>中（GPU分钟级）</w:t>
-            </w:r>
-          </w:p>
-        </w:tc>
-        <w:tc>
-          <w:tcPr>
-            <w:tcW w:type="dxa" w:w="1295"/>
-          </w:tcPr>
-          <w:p>
-            <w:r/>
-            <w:r>
-              <w:rPr>
-                <w:rFonts w:ascii="Calibri" w:hAnsi="Calibri" w:eastAsia="微软雅黑"/>
-                <w:b w:val="0"/>
-                <w:i w:val="0"/>
-                <w:sz w:val="18"/>
-              </w:rPr>
-              <w:t>↑↑</w:t>
-            </w:r>
-          </w:p>
-        </w:tc>
-      </w:tr>
-      <w:tr>
-        <w:tc>
-          <w:tcPr>
-            <w:tcW w:type="dxa" w:w="1295"/>
-          </w:tcPr>
-          <w:p>
-            <w:r/>
-            <w:r>
-              <w:rPr>
-                <w:rFonts w:ascii="Calibri" w:hAnsi="Calibri" w:eastAsia="微软雅黑"/>
-                <w:b w:val="0"/>
-                <w:i w:val="0"/>
-                <w:sz w:val="18"/>
-              </w:rPr>
-              <w:t>集成学习</w:t>
-            </w:r>
-          </w:p>
-        </w:tc>
-        <w:tc>
-          <w:tcPr>
-            <w:tcW w:type="dxa" w:w="1295"/>
-          </w:tcPr>
-          <w:p>
-            <w:r/>
-            <w:r>
-              <w:rPr>
-                <w:rFonts w:ascii="Calibri" w:hAnsi="Calibri" w:eastAsia="微软雅黑"/>
-                <w:b w:val="0"/>
-                <w:i w:val="0"/>
-                <w:sz w:val="18"/>
-              </w:rPr>
-              <w:t>Khalil等[46]</w:t>
-            </w:r>
-          </w:p>
-        </w:tc>
-        <w:tc>
-          <w:tcPr>
-            <w:tcW w:type="dxa" w:w="1295"/>
-          </w:tcPr>
-          <w:p>
-            <w:r/>
-            <w:r>
-              <w:rPr>
-                <w:rFonts w:ascii="Calibri" w:hAnsi="Calibri" w:eastAsia="微软雅黑"/>
-                <w:b w:val="0"/>
-                <w:i w:val="0"/>
-                <w:sz w:val="18"/>
-              </w:rPr>
-              <w:t>未报告具体数值</w:t>
-            </w:r>
-          </w:p>
-        </w:tc>
-        <w:tc>
-          <w:tcPr>
-            <w:tcW w:type="dxa" w:w="1295"/>
-          </w:tcPr>
-          <w:p>
-            <w:r/>
-            <w:r>
-              <w:rPr>
-                <w:rFonts w:ascii="Calibri" w:hAnsi="Calibri" w:eastAsia="微软雅黑"/>
-                <w:b w:val="0"/>
-                <w:i w:val="0"/>
-                <w:sz w:val="18"/>
-              </w:rPr>
-              <w:t>中：特征重要性</w:t>
-            </w:r>
-          </w:p>
-        </w:tc>
-        <w:tc>
-          <w:tcPr>
-            <w:tcW w:type="dxa" w:w="1295"/>
-          </w:tcPr>
-          <w:p>
-            <w:r/>
-            <w:r>
-              <w:rPr>
-                <w:rFonts w:ascii="Calibri" w:hAnsi="Calibri" w:eastAsia="微软雅黑"/>
-                <w:b w:val="0"/>
-                <w:i w:val="0"/>
-                <w:sz w:val="18"/>
-              </w:rPr>
-              <w:t>中（≥1000点）</w:t>
-            </w:r>
-          </w:p>
-        </w:tc>
-        <w:tc>
-          <w:tcPr>
-            <w:tcW w:type="dxa" w:w="1295"/>
-          </w:tcPr>
-          <w:p>
-            <w:r/>
-            <w:r>
-              <w:rPr>
-                <w:rFonts w:ascii="Calibri" w:hAnsi="Calibri" w:eastAsia="微软雅黑"/>
-                <w:b w:val="0"/>
-                <w:i w:val="0"/>
-                <w:sz w:val="18"/>
-              </w:rPr>
-              <w:t>中（CPU分钟级）</w:t>
+              <w:t>高（GPU小时级）</w:t>
             </w:r>
           </w:p>
         </w:tc>
@@ -1858,7 +2149,7 @@
                 <w:i w:val="0"/>
                 <w:sz w:val="18"/>
               </w:rPr>
-              <w:t>深度强化学习</w:t>
+              <w:t>因果方法</w:t>
             </w:r>
           </w:p>
         </w:tc>
@@ -1875,7 +2166,7 @@
                 <w:i w:val="0"/>
                 <w:sz w:val="18"/>
               </w:rPr>
-              <w:t>François-Lavet等[5]</w:t>
+              <w:t>未发现实证论文</w:t>
             </w:r>
           </w:p>
         </w:tc>
@@ -1892,7 +2183,7 @@
                 <w:i w:val="0"/>
                 <w:sz w:val="18"/>
               </w:rPr>
-              <w:t>未报告具体数值</w:t>
+              <w:t>未报告</w:t>
             </w:r>
           </w:p>
         </w:tc>
@@ -1909,7 +2200,7 @@
                 <w:i w:val="0"/>
                 <w:sz w:val="18"/>
               </w:rPr>
-              <w:t>弱：策略黑箱</w:t>
+              <w:t>强：因果图可解释</w:t>
             </w:r>
           </w:p>
         </w:tc>
@@ -1926,7 +2217,7 @@
                 <w:i w:val="0"/>
                 <w:sz w:val="18"/>
               </w:rPr>
-              <w:t>高（模拟环境）</w:t>
+              <w:t>高（需实验/观测数据）</w:t>
             </w:r>
           </w:p>
         </w:tc>
@@ -1943,7 +2234,7 @@
                 <w:i w:val="0"/>
                 <w:sz w:val="18"/>
               </w:rPr>
-              <w:t>高（GPU小时级）</w:t>
+              <w:t>中（CPU/GPU混合）</w:t>
             </w:r>
           </w:p>
         </w:tc>
@@ -1983,7 +2274,7 @@
           <w:i w:val="0"/>
           <w:sz w:val="21"/>
         </w:rPr>
-        <w:t>方法论横向评述</w:t>
+        <w:t>争议焦点①</w:t>
       </w:r>
       <w:r>
         <w:rPr>
@@ -1992,7 +2283,44 @@
           <w:i w:val="0"/>
           <w:sz w:val="21"/>
         </w:rPr>
-        <w:t>：</w:t>
+        <w:t>：方法论审查组的“严谨性质疑派”在对该矩阵的跨论文评估时指出：“几乎所有论文摘要都未明确报告与传统统计方法（如ARIMA、VAR）进行比较的结果。”以Nadirgil</w:t>
+      </w:r>
+      <w:r>
+        <w:rPr>
+          <w:rFonts w:ascii="Calibri" w:hAnsi="Calibri" w:eastAsia="微软雅黑"/>
+          <w:b/>
+          <w:i w:val="0"/>
+          <w:color w:val="2980B9"/>
+          <w:sz w:val="21"/>
+        </w:rPr>
+        <w:t>[31]</w:t>
+      </w:r>
+      <w:r>
+        <w:rPr>
+          <w:rFonts w:ascii="Calibri" w:hAnsi="Calibri" w:eastAsia="微软雅黑"/>
+          <w:b w:val="0"/>
+          <w:i w:val="0"/>
+          <w:sz w:val="21"/>
+        </w:rPr>
+        <w:t>的碳价预测为例，虽然报告了MAPE=3.2%的优异结果，但未披露与简单LSTM或ARIMA基准的对比实验。</w:t>
+      </w:r>
+      <w:r>
+        <w:rPr>
+          <w:rFonts w:ascii="Calibri" w:hAnsi="Calibri" w:eastAsia="微软雅黑"/>
+          <w:b/>
+          <w:i w:val="0"/>
+          <w:sz w:val="21"/>
+        </w:rPr>
+        <w:t>交叉辩论后的结论</w:t>
+      </w:r>
+      <w:r>
+        <w:rPr>
+          <w:rFonts w:ascii="Calibri" w:hAnsi="Calibri" w:eastAsia="微软雅黑"/>
+          <w:b w:val="0"/>
+          <w:i w:val="0"/>
+          <w:sz w:val="21"/>
+        </w:rPr>
+        <w:t>：当前领域存在“选择性基准报告”偏差——研究者在强调新方法优越性时，倾向于省略对传统方法或朴素基线的对比，这降低了结论的可信度。未来研究应强制要求报告至少两个不同类别的基线模型结果。</w:t>
       </w:r>
     </w:p>
     <w:p>
@@ -2003,17 +2331,34 @@
           <w:i w:val="0"/>
           <w:sz w:val="21"/>
         </w:rPr>
-        <w:t>LSTM/GRU类方法在精度上表现最为突出，Shi等</w:t>
       </w:r>
       <w:r>
         <w:rPr>
           <w:rFonts w:ascii="Calibri" w:hAnsi="Calibri" w:eastAsia="微软雅黑"/>
           <w:b/>
           <w:i w:val="0"/>
+          <w:sz w:val="21"/>
+        </w:rPr>
+        <w:t>争议焦点②</w:t>
+      </w:r>
+      <w:r>
+        <w:rPr>
+          <w:rFonts w:ascii="Calibri" w:hAnsi="Calibri" w:eastAsia="微软雅黑"/>
+          <w:b w:val="0"/>
+          <w:i w:val="0"/>
+          <w:sz w:val="21"/>
+        </w:rPr>
+        <w:t>：数据验证组的“交叉验证派”指出：“大多数论文为综述类文章，未提供具体实验数据或可比较的统计指标。”以Aslam等</w:t>
+      </w:r>
+      <w:r>
+        <w:rPr>
+          <w:rFonts w:ascii="Calibri" w:hAnsi="Calibri" w:eastAsia="微软雅黑"/>
+          <w:b/>
+          <w:i w:val="0"/>
           <w:color w:val="2980B9"/>
           <w:sz w:val="21"/>
         </w:rPr>
-        <w:t>[42]</w:t>
+        <w:t>[35]</w:t>
       </w:r>
       <w:r>
         <w:rPr>
@@ -2022,7 +2367,25 @@
           <w:i w:val="0"/>
           <w:sz w:val="21"/>
         </w:rPr>
-        <w:t>的研究表明，深度循环网络在高波动性的家庭负荷预测场景中，MAPE可控制在3-8%区间，显著优于传统统计方法。然而其“弱可解释性”是显著短板——方法与策略审查部的“创新性识别派”指出，所有能源预测论文均未采用SHAP/LIME等可解释性分析，这严重制约了黑箱模型在电网调度等高风险场景的实际部署。</w:t>
+        <w:t>的综述为例，虽然覆盖了多种深度学习方法，但缺乏跨数据集的统一对比框架。</w:t>
+      </w:r>
+      <w:r>
+        <w:rPr>
+          <w:rFonts w:ascii="Calibri" w:hAnsi="Calibri" w:eastAsia="微软雅黑"/>
+          <w:b/>
+          <w:i w:val="0"/>
+          <w:sz w:val="21"/>
+        </w:rPr>
+        <w:t>交叉辩论后的结论</w:t>
+      </w:r>
+      <w:r>
+        <w:rPr>
+          <w:rFonts w:ascii="Calibri" w:hAnsi="Calibri" w:eastAsia="微软雅黑"/>
+          <w:b w:val="0"/>
+          <w:i w:val="0"/>
+          <w:sz w:val="21"/>
+        </w:rPr>
+        <w:t>：能源预测领域亟需建立标准化的基准测试集（如PJM、Elia等公开数据集），并采用统一评估协议（如滚动时间窗口、多指标报告），以实现方法间的公平比较。</w:t>
       </w:r>
     </w:p>
     <w:p>
@@ -2033,17 +2396,15 @@
           <w:i w:val="0"/>
           <w:sz w:val="21"/>
         </w:rPr>
-        <w:t>分解-集成方法通过Qiu等</w:t>
       </w:r>
       <w:r>
         <w:rPr>
           <w:rFonts w:ascii="Calibri" w:hAnsi="Calibri" w:eastAsia="微软雅黑"/>
           <w:b/>
           <w:i w:val="0"/>
-          <w:color w:val="2980B9"/>
-          <w:sz w:val="21"/>
-        </w:rPr>
-        <w:t>[43]</w:t>
+          <w:sz w:val="21"/>
+        </w:rPr>
+        <w:t>争议焦点③</w:t>
       </w:r>
       <w:r>
         <w:rPr>
@@ -2052,37 +2413,40 @@
           <w:i w:val="0"/>
           <w:sz w:val="21"/>
         </w:rPr>
-        <w:t>的工作验证了其在降低RMSE方面的有效性（降低约15%），但其主要风险在于分解窗口与预测时点的对齐问题。若未采用合适的对齐策略，极易引入未来信息，导致模型在真实场景中性能大幅下降。该方法的计算开销也较高，需要GPU支持数小时级别的训练。</w:t>
+        <w:t>：反方质疑组的“边界条件派”强调：“深度学习在分布外泛化能力方面表现弱，在制度突变、极端气候等结构性变化下性能崩溃。”这一观点直指当前方法的致命短板。</w:t>
+      </w:r>
+      <w:r>
+        <w:rPr>
+          <w:rFonts w:ascii="Calibri" w:hAnsi="Calibri" w:eastAsia="微软雅黑"/>
+          <w:b/>
+          <w:i w:val="0"/>
+          <w:sz w:val="21"/>
+        </w:rPr>
+        <w:t>交叉辩论后的结论</w:t>
+      </w:r>
+      <w:r>
+        <w:rPr>
+          <w:rFonts w:ascii="Calibri" w:hAnsi="Calibri" w:eastAsia="微软雅黑"/>
+          <w:b w:val="0"/>
+          <w:i w:val="0"/>
+          <w:sz w:val="21"/>
+        </w:rPr>
+        <w:t>：现有方法有效性在很大程度上依赖于训练数据与测试数据同分布的假设，在能源经济领域这一前提常被违反（如碳市场配额政策调整、疫情冲击）。未来研究应重点关注分布外（OOD）样本下的模型稳健性评估，并探索结合物理约束（如热力学定律、电网潮流方程）的混合方法。</w:t>
       </w:r>
     </w:p>
     <w:p>
-      <w:r>
-        <w:rPr>
-          <w:rFonts w:ascii="Calibri" w:hAnsi="Calibri" w:eastAsia="微软雅黑"/>
-          <w:b w:val="0"/>
-          <w:i w:val="0"/>
-          <w:sz w:val="21"/>
-        </w:rPr>
-        <w:t>物理信息融合是最具发展潜力的新兴方向。Yao等</w:t>
-      </w:r>
+      <w:pPr>
+        <w:pStyle w:val="Heading2"/>
+      </w:pPr>
       <w:r>
         <w:rPr>
           <w:rFonts w:ascii="Calibri" w:hAnsi="Calibri" w:eastAsia="微软雅黑"/>
           <w:b/>
           <w:i w:val="0"/>
-          <w:color w:val="2980B9"/>
-          <w:sz w:val="21"/>
-        </w:rPr>
-        <w:t>[9]</w:t>
-      </w:r>
-      <w:r>
-        <w:rPr>
-          <w:rFonts w:ascii="Calibri" w:hAnsi="Calibri" w:eastAsia="微软雅黑"/>
-          <w:b w:val="0"/>
-          <w:i w:val="0"/>
-          <w:sz w:val="21"/>
-        </w:rPr>
-        <w:t>在综述中明确指出，将物理定律（如能量守恒、热力学定律）嵌入深度学习模型，可以显著提升模型的外推能力和泛化性能。与纯数据驱动方法相比，物理信息融合在样本量不足的场景下表现出更好的鲁棒性。</w:t>
+          <w:color w:val="1A1A2E"/>
+          <w:sz w:val="24"/>
+        </w:rPr>
+        <w:t>三、核心发现与争议</w:t>
       </w:r>
     </w:p>
     <w:p>
@@ -2097,7 +2461,7 @@
           <w:color w:val="1A1A2E"/>
           <w:sz w:val="20"/>
         </w:rPr>
-        <w:t>2.3 辩论焦点</w:t>
+        <w:t>发现1：在纯预测任务中，数据驱动深度学习方法显著超越传统统计方法</w:t>
       </w:r>
     </w:p>
     <w:p>
@@ -2116,7 +2480,7 @@
           <w:i w:val="0"/>
           <w:sz w:val="21"/>
         </w:rPr>
-        <w:t>辩论焦点一：深度学习是否普遍优于传统统计方法？</w:t>
+        <w:t>支持证据：</w:t>
       </w:r>
       <w:r>
         <w:rPr>
@@ -2125,6 +2489,64 @@
           <w:i w:val="0"/>
           <w:sz w:val="21"/>
         </w:rPr>
+        <w:t xml:space="preserve"> Qiu等</w:t>
+      </w:r>
+      <w:r>
+        <w:rPr>
+          <w:rFonts w:ascii="Calibri" w:hAnsi="Calibri" w:eastAsia="微软雅黑"/>
+          <w:b/>
+          <w:i w:val="0"/>
+          <w:color w:val="2980B9"/>
+          <w:sz w:val="21"/>
+        </w:rPr>
+        <w:t>[43]</w:t>
+      </w:r>
+      <w:r>
+        <w:rPr>
+          <w:rFonts w:ascii="Calibri" w:hAnsi="Calibri" w:eastAsia="微软雅黑"/>
+          <w:b w:val="0"/>
+          <w:i w:val="0"/>
+          <w:sz w:val="21"/>
+        </w:rPr>
+        <w:t>将EMD分解与深度神经网络集成，在电力负荷预测任务中实现MAPE=3.02%，明显优于单一传统模型。Bedi与Toshniwal</w:t>
+      </w:r>
+      <w:r>
+        <w:rPr>
+          <w:rFonts w:ascii="Calibri" w:hAnsi="Calibri" w:eastAsia="微软雅黑"/>
+          <w:b/>
+          <w:i w:val="0"/>
+          <w:color w:val="2980B9"/>
+          <w:sz w:val="21"/>
+        </w:rPr>
+        <w:t>[38]</w:t>
+      </w:r>
+      <w:r>
+        <w:rPr>
+          <w:rFonts w:ascii="Calibri" w:hAnsi="Calibri" w:eastAsia="微软雅黑"/>
+          <w:b w:val="0"/>
+          <w:i w:val="0"/>
+          <w:sz w:val="21"/>
+        </w:rPr>
+        <w:t>提出的深度学习框架在电能需求预测中也获得了优于传统方法的性能，该论文未报告具体的MAPE值，但证实了DL在捕捉复杂非线性模式上的优势。Shi等</w:t>
+      </w:r>
+      <w:r>
+        <w:rPr>
+          <w:rFonts w:ascii="Calibri" w:hAnsi="Calibri" w:eastAsia="微软雅黑"/>
+          <w:b/>
+          <w:i w:val="0"/>
+          <w:color w:val="2980B9"/>
+          <w:sz w:val="21"/>
+        </w:rPr>
+        <w:t>[42]</w:t>
+      </w:r>
+      <w:r>
+        <w:rPr>
+          <w:rFonts w:ascii="Calibri" w:hAnsi="Calibri" w:eastAsia="微软雅黑"/>
+          <w:b w:val="0"/>
+          <w:i w:val="0"/>
+          <w:sz w:val="21"/>
+        </w:rPr>
+        <w:t>的Pooling Deep RNN在家庭负荷预测（传统模型最难应对的高波动场景）中取得sMAPE=18.86%，开创了深度学习在该场景的应用先河。</w:t>
       </w:r>
     </w:p>
     <w:p>
@@ -2135,17 +2557,34 @@
           <w:i w:val="0"/>
           <w:sz w:val="21"/>
         </w:rPr>
-        <w:t>文献检索部的“多源广度派”认为，2018-2020年集中发表的高被引综述（如Aslam等</w:t>
       </w:r>
       <w:r>
         <w:rPr>
           <w:rFonts w:ascii="Calibri" w:hAnsi="Calibri" w:eastAsia="微软雅黑"/>
           <w:b/>
           <w:i w:val="0"/>
+          <w:sz w:val="21"/>
+        </w:rPr>
+        <w:t>反方质疑：</w:t>
+      </w:r>
+      <w:r>
+        <w:rPr>
+          <w:rFonts w:ascii="Calibri" w:hAnsi="Calibri" w:eastAsia="微软雅黑"/>
+          <w:b w:val="0"/>
+          <w:i w:val="0"/>
+          <w:sz w:val="21"/>
+        </w:rPr>
+        <w:t xml:space="preserve"> Makridakis等</w:t>
+      </w:r>
+      <w:r>
+        <w:rPr>
+          <w:rFonts w:ascii="Calibri" w:hAnsi="Calibri" w:eastAsia="微软雅黑"/>
+          <w:b/>
+          <w:i w:val="0"/>
           <w:color w:val="2980B9"/>
           <w:sz w:val="21"/>
         </w:rPr>
-        <w:t>[35]</w:t>
+        <w:t>[11]</w:t>
       </w:r>
       <w:r>
         <w:rPr>
@@ -2154,45 +2593,7 @@
           <w:i w:val="0"/>
           <w:sz w:val="21"/>
         </w:rPr>
-        <w:t>、Somu等</w:t>
-      </w:r>
-      <w:r>
-        <w:rPr>
-          <w:rFonts w:ascii="Calibri" w:hAnsi="Calibri" w:eastAsia="微软雅黑"/>
-          <w:b/>
-          <w:i w:val="0"/>
-          <w:color w:val="2980B9"/>
-          <w:sz w:val="21"/>
-        </w:rPr>
-        <w:t>[36]</w:t>
-      </w:r>
-      <w:r>
-        <w:rPr>
-          <w:rFonts w:ascii="Calibri" w:hAnsi="Calibri" w:eastAsia="微软雅黑"/>
-          <w:b w:val="0"/>
-          <w:i w:val="0"/>
-          <w:sz w:val="21"/>
-        </w:rPr>
-        <w:t>）充分展示了深度学习在能源预测领域的显著优势，尤其在处理高维、非线性、强噪声数据方面。然而，数据验证部的“交叉验证派”基于Makridakis等</w:t>
-      </w:r>
-      <w:r>
-        <w:rPr>
-          <w:rFonts w:ascii="Calibri" w:hAnsi="Calibri" w:eastAsia="微软雅黑"/>
-          <w:b/>
-          <w:i w:val="0"/>
-          <w:color w:val="2980B9"/>
-          <w:sz w:val="21"/>
-        </w:rPr>
-        <w:t>[11]</w:t>
-      </w:r>
-      <w:r>
-        <w:rPr>
-          <w:rFonts w:ascii="Calibri" w:hAnsi="Calibri" w:eastAsia="微软雅黑"/>
-          <w:b w:val="0"/>
-          <w:i w:val="0"/>
-          <w:sz w:val="21"/>
-        </w:rPr>
-        <w:t>的跨方法大样本评估（1045个月度时间序列），指出机器学习方法在预测精度上并不显著优于传统统计方法，甚至在某些场景下更差。该研究特别强调了计算成本高、调参复杂等问题。</w:t>
+        <w:t>（2018）在PLOS ONE上发表了具有里程碑意义的实证对比研究，基于1045个统计预测任务（M3竞赛数据）发现：“机器学习方法在预测精度上并不总是优于简单的统计方法，其优势高度依赖于具体的数据特征。”该研究指出，在纯时间序列预测中，经过良好调参的统计方法（如指数平滑）往往表现相当或更优。方法论审查组的“严谨性质疑派”进一步批评现有深度学习论文“缺乏基准对比”，认为未与ARIMA等基准进行系统对比的“优势声明”不可信。</w:t>
       </w:r>
     </w:p>
     <w:p>
@@ -2203,7 +2604,6 @@
           <w:i w:val="0"/>
           <w:sz w:val="21"/>
         </w:rPr>
-        <w:t>经交叉辩论后形成共识：</w:t>
       </w:r>
       <w:r>
         <w:rPr>
@@ -2212,7 +2612,7 @@
           <w:i w:val="0"/>
           <w:sz w:val="21"/>
         </w:rPr>
-        <w:t>优势成立的条件性</w:t>
+        <w:t>辩论结论：</w:t>
       </w:r>
       <w:r>
         <w:rPr>
@@ -2221,7 +2621,25 @@
           <w:i w:val="0"/>
           <w:sz w:val="21"/>
         </w:rPr>
-        <w:t>。深度学习的优越性在高频、大数据量、强非线性的短期预测场景（如小时级负荷预测）中显著成立；但在低频、小样本的中长期预测中，传统统计方法（如指数平滑、季节性ARIMA）仍具有竞争力。这一结论对碳价预测尤为重要——碳市场数据通常仅数年、日度或周度，样本量有限，须谨慎评估深度学习在此场景下的适用性。</w:t>
+        <w:t xml:space="preserve"> 文献检索组与数据验证组的共识是：“深度学习在含有大量外生特征、高噪声、非线性的能源预测场景中具有显著优势”，但也承认“在短暂、干净、规律的纯时间序列（如部分负荷曲线）中，传统方法仍具竞争力”。</w:t>
+      </w:r>
+      <w:r>
+        <w:rPr>
+          <w:rFonts w:ascii="Calibri" w:hAnsi="Calibri" w:eastAsia="微软雅黑"/>
+          <w:b/>
+          <w:i w:val="0"/>
+          <w:sz w:val="21"/>
+        </w:rPr>
+        <w:t>交叉辩论最终结论</w:t>
+      </w:r>
+      <w:r>
+        <w:rPr>
+          <w:rFonts w:ascii="Calibri" w:hAnsi="Calibri" w:eastAsia="微软雅黑"/>
+          <w:b w:val="0"/>
+          <w:i w:val="0"/>
+          <w:sz w:val="21"/>
+        </w:rPr>
+        <w:t>：深度学习的优势体现在“特征提取与模式发现”层面，而非所有预测场景的万能方案——研究者应根据数据特征选择模型，而非预设“DL优于所有传统方法”的立场。</w:t>
       </w:r>
     </w:p>
     <w:p>
@@ -2240,7 +2658,7 @@
           <w:i w:val="0"/>
           <w:sz w:val="21"/>
         </w:rPr>
-        <w:t>辩论焦点二：分解-集成方法是否存在未来信息泄露？</w:t>
+        <w:t>置信度：🟡中</w:t>
       </w:r>
       <w:r>
         <w:rPr>
@@ -2252,33 +2670,18 @@
       </w:r>
     </w:p>
     <w:p>
-      <w:r>
-        <w:rPr>
-          <w:rFonts w:ascii="Calibri" w:hAnsi="Calibri" w:eastAsia="微软雅黑"/>
-          <w:b w:val="0"/>
-          <w:i w:val="0"/>
-          <w:sz w:val="21"/>
-        </w:rPr>
-        <w:t>方法论审查部的“严谨性质疑派”尖锐指出，Qiu等</w:t>
-      </w:r>
+      <w:pPr>
+        <w:pStyle w:val="Heading3"/>
+      </w:pPr>
       <w:r>
         <w:rPr>
           <w:rFonts w:ascii="Calibri" w:hAnsi="Calibri" w:eastAsia="微软雅黑"/>
           <w:b/>
           <w:i w:val="0"/>
-          <w:color w:val="2980B9"/>
-          <w:sz w:val="21"/>
-        </w:rPr>
-        <w:t>[43]</w:t>
-      </w:r>
-      <w:r>
-        <w:rPr>
-          <w:rFonts w:ascii="Calibri" w:hAnsi="Calibri" w:eastAsia="微软雅黑"/>
-          <w:b w:val="0"/>
-          <w:i w:val="0"/>
-          <w:sz w:val="21"/>
-        </w:rPr>
-        <w:t>采用的EMD分解方法，若未明确说明分解窗口与预测时点的对齐策略，极易将未来信息引入训练集，导致模型在离线测试中表现“优异”但在实际在线预测中失效。反方观点（创新性识别派）则认为，只要显式设计因果分解策略——如仅使用历史数据构建分解窗口——即可规避该风险。</w:t>
+          <w:color w:val="1A1A2E"/>
+          <w:sz w:val="20"/>
+        </w:rPr>
+        <w:t>发现2：可解释性缺失是深度学习应用于能源经济学的致命短板</w:t>
       </w:r>
     </w:p>
     <w:p>
@@ -2289,7 +2692,6 @@
           <w:i w:val="0"/>
           <w:sz w:val="21"/>
         </w:rPr>
-        <w:t>交叉辩论结论：</w:t>
       </w:r>
       <w:r>
         <w:rPr>
@@ -2298,7 +2700,7 @@
           <w:i w:val="0"/>
           <w:sz w:val="21"/>
         </w:rPr>
-        <w:t>分解-集成方法是一柄双刃剑</w:t>
+        <w:t>支持证据：</w:t>
       </w:r>
       <w:r>
         <w:rPr>
@@ -2307,7 +2709,64 @@
           <w:i w:val="0"/>
           <w:sz w:val="21"/>
         </w:rPr>
-        <w:t>。研究必须明确报告分解对齐策略，并建议将分解后的训练-验证-测试划分方式作为方法复现的关键信息。当前多数论文未对此进行说明，这是领域内方法论报告标准的普遍缺陷。</w:t>
+        <w:t xml:space="preserve"> 方法论审查组（尤其是“可解释性倡导派”）经过系统审查后一致认定：“所有论文在可解释性方面存在严重缺失。没有任何一篇论文的摘要提及SHAP、LIME、特征重要性分析或因果解释方法。”这一发现基于对50篇论文摘要的逐篇分析。Ghoddusi等</w:t>
+      </w:r>
+      <w:r>
+        <w:rPr>
+          <w:rFonts w:ascii="Calibri" w:hAnsi="Calibri" w:eastAsia="微软雅黑"/>
+          <w:b/>
+          <w:i w:val="0"/>
+          <w:color w:val="2980B9"/>
+          <w:sz w:val="21"/>
+        </w:rPr>
+        <w:t>[10]</w:t>
+      </w:r>
+      <w:r>
+        <w:rPr>
+          <w:rFonts w:ascii="Calibri" w:hAnsi="Calibri" w:eastAsia="微软雅黑"/>
+          <w:b w:val="0"/>
+          <w:i w:val="0"/>
+          <w:sz w:val="21"/>
+        </w:rPr>
+        <w:t>虽然综述了ML在能源经济学中的应用，但未涉及可解释性方法；Antonopoulos等</w:t>
+      </w:r>
+      <w:r>
+        <w:rPr>
+          <w:rFonts w:ascii="Calibri" w:hAnsi="Calibri" w:eastAsia="微软雅黑"/>
+          <w:b/>
+          <w:i w:val="0"/>
+          <w:color w:val="2980B9"/>
+          <w:sz w:val="21"/>
+        </w:rPr>
+        <w:t>[8]</w:t>
+      </w:r>
+      <w:r>
+        <w:rPr>
+          <w:rFonts w:ascii="Calibri" w:hAnsi="Calibri" w:eastAsia="微软雅黑"/>
+          <w:b w:val="0"/>
+          <w:i w:val="0"/>
+          <w:sz w:val="21"/>
+        </w:rPr>
+        <w:t>的DR应用综述中也完全没有预测可解释性的讨论。Wen等</w:t>
+      </w:r>
+      <w:r>
+        <w:rPr>
+          <w:rFonts w:ascii="Calibri" w:hAnsi="Calibri" w:eastAsia="微软雅黑"/>
+          <w:b/>
+          <w:i w:val="0"/>
+          <w:color w:val="2980B9"/>
+          <w:sz w:val="21"/>
+        </w:rPr>
+        <w:t>[50]</w:t>
+      </w:r>
+      <w:r>
+        <w:rPr>
+          <w:rFonts w:ascii="Calibri" w:hAnsi="Calibri" w:eastAsia="微软雅黑"/>
+          <w:b w:val="0"/>
+          <w:i w:val="0"/>
+          <w:sz w:val="21"/>
+        </w:rPr>
+        <w:t>即使采用了深度学习进行建筑负荷预测，也未能提供任何模型解释。</w:t>
       </w:r>
     </w:p>
     <w:p>
@@ -2326,7 +2785,7 @@
           <w:i w:val="0"/>
           <w:sz w:val="21"/>
         </w:rPr>
-        <w:t>辩论焦点三：可解释性是否是能源预测的必要条件？</w:t>
+        <w:t>反方质疑：</w:t>
       </w:r>
       <w:r>
         <w:rPr>
@@ -2335,6 +2794,26 @@
           <w:i w:val="0"/>
           <w:sz w:val="21"/>
         </w:rPr>
+        <w:t xml:space="preserve"> 引用网络组提出的“差异性聚焦建议”从另一角度回应了此问题，建议将综述题目调整为“可解释人工智能（XAI）在能源经济学中的进展与挑战”，认为这“既未被现有综述充分覆盖”，又具有显著学术价值。Rung-Ching Chen等</w:t>
+      </w:r>
+      <w:r>
+        <w:rPr>
+          <w:rFonts w:ascii="Calibri" w:hAnsi="Calibri" w:eastAsia="微软雅黑"/>
+          <w:b/>
+          <w:i w:val="0"/>
+          <w:color w:val="2980B9"/>
+          <w:sz w:val="21"/>
+        </w:rPr>
+        <w:t>[7]</w:t>
+      </w:r>
+      <w:r>
+        <w:rPr>
+          <w:rFonts w:ascii="Calibri" w:hAnsi="Calibri" w:eastAsia="微软雅黑"/>
+          <w:b w:val="0"/>
+          <w:i w:val="0"/>
+          <w:sz w:val="21"/>
+        </w:rPr>
+        <w:t>从特征选择角度部分回应了可解释性需求——随机森林等模型内置的特征重要性有助于识别关键预测因子，但这仅是浅层的可解释性。</w:t>
       </w:r>
     </w:p>
     <w:p>
@@ -2345,7 +2824,42 @@
           <w:i w:val="0"/>
           <w:sz w:val="21"/>
         </w:rPr>
-        <w:t>引用网络部的“影响力追踪派”基于论文引用网络分析指出，需求响应、电网调度等应用场景的决策者对黑箱模型缺乏信任，这是阻碍深度学习模型实际部署的核心障碍。然而，程序部的“技术选型师”则从性能出发，认为在精度提升显著的场景下（如预测精度提高15-20%），可解释性的不足可通过业务规则层弥补。</w:t>
+      </w:r>
+      <w:r>
+        <w:rPr>
+          <w:rFonts w:ascii="Calibri" w:hAnsi="Calibri" w:eastAsia="微软雅黑"/>
+          <w:b/>
+          <w:i w:val="0"/>
+          <w:sz w:val="21"/>
+        </w:rPr>
+        <w:t>辩论结论：</w:t>
+      </w:r>
+      <w:r>
+        <w:rPr>
+          <w:rFonts w:ascii="Calibri" w:hAnsi="Calibri" w:eastAsia="微软雅黑"/>
+          <w:b w:val="0"/>
+          <w:i w:val="0"/>
+          <w:sz w:val="21"/>
+        </w:rPr>
+        <w:t xml:space="preserve"> 方法论审查组与引用网络组综合后给出明确建议：“对于政策导向研究（碳价、负荷响应），</w:t>
+      </w:r>
+      <w:r>
+        <w:rPr>
+          <w:rFonts w:ascii="Calibri" w:hAnsi="Calibri" w:eastAsia="微软雅黑"/>
+          <w:b/>
+          <w:i w:val="0"/>
+          <w:sz w:val="21"/>
+        </w:rPr>
+        <w:t>必须报告因果关系解释</w:t>
+      </w:r>
+      <w:r>
+        <w:rPr>
+          <w:rFonts w:ascii="Calibri" w:hAnsi="Calibri" w:eastAsia="微软雅黑"/>
+          <w:b w:val="0"/>
+          <w:i w:val="0"/>
+          <w:sz w:val="21"/>
+        </w:rPr>
+        <w:t>，否则不应被视作完整的方法论贡献。”这意味着单纯追求深度学习模型预测精度的做法已不能满足学术界和工业界对“可信AI”的需求。尤其是在碳价预测中，若模型无法解释“碳价为何上涨”，其预测结果对政策制定者几乎没有参考价值。</w:t>
       </w:r>
     </w:p>
     <w:p>
@@ -2356,7 +2870,6 @@
           <w:i w:val="0"/>
           <w:sz w:val="21"/>
         </w:rPr>
-        <w:t>交叉辩论结论：</w:t>
       </w:r>
       <w:r>
         <w:rPr>
@@ -2365,7 +2878,7 @@
           <w:i w:val="0"/>
           <w:sz w:val="21"/>
         </w:rPr>
-        <w:t>可解释性与精度之间并非零和博弈</w:t>
+        <w:t>置信度：🟢高</w:t>
       </w:r>
       <w:r>
         <w:rPr>
@@ -2374,17 +2887,59 @@
           <w:i w:val="0"/>
           <w:sz w:val="21"/>
         </w:rPr>
-        <w:t>。物理信息融合方法（如将能量守恒定律作为正则化项引入LSTM）正是一种兼顾可解释性与精度的中间路线。Yao等</w:t>
-      </w:r>
+      </w:r>
+    </w:p>
+    <w:p>
+      <w:pPr>
+        <w:pStyle w:val="Heading3"/>
+      </w:pPr>
       <w:r>
         <w:rPr>
           <w:rFonts w:ascii="Calibri" w:hAnsi="Calibri" w:eastAsia="微软雅黑"/>
           <w:b/>
           <w:i w:val="0"/>
+          <w:color w:val="1A1A2E"/>
+          <w:sz w:val="20"/>
+        </w:rPr>
+        <w:t>发现3：分解-集成策略在提高预测精度的同时存在边际效益递减与计算成本上升问题</w:t>
+      </w:r>
+    </w:p>
+    <w:p>
+      <w:r>
+        <w:rPr>
+          <w:rFonts w:ascii="Calibri" w:hAnsi="Calibri" w:eastAsia="微软雅黑"/>
+          <w:b w:val="0"/>
+          <w:i w:val="0"/>
+          <w:sz w:val="21"/>
+        </w:rPr>
+      </w:r>
+      <w:r>
+        <w:rPr>
+          <w:rFonts w:ascii="Calibri" w:hAnsi="Calibri" w:eastAsia="微软雅黑"/>
+          <w:b/>
+          <w:i w:val="0"/>
+          <w:sz w:val="21"/>
+        </w:rPr>
+        <w:t>支持证据：</w:t>
+      </w:r>
+      <w:r>
+        <w:rPr>
+          <w:rFonts w:ascii="Calibri" w:hAnsi="Calibri" w:eastAsia="微软雅黑"/>
+          <w:b w:val="0"/>
+          <w:i w:val="0"/>
+          <w:sz w:val="21"/>
+        </w:rPr>
+        <w:t xml:space="preserve"> Qiu等</w:t>
+      </w:r>
+      <w:r>
+        <w:rPr>
+          <w:rFonts w:ascii="Calibri" w:hAnsi="Calibri" w:eastAsia="微软雅黑"/>
+          <w:b/>
+          <w:i w:val="0"/>
           <w:color w:val="2980B9"/>
           <w:sz w:val="21"/>
         </w:rPr>
-        <w:t>[9]</w:t>
+        <w:t>[43]</w:t>
       </w:r>
       <w:r>
         <w:rPr>
@@ -2393,7 +2948,455 @@
           <w:i w:val="0"/>
           <w:sz w:val="21"/>
         </w:rPr>
-        <w:t>的综述为此方向提供了理论支撑，未来能源预测研究应在方法论设计阶段即考虑可解释性需求。</w:t>
+        <w:t>证实EMD分解后深度集成学习可将MAPE降至3.02%，远优于未分解模型。Nadirgil</w:t>
+      </w:r>
+      <w:r>
+        <w:rPr>
+          <w:rFonts w:ascii="Calibri" w:hAnsi="Calibri" w:eastAsia="微软雅黑"/>
+          <w:b/>
+          <w:i w:val="0"/>
+          <w:color w:val="2980B9"/>
+          <w:sz w:val="21"/>
+        </w:rPr>
+        <w:t>[31]</w:t>
+      </w:r>
+      <w:r>
+        <w:rPr>
+          <w:rFonts w:ascii="Calibri" w:hAnsi="Calibri" w:eastAsia="微软雅黑"/>
+          <w:b w:val="0"/>
+          <w:i w:val="0"/>
+          <w:sz w:val="21"/>
+        </w:rPr>
+        <w:t>同样采用混合策略（遗传算法+深度学习+SVM）实现了碳价预测的MAPE=3.2%。这些工作证明了“先分后合”策略在捕捉多尺度特征方面的有效性。</w:t>
+      </w:r>
+    </w:p>
+    <w:p>
+      <w:r>
+        <w:rPr>
+          <w:rFonts w:ascii="Calibri" w:hAnsi="Calibri" w:eastAsia="微软雅黑"/>
+          <w:b w:val="0"/>
+          <w:i w:val="0"/>
+          <w:sz w:val="21"/>
+        </w:rPr>
+      </w:r>
+      <w:r>
+        <w:rPr>
+          <w:rFonts w:ascii="Calibri" w:hAnsi="Calibri" w:eastAsia="微软雅黑"/>
+          <w:b/>
+          <w:i w:val="0"/>
+          <w:sz w:val="21"/>
+        </w:rPr>
+        <w:t>反方质疑：</w:t>
+      </w:r>
+      <w:r>
+        <w:rPr>
+          <w:rFonts w:ascii="Calibri" w:hAnsi="Calibri" w:eastAsia="微软雅黑"/>
+          <w:b w:val="0"/>
+          <w:i w:val="0"/>
+          <w:sz w:val="21"/>
+        </w:rPr>
+        <w:t xml:space="preserve"> 反方质疑组的“失败案例分析师”指出：“分解-集成方法的边际收益可能递减——当数据本身具有良好的可解释性（如强周期性）或基础模型已能有效处理噪声时，复杂的分解-集成流程带来的精度提升有限，但会显著增加计算复杂度和过拟合风险。”方法论审查组的“创新性识别派”补充道：“分解-集成主要属于工程应用范畴，未能提出与能源/碳价预测独特挑战相匹配的原创方法论。”</w:t>
+      </w:r>
+    </w:p>
+    <w:p>
+      <w:r>
+        <w:rPr>
+          <w:rFonts w:ascii="Calibri" w:hAnsi="Calibri" w:eastAsia="微软雅黑"/>
+          <w:b w:val="0"/>
+          <w:i w:val="0"/>
+          <w:sz w:val="21"/>
+        </w:rPr>
+      </w:r>
+      <w:r>
+        <w:rPr>
+          <w:rFonts w:ascii="Calibri" w:hAnsi="Calibri" w:eastAsia="微软雅黑"/>
+          <w:b/>
+          <w:i w:val="0"/>
+          <w:sz w:val="21"/>
+        </w:rPr>
+        <w:t>辩论结论：</w:t>
+      </w:r>
+      <w:r>
+        <w:rPr>
+          <w:rFonts w:ascii="Calibri" w:hAnsi="Calibri" w:eastAsia="微软雅黑"/>
+          <w:b w:val="0"/>
+          <w:i w:val="0"/>
+          <w:sz w:val="21"/>
+        </w:rPr>
+        <w:t xml:space="preserve"> 程序部的共识建议是：“在部署到实时需求响应或微电网场景时，计算效率是致命缺陷。”对于一个需要在几分钟甚至秒级完成预测更新的场景，执行完整的EMD分解+多模型集成流程是不现实的。因此，研究者应在“预测精度”与“计算开销/部署复杂度”之间进行更谨慎的权衡，并在论文中明确披露计算资源消耗。</w:t>
+      </w:r>
+    </w:p>
+    <w:p>
+      <w:r>
+        <w:rPr>
+          <w:rFonts w:ascii="Calibri" w:hAnsi="Calibri" w:eastAsia="微软雅黑"/>
+          <w:b w:val="0"/>
+          <w:i w:val="0"/>
+          <w:sz w:val="21"/>
+        </w:rPr>
+      </w:r>
+      <w:r>
+        <w:rPr>
+          <w:rFonts w:ascii="Calibri" w:hAnsi="Calibri" w:eastAsia="微软雅黑"/>
+          <w:b/>
+          <w:i w:val="0"/>
+          <w:sz w:val="21"/>
+        </w:rPr>
+        <w:t>置信度：🟡中</w:t>
+      </w:r>
+      <w:r>
+        <w:rPr>
+          <w:rFonts w:ascii="Calibri" w:hAnsi="Calibri" w:eastAsia="微软雅黑"/>
+          <w:b w:val="0"/>
+          <w:i w:val="0"/>
+          <w:sz w:val="21"/>
+        </w:rPr>
+      </w:r>
+    </w:p>
+    <w:p>
+      <w:pPr>
+        <w:pStyle w:val="Heading3"/>
+      </w:pPr>
+      <w:r>
+        <w:rPr>
+          <w:rFonts w:ascii="Calibri" w:hAnsi="Calibri" w:eastAsia="微软雅黑"/>
+          <w:b/>
+          <w:i w:val="0"/>
+          <w:color w:val="1A1A2E"/>
+          <w:sz w:val="20"/>
+        </w:rPr>
+        <w:t>发现4：能源经济学的数据特殊性（政策干预、制度突变）使因果推断成为不可或缺的研究方法</w:t>
+      </w:r>
+    </w:p>
+    <w:p>
+      <w:r>
+        <w:rPr>
+          <w:rFonts w:ascii="Calibri" w:hAnsi="Calibri" w:eastAsia="微软雅黑"/>
+          <w:b w:val="0"/>
+          <w:i w:val="0"/>
+          <w:sz w:val="21"/>
+        </w:rPr>
+      </w:r>
+      <w:r>
+        <w:rPr>
+          <w:rFonts w:ascii="Calibri" w:hAnsi="Calibri" w:eastAsia="微软雅黑"/>
+          <w:b/>
+          <w:i w:val="0"/>
+          <w:sz w:val="21"/>
+        </w:rPr>
+        <w:t>支持证据：</w:t>
+      </w:r>
+      <w:r>
+        <w:rPr>
+          <w:rFonts w:ascii="Calibri" w:hAnsi="Calibri" w:eastAsia="微软雅黑"/>
+          <w:b w:val="0"/>
+          <w:i w:val="0"/>
+          <w:sz w:val="21"/>
+        </w:rPr>
+        <w:t xml:space="preserve"> 尽管因果推断在本次论文清单中的实证研究极少，但方法论审查组、反方质疑组和引用网络组一致认为该方向潜力巨大。引用网络组的“新颖性预检派”强烈建议“转向因果机器学习在能源系统韧性评估中的应用”，认为这“既能保留现有方法论传承，又能显著提升综述的新颖性”。</w:t>
+      </w:r>
+    </w:p>
+    <w:p>
+      <w:r>
+        <w:rPr>
+          <w:rFonts w:ascii="Calibri" w:hAnsi="Calibri" w:eastAsia="微软雅黑"/>
+          <w:b w:val="0"/>
+          <w:i w:val="0"/>
+          <w:sz w:val="21"/>
+        </w:rPr>
+      </w:r>
+      <w:r>
+        <w:rPr>
+          <w:rFonts w:ascii="Calibri" w:hAnsi="Calibri" w:eastAsia="微软雅黑"/>
+          <w:b/>
+          <w:i w:val="0"/>
+          <w:sz w:val="21"/>
+        </w:rPr>
+        <w:t>反方质疑：</w:t>
+      </w:r>
+      <w:r>
+        <w:rPr>
+          <w:rFonts w:ascii="Calibri" w:hAnsi="Calibri" w:eastAsia="微软雅黑"/>
+          <w:b w:val="0"/>
+          <w:i w:val="0"/>
+          <w:sz w:val="21"/>
+        </w:rPr>
+        <w:t xml:space="preserve"> 反方质疑组的“边界条件派”明确指出因果推断面临的现实挑战：“因果ML的稳健性高度依赖假设条件——在未观测混淆变量、数据稀疏或存在正则化偏差时，其效果可能严重受损，甚至不如简单的相关性分析。”这一警告表明，虽然因果方法是理论上的突破口，但其在能源经济学中的实际应用面临巨大的数据和方法学障碍。</w:t>
+      </w:r>
+    </w:p>
+    <w:p>
+      <w:r>
+        <w:rPr>
+          <w:rFonts w:ascii="Calibri" w:hAnsi="Calibri" w:eastAsia="微软雅黑"/>
+          <w:b w:val="0"/>
+          <w:i w:val="0"/>
+          <w:sz w:val="21"/>
+        </w:rPr>
+      </w:r>
+      <w:r>
+        <w:rPr>
+          <w:rFonts w:ascii="Calibri" w:hAnsi="Calibri" w:eastAsia="微软雅黑"/>
+          <w:b/>
+          <w:i w:val="0"/>
+          <w:sz w:val="21"/>
+        </w:rPr>
+        <w:t>辩论结论：</w:t>
+      </w:r>
+      <w:r>
+        <w:rPr>
+          <w:rFonts w:ascii="Calibri" w:hAnsi="Calibri" w:eastAsia="微软雅黑"/>
+          <w:b w:val="0"/>
+          <w:i w:val="0"/>
+          <w:sz w:val="21"/>
+        </w:rPr>
+        <w:t xml:space="preserve"> 综合各方意见，数据验证组建议：“对于非预测类（如政策效果评估）研究，若涉及定量模型或分类，应参照同类国际竞赛的基准要求，制定最低稳健性标准。”</w:t>
+      </w:r>
+      <w:r>
+        <w:rPr>
+          <w:rFonts w:ascii="Calibri" w:hAnsi="Calibri" w:eastAsia="微软雅黑"/>
+          <w:b/>
+          <w:i w:val="0"/>
+          <w:sz w:val="21"/>
+        </w:rPr>
+        <w:t>交叉辩论后的共识</w:t>
+      </w:r>
+      <w:r>
+        <w:rPr>
+          <w:rFonts w:ascii="Calibri" w:hAnsi="Calibri" w:eastAsia="微软雅黑"/>
+          <w:b w:val="0"/>
+          <w:i w:val="0"/>
+          <w:sz w:val="21"/>
+        </w:rPr>
+        <w:t>：因果方法是方向性的革命，但当前缺乏可直接使用的“开箱即用”工具。研究者需要进行大量的假设检验、敏感性分析，并明确披露因果推断的适用边界。</w:t>
+      </w:r>
+    </w:p>
+    <w:p>
+      <w:r>
+        <w:rPr>
+          <w:rFonts w:ascii="Calibri" w:hAnsi="Calibri" w:eastAsia="微软雅黑"/>
+          <w:b w:val="0"/>
+          <w:i w:val="0"/>
+          <w:sz w:val="21"/>
+        </w:rPr>
+      </w:r>
+      <w:r>
+        <w:rPr>
+          <w:rFonts w:ascii="Calibri" w:hAnsi="Calibri" w:eastAsia="微软雅黑"/>
+          <w:b/>
+          <w:i w:val="0"/>
+          <w:sz w:val="21"/>
+        </w:rPr>
+        <w:t>置信度：🟡中</w:t>
+      </w:r>
+      <w:r>
+        <w:rPr>
+          <w:rFonts w:ascii="Calibri" w:hAnsi="Calibri" w:eastAsia="微软雅黑"/>
+          <w:b w:val="0"/>
+          <w:i w:val="0"/>
+          <w:sz w:val="21"/>
+        </w:rPr>
+      </w:r>
+    </w:p>
+    <w:p>
+      <w:pPr>
+        <w:pStyle w:val="Heading3"/>
+      </w:pPr>
+      <w:r>
+        <w:rPr>
+          <w:rFonts w:ascii="Calibri" w:hAnsi="Calibri" w:eastAsia="微软雅黑"/>
+          <w:b/>
+          <w:i w:val="0"/>
+          <w:color w:val="1A1A2E"/>
+          <w:sz w:val="20"/>
+        </w:rPr>
+        <w:t>发现5：能源系统与宏观经济的外生关联使单一模型难以胜任复杂预测任务</w:t>
+      </w:r>
+    </w:p>
+    <w:p>
+      <w:r>
+        <w:rPr>
+          <w:rFonts w:ascii="Calibri" w:hAnsi="Calibri" w:eastAsia="微软雅黑"/>
+          <w:b w:val="0"/>
+          <w:i w:val="0"/>
+          <w:sz w:val="21"/>
+        </w:rPr>
+      </w:r>
+      <w:r>
+        <w:rPr>
+          <w:rFonts w:ascii="Calibri" w:hAnsi="Calibri" w:eastAsia="微软雅黑"/>
+          <w:b/>
+          <w:i w:val="0"/>
+          <w:sz w:val="21"/>
+        </w:rPr>
+        <w:t>支持证据：</w:t>
+      </w:r>
+      <w:r>
+        <w:rPr>
+          <w:rFonts w:ascii="Calibri" w:hAnsi="Calibri" w:eastAsia="微软雅黑"/>
+          <w:b w:val="0"/>
+          <w:i w:val="0"/>
+          <w:sz w:val="21"/>
+        </w:rPr>
+        <w:t xml:space="preserve"> Ghoddusi等</w:t>
+      </w:r>
+      <w:r>
+        <w:rPr>
+          <w:rFonts w:ascii="Calibri" w:hAnsi="Calibri" w:eastAsia="微软雅黑"/>
+          <w:b/>
+          <w:i w:val="0"/>
+          <w:color w:val="2980B9"/>
+          <w:sz w:val="21"/>
+        </w:rPr>
+        <w:t>[10]</w:t>
+      </w:r>
+      <w:r>
+        <w:rPr>
+          <w:rFonts w:ascii="Calibri" w:hAnsi="Calibri" w:eastAsia="微软雅黑"/>
+          <w:b w:val="0"/>
+          <w:i w:val="0"/>
+          <w:sz w:val="21"/>
+        </w:rPr>
+        <w:t>的综述明确指出，能源价格（原油、天然气、电力）的预测需要用ML方法处理大量外生特征（如宏观经济指标、政策事件、地缘政治因素）。Khalil等</w:t>
+      </w:r>
+      <w:r>
+        <w:rPr>
+          <w:rFonts w:ascii="Calibri" w:hAnsi="Calibri" w:eastAsia="微软雅黑"/>
+          <w:b/>
+          <w:i w:val="0"/>
+          <w:color w:val="2980B9"/>
+          <w:sz w:val="21"/>
+        </w:rPr>
+        <w:t>[46]</w:t>
+      </w:r>
+      <w:r>
+        <w:rPr>
+          <w:rFonts w:ascii="Calibri" w:hAnsi="Calibri" w:eastAsia="微软雅黑"/>
+          <w:b w:val="0"/>
+          <w:i w:val="0"/>
+          <w:sz w:val="21"/>
+        </w:rPr>
+        <w:t>通过对比多种ML和深度学习模型，证实了集成学习方法在整合多源异构特征时的优势。Antonopoulos等</w:t>
+      </w:r>
+      <w:r>
+        <w:rPr>
+          <w:rFonts w:ascii="Calibri" w:hAnsi="Calibri" w:eastAsia="微软雅黑"/>
+          <w:b/>
+          <w:i w:val="0"/>
+          <w:color w:val="2980B9"/>
+          <w:sz w:val="21"/>
+        </w:rPr>
+        <w:t>[8]</w:t>
+      </w:r>
+      <w:r>
+        <w:rPr>
+          <w:rFonts w:ascii="Calibri" w:hAnsi="Calibri" w:eastAsia="微软雅黑"/>
+          <w:b w:val="0"/>
+          <w:i w:val="0"/>
+          <w:sz w:val="21"/>
+        </w:rPr>
+        <w:t>也强调了AI方法在DR任务中处理“高度复杂性、大规模数据以及对近乎实时决策需要”方面的独特能力。</w:t>
+      </w:r>
+    </w:p>
+    <w:p>
+      <w:r>
+        <w:rPr>
+          <w:rFonts w:ascii="Calibri" w:hAnsi="Calibri" w:eastAsia="微软雅黑"/>
+          <w:b w:val="0"/>
+          <w:i w:val="0"/>
+          <w:sz w:val="21"/>
+        </w:rPr>
+      </w:r>
+      <w:r>
+        <w:rPr>
+          <w:rFonts w:ascii="Calibri" w:hAnsi="Calibri" w:eastAsia="微软雅黑"/>
+          <w:b/>
+          <w:i w:val="0"/>
+          <w:sz w:val="21"/>
+        </w:rPr>
+        <w:t>反方质疑：</w:t>
+      </w:r>
+      <w:r>
+        <w:rPr>
+          <w:rFonts w:ascii="Calibri" w:hAnsi="Calibri" w:eastAsia="微软雅黑"/>
+          <w:b w:val="0"/>
+          <w:i w:val="0"/>
+          <w:sz w:val="21"/>
+        </w:rPr>
+        <w:t xml:space="preserve"> 方法论审查组的“可解释性倡导派”强烈批评：“模型能在宏观层面做精准预测，但在微观层面（如为什么某次电价飙升）无法提供任何机制上的解释。这种‘精度-可解释性’的割裂使得预测结果对实际市场操作或政策制定的指导意义有限。”</w:t>
+      </w:r>
+    </w:p>
+    <w:p>
+      <w:r>
+        <w:rPr>
+          <w:rFonts w:ascii="Calibri" w:hAnsi="Calibri" w:eastAsia="微软雅黑"/>
+          <w:b w:val="0"/>
+          <w:i w:val="0"/>
+          <w:sz w:val="21"/>
+        </w:rPr>
+      </w:r>
+      <w:r>
+        <w:rPr>
+          <w:rFonts w:ascii="Calibri" w:hAnsi="Calibri" w:eastAsia="微软雅黑"/>
+          <w:b/>
+          <w:i w:val="0"/>
+          <w:sz w:val="21"/>
+        </w:rPr>
+        <w:t>辩论结论：</w:t>
+      </w:r>
+      <w:r>
+        <w:rPr>
+          <w:rFonts w:ascii="Calibri" w:hAnsi="Calibri" w:eastAsia="微软雅黑"/>
+          <w:b w:val="0"/>
+          <w:i w:val="0"/>
+          <w:sz w:val="21"/>
+        </w:rPr>
+        <w:t xml:space="preserve"> 反方质疑组的共识是：“未来研究不仅要追求预测精度的提升，更要开发能够生成清晰、简洁的因果解释的模型，这必须同时服务于算法开发者和政策制定者。”Ghoddusi等</w:t>
+      </w:r>
+      <w:r>
+        <w:rPr>
+          <w:rFonts w:ascii="Calibri" w:hAnsi="Calibri" w:eastAsia="微软雅黑"/>
+          <w:b/>
+          <w:i w:val="0"/>
+          <w:color w:val="2980B9"/>
+          <w:sz w:val="21"/>
+        </w:rPr>
+        <w:t>[10]</w:t>
+      </w:r>
+      <w:r>
+        <w:rPr>
+          <w:rFonts w:ascii="Calibri" w:hAnsi="Calibri" w:eastAsia="微软雅黑"/>
+          <w:b w:val="0"/>
+          <w:i w:val="0"/>
+          <w:sz w:val="21"/>
+        </w:rPr>
+        <w:t>和Wen等[45, 50]的工作都已展示了从负荷预测延伸至系统优化控制的趋势，但这种延伸必须在可解释性框架内完成才能真正落地。</w:t>
+      </w:r>
+    </w:p>
+    <w:p>
+      <w:r>
+        <w:rPr>
+          <w:rFonts w:ascii="Calibri" w:hAnsi="Calibri" w:eastAsia="微软雅黑"/>
+          <w:b w:val="0"/>
+          <w:i w:val="0"/>
+          <w:sz w:val="21"/>
+        </w:rPr>
+      </w:r>
+      <w:r>
+        <w:rPr>
+          <w:rFonts w:ascii="Calibri" w:hAnsi="Calibri" w:eastAsia="微软雅黑"/>
+          <w:b/>
+          <w:i w:val="0"/>
+          <w:sz w:val="21"/>
+        </w:rPr>
+        <w:t>置信度：🟢高</w:t>
+      </w:r>
+      <w:r>
+        <w:rPr>
+          <w:rFonts w:ascii="Calibri" w:hAnsi="Calibri" w:eastAsia="微软雅黑"/>
+          <w:b w:val="0"/>
+          <w:i w:val="0"/>
+          <w:sz w:val="21"/>
+        </w:rPr>
       </w:r>
     </w:p>
     <w:p>
@@ -2408,34 +3411,22 @@
           <w:color w:val="1A1A2E"/>
           <w:sz w:val="24"/>
         </w:rPr>
-        <w:t>三、核心发现与争议</w:t>
+        <w:t>四、研究空白与文献计量证据</w:t>
       </w:r>
     </w:p>
     <w:p>
-      <w:r>
-        <w:rPr>
-          <w:rFonts w:ascii="Calibri" w:hAnsi="Calibri" w:eastAsia="微软雅黑"/>
-          <w:b w:val="0"/>
-          <w:i w:val="0"/>
-          <w:sz w:val="21"/>
-        </w:rPr>
-      </w:r>
+      <w:pPr>
+        <w:pStyle w:val="Heading3"/>
+      </w:pPr>
       <w:r>
         <w:rPr>
           <w:rFonts w:ascii="Calibri" w:hAnsi="Calibri" w:eastAsia="微软雅黑"/>
           <w:b/>
           <w:i w:val="0"/>
-          <w:sz w:val="21"/>
-        </w:rPr>
-        <w:t>发现1：LSTM在短期负荷预测中精度显著优于传统方法，但小样本场景下优势递减</w:t>
-      </w:r>
-      <w:r>
-        <w:rPr>
-          <w:rFonts w:ascii="Calibri" w:hAnsi="Calibri" w:eastAsia="微软雅黑"/>
-          <w:b w:val="0"/>
-          <w:i w:val="0"/>
-          <w:sz w:val="21"/>
-        </w:rPr>
+          <w:color w:val="1A1A2E"/>
+          <w:sz w:val="20"/>
+        </w:rPr>
+        <w:t>空白1：可解释人工智能（XAI）在能源经济学中的应用研究几乎空白</w:t>
       </w:r>
     </w:p>
     <w:p>
@@ -2454,7 +3445,7 @@
           <w:i w:val="0"/>
           <w:sz w:val="21"/>
         </w:rPr>
-        <w:t>支持证据</w:t>
+        <w:t>现状：</w:t>
       </w:r>
       <w:r>
         <w:rPr>
@@ -2463,45 +3454,7 @@
           <w:i w:val="0"/>
           <w:sz w:val="21"/>
         </w:rPr>
-        <w:t>：Shi等</w:t>
-      </w:r>
-      <w:r>
-        <w:rPr>
-          <w:rFonts w:ascii="Calibri" w:hAnsi="Calibri" w:eastAsia="微软雅黑"/>
-          <w:b/>
-          <w:i w:val="0"/>
-          <w:color w:val="2980B9"/>
-          <w:sz w:val="21"/>
-        </w:rPr>
-        <w:t>[42]</w:t>
-      </w:r>
-      <w:r>
-        <w:rPr>
-          <w:rFonts w:ascii="Calibri" w:hAnsi="Calibri" w:eastAsia="微软雅黑"/>
-          <w:b w:val="0"/>
-          <w:i w:val="0"/>
-          <w:sz w:val="21"/>
-        </w:rPr>
-        <w:t>提出的Pooling Deep RNN模型在家庭负荷预测中实现了MAPE低于5%的精度，显著优于ARIMA的12-15%。Aslam等</w:t>
-      </w:r>
-      <w:r>
-        <w:rPr>
-          <w:rFonts w:ascii="Calibri" w:hAnsi="Calibri" w:eastAsia="微软雅黑"/>
-          <w:b/>
-          <w:i w:val="0"/>
-          <w:color w:val="2980B9"/>
-          <w:sz w:val="21"/>
-        </w:rPr>
-        <w:t>[35]</w:t>
-      </w:r>
-      <w:r>
-        <w:rPr>
-          <w:rFonts w:ascii="Calibri" w:hAnsi="Calibri" w:eastAsia="微软雅黑"/>
-          <w:b w:val="0"/>
-          <w:i w:val="0"/>
-          <w:sz w:val="21"/>
-        </w:rPr>
-        <w:t>的综述系统总结了200余篇相关研究，指出深度学习在小时级和天级负荷预测中普遍表现出色。</w:t>
+        <w:t xml:space="preserve"> 在本次50篇论文中，没有一篇专门探讨可解释性方法（如SHAP、LIME、注意力可视化）在能源价格或负荷预测中的应用。引用网络组的“新颖性预检派”在辩论中明确指出：“所有论文在可解释性方面存在系统性缺失。”方法论审查组的统一评分显示，在5分制中可解释性维度平均仅得1.5分。</w:t>
       </w:r>
     </w:p>
     <w:p>
@@ -2520,7 +3473,7 @@
           <w:i w:val="0"/>
           <w:sz w:val="21"/>
         </w:rPr>
-        <w:t>反方质疑</w:t>
+        <w:t>为什么没人做：</w:t>
       </w:r>
       <w:r>
         <w:rPr>
@@ -2529,26 +3482,7 @@
           <w:i w:val="0"/>
           <w:sz w:val="21"/>
         </w:rPr>
-        <w:t>：Makridakis等</w:t>
-      </w:r>
-      <w:r>
-        <w:rPr>
-          <w:rFonts w:ascii="Calibri" w:hAnsi="Calibri" w:eastAsia="微软雅黑"/>
-          <w:b/>
-          <w:i w:val="0"/>
-          <w:color w:val="2980B9"/>
-          <w:sz w:val="21"/>
-        </w:rPr>
-        <w:t>[11]</w:t>
-      </w:r>
-      <w:r>
-        <w:rPr>
-          <w:rFonts w:ascii="Calibri" w:hAnsi="Calibri" w:eastAsia="微软雅黑"/>
-          <w:b w:val="0"/>
-          <w:i w:val="0"/>
-          <w:sz w:val="21"/>
-        </w:rPr>
-        <w:t>对1045个月度时间序列的跨方法评估发现，简单统计方法（如Theta模型）在长周期预测（半年以上）中同样具有竞争力。数据验证部的“交叉验证派”进一步指出，在样本量小于500点的场景下，LSTM的过拟合风险极高，泛化能力可能不如经过精调的随机森林。</w:t>
+        <w:t xml:space="preserve"> 一方面，学术评价体系长期以“预测精度”为核心指标，研究者缺乏动力投入模型解释成本；另一方面，对于试图解释深度非线性预测模型（如LSTM）的行为本身就是一个开放性的研究问题。</w:t>
       </w:r>
     </w:p>
     <w:p>
@@ -2567,7 +3501,7 @@
           <w:i w:val="0"/>
           <w:sz w:val="21"/>
         </w:rPr>
-        <w:t>辩论结论</w:t>
+        <w:t>做了有什么价值：</w:t>
       </w:r>
       <w:r>
         <w:rPr>
@@ -2576,7 +3510,7 @@
           <w:i w:val="0"/>
           <w:sz w:val="21"/>
         </w:rPr>
-        <w:t>：LSTM的优势在数据量充足（≥2000点）且预测窗口较短（≤24小时）时最为显著。对碳价预测这一特定场景（通常仅有数百至数千个日度观测值），须采取早停法、Dropout等严格正则化策略，并优先建立随机森林等基线模型进行对比验证。</w:t>
+        <w:t xml:space="preserve"> 在碳市场、电力市场等政策敏感性极强的领域，模型不仅需要“知道何时”，还需要“解释为何”。一个可被利益相关方理解和信任的预测模型，比一个单纯精度高但不可解释的黑箱模型更具实践价值。</w:t>
       </w:r>
     </w:p>
     <w:p>
@@ -2595,7 +3529,7 @@
           <w:i w:val="0"/>
           <w:sz w:val="21"/>
         </w:rPr>
-        <w:t>置信度</w:t>
+        <w:t>可行路径：</w:t>
       </w:r>
       <w:r>
         <w:rPr>
@@ -2604,18 +3538,41 @@
           <w:i w:val="0"/>
           <w:sz w:val="21"/>
         </w:rPr>
-        <w:t>：🟢高</w:t>
+        <w:t xml:space="preserve"> 基于Ghoddusi等</w:t>
+      </w:r>
+      <w:r>
+        <w:rPr>
+          <w:rFonts w:ascii="Calibri" w:hAnsi="Calibri" w:eastAsia="微软雅黑"/>
+          <w:b/>
+          <w:i w:val="0"/>
+          <w:color w:val="2980B9"/>
+          <w:sz w:val="21"/>
+        </w:rPr>
+        <w:t>[10]</w:t>
+      </w:r>
+      <w:r>
+        <w:rPr>
+          <w:rFonts w:ascii="Calibri" w:hAnsi="Calibri" w:eastAsia="微软雅黑"/>
+          <w:b w:val="0"/>
+          <w:i w:val="0"/>
+          <w:sz w:val="21"/>
+        </w:rPr>
+        <w:t>的综述框架，将XAI方法（SHAP、LIME、部分依赖图）系统应用于能源价格预测任务，对比不同模型在“预测精度+可解释性”双目标下的表现，建立针对能源经济学的可解释性评估基准。</w:t>
       </w:r>
     </w:p>
     <w:p>
-      <w:r>
-        <w:rPr>
-          <w:rFonts w:ascii="Calibri" w:hAnsi="Calibri" w:eastAsia="微软雅黑"/>
-          <w:b w:val="0"/>
-          <w:i w:val="0"/>
-          <w:sz w:val="21"/>
-        </w:rPr>
-        <w:t>---</w:t>
+      <w:pPr>
+        <w:pStyle w:val="Heading3"/>
+      </w:pPr>
+      <w:r>
+        <w:rPr>
+          <w:rFonts w:ascii="Calibri" w:hAnsi="Calibri" w:eastAsia="微软雅黑"/>
+          <w:b/>
+          <w:i w:val="0"/>
+          <w:color w:val="1A1A2E"/>
+          <w:sz w:val="20"/>
+        </w:rPr>
+        <w:t>空白2：跨区域、跨市场的验证性研究严重缺失</w:t>
       </w:r>
     </w:p>
     <w:p>
@@ -2634,7 +3591,7 @@
           <w:i w:val="0"/>
           <w:sz w:val="21"/>
         </w:rPr>
-        <w:t>发现2：分解-集成方法可降低预测误差15-20%，但存在未来信息泄露风险</w:t>
+        <w:t>现状：</w:t>
       </w:r>
       <w:r>
         <w:rPr>
@@ -2643,6 +3600,45 @@
           <w:i w:val="0"/>
           <w:sz w:val="21"/>
         </w:rPr>
+        <w:t xml:space="preserve"> 当前研究多基于单一地区数据（如Nadirgil</w:t>
+      </w:r>
+      <w:r>
+        <w:rPr>
+          <w:rFonts w:ascii="Calibri" w:hAnsi="Calibri" w:eastAsia="微软雅黑"/>
+          <w:b/>
+          <w:i w:val="0"/>
+          <w:color w:val="2980B9"/>
+          <w:sz w:val="21"/>
+        </w:rPr>
+        <w:t>[31]</w:t>
+      </w:r>
+      <w:r>
+        <w:rPr>
+          <w:rFonts w:ascii="Calibri" w:hAnsi="Calibri" w:eastAsia="微软雅黑"/>
+          <w:b w:val="0"/>
+          <w:i w:val="0"/>
+          <w:sz w:val="21"/>
+        </w:rPr>
+        <w:t>的碳价预测仅涉及欧盟碳市场一期；Shi等</w:t>
+      </w:r>
+      <w:r>
+        <w:rPr>
+          <w:rFonts w:ascii="Calibri" w:hAnsi="Calibri" w:eastAsia="微软雅黑"/>
+          <w:b/>
+          <w:i w:val="0"/>
+          <w:color w:val="2980B9"/>
+          <w:sz w:val="21"/>
+        </w:rPr>
+        <w:t>[42]</w:t>
+      </w:r>
+      <w:r>
+        <w:rPr>
+          <w:rFonts w:ascii="Calibri" w:hAnsi="Calibri" w:eastAsia="微软雅黑"/>
+          <w:b w:val="0"/>
+          <w:i w:val="0"/>
+          <w:sz w:val="21"/>
+        </w:rPr>
+        <w:t>的负荷预测仅基于爱尔兰单一数据集），缺乏跨市场、跨周期的系统性验证。方法论审查组的“严谨性质疑派”明确指出“未见多数据集或多市场验证”。</w:t>
       </w:r>
     </w:p>
     <w:p>
@@ -2661,7 +3657,7 @@
           <w:i w:val="0"/>
           <w:sz w:val="21"/>
         </w:rPr>
-        <w:t>支持证据</w:t>
+        <w:t>为什么没人做：</w:t>
       </w:r>
       <w:r>
         <w:rPr>
@@ -2670,26 +3666,7 @@
           <w:i w:val="0"/>
           <w:sz w:val="21"/>
         </w:rPr>
-        <w:t>：Qiu等</w:t>
-      </w:r>
-      <w:r>
-        <w:rPr>
-          <w:rFonts w:ascii="Calibri" w:hAnsi="Calibri" w:eastAsia="微软雅黑"/>
-          <w:b/>
-          <w:i w:val="0"/>
-          <w:color w:val="2980B9"/>
-          <w:sz w:val="21"/>
-        </w:rPr>
-        <w:t>[43]</w:t>
-      </w:r>
-      <w:r>
-        <w:rPr>
-          <w:rFonts w:ascii="Calibri" w:hAnsi="Calibri" w:eastAsia="微软雅黑"/>
-          <w:b w:val="0"/>
-          <w:i w:val="0"/>
-          <w:sz w:val="21"/>
-        </w:rPr>
-        <w:t>首创的EMD集成深度学习方法，在负荷需求预测中降低了约15%的RMSE。该方法将非平稳序列分解为多个相对平稳的本征模态函数，分别建模后集成，有效应对了非平稳性问题。</w:t>
+        <w:t xml:space="preserve"> 获取多个高质量、对齐的能源数据集存在数据壁垒和标准化难题，且跨区域研究需要处理不同市场制度、计量单位、采样频率等额外变量。</w:t>
       </w:r>
     </w:p>
     <w:p>
@@ -2708,7 +3685,7 @@
           <w:i w:val="0"/>
           <w:sz w:val="21"/>
         </w:rPr>
-        <w:t>反方质疑</w:t>
+        <w:t>做了有什么价值：</w:t>
       </w:r>
       <w:r>
         <w:rPr>
@@ -2717,7 +3694,7 @@
           <w:i w:val="0"/>
           <w:sz w:val="21"/>
         </w:rPr>
-        <w:t>：方法论审查部的“严谨性质疑派”严厉批评了分解-集成方法的因果完整性。若EMD分解窗口覆盖了未来时间点，则预测模型将提前“看到”未来信息，导致模型在真实场景中的性能远逊于实验结果。此外，程序部的“代码架构师”指出，碳价序列中存在政策突变等结构性断裂，EMD对此类事件的处理能力未经系统验证。</w:t>
+        <w:t xml:space="preserve"> 缺乏跨领域验证的方法论结论的普适性存疑。例如，在北美PJM电力市场有效的LSTM模型，在欧盟电力市场或中国碳市场中是否同样有效？这是检验算法理论有效性的关键。</w:t>
       </w:r>
     </w:p>
     <w:p>
@@ -2736,7 +3713,7 @@
           <w:i w:val="0"/>
           <w:sz w:val="21"/>
         </w:rPr>
-        <w:t>辩论结论</w:t>
+        <w:t>可行路径：</w:t>
       </w:r>
       <w:r>
         <w:rPr>
@@ -2745,35 +3722,41 @@
           <w:i w:val="0"/>
           <w:sz w:val="21"/>
         </w:rPr>
-        <w:t>：分解-集成方法应在方法论部分明确报告对齐策略（如仅使用历史数据的滚动窗口分解）。优先采用因果分解方法（如理论驱动的变分模态分解VMD，而非完全数据驱动的EMD），以减小未来信息泄露风险。</w:t>
+        <w:t xml:space="preserve"> 借鉴Shi等</w:t>
+      </w:r>
+      <w:r>
+        <w:rPr>
+          <w:rFonts w:ascii="Calibri" w:hAnsi="Calibri" w:eastAsia="微软雅黑"/>
+          <w:b/>
+          <w:i w:val="0"/>
+          <w:color w:val="2980B9"/>
+          <w:sz w:val="21"/>
+        </w:rPr>
+        <w:t>[42]</w:t>
+      </w:r>
+      <w:r>
+        <w:rPr>
+          <w:rFonts w:ascii="Calibri" w:hAnsi="Calibri" w:eastAsia="微软雅黑"/>
+          <w:b w:val="0"/>
+          <w:i w:val="0"/>
+          <w:sz w:val="21"/>
+        </w:rPr>
+        <w:t>的处理多用户数据的思路，研发通用性强的“多市场/多污染源对齐预测框架”，充分利用公开数据集（如PJM、Elia、欧盟ETS）进行系统验证。</w:t>
       </w:r>
     </w:p>
     <w:p>
-      <w:r>
-        <w:rPr>
-          <w:rFonts w:ascii="Calibri" w:hAnsi="Calibri" w:eastAsia="微软雅黑"/>
-          <w:b w:val="0"/>
-          <w:i w:val="0"/>
-          <w:sz w:val="21"/>
-        </w:rPr>
-      </w:r>
+      <w:pPr>
+        <w:pStyle w:val="Heading3"/>
+      </w:pPr>
       <w:r>
         <w:rPr>
           <w:rFonts w:ascii="Calibri" w:hAnsi="Calibri" w:eastAsia="微软雅黑"/>
           <w:b/>
           <w:i w:val="0"/>
-          <w:sz w:val="21"/>
-        </w:rPr>
-        <w:t>置信度</w:t>
-      </w:r>
-      <w:r>
-        <w:rPr>
-          <w:rFonts w:ascii="Calibri" w:hAnsi="Calibri" w:eastAsia="微软雅黑"/>
-          <w:b w:val="0"/>
-          <w:i w:val="0"/>
-          <w:sz w:val="21"/>
-        </w:rPr>
-        <w:t>：🟡中</w:t>
+          <w:color w:val="1A1A2E"/>
+          <w:sz w:val="20"/>
+        </w:rPr>
+        <w:t>空白3：能源市场预测对政策干预的结构性突变缺乏稳健性检验</w:t>
       </w:r>
     </w:p>
     <w:p>
@@ -2784,7 +3767,24 @@
           <w:i w:val="0"/>
           <w:sz w:val="21"/>
         </w:rPr>
-        <w:t>---</w:t>
+      </w:r>
+      <w:r>
+        <w:rPr>
+          <w:rFonts w:ascii="Calibri" w:hAnsi="Calibri" w:eastAsia="微软雅黑"/>
+          <w:b/>
+          <w:i w:val="0"/>
+          <w:sz w:val="21"/>
+        </w:rPr>
+        <w:t>现状：</w:t>
+      </w:r>
+      <w:r>
+        <w:rPr>
+          <w:rFonts w:ascii="Calibri" w:hAnsi="Calibri" w:eastAsia="微软雅黑"/>
+          <w:b w:val="0"/>
+          <w:i w:val="0"/>
+          <w:sz w:val="21"/>
+        </w:rPr>
+        <w:t xml:space="preserve"> 几乎所有预测模型都假设训练集和测试集数据来自同一分布。然而能源市场常遭遇结构性突变（如2019年欧盟碳市场改革、2022年俄乌冲突对能源价格的冲击），这一假设在现实中难以成立。方法论审查组的“严谨性质疑派”评分显示，稳健性维度平均得分为极低的1.5分。</w:t>
       </w:r>
     </w:p>
     <w:p>
@@ -2803,7 +3803,7 @@
           <w:i w:val="0"/>
           <w:sz w:val="21"/>
         </w:rPr>
-        <w:t>发现3：物理信息融合是提升模型可解释性与泛化能力的前沿方向</w:t>
+        <w:t>为什么没人做：</w:t>
       </w:r>
       <w:r>
         <w:rPr>
@@ -2812,6 +3812,7 @@
           <w:i w:val="0"/>
           <w:sz w:val="21"/>
         </w:rPr>
+        <w:t xml:space="preserve"> 结构性突变样本的获取极为困难，且需要一个完整政策周期（3-5年）的数据，这在学术研究的时间框架内很难满足。此外，尚无成熟的针对“能源经济预测+结构性突变”的评估框架。</w:t>
       </w:r>
     </w:p>
     <w:p>
@@ -2830,7 +3831,7 @@
           <w:i w:val="0"/>
           <w:sz w:val="21"/>
         </w:rPr>
-        <w:t>支持证据</w:t>
+        <w:t>做了有什么价值：</w:t>
       </w:r>
       <w:r>
         <w:rPr>
@@ -2839,45 +3840,7 @@
           <w:i w:val="0"/>
           <w:sz w:val="21"/>
         </w:rPr>
-        <w:t>：Yao等</w:t>
-      </w:r>
-      <w:r>
-        <w:rPr>
-          <w:rFonts w:ascii="Calibri" w:hAnsi="Calibri" w:eastAsia="微软雅黑"/>
-          <w:b/>
-          <w:i w:val="0"/>
-          <w:color w:val="2980B9"/>
-          <w:sz w:val="21"/>
-        </w:rPr>
-        <w:t>[9]</w:t>
-      </w:r>
-      <w:r>
-        <w:rPr>
-          <w:rFonts w:ascii="Calibri" w:hAnsi="Calibri" w:eastAsia="微软雅黑"/>
-          <w:b w:val="0"/>
-          <w:i w:val="0"/>
-          <w:sz w:val="21"/>
-        </w:rPr>
-        <w:t>在《Nature Reviews Materials》上系统论述了机器学习在可持续能源系统中的应用前景，其中物理信息融合被认为是最具潜力的发展方向之一。Ghoddusi等</w:t>
-      </w:r>
-      <w:r>
-        <w:rPr>
-          <w:rFonts w:ascii="Calibri" w:hAnsi="Calibri" w:eastAsia="微软雅黑"/>
-          <w:b/>
-          <w:i w:val="0"/>
-          <w:color w:val="2980B9"/>
-          <w:sz w:val="21"/>
-        </w:rPr>
-        <w:t>[10]</w:t>
-      </w:r>
-      <w:r>
-        <w:rPr>
-          <w:rFonts w:ascii="Calibri" w:hAnsi="Calibri" w:eastAsia="微软雅黑"/>
-          <w:b w:val="0"/>
-          <w:i w:val="0"/>
-          <w:sz w:val="21"/>
-        </w:rPr>
-        <w:t>在综述中也指出，将能源经济学的基本规律（如供需平衡、价格弹性）嵌入预测模型，可有效提升模型的经济学合理性。</w:t>
+        <w:t xml:space="preserve"> 能够真实反映模型在极端状况下的预测能力，并为能源市场参与者（政府、交易所、投资者）提供更可靠的决策支撑。</w:t>
       </w:r>
     </w:p>
     <w:p>
@@ -2896,7 +3859,7 @@
           <w:i w:val="0"/>
           <w:sz w:val="21"/>
         </w:rPr>
-        <w:t>反方质疑</w:t>
+        <w:t>可行路径：</w:t>
       </w:r>
       <w:r>
         <w:rPr>
@@ -2905,35 +3868,41 @@
           <w:i w:val="0"/>
           <w:sz w:val="21"/>
         </w:rPr>
-        <w:t>：引用网络部的“影响力追踪派”指出，物理信息融合在能源预测中的实际应用案例仍然稀少。方法论审查部的“创新性识别派”虽认可其理论价值，但认为目前缺乏统一的融合框架和可复现的基准实验。此外，对碳价预测而言，嵌入何种物理规律（如配额约束？边际减排成本曲线？）仍不明确。</w:t>
+        <w:t xml:space="preserve"> 借鉴Frank等</w:t>
+      </w:r>
+      <w:r>
+        <w:rPr>
+          <w:rFonts w:ascii="Calibri" w:hAnsi="Calibri" w:eastAsia="微软雅黑"/>
+          <w:b/>
+          <w:i w:val="0"/>
+          <w:color w:val="2980B9"/>
+          <w:sz w:val="21"/>
+        </w:rPr>
+        <w:t>[15]</w:t>
+      </w:r>
+      <w:r>
+        <w:rPr>
+          <w:rFonts w:ascii="Calibri" w:hAnsi="Calibri" w:eastAsia="微软雅黑"/>
+          <w:b w:val="0"/>
+          <w:i w:val="0"/>
+          <w:sz w:val="21"/>
+        </w:rPr>
+        <w:t>处理气候极端事件的框架，引入对抗性测试（adversarial test）机制，人为制造结构性突变，评估模型预测性能的退化程度。同时探索结合物理知识的因果模型，提升模型在分布外场景的稳定性。</w:t>
       </w:r>
     </w:p>
     <w:p>
-      <w:r>
-        <w:rPr>
-          <w:rFonts w:ascii="Calibri" w:hAnsi="Calibri" w:eastAsia="微软雅黑"/>
-          <w:b w:val="0"/>
-          <w:i w:val="0"/>
-          <w:sz w:val="21"/>
-        </w:rPr>
-      </w:r>
+      <w:pPr>
+        <w:pStyle w:val="Heading3"/>
+      </w:pPr>
       <w:r>
         <w:rPr>
           <w:rFonts w:ascii="Calibri" w:hAnsi="Calibri" w:eastAsia="微软雅黑"/>
           <w:b/>
           <w:i w:val="0"/>
-          <w:sz w:val="21"/>
-        </w:rPr>
-        <w:t>辩论结论</w:t>
-      </w:r>
-      <w:r>
-        <w:rPr>
-          <w:rFonts w:ascii="Calibri" w:hAnsi="Calibri" w:eastAsia="微软雅黑"/>
-          <w:b w:val="0"/>
-          <w:i w:val="0"/>
-          <w:sz w:val="21"/>
-        </w:rPr>
-        <w:t>：物理信息融合方向具有重大潜力，但尚未成熟。建议从简单场景入手（如将能量守恒定律作为LSTM的正则化项），逐步积累经验。碳价预测可探索将碳市场配额总量约束作为先验知识融入模型。</w:t>
+          <w:color w:val="1A1A2E"/>
+          <w:sz w:val="20"/>
+        </w:rPr>
+        <w:t>空白4：因果机器学习在能源经济学（碳价/能源价格/需求）中的应用近乎缺失</w:t>
       </w:r>
     </w:p>
     <w:p>
@@ -2952,7 +3921,7 @@
           <w:i w:val="0"/>
           <w:sz w:val="21"/>
         </w:rPr>
-        <w:t>置信度</w:t>
+        <w:t>现状：</w:t>
       </w:r>
       <w:r>
         <w:rPr>
@@ -2961,7 +3930,7 @@
           <w:i w:val="0"/>
           <w:sz w:val="21"/>
         </w:rPr>
-        <w:t>：🟡中</w:t>
+        <w:t xml:space="preserve"> 引用网络组与反方质疑组的交叉验证结论均为“因果推断极弱”。反方质疑组的“边界条件派”指出：“因果ML的稳健性高度依赖假设条件。”但当前没有任何论文将因果机器学习（如双重机器学习、结构因果模型）系统应用于碳价或能源价格预测任务中。</w:t>
       </w:r>
     </w:p>
     <w:p>
@@ -2972,7 +3941,24 @@
           <w:i w:val="0"/>
           <w:sz w:val="21"/>
         </w:rPr>
-        <w:t>---</w:t>
+      </w:r>
+      <w:r>
+        <w:rPr>
+          <w:rFonts w:ascii="Calibri" w:hAnsi="Calibri" w:eastAsia="微软雅黑"/>
+          <w:b/>
+          <w:i w:val="0"/>
+          <w:sz w:val="21"/>
+        </w:rPr>
+        <w:t>为什么没人做：</w:t>
+      </w:r>
+      <w:r>
+        <w:rPr>
+          <w:rFonts w:ascii="Calibri" w:hAnsi="Calibri" w:eastAsia="微软雅黑"/>
+          <w:b w:val="0"/>
+          <w:i w:val="0"/>
+          <w:sz w:val="21"/>
+        </w:rPr>
+        <w:t xml:space="preserve"> 因果推断的工具复杂性、数据要求（需满足无混淆等假设）、以及传统学术评价对“预测精度”的单一偏好，使得研究者望而却步。方法论审查组的“创新性识别派”承认“深度学习和强化学习也有其独特价值”，但指出“从不懂因果模型到因过拟合而泛化能力弱，是当前主流方法的短板”。</w:t>
       </w:r>
     </w:p>
     <w:p>
@@ -2991,7 +3977,7 @@
           <w:i w:val="0"/>
           <w:sz w:val="21"/>
         </w:rPr>
-        <w:t>发现4：碳价预测领域存在显著研究空白，现有方法主要基于类比迁移</w:t>
+        <w:t>做了有什么价值：</w:t>
       </w:r>
       <w:r>
         <w:rPr>
@@ -3000,6 +3986,7 @@
           <w:i w:val="0"/>
           <w:sz w:val="21"/>
         </w:rPr>
+        <w:t xml:space="preserve"> 能够突破传统关联预测的局限，回答“为什么碳价上涨/下跌”、“政策干预如何影响价格”等因果问题，从而真正服务于政策制定和风险管理。</w:t>
       </w:r>
     </w:p>
     <w:p>
@@ -3018,7 +4005,7 @@
           <w:i w:val="0"/>
           <w:sz w:val="21"/>
         </w:rPr>
-        <w:t>支持证据</w:t>
+        <w:t>可行路径：</w:t>
       </w:r>
       <w:r>
         <w:rPr>
@@ -3027,7 +4014,7 @@
           <w:i w:val="0"/>
           <w:sz w:val="21"/>
         </w:rPr>
-        <w:t>：Ghoddusi等</w:t>
+        <w:t xml:space="preserve"> 以Ghoddusi等</w:t>
       </w:r>
       <w:r>
         <w:rPr>
@@ -3046,111 +4033,22 @@
           <w:i w:val="0"/>
           <w:sz w:val="21"/>
         </w:rPr>
-        <w:t>的综述虽涵盖机器学习在能源经济学中的应用，但未对碳价预测进行专题深入分析。Nadirgil</w:t>
-      </w:r>
-      <w:r>
-        <w:rPr>
-          <w:rFonts w:ascii="Calibri" w:hAnsi="Calibri" w:eastAsia="微软雅黑"/>
-          <w:b/>
-          <w:i w:val="0"/>
-          <w:color w:val="2980B9"/>
-          <w:sz w:val="21"/>
-        </w:rPr>
-        <w:t>[31]</w:t>
-      </w:r>
-      <w:r>
-        <w:rPr>
-          <w:rFonts w:ascii="Calibri" w:hAnsi="Calibri" w:eastAsia="微软雅黑"/>
-          <w:b w:val="0"/>
-          <w:i w:val="0"/>
-          <w:sz w:val="21"/>
-        </w:rPr>
-        <w:t>在2023年的研究首次系统性探索了多种混合机器学习模型在碳价预测中的应用，填补了部分空白，但其研究仍是孤例。</w:t>
+        <w:t>的综述为理论起点，在碳价预测中引入双重机器学习（DML）或结构因果模型（SCM），将政策变量视为处理变量，量化其对未来碳价的因果效应。</w:t>
       </w:r>
     </w:p>
     <w:p>
-      <w:r>
-        <w:rPr>
-          <w:rFonts w:ascii="Calibri" w:hAnsi="Calibri" w:eastAsia="微软雅黑"/>
-          <w:b w:val="0"/>
-          <w:i w:val="0"/>
-          <w:sz w:val="21"/>
-        </w:rPr>
-      </w:r>
+      <w:pPr>
+        <w:pStyle w:val="Heading3"/>
+      </w:pPr>
       <w:r>
         <w:rPr>
           <w:rFonts w:ascii="Calibri" w:hAnsi="Calibri" w:eastAsia="微软雅黑"/>
           <w:b/>
           <w:i w:val="0"/>
-          <w:sz w:val="21"/>
-        </w:rPr>
-        <w:t>反方质疑</w:t>
-      </w:r>
-      <w:r>
-        <w:rPr>
-          <w:rFonts w:ascii="Calibri" w:hAnsi="Calibri" w:eastAsia="微软雅黑"/>
-          <w:b w:val="0"/>
-          <w:i w:val="0"/>
-          <w:sz w:val="21"/>
-        </w:rPr>
-        <w:t>：数据验证部的“交叉验证派”明确指出，在论文清单的50篇论文中，“没有任何一篇论文直接讨论碳价预测模型或方法”。相关论文聚焦于物理碳通量（如全球碳收支</w:t>
-      </w:r>
-      <w:r>
-        <w:rPr>
-          <w:rFonts w:ascii="Calibri" w:hAnsi="Calibri" w:eastAsia="微软雅黑"/>
-          <w:b/>
-          <w:i w:val="0"/>
-          <w:color w:val="2980B9"/>
-          <w:sz w:val="21"/>
-        </w:rPr>
-        <w:t>[14]</w:t>
-      </w:r>
-      <w:r>
-        <w:rPr>
-          <w:rFonts w:ascii="Calibri" w:hAnsi="Calibri" w:eastAsia="微软雅黑"/>
-          <w:b w:val="0"/>
-          <w:i w:val="0"/>
-          <w:sz w:val="21"/>
-        </w:rPr>
-        <w:t>、土壤碳管理</w:t>
-      </w:r>
-      <w:r>
-        <w:rPr>
-          <w:rFonts w:ascii="Calibri" w:hAnsi="Calibri" w:eastAsia="微软雅黑"/>
-          <w:b/>
-          <w:i w:val="0"/>
-          <w:color w:val="2980B9"/>
-          <w:sz w:val="21"/>
-        </w:rPr>
-        <w:t>[20]</w:t>
-      </w:r>
-      <w:r>
-        <w:rPr>
-          <w:rFonts w:ascii="Calibri" w:hAnsi="Calibri" w:eastAsia="微软雅黑"/>
-          <w:b w:val="0"/>
-          <w:i w:val="0"/>
-          <w:sz w:val="21"/>
-        </w:rPr>
-        <w:t>），而非经济碳价格。方法论审查部的“严谨性质疑派”进一步指出，即便Nadirgil</w:t>
-      </w:r>
-      <w:r>
-        <w:rPr>
-          <w:rFonts w:ascii="Calibri" w:hAnsi="Calibri" w:eastAsia="微软雅黑"/>
-          <w:b/>
-          <w:i w:val="0"/>
-          <w:color w:val="2980B9"/>
-          <w:sz w:val="21"/>
-        </w:rPr>
-        <w:t>[31]</w:t>
-      </w:r>
-      <w:r>
-        <w:rPr>
-          <w:rFonts w:ascii="Calibri" w:hAnsi="Calibri" w:eastAsia="微软雅黑"/>
-          <w:b w:val="0"/>
-          <w:i w:val="0"/>
-          <w:sz w:val="21"/>
-        </w:rPr>
-        <w:t>的工作，其方法论严谨性（如统计检验、跨市场验证）也未达到理想水平。</w:t>
+          <w:color w:val="1A1A2E"/>
+          <w:sz w:val="20"/>
+        </w:rPr>
+        <w:t>空白5：能源系统与宏观经济交互的实时预测尚未被有效解决</w:t>
       </w:r>
     </w:p>
     <w:p>
@@ -3169,7 +4067,7 @@
           <w:i w:val="0"/>
           <w:sz w:val="21"/>
         </w:rPr>
-        <w:t>辩论结论</w:t>
+        <w:t>现状：</w:t>
       </w:r>
       <w:r>
         <w:rPr>
@@ -3178,7 +4076,26 @@
           <w:i w:val="0"/>
           <w:sz w:val="21"/>
         </w:rPr>
-        <w:t>：碳价预测是一个被严重忽视的交叉领域。现有工作多基于负荷预测方法的类比迁移，缺乏对碳市场特殊属性（政策驱动、结构性突变、市场制度差异）的系统建模。这一缺口的填补需要同时具备能源经济学和机器学习背景的研究者协同推进。</w:t>
+        <w:t xml:space="preserve"> Ghoddusi等</w:t>
+      </w:r>
+      <w:r>
+        <w:rPr>
+          <w:rFonts w:ascii="Calibri" w:hAnsi="Calibri" w:eastAsia="微软雅黑"/>
+          <w:b/>
+          <w:i w:val="0"/>
+          <w:color w:val="2980B9"/>
+          <w:sz w:val="21"/>
+        </w:rPr>
+        <w:t>[10]</w:t>
+      </w:r>
+      <w:r>
+        <w:rPr>
+          <w:rFonts w:ascii="Calibri" w:hAnsi="Calibri" w:eastAsia="微软雅黑"/>
+          <w:b w:val="0"/>
+          <w:i w:val="0"/>
+          <w:sz w:val="21"/>
+        </w:rPr>
+        <w:t>的综述指出能源价格预测需处理大量外生特征，但当前工作多停留于静态建模或端到端预测，未能将“能源系统-宏观经济”的动态交互关系嵌入到模型结构中。反方质疑组的“边界条件派”强调：“宏观政策变化、技术革新、汇率波动等都被视作扰动，而非可建模的结构性因子。”</w:t>
       </w:r>
     </w:p>
     <w:p>
@@ -3197,7 +4114,7 @@
           <w:i w:val="0"/>
           <w:sz w:val="21"/>
         </w:rPr>
-        <w:t>置信度</w:t>
+        <w:t>为什么没人做：</w:t>
       </w:r>
       <w:r>
         <w:rPr>
@@ -3206,7 +4123,7 @@
           <w:i w:val="0"/>
           <w:sz w:val="21"/>
         </w:rPr>
-        <w:t>：🟢高</w:t>
+        <w:t xml:space="preserve"> 宏观经济指标与能源系统之间存在复杂的时变因果关系，构建大规模耦合模型需要海量数据和多学科团队协作；同时实时预测对模型的计算效率提出了极高要求。</w:t>
       </w:r>
     </w:p>
     <w:p>
@@ -3217,7 +4134,24 @@
           <w:i w:val="0"/>
           <w:sz w:val="21"/>
         </w:rPr>
-        <w:t>---</w:t>
+      </w:r>
+      <w:r>
+        <w:rPr>
+          <w:rFonts w:ascii="Calibri" w:hAnsi="Calibri" w:eastAsia="微软雅黑"/>
+          <w:b/>
+          <w:i w:val="0"/>
+          <w:sz w:val="21"/>
+        </w:rPr>
+        <w:t>做了有什么价值：</w:t>
+      </w:r>
+      <w:r>
+        <w:rPr>
+          <w:rFonts w:ascii="Calibri" w:hAnsi="Calibri" w:eastAsia="微软雅黑"/>
+          <w:b w:val="0"/>
+          <w:i w:val="0"/>
+          <w:sz w:val="21"/>
+        </w:rPr>
+        <w:t xml:space="preserve"> 能够实现对“宏观冲击→能源市场波动”的准实时预测，对电网调度、能源交易、政策调整具有重大经济和安全价值。</w:t>
       </w:r>
     </w:p>
     <w:p>
@@ -3236,7 +4170,7 @@
           <w:i w:val="0"/>
           <w:sz w:val="21"/>
         </w:rPr>
-        <w:t>发现5：模型可解释性与部署可行性之间存在显著张力</w:t>
+        <w:t>可行路径：</w:t>
       </w:r>
       <w:r>
         <w:rPr>
@@ -3245,194 +4179,7 @@
           <w:i w:val="0"/>
           <w:sz w:val="21"/>
         </w:rPr>
-      </w:r>
-    </w:p>
-    <w:p>
-      <w:r>
-        <w:rPr>
-          <w:rFonts w:ascii="Calibri" w:hAnsi="Calibri" w:eastAsia="微软雅黑"/>
-          <w:b w:val="0"/>
-          <w:i w:val="0"/>
-          <w:sz w:val="21"/>
-        </w:rPr>
-      </w:r>
-      <w:r>
-        <w:rPr>
-          <w:rFonts w:ascii="Calibri" w:hAnsi="Calibri" w:eastAsia="微软雅黑"/>
-          <w:b/>
-          <w:i w:val="0"/>
-          <w:sz w:val="21"/>
-        </w:rPr>
-        <w:t>支持证据</w:t>
-      </w:r>
-      <w:r>
-        <w:rPr>
-          <w:rFonts w:ascii="Calibri" w:hAnsi="Calibri" w:eastAsia="微软雅黑"/>
-          <w:b w:val="0"/>
-          <w:i w:val="0"/>
-          <w:sz w:val="21"/>
-        </w:rPr>
-        <w:t>：Wen等</w:t>
-      </w:r>
-      <w:r>
-        <w:rPr>
-          <w:rFonts w:ascii="Calibri" w:hAnsi="Calibri" w:eastAsia="微软雅黑"/>
-          <w:b/>
-          <w:i w:val="0"/>
-          <w:color w:val="2980B9"/>
-          <w:sz w:val="21"/>
-        </w:rPr>
-        <w:t>[45]</w:t>
-      </w:r>
-      <w:r>
-        <w:rPr>
-          <w:rFonts w:ascii="Calibri" w:hAnsi="Calibri" w:eastAsia="微软雅黑"/>
-          <w:b w:val="0"/>
-          <w:i w:val="0"/>
-          <w:sz w:val="21"/>
-        </w:rPr>
-        <w:t>开发的DRNN-LSTM模型虽然预测精度出色，但摘要中未提及任何可解释性分析。Wazirali等</w:t>
-      </w:r>
-      <w:r>
-        <w:rPr>
-          <w:rFonts w:ascii="Calibri" w:hAnsi="Calibri" w:eastAsia="微软雅黑"/>
-          <w:b/>
-          <w:i w:val="0"/>
-          <w:color w:val="2980B9"/>
-          <w:sz w:val="21"/>
-        </w:rPr>
-        <w:t>[49]</w:t>
-      </w:r>
-      <w:r>
-        <w:rPr>
-          <w:rFonts w:ascii="Calibri" w:hAnsi="Calibri" w:eastAsia="微软雅黑"/>
-          <w:b w:val="0"/>
-          <w:i w:val="0"/>
-          <w:sz w:val="21"/>
-        </w:rPr>
-        <w:t>在微电网负荷预测综述中也回避了可解释性问题。然而，Ghoddusi等</w:t>
-      </w:r>
-      <w:r>
-        <w:rPr>
-          <w:rFonts w:ascii="Calibri" w:hAnsi="Calibri" w:eastAsia="微软雅黑"/>
-          <w:b/>
-          <w:i w:val="0"/>
-          <w:color w:val="2980B9"/>
-          <w:sz w:val="21"/>
-        </w:rPr>
-        <w:t>[10]</w:t>
-      </w:r>
-      <w:r>
-        <w:rPr>
-          <w:rFonts w:ascii="Calibri" w:hAnsi="Calibri" w:eastAsia="微软雅黑"/>
-          <w:b w:val="0"/>
-          <w:i w:val="0"/>
-          <w:sz w:val="21"/>
-        </w:rPr>
-        <w:t>明确指出，能源经济学领域的政策制定者需要透明且可信的预测模型，黑箱特性严重制约了机器学习的实际采纳。</w:t>
-      </w:r>
-    </w:p>
-    <w:p>
-      <w:r>
-        <w:rPr>
-          <w:rFonts w:ascii="Calibri" w:hAnsi="Calibri" w:eastAsia="微软雅黑"/>
-          <w:b w:val="0"/>
-          <w:i w:val="0"/>
-          <w:sz w:val="21"/>
-        </w:rPr>
-      </w:r>
-      <w:r>
-        <w:rPr>
-          <w:rFonts w:ascii="Calibri" w:hAnsi="Calibri" w:eastAsia="微软雅黑"/>
-          <w:b/>
-          <w:i w:val="0"/>
-          <w:sz w:val="21"/>
-        </w:rPr>
-        <w:t>反方质疑</w:t>
-      </w:r>
-      <w:r>
-        <w:rPr>
-          <w:rFonts w:ascii="Calibri" w:hAnsi="Calibri" w:eastAsia="微软雅黑"/>
-          <w:b w:val="0"/>
-          <w:i w:val="0"/>
-          <w:sz w:val="21"/>
-        </w:rPr>
-        <w:t>：程序部的“调试优化师”认为，在部分工业场景中（如发电出力短期预测），精度提升带来的经济收益足以弥补可解释性不足的成本。引用网络部的“影响力追踪派”通过引用网络分析发现，部分高被引论文（如Aslam等</w:t>
-      </w:r>
-      <w:r>
-        <w:rPr>
-          <w:rFonts w:ascii="Calibri" w:hAnsi="Calibri" w:eastAsia="微软雅黑"/>
-          <w:b/>
-          <w:i w:val="0"/>
-          <w:color w:val="2980B9"/>
-          <w:sz w:val="21"/>
-        </w:rPr>
-        <w:t>[35]</w:t>
-      </w:r>
-      <w:r>
-        <w:rPr>
-          <w:rFonts w:ascii="Calibri" w:hAnsi="Calibri" w:eastAsia="微软雅黑"/>
-          <w:b w:val="0"/>
-          <w:i w:val="0"/>
-          <w:sz w:val="21"/>
-        </w:rPr>
-        <w:t>）侧重方法综述，未区分学术研究和工业部署的不同需求层次。</w:t>
-      </w:r>
-    </w:p>
-    <w:p>
-      <w:r>
-        <w:rPr>
-          <w:rFonts w:ascii="Calibri" w:hAnsi="Calibri" w:eastAsia="微软雅黑"/>
-          <w:b w:val="0"/>
-          <w:i w:val="0"/>
-          <w:sz w:val="21"/>
-        </w:rPr>
-      </w:r>
-      <w:r>
-        <w:rPr>
-          <w:rFonts w:ascii="Calibri" w:hAnsi="Calibri" w:eastAsia="微软雅黑"/>
-          <w:b/>
-          <w:i w:val="0"/>
-          <w:sz w:val="21"/>
-        </w:rPr>
-        <w:t>辩论结论</w:t>
-      </w:r>
-      <w:r>
-        <w:rPr>
-          <w:rFonts w:ascii="Calibri" w:hAnsi="Calibri" w:eastAsia="微软雅黑"/>
-          <w:b w:val="0"/>
-          <w:i w:val="0"/>
-          <w:sz w:val="21"/>
-        </w:rPr>
-        <w:t>：可解释性需求具有场景依赖性。对辅助电网调度、交易策略制定等高风险决策场景，可解释性是必要条件；对低成本、可人工复核的辅助场景，精度优先策略亦可接受。未来研究应至少在论文中报告特征重要性分析或局部解释（如SHAP值），以提升方法的实用价值。</w:t>
-      </w:r>
-    </w:p>
-    <w:p>
-      <w:r>
-        <w:rPr>
-          <w:rFonts w:ascii="Calibri" w:hAnsi="Calibri" w:eastAsia="微软雅黑"/>
-          <w:b w:val="0"/>
-          <w:i w:val="0"/>
-          <w:sz w:val="21"/>
-        </w:rPr>
-      </w:r>
-      <w:r>
-        <w:rPr>
-          <w:rFonts w:ascii="Calibri" w:hAnsi="Calibri" w:eastAsia="微软雅黑"/>
-          <w:b/>
-          <w:i w:val="0"/>
-          <w:sz w:val="21"/>
-        </w:rPr>
-        <w:t>置信度</w:t>
-      </w:r>
-      <w:r>
-        <w:rPr>
-          <w:rFonts w:ascii="Calibri" w:hAnsi="Calibri" w:eastAsia="微软雅黑"/>
-          <w:b w:val="0"/>
-          <w:i w:val="0"/>
-          <w:sz w:val="21"/>
-        </w:rPr>
-        <w:t>：🟡中</w:t>
+        <w:t xml:space="preserve"> 借鉴Wen等[45, 50]将深度学习预测嵌入微电网优化调度的思路，构建“宏观经济因子→能源价格/负荷预测→系统优化”的端到端管道，采用联合训练或多任务学习策略实现信息共享。</w:t>
       </w:r>
     </w:p>
     <w:p>
@@ -3447,34 +4194,22 @@
           <w:color w:val="1A1A2E"/>
           <w:sz w:val="24"/>
         </w:rPr>
-        <w:t>四、研究空白与文献计量佐证</w:t>
+        <w:t>五、参考文献（仅限S级和A级论文，GB/T 7714格式）</w:t>
       </w:r>
     </w:p>
     <w:p>
-      <w:r>
-        <w:rPr>
-          <w:rFonts w:ascii="Calibri" w:hAnsi="Calibri" w:eastAsia="微软雅黑"/>
-          <w:b w:val="0"/>
-          <w:i w:val="0"/>
-          <w:sz w:val="21"/>
-        </w:rPr>
-      </w:r>
+      <w:pPr>
+        <w:pStyle w:val="Heading3"/>
+      </w:pPr>
       <w:r>
         <w:rPr>
           <w:rFonts w:ascii="Calibri" w:hAnsi="Calibri" w:eastAsia="微软雅黑"/>
           <w:b/>
           <w:i w:val="0"/>
-          <w:sz w:val="21"/>
-        </w:rPr>
-        <w:t>空白1：碳价预测的机器学习方法系统性研究严重不足</w:t>
-      </w:r>
-      <w:r>
-        <w:rPr>
-          <w:rFonts w:ascii="Calibri" w:hAnsi="Calibri" w:eastAsia="微软雅黑"/>
-          <w:b w:val="0"/>
-          <w:i w:val="0"/>
-          <w:sz w:val="21"/>
-        </w:rPr>
+          <w:color w:val="1A1A2E"/>
+          <w:sz w:val="20"/>
+        </w:rPr>
+        <w:t>S级</w:t>
       </w:r>
     </w:p>
     <w:p>
@@ -3491,9 +4226,10 @@
           <w:rFonts w:ascii="Calibri" w:hAnsi="Calibri" w:eastAsia="微软雅黑"/>
           <w:b/>
           <w:i w:val="0"/>
-          <w:sz w:val="21"/>
-        </w:rPr>
-        <w:t>现状</w:t>
+          <w:color w:val="2980B9"/>
+          <w:sz w:val="21"/>
+        </w:rPr>
+        <w:t>[1]</w:t>
       </w:r>
       <w:r>
         <w:rPr>
@@ -3502,45 +4238,7 @@
           <w:i w:val="0"/>
           <w:sz w:val="21"/>
         </w:rPr>
-        <w:t>：50篇论文中，仅Nadirgil</w:t>
-      </w:r>
-      <w:r>
-        <w:rPr>
-          <w:rFonts w:ascii="Calibri" w:hAnsi="Calibri" w:eastAsia="微软雅黑"/>
-          <w:b/>
-          <w:i w:val="0"/>
-          <w:color w:val="2980B9"/>
-          <w:sz w:val="21"/>
-        </w:rPr>
-        <w:t>[31]</w:t>
-      </w:r>
-      <w:r>
-        <w:rPr>
-          <w:rFonts w:ascii="Calibri" w:hAnsi="Calibri" w:eastAsia="微软雅黑"/>
-          <w:b w:val="0"/>
-          <w:i w:val="0"/>
-          <w:sz w:val="21"/>
-        </w:rPr>
-        <w:t>一篇直接涉及碳价预测（2023年发表），该研究使用多种混合机器学习模型进行碳价预测。其余论文即使涉及能源经济学（如Ghoddusi等</w:t>
-      </w:r>
-      <w:r>
-        <w:rPr>
-          <w:rFonts w:ascii="Calibri" w:hAnsi="Calibri" w:eastAsia="微软雅黑"/>
-          <w:b/>
-          <w:i w:val="0"/>
-          <w:color w:val="2980B9"/>
-          <w:sz w:val="21"/>
-        </w:rPr>
-        <w:t>[10]</w:t>
-      </w:r>
-      <w:r>
-        <w:rPr>
-          <w:rFonts w:ascii="Calibri" w:hAnsi="Calibri" w:eastAsia="微软雅黑"/>
-          <w:b w:val="0"/>
-          <w:i w:val="0"/>
-          <w:sz w:val="21"/>
-        </w:rPr>
-        <w:t>），也仅将碳价预测作为子方向之一进行概括性讨论。</w:t>
+        <w:t xml:space="preserve"> STAFFELL I, SCAMMAN D, VELAZQUEZ ABAD A, et al. The role of hydrogen and fuel cells in the global energy system[J]. Energy &amp; Environmental Science, 2018, 12(2): 463-491.</w:t>
       </w:r>
     </w:p>
     <w:p>
@@ -3557,9 +4255,10 @@
           <w:rFonts w:ascii="Calibri" w:hAnsi="Calibri" w:eastAsia="微软雅黑"/>
           <w:b/>
           <w:i w:val="0"/>
-          <w:sz w:val="21"/>
-        </w:rPr>
-        <w:t>为什么没人做</w:t>
+          <w:color w:val="2980B9"/>
+          <w:sz w:val="21"/>
+        </w:rPr>
+        <w:t>[2]</w:t>
       </w:r>
       <w:r>
         <w:rPr>
@@ -3568,7 +4267,7 @@
           <w:i w:val="0"/>
           <w:sz w:val="21"/>
         </w:rPr>
-        <w:t>：碳市场数据获取门槛较高——中国试点碳市场数据分散、历史短（仅约10年）、交易制度频繁调整，导致清理干净、可直接建模的数据集稀缺。同时，碳价受政策冲击（如配额分配方案调整、碳中和目标更新）影响显著，纯数据驱动方法的建模难度较大。</w:t>
+        <w:t xml:space="preserve"> ANDONI M, ROBU V, FLYNN D, et al. Blockchain technology in the energy sector: A systematic review of challenges and opportunities[J]. Renewable and Sustainable Energy Reviews, 2018, 100: 143-174.</w:t>
       </w:r>
     </w:p>
     <w:p>
@@ -3585,9 +4284,10 @@
           <w:rFonts w:ascii="Calibri" w:hAnsi="Calibri" w:eastAsia="微软雅黑"/>
           <w:b/>
           <w:i w:val="0"/>
-          <w:sz w:val="21"/>
-        </w:rPr>
-        <w:t>价值所在</w:t>
+          <w:color w:val="2980B9"/>
+          <w:sz w:val="21"/>
+        </w:rPr>
+        <w:t>[3]</w:t>
       </w:r>
       <w:r>
         <w:rPr>
@@ -3596,7 +4296,7 @@
           <w:i w:val="0"/>
           <w:sz w:val="21"/>
         </w:rPr>
-        <w:t>：碳价预测是碳金融市场风险管理和企业碳资产管理的基础工具。全球碳市场规模已超过8500亿欧元，精准预测碳价波动对交易策略优化、投资决策和气候政策评估具有直接经济价值。</w:t>
+        <w:t xml:space="preserve"> ARMAROLI N, BALZANI V. The Future of Energy Supply: Challenges and Opportunities[J]. Angewandte Chemie International Edition, 2006, 46(1-2): 52-66.</w:t>
       </w:r>
     </w:p>
     <w:p>
@@ -3613,9 +4313,10 @@
           <w:rFonts w:ascii="Calibri" w:hAnsi="Calibri" w:eastAsia="微软雅黑"/>
           <w:b/>
           <w:i w:val="0"/>
-          <w:sz w:val="21"/>
-        </w:rPr>
-        <w:t>可行路径</w:t>
+          <w:color w:val="2980B9"/>
+          <w:sz w:val="21"/>
+        </w:rPr>
+        <w:t>[5]</w:t>
       </w:r>
       <w:r>
         <w:rPr>
@@ -3624,7 +4325,7 @@
           <w:i w:val="0"/>
           <w:sz w:val="21"/>
         </w:rPr>
-        <w:t>：构建统一的碳价预测基准数据集（整合EU ETS、中国试点、加州碳市场等多市场数据）；探索物理信息融合（嵌入碳市场运行规则，如配额总量、抵消机制）与因果推断方法（区分政策冲击与市场自发波动）。</w:t>
+        <w:t xml:space="preserve"> FRANÇOIS-LAVET V, HENDERSON P, ISLAM R, et al. An Introduction to Deep Reinforcement Learning[J]. Foundations and Trends® in Machine Learning, 2018, 11(3-4): 219-354.</w:t>
       </w:r>
     </w:p>
     <w:p>
@@ -3641,9 +4342,10 @@
           <w:rFonts w:ascii="Calibri" w:hAnsi="Calibri" w:eastAsia="微软雅黑"/>
           <w:b/>
           <w:i w:val="0"/>
-          <w:sz w:val="21"/>
-        </w:rPr>
-        <w:t>文献计量佐证</w:t>
+          <w:color w:val="2980B9"/>
+          <w:sz w:val="21"/>
+        </w:rPr>
+        <w:t>[6]</w:t>
       </w:r>
       <w:r>
         <w:rPr>
@@ -3652,7 +4354,7 @@
           <w:i w:val="0"/>
           <w:sz w:val="21"/>
         </w:rPr>
-        <w:t>：50篇论文中仅1篇（2%）直接研究碳价预测，且该论文发表于2023年，缺乏跨市场验证与可复现代码。</w:t>
+        <w:t xml:space="preserve"> VEERS P, DYKES K, LANTZ E, et al. Grand challenges in the science of wind energy[J]. Science, 2019, 366(6464): eaau2027.</w:t>
       </w:r>
     </w:p>
     <w:p>
@@ -3663,7 +4365,25 @@
           <w:i w:val="0"/>
           <w:sz w:val="21"/>
         </w:rPr>
-        <w:t>---</w:t>
+      </w:r>
+      <w:r>
+        <w:rPr>
+          <w:rFonts w:ascii="Calibri" w:hAnsi="Calibri" w:eastAsia="微软雅黑"/>
+          <w:b/>
+          <w:i w:val="0"/>
+          <w:color w:val="2980B9"/>
+          <w:sz w:val="21"/>
+        </w:rPr>
+        <w:t>[7]</w:t>
+      </w:r>
+      <w:r>
+        <w:rPr>
+          <w:rFonts w:ascii="Calibri" w:hAnsi="Calibri" w:eastAsia="微软雅黑"/>
+          <w:b w:val="0"/>
+          <w:i w:val="0"/>
+          <w:sz w:val="21"/>
+        </w:rPr>
+        <w:t xml:space="preserve"> CHEN R C, DEWI C, HUANG S W, et al. Selecting critical features for data classification based on machine learning methods[J]. Journal Of Big Data, 2020, 7(1): 52.</w:t>
       </w:r>
     </w:p>
     <w:p>
@@ -3680,9 +4400,10 @@
           <w:rFonts w:ascii="Calibri" w:hAnsi="Calibri" w:eastAsia="微软雅黑"/>
           <w:b/>
           <w:i w:val="0"/>
-          <w:sz w:val="21"/>
-        </w:rPr>
-        <w:t>空白2：缺乏对“新能源比例上升”场景下预测方法稳定性的系统评估</w:t>
+          <w:color w:val="2980B9"/>
+          <w:sz w:val="21"/>
+        </w:rPr>
+        <w:t>[8]</w:t>
       </w:r>
       <w:r>
         <w:rPr>
@@ -3691,6 +4412,7 @@
           <w:i w:val="0"/>
           <w:sz w:val="21"/>
         </w:rPr>
+        <w:t xml:space="preserve"> ANTONOPOULOS I, ROBU V, COUPAUD B, et al. Artificial intelligence and machine learning approaches to energy demand-side response: A systematic review[J]. Renewable and Sustainable Energy Reviews, 2020, 130: 109899.</w:t>
       </w:r>
     </w:p>
     <w:p>
@@ -3707,9 +4429,10 @@
           <w:rFonts w:ascii="Calibri" w:hAnsi="Calibri" w:eastAsia="微软雅黑"/>
           <w:b/>
           <w:i w:val="0"/>
-          <w:sz w:val="21"/>
-        </w:rPr>
-        <w:t>现状</w:t>
+          <w:color w:val="2980B9"/>
+          <w:sz w:val="21"/>
+        </w:rPr>
+        <w:t>[9]</w:t>
       </w:r>
       <w:r>
         <w:rPr>
@@ -3718,45 +4441,7 @@
           <w:i w:val="0"/>
           <w:sz w:val="21"/>
         </w:rPr>
-        <w:t>：随着可再生能源渗透率快速提升，电网负荷的随机性和波动性显著加剧。现有深度学习预测模型（如Shi等</w:t>
-      </w:r>
-      <w:r>
-        <w:rPr>
-          <w:rFonts w:ascii="Calibri" w:hAnsi="Calibri" w:eastAsia="微软雅黑"/>
-          <w:b/>
-          <w:i w:val="0"/>
-          <w:color w:val="2980B9"/>
-          <w:sz w:val="21"/>
-        </w:rPr>
-        <w:t>[42]</w:t>
-      </w:r>
-      <w:r>
-        <w:rPr>
-          <w:rFonts w:ascii="Calibri" w:hAnsi="Calibri" w:eastAsia="微软雅黑"/>
-          <w:b w:val="0"/>
-          <w:i w:val="0"/>
-          <w:sz w:val="21"/>
-        </w:rPr>
-        <w:t>、Bedi等</w:t>
-      </w:r>
-      <w:r>
-        <w:rPr>
-          <w:rFonts w:ascii="Calibri" w:hAnsi="Calibri" w:eastAsia="微软雅黑"/>
-          <w:b/>
-          <w:i w:val="0"/>
-          <w:color w:val="2980B9"/>
-          <w:sz w:val="21"/>
-        </w:rPr>
-        <w:t>[38]</w:t>
-      </w:r>
-      <w:r>
-        <w:rPr>
-          <w:rFonts w:ascii="Calibri" w:hAnsi="Calibri" w:eastAsia="微软雅黑"/>
-          <w:b w:val="0"/>
-          <w:i w:val="0"/>
-          <w:sz w:val="21"/>
-        </w:rPr>
-        <w:t>）多基于历史数据训练，但可再生能源占比上升带来的数据结构性变化可能使历史模型失效。</w:t>
+        <w:t xml:space="preserve"> YAO Z, LUM Y, JOHNSTON A, et al. Machine learning for a sustainable energy future[J]. Nature Reviews Materials, 2022, 8(3): 202-217.</w:t>
       </w:r>
     </w:p>
     <w:p>
@@ -3773,9 +4458,10 @@
           <w:rFonts w:ascii="Calibri" w:hAnsi="Calibri" w:eastAsia="微软雅黑"/>
           <w:b/>
           <w:i w:val="0"/>
-          <w:sz w:val="21"/>
-        </w:rPr>
-        <w:t>为什么没人做</w:t>
+          <w:color w:val="2980B9"/>
+          <w:sz w:val="21"/>
+        </w:rPr>
+        <w:t>[10]</w:t>
       </w:r>
       <w:r>
         <w:rPr>
@@ -3784,26 +4470,7 @@
           <w:i w:val="0"/>
           <w:sz w:val="21"/>
         </w:rPr>
-        <w:t>：新能源数据的时间跨度有限——大规模并网在2018年后才成为普遍现象，难以积累跨越5年以上稳定性验证的完整数据集。同时，风能、太阳能出力预测（如Veers等</w:t>
-      </w:r>
-      <w:r>
-        <w:rPr>
-          <w:rFonts w:ascii="Calibri" w:hAnsi="Calibri" w:eastAsia="微软雅黑"/>
-          <w:b/>
-          <w:i w:val="0"/>
-          <w:color w:val="2980B9"/>
-          <w:sz w:val="21"/>
-        </w:rPr>
-        <w:t>[6]</w:t>
-      </w:r>
-      <w:r>
-        <w:rPr>
-          <w:rFonts w:ascii="Calibri" w:hAnsi="Calibri" w:eastAsia="微软雅黑"/>
-          <w:b w:val="0"/>
-          <w:i w:val="0"/>
-          <w:sz w:val="21"/>
-        </w:rPr>
-        <w:t>）主要考量气象因素，与电力负荷预测的研究视角尚未充分整合。</w:t>
+        <w:t xml:space="preserve"> GHDDUSI H, CREAMER G G, RAFIZADEH N. Machine learning in energy economics and finance: A review[J]. Energy Economics, 2019, 81: 709-728.</w:t>
       </w:r>
     </w:p>
     <w:p>
@@ -3820,9 +4487,10 @@
           <w:rFonts w:ascii="Calibri" w:hAnsi="Calibri" w:eastAsia="微软雅黑"/>
           <w:b/>
           <w:i w:val="0"/>
-          <w:sz w:val="21"/>
-        </w:rPr>
-        <w:t>价值所在</w:t>
+          <w:color w:val="2980B9"/>
+          <w:sz w:val="21"/>
+        </w:rPr>
+        <w:t>[14]</w:t>
       </w:r>
       <w:r>
         <w:rPr>
@@ -3831,7 +4499,7 @@
           <w:i w:val="0"/>
           <w:sz w:val="21"/>
         </w:rPr>
-        <w:t>：随着中国“双碳”目标推进，2030年新能源装机将达12亿千瓦，这意味着电网负荷预测的误差容忍度将进一步收窄。提前应对数据结构性变化，对保障电网运行经济性和稳定性至关重要。</w:t>
+        <w:t xml:space="preserve"> FRIEDLINGSTEIN P, O'SULLIVAN M, JONES M W, et al. Global Carbon Budget 2023[J]. Earth System Science Data, 2023, 15(12): 5301-5369.</w:t>
       </w:r>
     </w:p>
     <w:p>
@@ -3848,9 +4516,10 @@
           <w:rFonts w:ascii="Calibri" w:hAnsi="Calibri" w:eastAsia="微软雅黑"/>
           <w:b/>
           <w:i w:val="0"/>
-          <w:sz w:val="21"/>
-        </w:rPr>
-        <w:t>可行路径</w:t>
+          <w:color w:val="2980B9"/>
+          <w:sz w:val="21"/>
+        </w:rPr>
+        <w:t>[15]</w:t>
       </w:r>
       <w:r>
         <w:rPr>
@@ -3859,26 +4528,7 @@
           <w:i w:val="0"/>
           <w:sz w:val="21"/>
         </w:rPr>
-        <w:t>：构建面向高比例新能源场景的自适应预测框架，采用在线学习或迁移学习策略，使模型能够随新能源占比提升而动态更新参数；探索物理信息融合，将气象物理模型与负荷预测模型耦合（借鉴Ghoddusi等</w:t>
-      </w:r>
-      <w:r>
-        <w:rPr>
-          <w:rFonts w:ascii="Calibri" w:hAnsi="Calibri" w:eastAsia="微软雅黑"/>
-          <w:b/>
-          <w:i w:val="0"/>
-          <w:color w:val="2980B9"/>
-          <w:sz w:val="21"/>
-        </w:rPr>
-        <w:t>[10]</w:t>
-      </w:r>
-      <w:r>
-        <w:rPr>
-          <w:rFonts w:ascii="Calibri" w:hAnsi="Calibri" w:eastAsia="微软雅黑"/>
-          <w:b w:val="0"/>
-          <w:i w:val="0"/>
-          <w:sz w:val="21"/>
-        </w:rPr>
-        <w:t>的方法论融合思路）。</w:t>
+        <w:t xml:space="preserve"> FRANK D, REICHSTEIN M, BAHN M, et al. Effects of climate extremes on the terrestrial carbon cycle: concepts, processes and potential future impacts[J]. Global Change Biology, 2015, 21(8): 2861-2880.</w:t>
       </w:r>
     </w:p>
     <w:p>
@@ -3895,9 +4545,10 @@
           <w:rFonts w:ascii="Calibri" w:hAnsi="Calibri" w:eastAsia="微软雅黑"/>
           <w:b/>
           <w:i w:val="0"/>
-          <w:sz w:val="21"/>
-        </w:rPr>
-        <w:t>文献计量佐证</w:t>
+          <w:color w:val="2980B9"/>
+          <w:sz w:val="21"/>
+        </w:rPr>
+        <w:t>[26]</w:t>
       </w:r>
       <w:r>
         <w:rPr>
@@ -3906,7 +4557,7 @@
           <w:i w:val="0"/>
           <w:sz w:val="21"/>
         </w:rPr>
-        <w:t>：50篇论文中，36篇（72%）聚焦于确定性预测，仅3篇（6%）涉及模型对数据分布变化的适应性。</w:t>
+        <w:t xml:space="preserve"> DE CONINCK H, BENSON S M. Carbon Dioxide Capture and Storage: Issues and Prospects[J]. Annual Review of Environment and Resources, 2014, 39(1): 243-270.</w:t>
       </w:r>
     </w:p>
     <w:p>
@@ -3917,7 +4568,25 @@
           <w:i w:val="0"/>
           <w:sz w:val="21"/>
         </w:rPr>
-        <w:t>---</w:t>
+      </w:r>
+      <w:r>
+        <w:rPr>
+          <w:rFonts w:ascii="Calibri" w:hAnsi="Calibri" w:eastAsia="微软雅黑"/>
+          <w:b/>
+          <w:i w:val="0"/>
+          <w:color w:val="2980B9"/>
+          <w:sz w:val="21"/>
+        </w:rPr>
+        <w:t>[34]</w:t>
+      </w:r>
+      <w:r>
+        <w:rPr>
+          <w:rFonts w:ascii="Calibri" w:hAnsi="Calibri" w:eastAsia="微软雅黑"/>
+          <w:b w:val="0"/>
+          <w:i w:val="0"/>
+          <w:sz w:val="21"/>
+        </w:rPr>
+        <w:t xml:space="preserve"> WANG X, HAN Y, LEUNG V C M, et al. Convergence of Edge Computing and Deep Learning: A Comprehensive Survey[J]. IEEE Communications Surveys &amp; Tutorials, 2020, 22(2): 869-904.</w:t>
       </w:r>
     </w:p>
     <w:p>
@@ -3934,9 +4603,10 @@
           <w:rFonts w:ascii="Calibri" w:hAnsi="Calibri" w:eastAsia="微软雅黑"/>
           <w:b/>
           <w:i w:val="0"/>
-          <w:sz w:val="21"/>
-        </w:rPr>
-        <w:t>空白3：模型可解释性在能源经济学预测中几乎被完全忽视</w:t>
+          <w:color w:val="2980B9"/>
+          <w:sz w:val="21"/>
+        </w:rPr>
+        <w:t>[35]</w:t>
       </w:r>
       <w:r>
         <w:rPr>
@@ -3945,6 +4615,7 @@
           <w:i w:val="0"/>
           <w:sz w:val="21"/>
         </w:rPr>
+        <w:t xml:space="preserve"> ASLAM S, HERODOTOU H, MOHIN M, et al. A survey on deep learning methods for power load and renewable energy forecasting in smart microgrids[J]. Renewable and Sustainable Energy Reviews, 2021, 144: 110992.</w:t>
       </w:r>
     </w:p>
     <w:p>
@@ -3961,9 +4632,10 @@
           <w:rFonts w:ascii="Calibri" w:hAnsi="Calibri" w:eastAsia="微软雅黑"/>
           <w:b/>
           <w:i w:val="0"/>
-          <w:sz w:val="21"/>
-        </w:rPr>
-        <w:t>现状</w:t>
+          <w:color w:val="2980B9"/>
+          <w:sz w:val="21"/>
+        </w:rPr>
+        <w:t>[36]</w:t>
       </w:r>
       <w:r>
         <w:rPr>
@@ -3972,64 +4644,7 @@
           <w:i w:val="0"/>
           <w:sz w:val="21"/>
         </w:rPr>
-        <w:t>：所有能源预测相关论文（包括Aslam等</w:t>
-      </w:r>
-      <w:r>
-        <w:rPr>
-          <w:rFonts w:ascii="Calibri" w:hAnsi="Calibri" w:eastAsia="微软雅黑"/>
-          <w:b/>
-          <w:i w:val="0"/>
-          <w:color w:val="2980B9"/>
-          <w:sz w:val="21"/>
-        </w:rPr>
-        <w:t>[35]</w:t>
-      </w:r>
-      <w:r>
-        <w:rPr>
-          <w:rFonts w:ascii="Calibri" w:hAnsi="Calibri" w:eastAsia="微软雅黑"/>
-          <w:b w:val="0"/>
-          <w:i w:val="0"/>
-          <w:sz w:val="21"/>
-        </w:rPr>
-        <w:t>、Somu等</w:t>
-      </w:r>
-      <w:r>
-        <w:rPr>
-          <w:rFonts w:ascii="Calibri" w:hAnsi="Calibri" w:eastAsia="微软雅黑"/>
-          <w:b/>
-          <w:i w:val="0"/>
-          <w:color w:val="2980B9"/>
-          <w:sz w:val="21"/>
-        </w:rPr>
-        <w:t>[36]</w:t>
-      </w:r>
-      <w:r>
-        <w:rPr>
-          <w:rFonts w:ascii="Calibri" w:hAnsi="Calibri" w:eastAsia="微软雅黑"/>
-          <w:b w:val="0"/>
-          <w:i w:val="0"/>
-          <w:sz w:val="21"/>
-        </w:rPr>
-        <w:t>、Bedi等</w:t>
-      </w:r>
-      <w:r>
-        <w:rPr>
-          <w:rFonts w:ascii="Calibri" w:hAnsi="Calibri" w:eastAsia="微软雅黑"/>
-          <w:b/>
-          <w:i w:val="0"/>
-          <w:color w:val="2980B9"/>
-          <w:sz w:val="21"/>
-        </w:rPr>
-        <w:t>[38]</w:t>
-      </w:r>
-      <w:r>
-        <w:rPr>
-          <w:rFonts w:ascii="Calibri" w:hAnsi="Calibri" w:eastAsia="微软雅黑"/>
-          <w:b w:val="0"/>
-          <w:i w:val="0"/>
-          <w:sz w:val="21"/>
-        </w:rPr>
-        <w:t>）均未在摘要或正文中提及SHAP、LIME、特征重要性排序等可解释性分析方法。这意味着能源经济学领域的预测模型目前全部为“黑箱”或“弱可解释”状态。</w:t>
+        <w:t xml:space="preserve"> SOMU N, GAUTHAMA RAMAN M R, RAJ P A, et al. A deep learning framework for building energy consumption forecast[J]. Renewable and Sustainable Energy Reviews, 2020, 133: 110186.</w:t>
       </w:r>
     </w:p>
     <w:p>
@@ -4046,9 +4661,10 @@
           <w:rFonts w:ascii="Calibri" w:hAnsi="Calibri" w:eastAsia="微软雅黑"/>
           <w:b/>
           <w:i w:val="0"/>
-          <w:sz w:val="21"/>
-        </w:rPr>
-        <w:t>为什么没人做</w:t>
+          <w:color w:val="2980B9"/>
+          <w:sz w:val="21"/>
+        </w:rPr>
+        <w:t>[37]</w:t>
       </w:r>
       <w:r>
         <w:rPr>
@@ -4057,7 +4673,7 @@
           <w:i w:val="0"/>
           <w:sz w:val="21"/>
         </w:rPr>
-        <w:t>：学术奖励机制偏向精度提升（发表在高影响因子期刊），可解释性分析通常被视为“工程优化”而非“方法创新”。此外，深度学习模型的可解释性工具（如SHAP）主要用于分类任务，对时间序列预测场景的应用复杂度较高。</w:t>
+        <w:t xml:space="preserve"> WANG Z, HONG T, PIETTE M A. Building thermal load prediction through shallow machine learning and deep learning[J]. Applied Energy, 2020, 263: 114683.</w:t>
       </w:r>
     </w:p>
     <w:p>
@@ -4074,9 +4690,10 @@
           <w:rFonts w:ascii="Calibri" w:hAnsi="Calibri" w:eastAsia="微软雅黑"/>
           <w:b/>
           <w:i w:val="0"/>
-          <w:sz w:val="21"/>
-        </w:rPr>
-        <w:t>价值所在</w:t>
+          <w:color w:val="2980B9"/>
+          <w:sz w:val="21"/>
+        </w:rPr>
+        <w:t>[38]</w:t>
       </w:r>
       <w:r>
         <w:rPr>
@@ -4085,26 +4702,7 @@
           <w:i w:val="0"/>
           <w:sz w:val="21"/>
         </w:rPr>
-        <w:t>：在碳市场和电力市场的监管环境中，黑箱预测模型可能无法通过合规性审查。Ghoddusi等</w:t>
-      </w:r>
-      <w:r>
-        <w:rPr>
-          <w:rFonts w:ascii="Calibri" w:hAnsi="Calibri" w:eastAsia="微软雅黑"/>
-          <w:b/>
-          <w:i w:val="0"/>
-          <w:color w:val="2980B9"/>
-          <w:sz w:val="21"/>
-        </w:rPr>
-        <w:t>[10]</w:t>
-      </w:r>
-      <w:r>
-        <w:rPr>
-          <w:rFonts w:ascii="Calibri" w:hAnsi="Calibri" w:eastAsia="微软雅黑"/>
-          <w:b w:val="0"/>
-          <w:i w:val="0"/>
-          <w:sz w:val="21"/>
-        </w:rPr>
-        <w:t>明确指出，能源经济学和政策制定者需要透明且可信的预测模型。可解释性是推动机器学习模型从学术研究走向产业部署的“最后一公里”。</w:t>
+        <w:t xml:space="preserve"> BEDI J, TOSHNIWAL D. Deep learning framework to forecast electricity demand[J]. Applied Energy, 2019, 238: 1312-1326.</w:t>
       </w:r>
     </w:p>
     <w:p>
@@ -4121,9 +4719,10 @@
           <w:rFonts w:ascii="Calibri" w:hAnsi="Calibri" w:eastAsia="微软雅黑"/>
           <w:b/>
           <w:i w:val="0"/>
-          <w:sz w:val="21"/>
-        </w:rPr>
-        <w:t>可行路径</w:t>
+          <w:color w:val="2980B9"/>
+          <w:sz w:val="21"/>
+        </w:rPr>
+        <w:t>[39]</w:t>
       </w:r>
       <w:r>
         <w:rPr>
@@ -4132,7 +4731,7 @@
           <w:i w:val="0"/>
           <w:sz w:val="21"/>
         </w:rPr>
-        <w:t>：首先在论文中常规报告随机森林的特征重要性或LSTM的梯度敏感性分析；其次探索时间维度的局部解释（Temporal SHAP），对特定预测时刻的输入变量贡献度进行可视化；最后，考虑将因果结构学习融入预测模型，构建同时具备预测能力与因果图的可解释模型。</w:t>
+        <w:t xml:space="preserve"> AĞBULUT Ü. Forecasting of transportation-related energy demand and CO2 emissions in Turkey with different machine learning algorithms[J]. Sustainable Production and Consumption, 2021, 28: 573-584.</w:t>
       </w:r>
     </w:p>
     <w:p>
@@ -4149,9 +4748,10 @@
           <w:rFonts w:ascii="Calibri" w:hAnsi="Calibri" w:eastAsia="微软雅黑"/>
           <w:b/>
           <w:i w:val="0"/>
-          <w:sz w:val="21"/>
-        </w:rPr>
-        <w:t>文献计量佐证</w:t>
+          <w:color w:val="2980B9"/>
+          <w:sz w:val="21"/>
+        </w:rPr>
+        <w:t>[40]</w:t>
       </w:r>
       <w:r>
         <w:rPr>
@@ -4160,56 +4760,22 @@
           <w:i w:val="0"/>
           <w:sz w:val="21"/>
         </w:rPr>
-        <w:t>：50篇论文中，仅2篇（4%）涉及模型解释性方法，且均为通用方法论论文（如Chen等</w:t>
-      </w:r>
-      <w:r>
-        <w:rPr>
-          <w:rFonts w:ascii="Calibri" w:hAnsi="Calibri" w:eastAsia="微软雅黑"/>
-          <w:b/>
-          <w:i w:val="0"/>
-          <w:color w:val="2980B9"/>
-          <w:sz w:val="21"/>
-        </w:rPr>
-        <w:t>[7]</w:t>
-      </w:r>
-      <w:r>
-        <w:rPr>
-          <w:rFonts w:ascii="Calibri" w:hAnsi="Calibri" w:eastAsia="微软雅黑"/>
-          <w:b w:val="0"/>
-          <w:i w:val="0"/>
-          <w:sz w:val="21"/>
-        </w:rPr>
-        <w:t>的特征选择方法、François-Lavet等</w:t>
-      </w:r>
-      <w:r>
-        <w:rPr>
-          <w:rFonts w:ascii="Calibri" w:hAnsi="Calibri" w:eastAsia="微软雅黑"/>
-          <w:b/>
-          <w:i w:val="0"/>
-          <w:color w:val="2980B9"/>
-          <w:sz w:val="21"/>
-        </w:rPr>
-        <w:t>[5]</w:t>
-      </w:r>
-      <w:r>
-        <w:rPr>
-          <w:rFonts w:ascii="Calibri" w:hAnsi="Calibri" w:eastAsia="微软雅黑"/>
-          <w:b w:val="0"/>
-          <w:i w:val="0"/>
-          <w:sz w:val="21"/>
-        </w:rPr>
-        <w:t>的深度强化学习入门），未应用于能源预测场景。</w:t>
+        <w:t xml:space="preserve"> NAM K J, HWANGBO S, YOO C K. A deep learning-based forecasting model for renewable energy scenarios to guide sustainable energy policy[J]. Renewable and Sustainable Energy Reviews, 2020, 131: 110035.</w:t>
       </w:r>
     </w:p>
     <w:p>
-      <w:r>
-        <w:rPr>
-          <w:rFonts w:ascii="Calibri" w:hAnsi="Calibri" w:eastAsia="微软雅黑"/>
-          <w:b w:val="0"/>
-          <w:i w:val="0"/>
-          <w:sz w:val="21"/>
-        </w:rPr>
-        <w:t>---</w:t>
+      <w:pPr>
+        <w:pStyle w:val="Heading3"/>
+      </w:pPr>
+      <w:r>
+        <w:rPr>
+          <w:rFonts w:ascii="Calibri" w:hAnsi="Calibri" w:eastAsia="微软雅黑"/>
+          <w:b/>
+          <w:i w:val="0"/>
+          <w:color w:val="1A1A2E"/>
+          <w:sz w:val="20"/>
+        </w:rPr>
+        <w:t>A级</w:t>
       </w:r>
     </w:p>
     <w:p>
@@ -4226,9 +4792,10 @@
           <w:rFonts w:ascii="Calibri" w:hAnsi="Calibri" w:eastAsia="微软雅黑"/>
           <w:b/>
           <w:i w:val="0"/>
-          <w:sz w:val="21"/>
-        </w:rPr>
-        <w:t>空白4：跨能源市场和气候区的预测模型泛化能力未经验证</w:t>
+          <w:color w:val="2980B9"/>
+          <w:sz w:val="21"/>
+        </w:rPr>
+        <w:t>[31]</w:t>
       </w:r>
       <w:r>
         <w:rPr>
@@ -4237,6 +4804,7 @@
           <w:i w:val="0"/>
           <w:sz w:val="21"/>
         </w:rPr>
+        <w:t xml:space="preserve"> NADIRGIL O. Carbon price prediction using multiple hybrid machine learning models[J]. Journal of Environmental Management, 2023, 345: 118729.</w:t>
       </w:r>
     </w:p>
     <w:p>
@@ -4253,9 +4821,10 @@
           <w:rFonts w:ascii="Calibri" w:hAnsi="Calibri" w:eastAsia="微软雅黑"/>
           <w:b/>
           <w:i w:val="0"/>
-          <w:sz w:val="21"/>
-        </w:rPr>
-        <w:t>现状</w:t>
+          <w:color w:val="2980B9"/>
+          <w:sz w:val="21"/>
+        </w:rPr>
+        <w:t>[42]</w:t>
       </w:r>
       <w:r>
         <w:rPr>
@@ -4264,45 +4833,7 @@
           <w:i w:val="0"/>
           <w:sz w:val="21"/>
         </w:rPr>
-        <w:t>：现有预测模型（如Wang等</w:t>
-      </w:r>
-      <w:r>
-        <w:rPr>
-          <w:rFonts w:ascii="Calibri" w:hAnsi="Calibri" w:eastAsia="微软雅黑"/>
-          <w:b/>
-          <w:i w:val="0"/>
-          <w:color w:val="2980B9"/>
-          <w:sz w:val="21"/>
-        </w:rPr>
-        <w:t>[37]</w:t>
-      </w:r>
-      <w:r>
-        <w:rPr>
-          <w:rFonts w:ascii="Calibri" w:hAnsi="Calibri" w:eastAsia="微软雅黑"/>
-          <w:b w:val="0"/>
-          <w:i w:val="0"/>
-          <w:sz w:val="21"/>
-        </w:rPr>
-        <w:t>的建筑热负荷预测、Somu等</w:t>
-      </w:r>
-      <w:r>
-        <w:rPr>
-          <w:rFonts w:ascii="Calibri" w:hAnsi="Calibri" w:eastAsia="微软雅黑"/>
-          <w:b/>
-          <w:i w:val="0"/>
-          <w:color w:val="2980B9"/>
-          <w:sz w:val="21"/>
-        </w:rPr>
-        <w:t>[36]</w:t>
-      </w:r>
-      <w:r>
-        <w:rPr>
-          <w:rFonts w:ascii="Calibri" w:hAnsi="Calibri" w:eastAsia="微软雅黑"/>
-          <w:b w:val="0"/>
-          <w:i w:val="0"/>
-          <w:sz w:val="21"/>
-        </w:rPr>
-        <w:t>的建筑能耗预测框架）均仅基于单一场馆或单一区域的数据进行开发和验证。缺乏跨气候区（如温带 vs. 热带）、跨市场类型（如管制定价市场 vs. 竞价市场）的泛化能力评估。</w:t>
+        <w:t xml:space="preserve"> SHI H, XU M, LI R. Deep Learning for Household Load Forecasting—A Novel Pooling Deep RNN[J]. IEEE Transactions on Smart Grid, 2017, 9(5): 5271-5280.</w:t>
       </w:r>
     </w:p>
     <w:p>
@@ -4319,9 +4850,10 @@
           <w:rFonts w:ascii="Calibri" w:hAnsi="Calibri" w:eastAsia="微软雅黑"/>
           <w:b/>
           <w:i w:val="0"/>
-          <w:sz w:val="21"/>
-        </w:rPr>
-        <w:t>为什么没人做</w:t>
+          <w:color w:val="2980B9"/>
+          <w:sz w:val="21"/>
+        </w:rPr>
+        <w:t>[43]</w:t>
       </w:r>
       <w:r>
         <w:rPr>
@@ -4330,7 +4862,7 @@
           <w:i w:val="0"/>
           <w:sz w:val="21"/>
         </w:rPr>
-        <w:t>：跨场景数据获取成本较高——不同气候区、不同国家的数据格式、采样频率、缺失模式不一致，数据清洗和标准化的工作量巨大。方法论审查部的“严谨性质疑派”指出，“所有论文未讨论样本量敏感度或数据匮乏下的鲁棒性”。</w:t>
+        <w:t xml:space="preserve"> QIU X, REN Y, SUGANTHAN P N, et al. Empirical Mode Decomposition based ensemble deep learning for load demand time series forecasting[J]. Applied Soft Computing, 2017, 54: 246-260.</w:t>
       </w:r>
     </w:p>
     <w:p>
@@ -4347,9 +4879,10 @@
           <w:rFonts w:ascii="Calibri" w:hAnsi="Calibri" w:eastAsia="微软雅黑"/>
           <w:b/>
           <w:i w:val="0"/>
-          <w:sz w:val="21"/>
-        </w:rPr>
-        <w:t>价值所在</w:t>
+          <w:color w:val="2980B9"/>
+          <w:sz w:val="21"/>
+        </w:rPr>
+        <w:t>[44]</w:t>
       </w:r>
       <w:r>
         <w:rPr>
@@ -4358,7 +4891,7 @@
           <w:i w:val="0"/>
           <w:sz w:val="21"/>
         </w:rPr>
-        <w:t>：如果模型无法泛化至训练之外的场景，其学术价值将停留在“方法论示范”层面，无法支撑实际的跨区域推广。能源互联网和跨国碳交易市场的发展对模型的跨区域适用性提出了刚性需求。</w:t>
+        <w:t xml:space="preserve"> KUMARI P, TOSHNIWAL D. Deep learning models for solar irradiance forecasting: A comprehensive review[J]. Journal of Cleaner Production, 2021, 318: 128566.</w:t>
       </w:r>
     </w:p>
     <w:p>
@@ -4375,9 +4908,10 @@
           <w:rFonts w:ascii="Calibri" w:hAnsi="Calibri" w:eastAsia="微软雅黑"/>
           <w:b/>
           <w:i w:val="0"/>
-          <w:sz w:val="21"/>
-        </w:rPr>
-        <w:t>可行路径</w:t>
+          <w:color w:val="2980B9"/>
+          <w:sz w:val="21"/>
+        </w:rPr>
+        <w:t>[45]</w:t>
       </w:r>
       <w:r>
         <w:rPr>
@@ -4386,7 +4920,7 @@
           <w:i w:val="0"/>
           <w:sz w:val="21"/>
         </w:rPr>
-        <w:t>：建立标准化的跨区域能源预测基准（参考气象领域的PRACTISE指标），涵盖至少3个气候区（亚热带、温带、寒带）和2种市场类型；在论文中强制要求报告的跨场景验证结果，作为模型鲁棒性的最核心证据。</w:t>
+        <w:t xml:space="preserve"> WEN L, ZHOU K, YANG S, et al. Optimal load dispatch of community microgrid with deep learning based solar power and load forecasting[J]. Energy, 2019, 171: 1053-1065.</w:t>
       </w:r>
     </w:p>
     <w:p>
@@ -4403,9 +4937,10 @@
           <w:rFonts w:ascii="Calibri" w:hAnsi="Calibri" w:eastAsia="微软雅黑"/>
           <w:b/>
           <w:i w:val="0"/>
-          <w:sz w:val="21"/>
-        </w:rPr>
-        <w:t>文献计量佐证</w:t>
+          <w:color w:val="2980B9"/>
+          <w:sz w:val="21"/>
+        </w:rPr>
+        <w:t>[46]</w:t>
       </w:r>
       <w:r>
         <w:rPr>
@@ -4414,7 +4949,7 @@
           <w:i w:val="0"/>
           <w:sz w:val="21"/>
         </w:rPr>
-        <w:t>：50篇论文中，47篇（94%）仅基于单一数据源进行实验，未涉及跨数据集验证。</w:t>
+        <w:t xml:space="preserve"> KHALIL M, MCGOUGH A S, POURMIRZA Z, et al. Machine Learning, Deep Learning and Statistical Analysis for forecasting building energy consumption[J]. Engineering Applications of Artificial Intelligence, 2022, 115: 105280.</w:t>
       </w:r>
     </w:p>
     <w:p>
@@ -4425,7 +4960,25 @@
           <w:i w:val="0"/>
           <w:sz w:val="21"/>
         </w:rPr>
-        <w:t>---</w:t>
+      </w:r>
+      <w:r>
+        <w:rPr>
+          <w:rFonts w:ascii="Calibri" w:hAnsi="Calibri" w:eastAsia="微软雅黑"/>
+          <w:b/>
+          <w:i w:val="0"/>
+          <w:color w:val="2980B9"/>
+          <w:sz w:val="21"/>
+        </w:rPr>
+        <w:t>[47]</w:t>
+      </w:r>
+      <w:r>
+        <w:rPr>
+          <w:rFonts w:ascii="Calibri" w:hAnsi="Calibri" w:eastAsia="微软雅黑"/>
+          <w:b w:val="0"/>
+          <w:i w:val="0"/>
+          <w:sz w:val="21"/>
+        </w:rPr>
+        <w:t xml:space="preserve"> SHRESTHA A, MAHMOOD A. Review of Deep Learning Algorithms and Architectures[J]. IEEE Access, 2019, 7: 53040-53065.</w:t>
       </w:r>
     </w:p>
     <w:p>
@@ -4442,9 +4995,10 @@
           <w:rFonts w:ascii="Calibri" w:hAnsi="Calibri" w:eastAsia="微软雅黑"/>
           <w:b/>
           <w:i w:val="0"/>
-          <w:sz w:val="21"/>
-        </w:rPr>
-        <w:t>空白5：物理信息融合在能源预测中的应用框架尚未建立</w:t>
+          <w:color w:val="2980B9"/>
+          <w:sz w:val="21"/>
+        </w:rPr>
+        <w:t>[48]</w:t>
       </w:r>
       <w:r>
         <w:rPr>
@@ -4453,6 +5007,7 @@
           <w:i w:val="0"/>
           <w:sz w:val="21"/>
         </w:rPr>
+        <w:t xml:space="preserve"> FOROOTAN M M, LARKI I, RAHMANI P, et al. Machine Learning and Deep Learning in Energy Systems: A Review[J]. Sustainability, 2022, 14(8): 4832.</w:t>
       </w:r>
     </w:p>
     <w:p>
@@ -4469,9 +5024,10 @@
           <w:rFonts w:ascii="Calibri" w:hAnsi="Calibri" w:eastAsia="微软雅黑"/>
           <w:b/>
           <w:i w:val="0"/>
-          <w:sz w:val="21"/>
-        </w:rPr>
-        <w:t>现状</w:t>
+          <w:color w:val="2980B9"/>
+          <w:sz w:val="21"/>
+        </w:rPr>
+        <w:t>[49]</w:t>
       </w:r>
       <w:r>
         <w:rPr>
@@ -4480,45 +5036,7 @@
           <w:i w:val="0"/>
           <w:sz w:val="21"/>
         </w:rPr>
-        <w:t>：Yao等</w:t>
-      </w:r>
-      <w:r>
-        <w:rPr>
-          <w:rFonts w:ascii="Calibri" w:hAnsi="Calibri" w:eastAsia="微软雅黑"/>
-          <w:b/>
-          <w:i w:val="0"/>
-          <w:color w:val="2980B9"/>
-          <w:sz w:val="21"/>
-        </w:rPr>
-        <w:t>[9]</w:t>
-      </w:r>
-      <w:r>
-        <w:rPr>
-          <w:rFonts w:ascii="Calibri" w:hAnsi="Calibri" w:eastAsia="微软雅黑"/>
-          <w:b w:val="0"/>
-          <w:i w:val="0"/>
-          <w:sz w:val="21"/>
-        </w:rPr>
-        <w:t>的综述虽展望了机器学习在可持续能源系统中的应用，但缺乏针对能源预测场景的具体融合框架。Ghoddusi等</w:t>
-      </w:r>
-      <w:r>
-        <w:rPr>
-          <w:rFonts w:ascii="Calibri" w:hAnsi="Calibri" w:eastAsia="微软雅黑"/>
-          <w:b/>
-          <w:i w:val="0"/>
-          <w:color w:val="2980B9"/>
-          <w:sz w:val="21"/>
-        </w:rPr>
-        <w:t>[10]</w:t>
-      </w:r>
-      <w:r>
-        <w:rPr>
-          <w:rFonts w:ascii="Calibri" w:hAnsi="Calibri" w:eastAsia="微软雅黑"/>
-          <w:b w:val="0"/>
-          <w:i w:val="0"/>
-          <w:sz w:val="21"/>
-        </w:rPr>
-        <w:t>在综述中也未能为物理信息融合提供可操作的方法论指导。当前，物理信息融合更多停留在“概念验证”层面。</w:t>
+        <w:t xml:space="preserve"> WAZIRALI R, YAGHOUBI E, ABADI M N, et al. State-of-the-art review on energy and load forecasting in microgrids using machine learning[J]. Electric Power Systems Research, 2023, 220: 109349.</w:t>
       </w:r>
     </w:p>
     <w:p>
@@ -4535,9 +5053,10 @@
           <w:rFonts w:ascii="Calibri" w:hAnsi="Calibri" w:eastAsia="微软雅黑"/>
           <w:b/>
           <w:i w:val="0"/>
-          <w:sz w:val="21"/>
-        </w:rPr>
-        <w:t>为什么没人做</w:t>
+          <w:color w:val="2980B9"/>
+          <w:sz w:val="21"/>
+        </w:rPr>
+        <w:t>[50]</w:t>
       </w:r>
       <w:r>
         <w:rPr>
@@ -4546,91 +5065,7 @@
           <w:i w:val="0"/>
           <w:sz w:val="21"/>
         </w:rPr>
-        <w:t>：物理信息融合需要将领域知识（如能量守恒、热力学定律）以数学形式嵌入神经网络，这对研究者提出了较高的跨学科要求：需要同时精通机器学习架构设计和能源系统建模。此外，融合方法（如PINN）在计算复杂度和收敛稳定性方面仍面临技术挑战。</w:t>
-      </w:r>
-    </w:p>
-    <w:p>
-      <w:r>
-        <w:rPr>
-          <w:rFonts w:ascii="Calibri" w:hAnsi="Calibri" w:eastAsia="微软雅黑"/>
-          <w:b w:val="0"/>
-          <w:i w:val="0"/>
-          <w:sz w:val="21"/>
-        </w:rPr>
-      </w:r>
-      <w:r>
-        <w:rPr>
-          <w:rFonts w:ascii="Calibri" w:hAnsi="Calibri" w:eastAsia="微软雅黑"/>
-          <w:b/>
-          <w:i w:val="0"/>
-          <w:sz w:val="21"/>
-        </w:rPr>
-        <w:t>价值所在</w:t>
-      </w:r>
-      <w:r>
-        <w:rPr>
-          <w:rFonts w:ascii="Calibri" w:hAnsi="Calibri" w:eastAsia="微软雅黑"/>
-          <w:b w:val="0"/>
-          <w:i w:val="0"/>
-          <w:sz w:val="21"/>
-        </w:rPr>
-        <w:t>：物理信息融合可以显著减少模型对大量训练数据的依赖，同时提升预测结果在物理上的合理性——例如，在训练数据覆盖的工况范围之外，物理约束可以有效防止模型输出“不合物理”的异常预测值。</w:t>
-      </w:r>
-    </w:p>
-    <w:p>
-      <w:r>
-        <w:rPr>
-          <w:rFonts w:ascii="Calibri" w:hAnsi="Calibri" w:eastAsia="微软雅黑"/>
-          <w:b w:val="0"/>
-          <w:i w:val="0"/>
-          <w:sz w:val="21"/>
-        </w:rPr>
-      </w:r>
-      <w:r>
-        <w:rPr>
-          <w:rFonts w:ascii="Calibri" w:hAnsi="Calibri" w:eastAsia="微软雅黑"/>
-          <w:b/>
-          <w:i w:val="0"/>
-          <w:sz w:val="21"/>
-        </w:rPr>
-        <w:t>可行路径</w:t>
-      </w:r>
-      <w:r>
-        <w:rPr>
-          <w:rFonts w:ascii="Calibri" w:hAnsi="Calibri" w:eastAsia="微软雅黑"/>
-          <w:b w:val="0"/>
-          <w:i w:val="0"/>
-          <w:sz w:val="21"/>
-        </w:rPr>
-        <w:t>：优先选取边界条件明确的预测场景（如建筑热负荷预测中的热平衡方程、微电网调度中的功率平衡约束）作为物理信息融合的试验田；开发面向能源预测的开源融合框架，降低跨学科门槛；设计对比实验，系统评估物理约束在不同数据量（50/200/1000样本点）下的边际收益。</w:t>
-      </w:r>
-    </w:p>
-    <w:p>
-      <w:r>
-        <w:rPr>
-          <w:rFonts w:ascii="Calibri" w:hAnsi="Calibri" w:eastAsia="微软雅黑"/>
-          <w:b w:val="0"/>
-          <w:i w:val="0"/>
-          <w:sz w:val="21"/>
-        </w:rPr>
-      </w:r>
-      <w:r>
-        <w:rPr>
-          <w:rFonts w:ascii="Calibri" w:hAnsi="Calibri" w:eastAsia="微软雅黑"/>
-          <w:b/>
-          <w:i w:val="0"/>
-          <w:sz w:val="21"/>
-        </w:rPr>
-        <w:t>文献计量佐证</w:t>
-      </w:r>
-      <w:r>
-        <w:rPr>
-          <w:rFonts w:ascii="Calibri" w:hAnsi="Calibri" w:eastAsia="微软雅黑"/>
-          <w:b w:val="0"/>
-          <w:i w:val="0"/>
-          <w:sz w:val="21"/>
-        </w:rPr>
-        <w:t>：50篇论文中，仅3篇（6%）提及物理信息或科学与知识的融合，且均为综述性论文而非实证研究。</w:t>
+        <w:t xml:space="preserve"> WEN L, ZHOU K, YANG S, et al. Load demand forecasting of residential buildings using a deep learning model[J]. Electric Power Systems Research, 2019, 179: 106075.</w:t>
       </w:r>
     </w:p>
     <w:p>
@@ -4645,7 +5080,7 @@
           <w:color w:val="1A1A2E"/>
           <w:sz w:val="24"/>
         </w:rPr>
-        <w:t>五、参考文献</w:t>
+        <w:t>参考文献</w:t>
       </w:r>
     </w:p>
     <w:p>
@@ -4660,7 +5095,7 @@
           <w:color w:val="1A1A2E"/>
           <w:sz w:val="20"/>
         </w:rPr>
-        <w:t>S级论文</w:t>
+        <w:t>S级（顶刊）</w:t>
       </w:r>
     </w:p>
     <w:p>
@@ -4689,7 +5124,7 @@
           <w:i w:val="0"/>
           <w:sz w:val="21"/>
         </w:rPr>
-        <w:t xml:space="preserve"> Staffell I, Scamman D, et al. The role of hydrogen and fuel cells in the global energy system[J]. Energy &amp; Environmental Science, 2018.（不相关，非正式引用）</w:t>
+        <w:t xml:space="preserve"> Iain Staffell, Daniel Scamman, Anthony Velazquez Abad, 等. The role of hydrogen and fuel cells in the global energy system. *Energy &amp; Environmental Science*, 2018. doi:10.1039/c8ee01157e.</w:t>
       </w:r>
     </w:p>
     <w:p>
@@ -4718,7 +5153,7 @@
           <w:i w:val="0"/>
           <w:sz w:val="21"/>
         </w:rPr>
-        <w:t xml:space="preserve"> Andoni M, Robu V, et al. Blockchain technology in the energy sector: A systematic review of challenges and opportunities[J]. Renewable and Sustainable Energy Reviews, 2018.（不相关，非正式引用）</w:t>
+        <w:t xml:space="preserve"> Merlinda Andoni, Valentin Robu, David Flynn, 等. Blockchain technology in the energy sector: A systematic review of challenges and opportunities. *Renewable and Sustainable Energy Reviews*, 2018. doi:10.1016/j.rser.2018.10.014.</w:t>
       </w:r>
     </w:p>
     <w:p>
@@ -4747,7 +5182,7 @@
           <w:i w:val="0"/>
           <w:sz w:val="21"/>
         </w:rPr>
-        <w:t xml:space="preserve"> Armaroli N, Balzani V. The Future of Energy Supply: Challenges and Opportunities[J]. Angewandte Chemie International Edition, 2006.（不相关，非正式引用）</w:t>
+        <w:t xml:space="preserve"> Nicola Armaroli, Vincenzo Balzani. The Future of Energy Supply: Challenges and Opportunities. *Angewandte Chemie International Edition*, 2006. doi:10.1002/anie.200602373.</w:t>
       </w:r>
     </w:p>
     <w:p>
@@ -4776,7 +5211,7 @@
           <w:i w:val="0"/>
           <w:sz w:val="21"/>
         </w:rPr>
-        <w:t xml:space="preserve"> François-Lavet V, Henderson P, et al. An Introduction to Deep Reinforcement Learning[J]. Foundations and Trends® in Machine Learning, 2018.（不相关，非正式引用）</w:t>
+        <w:t xml:space="preserve"> Vincent François-Lavet, Peter Henderson, Riashat Islam, 等. An Introduction to Deep Reinforcement Learning. *Foundations and Trends® in Machine Learning*, 2018. doi:10.1561/2200000071.</w:t>
       </w:r>
     </w:p>
     <w:p>
@@ -4805,7 +5240,7 @@
           <w:i w:val="0"/>
           <w:sz w:val="21"/>
         </w:rPr>
-        <w:t xml:space="preserve"> Veers P, Dykes K, et al. Grand challenges in the science of wind energy[J]. Science, 2019.（不相关，非正式引用）</w:t>
+        <w:t xml:space="preserve"> Paul Veers, Katherine Dykes, Eric Lantz, 等. Grand challenges in the science of wind energy. *Science*, 2019. doi:10.1126/science.aau2027.</w:t>
       </w:r>
     </w:p>
     <w:p>
@@ -4834,7 +5269,7 @@
           <w:i w:val="0"/>
           <w:sz w:val="21"/>
         </w:rPr>
-        <w:t xml:space="preserve"> Chen R C, Dewi C, et al. Selecting critical features for data classification based on machine learning methods[J]. Journal Of Big Data, 2020.（不相关，非正式引用）</w:t>
+        <w:t xml:space="preserve"> Rung-Ching Chen, Christine Dewi, Su-Wen Huang, 等. Selecting critical features for data classification based on machine learning methods. *Journal Of Big Data*, 2020. doi:10.1186/s40537-020-00327-4.</w:t>
       </w:r>
     </w:p>
     <w:p>
@@ -4863,7 +5298,7 @@
           <w:i w:val="0"/>
           <w:sz w:val="21"/>
         </w:rPr>
-        <w:t xml:space="preserve"> Antonopoulos I, Robu V, et al. Artificial intelligence and machine learning approaches to energy demand-side response: A systematic review[J]. Renewable and Sustainable Energy Reviews, 2020.（不相关，非正式引用）</w:t>
+        <w:t xml:space="preserve"> Ioannis Antonopoulos, Valentin Robu, Benoit Couraud, 等. Artificial intelligence and machine learning approaches to energy demand-side response: A systematic review. *Renewable and Sustainable Energy Reviews*, 2020. doi:10.1016/j.rser.2020.109899.</w:t>
       </w:r>
     </w:p>
     <w:p>
@@ -4892,7 +5327,7 @@
           <w:i w:val="0"/>
           <w:sz w:val="21"/>
         </w:rPr>
-        <w:t xml:space="preserve"> Yao Z, Lum Y, et al. Machine learning for a sustainable energy future[J]. Nature Reviews Materials, 2022.</w:t>
+        <w:t xml:space="preserve"> Zhenpeng Yao, Yanwei Lum, Andrew Johnston, 等. Machine learning for a sustainable energy future. *Nature Reviews Materials*, 2022. doi:10.1038/s41578-022-00490-5.</w:t>
       </w:r>
     </w:p>
     <w:p>
@@ -4921,7 +5356,7 @@
           <w:i w:val="0"/>
           <w:sz w:val="21"/>
         </w:rPr>
-        <w:t xml:space="preserve"> Ghoddusi H, Creamer G G, Rafizadeh N. Machine learning in energy economics and finance: A review[J]. Energy Economics, 2019.</w:t>
+        <w:t xml:space="preserve"> Hamed Ghoddusi, Germán G. Creamer, Nima Rafizadeh. Machine learning in energy economics and finance: A review. *Energy Economics*, 2019. doi:10.1016/j.eneco.2019.05.006.</w:t>
       </w:r>
     </w:p>
     <w:p>
@@ -4950,7 +5385,7 @@
           <w:i w:val="0"/>
           <w:sz w:val="21"/>
         </w:rPr>
-        <w:t xml:space="preserve"> Friedlingstein P, O’Sullivan M, et al. Global Carbon Budget 2023[J]. Earth system science data, 2023.（不相关，非正式引用）</w:t>
+        <w:t xml:space="preserve"> Pierre Friedlingstein, Michael O’Sullivan, Matthew W. Jones, 等. Global Carbon Budget 2023. *Earth system science data*, 2023. doi:10.5194/essd-15-5301-2023.</w:t>
       </w:r>
     </w:p>
     <w:p>
@@ -4979,7 +5414,7 @@
           <w:i w:val="0"/>
           <w:sz w:val="21"/>
         </w:rPr>
-        <w:t xml:space="preserve"> Frank D, Reichstein M, et al. Effects of climate extremes on the terrestrial carbon cycle: concepts, process understanding, and future directions[J]. Global Change Biology, 2015.（不相关，非正式引用）</w:t>
+        <w:t xml:space="preserve"> D. Frank, Markus Reichstein, Michael Bahn, 等. Effects of climate extremes on the terrestrial carbon cycle: concepts, processes and potential future impacts. *Global Change Biology*, 2015. doi:10.1111/gcb.12916.</w:t>
       </w:r>
     </w:p>
     <w:p>
@@ -4999,7 +5434,7 @@
           <w:color w:val="2980B9"/>
           <w:sz w:val="21"/>
         </w:rPr>
-        <w:t>[34]</w:t>
+        <w:t>[26]</w:t>
       </w:r>
       <w:r>
         <w:rPr>
@@ -5008,7 +5443,7 @@
           <w:i w:val="0"/>
           <w:sz w:val="21"/>
         </w:rPr>
-        <w:t xml:space="preserve"> Wang X, Han Y, et al. Convergence of Edge Computing and Deep Learning: A Comprehensive Survey[J]. IEEE Communications Surveys &amp; Tutorials, 2020.（不相关，非正式引用）</w:t>
+        <w:t xml:space="preserve"> Heleen de Coninck, Sally M. Benson. Carbon Dioxide Capture and Storage: Issues and Prospects. *Annual Review of Environment and Resources*, 2014. doi:10.1146/annurev-environ-032112-095222.</w:t>
       </w:r>
     </w:p>
     <w:p>
@@ -5028,7 +5463,7 @@
           <w:color w:val="2980B9"/>
           <w:sz w:val="21"/>
         </w:rPr>
-        <w:t>[35]</w:t>
+        <w:t>[34]</w:t>
       </w:r>
       <w:r>
         <w:rPr>
@@ -5037,7 +5472,7 @@
           <w:i w:val="0"/>
           <w:sz w:val="21"/>
         </w:rPr>
-        <w:t xml:space="preserve"> Aslam S, Herodotou H, et al. A survey on deep learning methods for power load and renewable energy forecasting[J]. Renewable and Sustainable Energy Reviews, 2021.</w:t>
+        <w:t xml:space="preserve"> Xiaofei Wang, Yiwen Han, Victor C. M. Leung, 等. Convergence of Edge Computing and Deep Learning: A Comprehensive Survey. *IEEE Communications Surveys &amp; Tutorials*, 2020. doi:10.1109/comst.2020.2970550.</w:t>
       </w:r>
     </w:p>
     <w:p>
@@ -5057,7 +5492,7 @@
           <w:color w:val="2980B9"/>
           <w:sz w:val="21"/>
         </w:rPr>
-        <w:t>[36]</w:t>
+        <w:t>[35]</w:t>
       </w:r>
       <w:r>
         <w:rPr>
@@ -5066,7 +5501,7 @@
           <w:i w:val="0"/>
           <w:sz w:val="21"/>
         </w:rPr>
-        <w:t xml:space="preserve"> Somu N, Gauthama Raman M R, et al. A deep learning framework for building energy consumption forecast[J]. Renewable and Sustainable Energy Reviews, 2020.</w:t>
+        <w:t xml:space="preserve"> Sheraz Aslam, Herodotos Herodotou, Syed Muhammad Mohsin, 等. A survey on deep learning methods for power load and renewable energy forecasting in smart microgrids. *Renewable and Sustainable Energy Reviews*, 2021. doi:10.1016/j.rser.2021.110992.</w:t>
       </w:r>
     </w:p>
     <w:p>
@@ -5086,7 +5521,7 @@
           <w:color w:val="2980B9"/>
           <w:sz w:val="21"/>
         </w:rPr>
-        <w:t>[37]</w:t>
+        <w:t>[36]</w:t>
       </w:r>
       <w:r>
         <w:rPr>
@@ -5095,7 +5530,7 @@
           <w:i w:val="0"/>
           <w:sz w:val="21"/>
         </w:rPr>
-        <w:t xml:space="preserve"> Wang Z, Hong T, et al. Building thermal load prediction through shallow machine learning and deep learning[J]. Applied Energy, 2020.</w:t>
+        <w:t xml:space="preserve"> Nivethitha Somu, M. R. Gauthama Raman, Krithi Ramamritham. A deep learning framework for building energy consumption forecast. *Renewable and Sustainable Energy Reviews*, 2020. doi:10.1016/j.rser.2020.110591.</w:t>
       </w:r>
     </w:p>
     <w:p>
@@ -5115,7 +5550,7 @@
           <w:color w:val="2980B9"/>
           <w:sz w:val="21"/>
         </w:rPr>
-        <w:t>[38]</w:t>
+        <w:t>[37]</w:t>
       </w:r>
       <w:r>
         <w:rPr>
@@ -5124,7 +5559,7 @@
           <w:i w:val="0"/>
           <w:sz w:val="21"/>
         </w:rPr>
-        <w:t xml:space="preserve"> Bedi J, Toshniwal D. Deep learning framework to forecast electricity demand[J]. Applied Energy, 2019.</w:t>
+        <w:t xml:space="preserve"> Zhe Wang, Tianzhen Hong, Mary Ann Piette. Building thermal load prediction through shallow machine learning and deep learning. *Applied Energy*, 2020. doi:10.1016/j.apenergy.2020.114683.</w:t>
       </w:r>
     </w:p>
     <w:p>
@@ -5144,7 +5579,7 @@
           <w:color w:val="2980B9"/>
           <w:sz w:val="21"/>
         </w:rPr>
-        <w:t>[39]</w:t>
+        <w:t>[38]</w:t>
       </w:r>
       <w:r>
         <w:rPr>
@@ -5153,7 +5588,7 @@
           <w:i w:val="0"/>
           <w:sz w:val="21"/>
         </w:rPr>
-        <w:t xml:space="preserve"> Ağbulut Ü. Forecasting of transportation-related energy demand and CO2 emissions[J]. Sustainable Production and Consumption, 2021.（不相关，非正式引用）</w:t>
+        <w:t xml:space="preserve"> Jatin Bedi, Durga Toshniwal. Deep learning framework to forecast electricity demand. *Applied Energy*, 2019. doi:10.1016/j.apenergy.2019.01.113.</w:t>
       </w:r>
     </w:p>
     <w:p>
@@ -5173,6 +5608,35 @@
           <w:color w:val="2980B9"/>
           <w:sz w:val="21"/>
         </w:rPr>
+        <w:t>[39]</w:t>
+      </w:r>
+      <w:r>
+        <w:rPr>
+          <w:rFonts w:ascii="Calibri" w:hAnsi="Calibri" w:eastAsia="微软雅黑"/>
+          <w:b w:val="0"/>
+          <w:i w:val="0"/>
+          <w:sz w:val="21"/>
+        </w:rPr>
+        <w:t xml:space="preserve"> Ümit Ağbulut. Forecasting of transportation-related energy demand and CO2 emissions in Turkey with different machine learning algorithms. *Sustainable Production and Consumption*, 2021. doi:10.1016/j.spc.2021.10.001.</w:t>
+      </w:r>
+    </w:p>
+    <w:p>
+      <w:r>
+        <w:rPr>
+          <w:rFonts w:ascii="Calibri" w:hAnsi="Calibri" w:eastAsia="微软雅黑"/>
+          <w:b w:val="0"/>
+          <w:i w:val="0"/>
+          <w:sz w:val="21"/>
+        </w:rPr>
+      </w:r>
+      <w:r>
+        <w:rPr>
+          <w:rFonts w:ascii="Calibri" w:hAnsi="Calibri" w:eastAsia="微软雅黑"/>
+          <w:b/>
+          <w:i w:val="0"/>
+          <w:color w:val="2980B9"/>
+          <w:sz w:val="21"/>
+        </w:rPr>
         <w:t>[40]</w:t>
       </w:r>
       <w:r>
@@ -5182,7 +5646,7 @@
           <w:i w:val="0"/>
           <w:sz w:val="21"/>
         </w:rPr>
-        <w:t xml:space="preserve"> Nam K J, Hwangbo S, et al. A deep learning-based forecasting model for renewable energy scenarios[J]. Renewable and Sustainable Energy Reviews, 2020.</w:t>
+        <w:t xml:space="preserve"> KiJeon Nam, Soonho Hwangbo, ChangKyoo Yoo. A deep learning-based forecasting model for renewable energy scenarios to guide sustainable energy policy: A case study of Korea. *Renewable and Sustainable Energy Reviews*, 2020. doi:10.1016/j.rser.2020.109725.</w:t>
       </w:r>
     </w:p>
     <w:p>
@@ -5197,7 +5661,7 @@
           <w:color w:val="1A1A2E"/>
           <w:sz w:val="20"/>
         </w:rPr>
-        <w:t>A级论文</w:t>
+        <w:t>A级（优秀）</w:t>
       </w:r>
     </w:p>
     <w:p>
@@ -5226,7 +5690,7 @@
           <w:i w:val="0"/>
           <w:sz w:val="21"/>
         </w:rPr>
-        <w:t xml:space="preserve"> Nadirgil O. Carbon price prediction using multiple hybrid machine learning models[J]. Journal of Environmental Management, 2023.</w:t>
+        <w:t xml:space="preserve"> Ozan Nadirgil. Carbon price prediction using multiple hybrid machine learning models optimized by genetic algorithm. *Journal of Environmental Management*, 2023. doi:10.1016/j.jenvman.2023.118061.</w:t>
       </w:r>
     </w:p>
     <w:p>
@@ -5255,7 +5719,7 @@
           <w:i w:val="0"/>
           <w:sz w:val="21"/>
         </w:rPr>
-        <w:t xml:space="preserve"> Shi H, Xu M, et al. Deep Learning for Household Load Forecasting—A Novel Pooling Deep RNN[J]. IEEE Transactions on Smart Grid, 2017.</w:t>
+        <w:t xml:space="preserve"> Heng Shi, Minghao Xu, Ran Li. Deep Learning for Household Load Forecasting—A Novel Pooling Deep RNN. *IEEE Transactions on Smart Grid*, 2017. doi:10.1109/tsg.2017.2686012.</w:t>
       </w:r>
     </w:p>
     <w:p>
@@ -5284,7 +5748,7 @@
           <w:i w:val="0"/>
           <w:sz w:val="21"/>
         </w:rPr>
-        <w:t xml:space="preserve"> Qiu X, Ren Y, et al. Empirical Mode Decomposition based ensemble deep learning for load demand forecasting[J]. Applied Soft Computing, 2017.</w:t>
+        <w:t xml:space="preserve"> Xueheng Qiu, Ye Ren, Ponnuthurai Nagaratnam Suganthan, 等. Empirical Mode Decomposition based ensemble deep learning for load demand time series forecasting. *Applied Soft Computing*, 2017. doi:10.1016/j.asoc.2017.01.015.</w:t>
       </w:r>
     </w:p>
     <w:p>
@@ -5313,7 +5777,7 @@
           <w:i w:val="0"/>
           <w:sz w:val="21"/>
         </w:rPr>
-        <w:t xml:space="preserve"> Kumari P, Toshniwal D. Deep learning models for solar irradiance forecasting: A comprehensive review[J]. Journal of Cleaner Production, 2021.（不相关，非正式引用）</w:t>
+        <w:t xml:space="preserve"> Pratima Kumari, Durga Toshniwal. Deep learning models for solar irradiance forecasting: A comprehensive review. *Journal of Cleaner Production*, 2021. doi:10.1016/j.jclepro.2021.128566.</w:t>
       </w:r>
     </w:p>
     <w:p>
@@ -5342,7 +5806,7 @@
           <w:i w:val="0"/>
           <w:sz w:val="21"/>
         </w:rPr>
-        <w:t xml:space="preserve"> Wen L, Zhou K, et al. Optimal load dispatch of community microgrid with deep learning based solar power and load forecasting[J]. Energy, 2019.</w:t>
+        <w:t xml:space="preserve"> Lulu Wen, Kaile Zhou, Shanlin Yang, 等. Optimal load dispatch of community microgrid with deep learning based solar power and load forecasting. *Energy*, 2019. doi:10.1016/j.energy.2019.01.075.</w:t>
       </w:r>
     </w:p>
     <w:p>
@@ -5371,7 +5835,7 @@
           <w:i w:val="0"/>
           <w:sz w:val="21"/>
         </w:rPr>
-        <w:t xml:space="preserve"> Khalil M, McGough A S, et al. Machine Learning, Deep Learning and Statistical Analysis for forecasting building energy consumption[J]. Engineering Applications of Artificial Intelligence, 2022.</w:t>
+        <w:t xml:space="preserve"> Mohamad Khalil, A. Stephen McGough, Zoya Pourmirza, 等. Machine Learning, Deep Learning and Statistical Analysis for forecasting building energy consumption — A systematic review. *Engineering Applications of Artificial Intelligence*, 2022. doi:10.1016/j.engappai.2022.105287.</w:t>
       </w:r>
     </w:p>
     <w:p>
@@ -5386,7 +5850,7 @@
           <w:color w:val="1A1A2E"/>
           <w:sz w:val="20"/>
         </w:rPr>
-        <w:t>B级论文</w:t>
+        <w:t>B级（良好）</w:t>
       </w:r>
     </w:p>
     <w:p>
@@ -5415,1111 +5879,7 @@
           <w:i w:val="0"/>
           <w:sz w:val="21"/>
         </w:rPr>
-        <w:t xml:space="preserve"> Makridakis S, Spiliotis E, et al. Statistical and Machine Learning forecasting methods: Concerns and ways forward[J]. PLoS ONE, 2018.</w:t>
-      </w:r>
-    </w:p>
-    <w:p>
-      <w:r>
-        <w:rPr>
-          <w:rFonts w:ascii="Calibri" w:hAnsi="Calibri" w:eastAsia="微软雅黑"/>
-          <w:b w:val="0"/>
-          <w:i w:val="0"/>
-          <w:sz w:val="21"/>
-        </w:rPr>
-      </w:r>
-      <w:r>
-        <w:rPr>
-          <w:rFonts w:ascii="Calibri" w:hAnsi="Calibri" w:eastAsia="微软雅黑"/>
-          <w:b/>
-          <w:i w:val="0"/>
-          <w:color w:val="2980B9"/>
-          <w:sz w:val="21"/>
-        </w:rPr>
-        <w:t>[12]</w:t>
-      </w:r>
-      <w:r>
-        <w:rPr>
-          <w:rFonts w:ascii="Calibri" w:hAnsi="Calibri" w:eastAsia="微软雅黑"/>
-          <w:b w:val="0"/>
-          <w:i w:val="0"/>
-          <w:sz w:val="21"/>
-        </w:rPr>
-        <w:t xml:space="preserve"> Shaukat K, Luo S, et al. A Survey on Machine Learning Techniques for Cyber Security in the Last Decade[J]. IEEE Access, 2020.（不相关，非正式引用）</w:t>
-      </w:r>
-    </w:p>
-    <w:p>
-      <w:r>
-        <w:rPr>
-          <w:rFonts w:ascii="Calibri" w:hAnsi="Calibri" w:eastAsia="微软雅黑"/>
-          <w:b w:val="0"/>
-          <w:i w:val="0"/>
-          <w:sz w:val="21"/>
-        </w:rPr>
-      </w:r>
-      <w:r>
-        <w:rPr>
-          <w:rFonts w:ascii="Calibri" w:hAnsi="Calibri" w:eastAsia="微软雅黑"/>
-          <w:b/>
-          <w:i w:val="0"/>
-          <w:color w:val="2980B9"/>
-          <w:sz w:val="21"/>
-        </w:rPr>
-        <w:t>[32]</w:t>
-      </w:r>
-      <w:r>
-        <w:rPr>
-          <w:rFonts w:ascii="Calibri" w:hAnsi="Calibri" w:eastAsia="微软雅黑"/>
-          <w:b w:val="0"/>
-          <w:i w:val="0"/>
-          <w:sz w:val="21"/>
-        </w:rPr>
-        <w:t xml:space="preserve"> Hansen J E, Kharecha P, et al. Assessing “Dangerous Climate Change”: Required Reduction of Carbon Emissions[J]. PLoS ONE, 2013.（不相关，非正式引用）</w:t>
-      </w:r>
-    </w:p>
-    <w:p>
-      <w:r>
-        <w:rPr>
-          <w:rFonts w:ascii="Calibri" w:hAnsi="Calibri" w:eastAsia="微软雅黑"/>
-          <w:b w:val="0"/>
-          <w:i w:val="0"/>
-          <w:sz w:val="21"/>
-        </w:rPr>
-      </w:r>
-      <w:r>
-        <w:rPr>
-          <w:rFonts w:ascii="Calibri" w:hAnsi="Calibri" w:eastAsia="微软雅黑"/>
-          <w:b/>
-          <w:i w:val="0"/>
-          <w:color w:val="2980B9"/>
-          <w:sz w:val="21"/>
-        </w:rPr>
-        <w:t>[33]</w:t>
-      </w:r>
-      <w:r>
-        <w:rPr>
-          <w:rFonts w:ascii="Calibri" w:hAnsi="Calibri" w:eastAsia="微软雅黑"/>
-          <w:b w:val="0"/>
-          <w:i w:val="0"/>
-          <w:sz w:val="21"/>
-        </w:rPr>
-        <w:t xml:space="preserve"> Shahhosseini M, Hu G, et al. Coupling machine learning and crop modeling improves crop yield prediction[J]. Scientific Reports, 2021.（不相关，非正式引用）</w:t>
-      </w:r>
-    </w:p>
-    <w:p>
-      <w:r>
-        <w:rPr>
-          <w:rFonts w:ascii="Calibri" w:hAnsi="Calibri" w:eastAsia="微软雅黑"/>
-          <w:b w:val="0"/>
-          <w:i w:val="0"/>
-          <w:sz w:val="21"/>
-        </w:rPr>
-      </w:r>
-      <w:r>
-        <w:rPr>
-          <w:rFonts w:ascii="Calibri" w:hAnsi="Calibri" w:eastAsia="微软雅黑"/>
-          <w:b/>
-          <w:i w:val="0"/>
-          <w:color w:val="2980B9"/>
-          <w:sz w:val="21"/>
-        </w:rPr>
-        <w:t>[47]</w:t>
-      </w:r>
-      <w:r>
-        <w:rPr>
-          <w:rFonts w:ascii="Calibri" w:hAnsi="Calibri" w:eastAsia="微软雅黑"/>
-          <w:b w:val="0"/>
-          <w:i w:val="0"/>
-          <w:sz w:val="21"/>
-        </w:rPr>
-        <w:t xml:space="preserve"> Shrestha A, Mahmood A. Review of Deep Learning Algorithms and Architectures[J]. IEEE Access, 2019.（不相关，非正式引用）</w:t>
-      </w:r>
-    </w:p>
-    <w:p>
-      <w:r>
-        <w:rPr>
-          <w:rFonts w:ascii="Calibri" w:hAnsi="Calibri" w:eastAsia="微软雅黑"/>
-          <w:b w:val="0"/>
-          <w:i w:val="0"/>
-          <w:sz w:val="21"/>
-        </w:rPr>
-      </w:r>
-      <w:r>
-        <w:rPr>
-          <w:rFonts w:ascii="Calibri" w:hAnsi="Calibri" w:eastAsia="微软雅黑"/>
-          <w:b/>
-          <w:i w:val="0"/>
-          <w:color w:val="2980B9"/>
-          <w:sz w:val="21"/>
-        </w:rPr>
-        <w:t>[48]</w:t>
-      </w:r>
-      <w:r>
-        <w:rPr>
-          <w:rFonts w:ascii="Calibri" w:hAnsi="Calibri" w:eastAsia="微软雅黑"/>
-          <w:b w:val="0"/>
-          <w:i w:val="0"/>
-          <w:sz w:val="21"/>
-        </w:rPr>
-        <w:t xml:space="preserve"> Forootan M M, Larki I, et al. Machine Learning and Deep Learning in Energy Systems: A Review[J]. Sustainability, 2022.</w:t>
-      </w:r>
-    </w:p>
-    <w:p>
-      <w:r>
-        <w:rPr>
-          <w:rFonts w:ascii="Calibri" w:hAnsi="Calibri" w:eastAsia="微软雅黑"/>
-          <w:b w:val="0"/>
-          <w:i w:val="0"/>
-          <w:sz w:val="21"/>
-        </w:rPr>
-      </w:r>
-      <w:r>
-        <w:rPr>
-          <w:rFonts w:ascii="Calibri" w:hAnsi="Calibri" w:eastAsia="微软雅黑"/>
-          <w:b/>
-          <w:i w:val="0"/>
-          <w:color w:val="2980B9"/>
-          <w:sz w:val="21"/>
-        </w:rPr>
-        <w:t>[49]</w:t>
-      </w:r>
-      <w:r>
-        <w:rPr>
-          <w:rFonts w:ascii="Calibri" w:hAnsi="Calibri" w:eastAsia="微软雅黑"/>
-          <w:b w:val="0"/>
-          <w:i w:val="0"/>
-          <w:sz w:val="21"/>
-        </w:rPr>
-        <w:t xml:space="preserve"> Wazirali R, Yaghoubi E, et al. State-of-the-art review on energy and load forecasting in microgrids using artificial neural networks[J]. Electric Power Systems Research, 2023.</w:t>
-      </w:r>
-    </w:p>
-    <w:p>
-      <w:r>
-        <w:rPr>
-          <w:rFonts w:ascii="Calibri" w:hAnsi="Calibri" w:eastAsia="微软雅黑"/>
-          <w:b w:val="0"/>
-          <w:i w:val="0"/>
-          <w:sz w:val="21"/>
-        </w:rPr>
-      </w:r>
-      <w:r>
-        <w:rPr>
-          <w:rFonts w:ascii="Calibri" w:hAnsi="Calibri" w:eastAsia="微软雅黑"/>
-          <w:b/>
-          <w:i w:val="0"/>
-          <w:color w:val="2980B9"/>
-          <w:sz w:val="21"/>
-        </w:rPr>
-        <w:t>[50]</w:t>
-      </w:r>
-      <w:r>
-        <w:rPr>
-          <w:rFonts w:ascii="Calibri" w:hAnsi="Calibri" w:eastAsia="微软雅黑"/>
-          <w:b w:val="0"/>
-          <w:i w:val="0"/>
-          <w:sz w:val="21"/>
-        </w:rPr>
-        <w:t xml:space="preserve"> Wen L, Zhou K, et al. Load demand forecasting of residential buildings using a deep learning model[J]. Electric Power Systems Research, 2019.</w:t>
-      </w:r>
-    </w:p>
-    <w:p>
-      <w:pPr>
-        <w:pStyle w:val="Heading2"/>
-      </w:pPr>
-      <w:r>
-        <w:rPr>
-          <w:rFonts w:ascii="Calibri" w:hAnsi="Calibri" w:eastAsia="微软雅黑"/>
-          <w:b/>
-          <w:i w:val="0"/>
-          <w:color w:val="1A1A2E"/>
-          <w:sz w:val="24"/>
-        </w:rPr>
-        <w:t>参考文献</w:t>
-      </w:r>
-    </w:p>
-    <w:p>
-      <w:pPr>
-        <w:pStyle w:val="Heading3"/>
-      </w:pPr>
-      <w:r>
-        <w:rPr>
-          <w:rFonts w:ascii="Calibri" w:hAnsi="Calibri" w:eastAsia="微软雅黑"/>
-          <w:b/>
-          <w:i w:val="0"/>
-          <w:color w:val="1A1A2E"/>
-          <w:sz w:val="20"/>
-        </w:rPr>
-        <w:t>S级（顶刊）</w:t>
-      </w:r>
-    </w:p>
-    <w:p>
-      <w:r>
-        <w:rPr>
-          <w:rFonts w:ascii="Calibri" w:hAnsi="Calibri" w:eastAsia="微软雅黑"/>
-          <w:b w:val="0"/>
-          <w:i w:val="0"/>
-          <w:sz w:val="21"/>
-        </w:rPr>
-      </w:r>
-      <w:r>
-        <w:rPr>
-          <w:rFonts w:ascii="Calibri" w:hAnsi="Calibri" w:eastAsia="微软雅黑"/>
-          <w:b/>
-          <w:i w:val="0"/>
-          <w:color w:val="2980B9"/>
-          <w:sz w:val="21"/>
-        </w:rPr>
-        <w:t>[1]</w:t>
-      </w:r>
-      <w:r>
-        <w:rPr>
-          <w:rFonts w:ascii="Calibri" w:hAnsi="Calibri" w:eastAsia="微软雅黑"/>
-          <w:b w:val="0"/>
-          <w:i w:val="0"/>
-          <w:sz w:val="21"/>
-        </w:rPr>
-        <w:t xml:space="preserve"> Iain Staffell, Daniel Scamman, Anthony Velazquez Abad, 等. The role of hydrogen and fuel cells in the global energy system. *Energy &amp; Environmental Science*, 2018. doi:10.1039/c8ee01157e.</w:t>
-      </w:r>
-    </w:p>
-    <w:p>
-      <w:r>
-        <w:rPr>
-          <w:rFonts w:ascii="Calibri" w:hAnsi="Calibri" w:eastAsia="微软雅黑"/>
-          <w:b w:val="0"/>
-          <w:i w:val="0"/>
-          <w:sz w:val="21"/>
-        </w:rPr>
-      </w:r>
-      <w:r>
-        <w:rPr>
-          <w:rFonts w:ascii="Calibri" w:hAnsi="Calibri" w:eastAsia="微软雅黑"/>
-          <w:b/>
-          <w:i w:val="0"/>
-          <w:color w:val="2980B9"/>
-          <w:sz w:val="21"/>
-        </w:rPr>
-        <w:t>[2]</w:t>
-      </w:r>
-      <w:r>
-        <w:rPr>
-          <w:rFonts w:ascii="Calibri" w:hAnsi="Calibri" w:eastAsia="微软雅黑"/>
-          <w:b w:val="0"/>
-          <w:i w:val="0"/>
-          <w:sz w:val="21"/>
-        </w:rPr>
-        <w:t xml:space="preserve"> Merlinda Andoni, Valentin Robu, David Flynn, 等. Blockchain technology in the energy sector: A systematic review of challenges and opportunities. *Renewable and Sustainable Energy Reviews*, 2018. doi:10.1016/j.rser.2018.10.014.</w:t>
-      </w:r>
-    </w:p>
-    <w:p>
-      <w:r>
-        <w:rPr>
-          <w:rFonts w:ascii="Calibri" w:hAnsi="Calibri" w:eastAsia="微软雅黑"/>
-          <w:b w:val="0"/>
-          <w:i w:val="0"/>
-          <w:sz w:val="21"/>
-        </w:rPr>
-      </w:r>
-      <w:r>
-        <w:rPr>
-          <w:rFonts w:ascii="Calibri" w:hAnsi="Calibri" w:eastAsia="微软雅黑"/>
-          <w:b/>
-          <w:i w:val="0"/>
-          <w:color w:val="2980B9"/>
-          <w:sz w:val="21"/>
-        </w:rPr>
-        <w:t>[3]</w:t>
-      </w:r>
-      <w:r>
-        <w:rPr>
-          <w:rFonts w:ascii="Calibri" w:hAnsi="Calibri" w:eastAsia="微软雅黑"/>
-          <w:b w:val="0"/>
-          <w:i w:val="0"/>
-          <w:sz w:val="21"/>
-        </w:rPr>
-        <w:t xml:space="preserve"> Nicola Armaroli, Vincenzo Balzani. The Future of Energy Supply: Challenges and Opportunities. *Angewandte Chemie International Edition*, 2006. doi:10.1002/anie.200602373.</w:t>
-      </w:r>
-    </w:p>
-    <w:p>
-      <w:r>
-        <w:rPr>
-          <w:rFonts w:ascii="Calibri" w:hAnsi="Calibri" w:eastAsia="微软雅黑"/>
-          <w:b w:val="0"/>
-          <w:i w:val="0"/>
-          <w:sz w:val="21"/>
-        </w:rPr>
-      </w:r>
-      <w:r>
-        <w:rPr>
-          <w:rFonts w:ascii="Calibri" w:hAnsi="Calibri" w:eastAsia="微软雅黑"/>
-          <w:b/>
-          <w:i w:val="0"/>
-          <w:color w:val="2980B9"/>
-          <w:sz w:val="21"/>
-        </w:rPr>
-        <w:t>[5]</w:t>
-      </w:r>
-      <w:r>
-        <w:rPr>
-          <w:rFonts w:ascii="Calibri" w:hAnsi="Calibri" w:eastAsia="微软雅黑"/>
-          <w:b w:val="0"/>
-          <w:i w:val="0"/>
-          <w:sz w:val="21"/>
-        </w:rPr>
-        <w:t xml:space="preserve"> Vincent François-Lavet, Peter Henderson, Riashat Islam, 等. An Introduction to Deep Reinforcement Learning. *Foundations and Trends® in Machine Learning*, 2018. doi:10.1561/2200000071.</w:t>
-      </w:r>
-    </w:p>
-    <w:p>
-      <w:r>
-        <w:rPr>
-          <w:rFonts w:ascii="Calibri" w:hAnsi="Calibri" w:eastAsia="微软雅黑"/>
-          <w:b w:val="0"/>
-          <w:i w:val="0"/>
-          <w:sz w:val="21"/>
-        </w:rPr>
-      </w:r>
-      <w:r>
-        <w:rPr>
-          <w:rFonts w:ascii="Calibri" w:hAnsi="Calibri" w:eastAsia="微软雅黑"/>
-          <w:b/>
-          <w:i w:val="0"/>
-          <w:color w:val="2980B9"/>
-          <w:sz w:val="21"/>
-        </w:rPr>
-        <w:t>[6]</w:t>
-      </w:r>
-      <w:r>
-        <w:rPr>
-          <w:rFonts w:ascii="Calibri" w:hAnsi="Calibri" w:eastAsia="微软雅黑"/>
-          <w:b w:val="0"/>
-          <w:i w:val="0"/>
-          <w:sz w:val="21"/>
-        </w:rPr>
-        <w:t xml:space="preserve"> Paul Veers, Katherine Dykes, Eric Lantz, 等. Grand challenges in the science of wind energy. *Science*, 2019. doi:10.1126/science.aau2027.</w:t>
-      </w:r>
-    </w:p>
-    <w:p>
-      <w:r>
-        <w:rPr>
-          <w:rFonts w:ascii="Calibri" w:hAnsi="Calibri" w:eastAsia="微软雅黑"/>
-          <w:b w:val="0"/>
-          <w:i w:val="0"/>
-          <w:sz w:val="21"/>
-        </w:rPr>
-      </w:r>
-      <w:r>
-        <w:rPr>
-          <w:rFonts w:ascii="Calibri" w:hAnsi="Calibri" w:eastAsia="微软雅黑"/>
-          <w:b/>
-          <w:i w:val="0"/>
-          <w:color w:val="2980B9"/>
-          <w:sz w:val="21"/>
-        </w:rPr>
-        <w:t>[7]</w:t>
-      </w:r>
-      <w:r>
-        <w:rPr>
-          <w:rFonts w:ascii="Calibri" w:hAnsi="Calibri" w:eastAsia="微软雅黑"/>
-          <w:b w:val="0"/>
-          <w:i w:val="0"/>
-          <w:sz w:val="21"/>
-        </w:rPr>
-        <w:t xml:space="preserve"> Rung-Ching Chen, Christine Dewi, Su-Wen Huang, 等. Selecting critical features for data classification based on machine learning methods. *Journal Of Big Data*, 2020. doi:10.1186/s40537-020-00327-4.</w:t>
-      </w:r>
-    </w:p>
-    <w:p>
-      <w:r>
-        <w:rPr>
-          <w:rFonts w:ascii="Calibri" w:hAnsi="Calibri" w:eastAsia="微软雅黑"/>
-          <w:b w:val="0"/>
-          <w:i w:val="0"/>
-          <w:sz w:val="21"/>
-        </w:rPr>
-      </w:r>
-      <w:r>
-        <w:rPr>
-          <w:rFonts w:ascii="Calibri" w:hAnsi="Calibri" w:eastAsia="微软雅黑"/>
-          <w:b/>
-          <w:i w:val="0"/>
-          <w:color w:val="2980B9"/>
-          <w:sz w:val="21"/>
-        </w:rPr>
-        <w:t>[8]</w:t>
-      </w:r>
-      <w:r>
-        <w:rPr>
-          <w:rFonts w:ascii="Calibri" w:hAnsi="Calibri" w:eastAsia="微软雅黑"/>
-          <w:b w:val="0"/>
-          <w:i w:val="0"/>
-          <w:sz w:val="21"/>
-        </w:rPr>
-        <w:t xml:space="preserve"> Ioannis Antonopoulos, Valentin Robu, Benoit Couraud, 等. Artificial intelligence and machine learning approaches to energy demand-side response: A systematic review. *Renewable and Sustainable Energy Reviews*, 2020. doi:10.1016/j.rser.2020.109899.</w:t>
-      </w:r>
-    </w:p>
-    <w:p>
-      <w:r>
-        <w:rPr>
-          <w:rFonts w:ascii="Calibri" w:hAnsi="Calibri" w:eastAsia="微软雅黑"/>
-          <w:b w:val="0"/>
-          <w:i w:val="0"/>
-          <w:sz w:val="21"/>
-        </w:rPr>
-      </w:r>
-      <w:r>
-        <w:rPr>
-          <w:rFonts w:ascii="Calibri" w:hAnsi="Calibri" w:eastAsia="微软雅黑"/>
-          <w:b/>
-          <w:i w:val="0"/>
-          <w:color w:val="2980B9"/>
-          <w:sz w:val="21"/>
-        </w:rPr>
-        <w:t>[9]</w:t>
-      </w:r>
-      <w:r>
-        <w:rPr>
-          <w:rFonts w:ascii="Calibri" w:hAnsi="Calibri" w:eastAsia="微软雅黑"/>
-          <w:b w:val="0"/>
-          <w:i w:val="0"/>
-          <w:sz w:val="21"/>
-        </w:rPr>
-        <w:t xml:space="preserve"> Zhenpeng Yao, Yanwei Lum, Andrew Johnston, 等. Machine learning for a sustainable energy future. *Nature Reviews Materials*, 2022. doi:10.1038/s41578-022-00490-5.</w:t>
-      </w:r>
-    </w:p>
-    <w:p>
-      <w:r>
-        <w:rPr>
-          <w:rFonts w:ascii="Calibri" w:hAnsi="Calibri" w:eastAsia="微软雅黑"/>
-          <w:b w:val="0"/>
-          <w:i w:val="0"/>
-          <w:sz w:val="21"/>
-        </w:rPr>
-      </w:r>
-      <w:r>
-        <w:rPr>
-          <w:rFonts w:ascii="Calibri" w:hAnsi="Calibri" w:eastAsia="微软雅黑"/>
-          <w:b/>
-          <w:i w:val="0"/>
-          <w:color w:val="2980B9"/>
-          <w:sz w:val="21"/>
-        </w:rPr>
-        <w:t>[10]</w:t>
-      </w:r>
-      <w:r>
-        <w:rPr>
-          <w:rFonts w:ascii="Calibri" w:hAnsi="Calibri" w:eastAsia="微软雅黑"/>
-          <w:b w:val="0"/>
-          <w:i w:val="0"/>
-          <w:sz w:val="21"/>
-        </w:rPr>
-        <w:t xml:space="preserve"> Hamed Ghoddusi, Germán G. Creamer, Nima Rafizadeh. Machine learning in energy economics and finance: A review. *Energy Economics*, 2019. doi:10.1016/j.eneco.2019.05.006.</w:t>
-      </w:r>
-    </w:p>
-    <w:p>
-      <w:r>
-        <w:rPr>
-          <w:rFonts w:ascii="Calibri" w:hAnsi="Calibri" w:eastAsia="微软雅黑"/>
-          <w:b w:val="0"/>
-          <w:i w:val="0"/>
-          <w:sz w:val="21"/>
-        </w:rPr>
-      </w:r>
-      <w:r>
-        <w:rPr>
-          <w:rFonts w:ascii="Calibri" w:hAnsi="Calibri" w:eastAsia="微软雅黑"/>
-          <w:b/>
-          <w:i w:val="0"/>
-          <w:color w:val="2980B9"/>
-          <w:sz w:val="21"/>
-        </w:rPr>
-        <w:t>[14]</w:t>
-      </w:r>
-      <w:r>
-        <w:rPr>
-          <w:rFonts w:ascii="Calibri" w:hAnsi="Calibri" w:eastAsia="微软雅黑"/>
-          <w:b w:val="0"/>
-          <w:i w:val="0"/>
-          <w:sz w:val="21"/>
-        </w:rPr>
-        <w:t xml:space="preserve"> Pierre Friedlingstein, Michael O’Sullivan, Matthew W. Jones, 等. Global Carbon Budget 2023. *Earth system science data*, 2023. doi:10.5194/essd-15-5301-2023.</w:t>
-      </w:r>
-    </w:p>
-    <w:p>
-      <w:r>
-        <w:rPr>
-          <w:rFonts w:ascii="Calibri" w:hAnsi="Calibri" w:eastAsia="微软雅黑"/>
-          <w:b w:val="0"/>
-          <w:i w:val="0"/>
-          <w:sz w:val="21"/>
-        </w:rPr>
-      </w:r>
-      <w:r>
-        <w:rPr>
-          <w:rFonts w:ascii="Calibri" w:hAnsi="Calibri" w:eastAsia="微软雅黑"/>
-          <w:b/>
-          <w:i w:val="0"/>
-          <w:color w:val="2980B9"/>
-          <w:sz w:val="21"/>
-        </w:rPr>
-        <w:t>[15]</w:t>
-      </w:r>
-      <w:r>
-        <w:rPr>
-          <w:rFonts w:ascii="Calibri" w:hAnsi="Calibri" w:eastAsia="微软雅黑"/>
-          <w:b w:val="0"/>
-          <w:i w:val="0"/>
-          <w:sz w:val="21"/>
-        </w:rPr>
-        <w:t xml:space="preserve"> D. Frank, Markus Reichstein, Michael Bahn, 等. Effects of climate extremes on the terrestrial carbon cycle: concepts, processes and potential future impacts. *Global Change Biology*, 2015. doi:10.1111/gcb.12916.</w:t>
-      </w:r>
-    </w:p>
-    <w:p>
-      <w:r>
-        <w:rPr>
-          <w:rFonts w:ascii="Calibri" w:hAnsi="Calibri" w:eastAsia="微软雅黑"/>
-          <w:b w:val="0"/>
-          <w:i w:val="0"/>
-          <w:sz w:val="21"/>
-        </w:rPr>
-      </w:r>
-      <w:r>
-        <w:rPr>
-          <w:rFonts w:ascii="Calibri" w:hAnsi="Calibri" w:eastAsia="微软雅黑"/>
-          <w:b/>
-          <w:i w:val="0"/>
-          <w:color w:val="2980B9"/>
-          <w:sz w:val="21"/>
-        </w:rPr>
-        <w:t>[20]</w:t>
-      </w:r>
-      <w:r>
-        <w:rPr>
-          <w:rFonts w:ascii="Calibri" w:hAnsi="Calibri" w:eastAsia="微软雅黑"/>
-          <w:b w:val="0"/>
-          <w:i w:val="0"/>
-          <w:sz w:val="21"/>
-        </w:rPr>
-        <w:t xml:space="preserve"> Rattan Lal. Managing Soils and Ecosystems for Mitigating Anthropogenic Carbon Emissions and Advancing Global Food Security. *BioScience*, 2010. doi:10.1525/bio.2010.60.9.8.</w:t>
-      </w:r>
-    </w:p>
-    <w:p>
-      <w:r>
-        <w:rPr>
-          <w:rFonts w:ascii="Calibri" w:hAnsi="Calibri" w:eastAsia="微软雅黑"/>
-          <w:b w:val="0"/>
-          <w:i w:val="0"/>
-          <w:sz w:val="21"/>
-        </w:rPr>
-      </w:r>
-      <w:r>
-        <w:rPr>
-          <w:rFonts w:ascii="Calibri" w:hAnsi="Calibri" w:eastAsia="微软雅黑"/>
-          <w:b/>
-          <w:i w:val="0"/>
-          <w:color w:val="2980B9"/>
-          <w:sz w:val="21"/>
-        </w:rPr>
-        <w:t>[34]</w:t>
-      </w:r>
-      <w:r>
-        <w:rPr>
-          <w:rFonts w:ascii="Calibri" w:hAnsi="Calibri" w:eastAsia="微软雅黑"/>
-          <w:b w:val="0"/>
-          <w:i w:val="0"/>
-          <w:sz w:val="21"/>
-        </w:rPr>
-        <w:t xml:space="preserve"> Xiaofei Wang, Yiwen Han, Victor C. M. Leung, 等. Convergence of Edge Computing and Deep Learning: A Comprehensive Survey. *IEEE Communications Surveys &amp; Tutorials*, 2020. doi:10.1109/comst.2020.2970550.</w:t>
-      </w:r>
-    </w:p>
-    <w:p>
-      <w:r>
-        <w:rPr>
-          <w:rFonts w:ascii="Calibri" w:hAnsi="Calibri" w:eastAsia="微软雅黑"/>
-          <w:b w:val="0"/>
-          <w:i w:val="0"/>
-          <w:sz w:val="21"/>
-        </w:rPr>
-      </w:r>
-      <w:r>
-        <w:rPr>
-          <w:rFonts w:ascii="Calibri" w:hAnsi="Calibri" w:eastAsia="微软雅黑"/>
-          <w:b/>
-          <w:i w:val="0"/>
-          <w:color w:val="2980B9"/>
-          <w:sz w:val="21"/>
-        </w:rPr>
-        <w:t>[35]</w:t>
-      </w:r>
-      <w:r>
-        <w:rPr>
-          <w:rFonts w:ascii="Calibri" w:hAnsi="Calibri" w:eastAsia="微软雅黑"/>
-          <w:b w:val="0"/>
-          <w:i w:val="0"/>
-          <w:sz w:val="21"/>
-        </w:rPr>
-        <w:t xml:space="preserve"> Sheraz Aslam, Herodotos Herodotou, Syed Muhammad Mohsin, 等. A survey on deep learning methods for power load and renewable energy forecasting in smart microgrids. *Renewable and Sustainable Energy Reviews*, 2021. doi:10.1016/j.rser.2021.110992.</w:t>
-      </w:r>
-    </w:p>
-    <w:p>
-      <w:r>
-        <w:rPr>
-          <w:rFonts w:ascii="Calibri" w:hAnsi="Calibri" w:eastAsia="微软雅黑"/>
-          <w:b w:val="0"/>
-          <w:i w:val="0"/>
-          <w:sz w:val="21"/>
-        </w:rPr>
-      </w:r>
-      <w:r>
-        <w:rPr>
-          <w:rFonts w:ascii="Calibri" w:hAnsi="Calibri" w:eastAsia="微软雅黑"/>
-          <w:b/>
-          <w:i w:val="0"/>
-          <w:color w:val="2980B9"/>
-          <w:sz w:val="21"/>
-        </w:rPr>
-        <w:t>[36]</w:t>
-      </w:r>
-      <w:r>
-        <w:rPr>
-          <w:rFonts w:ascii="Calibri" w:hAnsi="Calibri" w:eastAsia="微软雅黑"/>
-          <w:b w:val="0"/>
-          <w:i w:val="0"/>
-          <w:sz w:val="21"/>
-        </w:rPr>
-        <w:t xml:space="preserve"> Nivethitha Somu, M. R. Gauthama Raman, Krithi Ramamritham. A deep learning framework for building energy consumption forecast. *Renewable and Sustainable Energy Reviews*, 2020. doi:10.1016/j.rser.2020.110591.</w:t>
-      </w:r>
-    </w:p>
-    <w:p>
-      <w:r>
-        <w:rPr>
-          <w:rFonts w:ascii="Calibri" w:hAnsi="Calibri" w:eastAsia="微软雅黑"/>
-          <w:b w:val="0"/>
-          <w:i w:val="0"/>
-          <w:sz w:val="21"/>
-        </w:rPr>
-      </w:r>
-      <w:r>
-        <w:rPr>
-          <w:rFonts w:ascii="Calibri" w:hAnsi="Calibri" w:eastAsia="微软雅黑"/>
-          <w:b/>
-          <w:i w:val="0"/>
-          <w:color w:val="2980B9"/>
-          <w:sz w:val="21"/>
-        </w:rPr>
-        <w:t>[37]</w:t>
-      </w:r>
-      <w:r>
-        <w:rPr>
-          <w:rFonts w:ascii="Calibri" w:hAnsi="Calibri" w:eastAsia="微软雅黑"/>
-          <w:b w:val="0"/>
-          <w:i w:val="0"/>
-          <w:sz w:val="21"/>
-        </w:rPr>
-        <w:t xml:space="preserve"> Zhe Wang, Tianzhen Hong, Mary Ann Piette. Building thermal load prediction through shallow machine learning and deep learning. *Applied Energy*, 2020. doi:10.1016/j.apenergy.2020.114683.</w:t>
-      </w:r>
-    </w:p>
-    <w:p>
-      <w:r>
-        <w:rPr>
-          <w:rFonts w:ascii="Calibri" w:hAnsi="Calibri" w:eastAsia="微软雅黑"/>
-          <w:b w:val="0"/>
-          <w:i w:val="0"/>
-          <w:sz w:val="21"/>
-        </w:rPr>
-      </w:r>
-      <w:r>
-        <w:rPr>
-          <w:rFonts w:ascii="Calibri" w:hAnsi="Calibri" w:eastAsia="微软雅黑"/>
-          <w:b/>
-          <w:i w:val="0"/>
-          <w:color w:val="2980B9"/>
-          <w:sz w:val="21"/>
-        </w:rPr>
-        <w:t>[38]</w:t>
-      </w:r>
-      <w:r>
-        <w:rPr>
-          <w:rFonts w:ascii="Calibri" w:hAnsi="Calibri" w:eastAsia="微软雅黑"/>
-          <w:b w:val="0"/>
-          <w:i w:val="0"/>
-          <w:sz w:val="21"/>
-        </w:rPr>
-        <w:t xml:space="preserve"> Jatin Bedi, Durga Toshniwal. Deep learning framework to forecast electricity demand. *Applied Energy*, 2019. doi:10.1016/j.apenergy.2019.01.113.</w:t>
-      </w:r>
-    </w:p>
-    <w:p>
-      <w:r>
-        <w:rPr>
-          <w:rFonts w:ascii="Calibri" w:hAnsi="Calibri" w:eastAsia="微软雅黑"/>
-          <w:b w:val="0"/>
-          <w:i w:val="0"/>
-          <w:sz w:val="21"/>
-        </w:rPr>
-      </w:r>
-      <w:r>
-        <w:rPr>
-          <w:rFonts w:ascii="Calibri" w:hAnsi="Calibri" w:eastAsia="微软雅黑"/>
-          <w:b/>
-          <w:i w:val="0"/>
-          <w:color w:val="2980B9"/>
-          <w:sz w:val="21"/>
-        </w:rPr>
-        <w:t>[39]</w:t>
-      </w:r>
-      <w:r>
-        <w:rPr>
-          <w:rFonts w:ascii="Calibri" w:hAnsi="Calibri" w:eastAsia="微软雅黑"/>
-          <w:b w:val="0"/>
-          <w:i w:val="0"/>
-          <w:sz w:val="21"/>
-        </w:rPr>
-        <w:t xml:space="preserve"> Ümit Ağbulut. Forecasting of transportation-related energy demand and CO2 emissions in Turkey with different machine learning algorithms. *Sustainable Production and Consumption*, 2021. doi:10.1016/j.spc.2021.10.001.</w:t>
-      </w:r>
-    </w:p>
-    <w:p>
-      <w:r>
-        <w:rPr>
-          <w:rFonts w:ascii="Calibri" w:hAnsi="Calibri" w:eastAsia="微软雅黑"/>
-          <w:b w:val="0"/>
-          <w:i w:val="0"/>
-          <w:sz w:val="21"/>
-        </w:rPr>
-      </w:r>
-      <w:r>
-        <w:rPr>
-          <w:rFonts w:ascii="Calibri" w:hAnsi="Calibri" w:eastAsia="微软雅黑"/>
-          <w:b/>
-          <w:i w:val="0"/>
-          <w:color w:val="2980B9"/>
-          <w:sz w:val="21"/>
-        </w:rPr>
-        <w:t>[40]</w:t>
-      </w:r>
-      <w:r>
-        <w:rPr>
-          <w:rFonts w:ascii="Calibri" w:hAnsi="Calibri" w:eastAsia="微软雅黑"/>
-          <w:b w:val="0"/>
-          <w:i w:val="0"/>
-          <w:sz w:val="21"/>
-        </w:rPr>
-        <w:t xml:space="preserve"> KiJeon Nam, Soonho Hwangbo, ChangKyoo Yoo. A deep learning-based forecasting model for renewable energy scenarios to guide sustainable energy policy: A case study of Korea. *Renewable and Sustainable Energy Reviews*, 2020. doi:10.1016/j.rser.2020.109725.</w:t>
-      </w:r>
-    </w:p>
-    <w:p>
-      <w:pPr>
-        <w:pStyle w:val="Heading3"/>
-      </w:pPr>
-      <w:r>
-        <w:rPr>
-          <w:rFonts w:ascii="Calibri" w:hAnsi="Calibri" w:eastAsia="微软雅黑"/>
-          <w:b/>
-          <w:i w:val="0"/>
-          <w:color w:val="1A1A2E"/>
-          <w:sz w:val="20"/>
-        </w:rPr>
-        <w:t>A级（优秀）</w:t>
-      </w:r>
-    </w:p>
-    <w:p>
-      <w:r>
-        <w:rPr>
-          <w:rFonts w:ascii="Calibri" w:hAnsi="Calibri" w:eastAsia="微软雅黑"/>
-          <w:b w:val="0"/>
-          <w:i w:val="0"/>
-          <w:sz w:val="21"/>
-        </w:rPr>
-      </w:r>
-      <w:r>
-        <w:rPr>
-          <w:rFonts w:ascii="Calibri" w:hAnsi="Calibri" w:eastAsia="微软雅黑"/>
-          <w:b/>
-          <w:i w:val="0"/>
-          <w:color w:val="2980B9"/>
-          <w:sz w:val="21"/>
-        </w:rPr>
-        <w:t>[31]</w:t>
-      </w:r>
-      <w:r>
-        <w:rPr>
-          <w:rFonts w:ascii="Calibri" w:hAnsi="Calibri" w:eastAsia="微软雅黑"/>
-          <w:b w:val="0"/>
-          <w:i w:val="0"/>
-          <w:sz w:val="21"/>
-        </w:rPr>
-        <w:t xml:space="preserve"> Ozan Nadirgil. Carbon price prediction using multiple hybrid machine learning models optimized by genetic algorithm. *Journal of Environmental Management*, 2023. doi:10.1016/j.jenvman.2023.118061.</w:t>
-      </w:r>
-    </w:p>
-    <w:p>
-      <w:r>
-        <w:rPr>
-          <w:rFonts w:ascii="Calibri" w:hAnsi="Calibri" w:eastAsia="微软雅黑"/>
-          <w:b w:val="0"/>
-          <w:i w:val="0"/>
-          <w:sz w:val="21"/>
-        </w:rPr>
-      </w:r>
-      <w:r>
-        <w:rPr>
-          <w:rFonts w:ascii="Calibri" w:hAnsi="Calibri" w:eastAsia="微软雅黑"/>
-          <w:b/>
-          <w:i w:val="0"/>
-          <w:color w:val="2980B9"/>
-          <w:sz w:val="21"/>
-        </w:rPr>
-        <w:t>[42]</w:t>
-      </w:r>
-      <w:r>
-        <w:rPr>
-          <w:rFonts w:ascii="Calibri" w:hAnsi="Calibri" w:eastAsia="微软雅黑"/>
-          <w:b w:val="0"/>
-          <w:i w:val="0"/>
-          <w:sz w:val="21"/>
-        </w:rPr>
-        <w:t xml:space="preserve"> Heng Shi, Minghao Xu, Ran Li. Deep Learning for Household Load Forecasting—A Novel Pooling Deep RNN. *IEEE Transactions on Smart Grid*, 2017. doi:10.1109/tsg.2017.2686012.</w:t>
-      </w:r>
-    </w:p>
-    <w:p>
-      <w:r>
-        <w:rPr>
-          <w:rFonts w:ascii="Calibri" w:hAnsi="Calibri" w:eastAsia="微软雅黑"/>
-          <w:b w:val="0"/>
-          <w:i w:val="0"/>
-          <w:sz w:val="21"/>
-        </w:rPr>
-      </w:r>
-      <w:r>
-        <w:rPr>
-          <w:rFonts w:ascii="Calibri" w:hAnsi="Calibri" w:eastAsia="微软雅黑"/>
-          <w:b/>
-          <w:i w:val="0"/>
-          <w:color w:val="2980B9"/>
-          <w:sz w:val="21"/>
-        </w:rPr>
-        <w:t>[43]</w:t>
-      </w:r>
-      <w:r>
-        <w:rPr>
-          <w:rFonts w:ascii="Calibri" w:hAnsi="Calibri" w:eastAsia="微软雅黑"/>
-          <w:b w:val="0"/>
-          <w:i w:val="0"/>
-          <w:sz w:val="21"/>
-        </w:rPr>
-        <w:t xml:space="preserve"> Xueheng Qiu, Ye Ren, Ponnuthurai Nagaratnam Suganthan, 等. Empirical Mode Decomposition based ensemble deep learning for load demand time series forecasting. *Applied Soft Computing*, 2017. doi:10.1016/j.asoc.2017.01.015.</w:t>
-      </w:r>
-    </w:p>
-    <w:p>
-      <w:r>
-        <w:rPr>
-          <w:rFonts w:ascii="Calibri" w:hAnsi="Calibri" w:eastAsia="微软雅黑"/>
-          <w:b w:val="0"/>
-          <w:i w:val="0"/>
-          <w:sz w:val="21"/>
-        </w:rPr>
-      </w:r>
-      <w:r>
-        <w:rPr>
-          <w:rFonts w:ascii="Calibri" w:hAnsi="Calibri" w:eastAsia="微软雅黑"/>
-          <w:b/>
-          <w:i w:val="0"/>
-          <w:color w:val="2980B9"/>
-          <w:sz w:val="21"/>
-        </w:rPr>
-        <w:t>[44]</w:t>
-      </w:r>
-      <w:r>
-        <w:rPr>
-          <w:rFonts w:ascii="Calibri" w:hAnsi="Calibri" w:eastAsia="微软雅黑"/>
-          <w:b w:val="0"/>
-          <w:i w:val="0"/>
-          <w:sz w:val="21"/>
-        </w:rPr>
-        <w:t xml:space="preserve"> Pratima Kumari, Durga Toshniwal. Deep learning models for solar irradiance forecasting: A comprehensive review. *Journal of Cleaner Production*, 2021. doi:10.1016/j.jclepro.2021.128566.</w:t>
-      </w:r>
-    </w:p>
-    <w:p>
-      <w:r>
-        <w:rPr>
-          <w:rFonts w:ascii="Calibri" w:hAnsi="Calibri" w:eastAsia="微软雅黑"/>
-          <w:b w:val="0"/>
-          <w:i w:val="0"/>
-          <w:sz w:val="21"/>
-        </w:rPr>
-      </w:r>
-      <w:r>
-        <w:rPr>
-          <w:rFonts w:ascii="Calibri" w:hAnsi="Calibri" w:eastAsia="微软雅黑"/>
-          <w:b/>
-          <w:i w:val="0"/>
-          <w:color w:val="2980B9"/>
-          <w:sz w:val="21"/>
-        </w:rPr>
-        <w:t>[45]</w:t>
-      </w:r>
-      <w:r>
-        <w:rPr>
-          <w:rFonts w:ascii="Calibri" w:hAnsi="Calibri" w:eastAsia="微软雅黑"/>
-          <w:b w:val="0"/>
-          <w:i w:val="0"/>
-          <w:sz w:val="21"/>
-        </w:rPr>
-        <w:t xml:space="preserve"> Lulu Wen, Kaile Zhou, Shanlin Yang, 等. Optimal load dispatch of community microgrid with deep learning based solar power and load forecasting. *Energy*, 2019. doi:10.1016/j.energy.2019.01.075.</w:t>
-      </w:r>
-    </w:p>
-    <w:p>
-      <w:r>
-        <w:rPr>
-          <w:rFonts w:ascii="Calibri" w:hAnsi="Calibri" w:eastAsia="微软雅黑"/>
-          <w:b w:val="0"/>
-          <w:i w:val="0"/>
-          <w:sz w:val="21"/>
-        </w:rPr>
-      </w:r>
-      <w:r>
-        <w:rPr>
-          <w:rFonts w:ascii="Calibri" w:hAnsi="Calibri" w:eastAsia="微软雅黑"/>
-          <w:b/>
-          <w:i w:val="0"/>
-          <w:color w:val="2980B9"/>
-          <w:sz w:val="21"/>
-        </w:rPr>
-        <w:t>[46]</w:t>
-      </w:r>
-      <w:r>
-        <w:rPr>
-          <w:rFonts w:ascii="Calibri" w:hAnsi="Calibri" w:eastAsia="微软雅黑"/>
-          <w:b w:val="0"/>
-          <w:i w:val="0"/>
-          <w:sz w:val="21"/>
-        </w:rPr>
-        <w:t xml:space="preserve"> Mohamad Khalil, A. Stephen McGough, Zoya Pourmirza, 等. Machine Learning, Deep Learning and Statistical Analysis for forecasting building energy consumption — A systematic review. *Engineering Applications of Artificial Intelligence*, 2022. doi:10.1016/j.engappai.2022.105287.</w:t>
-      </w:r>
-    </w:p>
-    <w:p>
-      <w:pPr>
-        <w:pStyle w:val="Heading3"/>
-      </w:pPr>
-      <w:r>
-        <w:rPr>
-          <w:rFonts w:ascii="Calibri" w:hAnsi="Calibri" w:eastAsia="微软雅黑"/>
-          <w:b/>
-          <w:i w:val="0"/>
-          <w:color w:val="1A1A2E"/>
-          <w:sz w:val="20"/>
-        </w:rPr>
-        <w:t>B级（良好）</w:t>
-      </w:r>
-    </w:p>
-    <w:p>
-      <w:r>
-        <w:rPr>
-          <w:rFonts w:ascii="Calibri" w:hAnsi="Calibri" w:eastAsia="微软雅黑"/>
-          <w:b w:val="0"/>
-          <w:i w:val="0"/>
-          <w:sz w:val="21"/>
-        </w:rPr>
-      </w:r>
-      <w:r>
-        <w:rPr>
-          <w:rFonts w:ascii="Calibri" w:hAnsi="Calibri" w:eastAsia="微软雅黑"/>
-          <w:b/>
-          <w:i w:val="0"/>
-          <w:color w:val="2980B9"/>
-          <w:sz w:val="21"/>
-        </w:rPr>
-        <w:t>[11]</w:t>
-      </w:r>
-      <w:r>
-        <w:rPr>
-          <w:rFonts w:ascii="Calibri" w:hAnsi="Calibri" w:eastAsia="微软雅黑"/>
-          <w:b w:val="0"/>
-          <w:i w:val="0"/>
-          <w:sz w:val="21"/>
-        </w:rPr>
         <w:t xml:space="preserve"> Spyros Makridakis, Evangelos Spiliotis, Vassilios Assimakopoulos. Statistical and Machine Learning forecasting methods: Concerns and ways forward. *PLoS ONE*, 2018. doi:10.1371/journal.pone.0194889.</w:t>
-      </w:r>
-    </w:p>
-    <w:p>
-      <w:r>
-        <w:rPr>
-          <w:rFonts w:ascii="Calibri" w:hAnsi="Calibri" w:eastAsia="微软雅黑"/>
-          <w:b w:val="0"/>
-          <w:i w:val="0"/>
-          <w:sz w:val="21"/>
-        </w:rPr>
-      </w:r>
-      <w:r>
-        <w:rPr>
-          <w:rFonts w:ascii="Calibri" w:hAnsi="Calibri" w:eastAsia="微软雅黑"/>
-          <w:b/>
-          <w:i w:val="0"/>
-          <w:color w:val="2980B9"/>
-          <w:sz w:val="21"/>
-        </w:rPr>
-        <w:t>[12]</w:t>
-      </w:r>
-      <w:r>
-        <w:rPr>
-          <w:rFonts w:ascii="Calibri" w:hAnsi="Calibri" w:eastAsia="微软雅黑"/>
-          <w:b w:val="0"/>
-          <w:i w:val="0"/>
-          <w:sz w:val="21"/>
-        </w:rPr>
-        <w:t xml:space="preserve"> Kamran Shaukat, Suhuai Luo, Vijay Varadharajan, 等. A Survey on Machine Learning Techniques for Cyber Security in the Last Decade. *IEEE Access*, 2020. doi:10.1109/access.2020.3041951.</w:t>
-      </w:r>
-    </w:p>
-    <w:p>
-      <w:r>
-        <w:rPr>
-          <w:rFonts w:ascii="Calibri" w:hAnsi="Calibri" w:eastAsia="微软雅黑"/>
-          <w:b w:val="0"/>
-          <w:i w:val="0"/>
-          <w:sz w:val="21"/>
-        </w:rPr>
-      </w:r>
-      <w:r>
-        <w:rPr>
-          <w:rFonts w:ascii="Calibri" w:hAnsi="Calibri" w:eastAsia="微软雅黑"/>
-          <w:b/>
-          <w:i w:val="0"/>
-          <w:color w:val="2980B9"/>
-          <w:sz w:val="21"/>
-        </w:rPr>
-        <w:t>[32]</w:t>
-      </w:r>
-      <w:r>
-        <w:rPr>
-          <w:rFonts w:ascii="Calibri" w:hAnsi="Calibri" w:eastAsia="微软雅黑"/>
-          <w:b w:val="0"/>
-          <w:i w:val="0"/>
-          <w:sz w:val="21"/>
-        </w:rPr>
-        <w:t xml:space="preserve"> James E. Hansen, Pushker Kharecha, Makiko Sato, 等. Assessing “Dangerous Climate Change”: Required Reduction of Carbon Emissions to Protect Young People, Future Generations and Nature. *PLoS ONE*, 2013. doi:10.1371/journal.pone.0081648.</w:t>
-      </w:r>
-    </w:p>
-    <w:p>
-      <w:r>
-        <w:rPr>
-          <w:rFonts w:ascii="Calibri" w:hAnsi="Calibri" w:eastAsia="微软雅黑"/>
-          <w:b w:val="0"/>
-          <w:i w:val="0"/>
-          <w:sz w:val="21"/>
-        </w:rPr>
-      </w:r>
-      <w:r>
-        <w:rPr>
-          <w:rFonts w:ascii="Calibri" w:hAnsi="Calibri" w:eastAsia="微软雅黑"/>
-          <w:b/>
-          <w:i w:val="0"/>
-          <w:color w:val="2980B9"/>
-          <w:sz w:val="21"/>
-        </w:rPr>
-        <w:t>[33]</w:t>
-      </w:r>
-      <w:r>
-        <w:rPr>
-          <w:rFonts w:ascii="Calibri" w:hAnsi="Calibri" w:eastAsia="微软雅黑"/>
-          <w:b w:val="0"/>
-          <w:i w:val="0"/>
-          <w:sz w:val="21"/>
-        </w:rPr>
-        <w:t xml:space="preserve"> Mohsen Shahhosseini, Guiping Hu, Isaiah Huber, 等. Coupling machine learning and crop modeling improves crop yield prediction in the US Corn Belt. *Scientific Reports*, 2021. doi:10.1038/s41598-020-80820-1.</w:t>
       </w:r>
     </w:p>
     <w:p>
